--- a/dist/luan_an/04_05_chapters_results_discussion_vi.docx
+++ b/dist/luan_an/04_05_chapters_results_discussion_vi.docx
@@ -82,7 +82,7 @@
           <m:t>=</m:t>
         </m:r>
         <m:r>
-          <m:t>235</m:t>
+          <m:t>238</m:t>
         </m:r>
       </m:oMath>
       <w:r>
@@ -288,7 +288,7 @@
         </m:r>
       </m:oMath>
       <w:r>
-        <w:t xml:space="preserve">, cho thấy mức dị biệt đáng kể trong tập hợp 235 nghiên cứu không phải do sai số lấy mẫu. Quan trọng hơn, khi phân tách theo cấu trúc ba tầng:</w:t>
+        <w:t xml:space="preserve">, cho thấy mức dị biệt đáng kể trong tập hợp 238 nghiên cứu không phải do sai số lấy mẫu. Quan trọng hơn, khi phân tách theo cấu trúc ba tầng:</w:t>
       </w:r>
     </w:p>
     <w:p>
@@ -529,7 +529,7 @@
         </m:r>
       </m:oMath>
       <w:r>
-        <w:t xml:space="preserve">. Điều này xác nhận rằng chế độ thể chế — được phân loại thành sáu nhóm từ Advanced Innovation-Driven (Nhóm I: Singapore, Hong Kong, Đài Loan, Nhật Bản, Hàn Quốc) đến SIDS Thái Bình Dương (Nhóm VI) — là moderator có ý nghĩa thực sự cho mối quan hệ tổng hợp I→P trong văn liệu. Kiểm định</w:t>
+        <w:t xml:space="preserve">. Điều này xác nhận rằng chế độ thể chế — được phân loại thành sáu nhóm từ Advanced Innovation-Driven (Nhóm I: Singapore, Hong Kong, Đài Loan, Hàn Quốc) đến SIDS Thái Bình Dương (Nhóm VI) — là moderator có ý nghĩa thực sự cho mối quan hệ tổng hợp I→P trong văn liệu. Kiểm định</w:t>
       </w:r>
       <w:r>
         <w:t xml:space="preserve"> </w:t>
@@ -607,7 +607,7 @@
         <w:t xml:space="preserve"> </w:t>
       </w:r>
       <w:r>
-        <w:t xml:space="preserve">(không có ý nghĩa thống kê), tức không có bằng chứng về publication bias trong tập hợp 235 nghiên cứu. Phân tích trim-and-fill điều chỉnh ước lượng hiệu ứng từ</w:t>
+        <w:t xml:space="preserve">(không có ý nghĩa thống kê), tức không có bằng chứng về publication bias trong tập hợp 238 nghiên cứu. Phân tích trim-and-fill điều chỉnh ước lượng hiệu ứng từ</w:t>
       </w:r>
       <w:r>
         <w:t xml:space="preserve"> </w:t>
@@ -939,7 +939,7 @@
         <w:pStyle w:val="BodyText"/>
       </w:pPr>
       <w:r>
-        <w:t xml:space="preserve">Kết quả này có ý nghĩa lý thuyết quan trọng: ở bối cảnh Advanced Innovation (Nhóm I), nơi cơ sở hạ tầng số đã phát triển đầy đủ, DAI có thể phát huy vai trò điều tiết đáng kể trong quá trình quốc tế hóa. Điều này trái ngược với kết quả trong các bối cảnh ICRV thấp hơn (xem mục 4.4 và 4.5), nơi DAI không có ý nghĩa thống kê.</w:t>
+        <w:t xml:space="preserve">Kết quả này có ý nghĩa lý thuyết quan trọng: ở bối cảnh Advanced Innovation (Nhóm I), nơi cơ sở hạ tầng số đã phát triển đầy đủ, DAI phát huy vai trò điều tiết đáng kể trong quá trình quốc tế hóa. Kết quả P7 (49 nền kinh tế) sau đó xác nhận DAI có level effect phổ quát (β=+0,155***) và cơ chế "digital shield" — DAI×ICRV p=.012, mạnh nhất tại các bối cảnh thể chế yếu (Frontier/SIDS), không chỉ Advanced.</w:t>
       </w:r>
     </w:p>
     <w:bookmarkEnd w:id="27"/>
@@ -1994,7 +1994,7 @@
         <w:pStyle w:val="FirstParagraph"/>
       </w:pPr>
       <w:r>
-        <w:t xml:space="preserve">Phân tích P7 là kiểm định quy mô lớn nhất của luận án, kết hợp tất cả các bối cảnh ICRV trong khu vực châu Á với</w:t>
+        <w:t xml:space="preserve">Phân tích P7 là kiểm định quy mô lớn nhất của luận án, kết hợp tất cả các bối cảnh ICRV trong khu vực châu Á và Thái Bình Dương với</w:t>
       </w:r>
       <w:r>
         <w:t xml:space="preserve"> </w:t>
@@ -2010,7 +2010,7 @@
           <m:t>=</m:t>
         </m:r>
         <m:r>
-          <m:t>36.137</m:t>
+          <m:t>84.910</m:t>
         </m:r>
       </m:oMath>
       <w:r>
@@ -2031,7 +2031,66 @@
         <w:t xml:space="preserve"> </w:t>
       </w:r>
       <w:r>
-        <w:t xml:space="preserve">(sau khi áp dụng bộ lọc nghiêm ngặt — "wstrict filter" loại bỏ các quan sát có missing data hoặc ngoại lệ cực đoan về FSTS). Mô hình M6 với country fixed effects và year fixed effects — cấu hình mạnh nhất về kiểm soát phương sai không quan sát — ước lượng turning point tổng thể (pooled):</w:t>
+        <w:t xml:space="preserve">(mô hình M2 — quadratic FSTS). Khi bổ sung đầy đủ biến kiểm soát, mẫu hồi quy là</w:t>
+      </w:r>
+      <w:r>
+        <w:t xml:space="preserve"> </w:t>
+      </w:r>
+      <m:oMath>
+        <m:r>
+          <m:t>N</m:t>
+        </m:r>
+        <m:r>
+          <m:rPr>
+            <m:sty m:val="p"/>
+          </m:rPr>
+          <m:t>=</m:t>
+        </m:r>
+        <m:r>
+          <m:t>38.342</m:t>
+        </m:r>
+      </m:oMath>
+      <w:r>
+        <w:t xml:space="preserve"> </w:t>
+      </w:r>
+      <w:r>
+        <w:t xml:space="preserve">(M3–M5). Mô hình M5 với country fixed effects và year fixed effects — cấu hình mạnh nhất về kiểm soát phương sai không quan sát (</w:t>
+      </w:r>
+      <m:oMath>
+        <m:sSup>
+          <m:e>
+            <m:r>
+              <m:rPr>
+                <m:nor/>
+                <m:sty m:val="p"/>
+              </m:rPr>
+              <m:t>adjR</m:t>
+            </m:r>
+          </m:e>
+          <m:sup>
+            <m:r>
+              <m:t>2</m:t>
+            </m:r>
+          </m:sup>
+        </m:sSup>
+        <m:r>
+          <m:rPr>
+            <m:sty m:val="p"/>
+          </m:rPr>
+          <m:t>=</m:t>
+        </m:r>
+        <m:r>
+          <m:rPr>
+            <m:sty m:val="p"/>
+          </m:rPr>
+          <m:t>,</m:t>
+        </m:r>
+        <m:r>
+          <m:t>677</m:t>
+        </m:r>
+      </m:oMath>
+      <w:r>
+        <w:t xml:space="preserve">) — ước lượng turning point tổng thể (pooled):</w:t>
       </w:r>
     </w:p>
     <w:p>
@@ -2048,7 +2107,7 @@
               <m:nor/>
               <m:sty m:val="p"/>
             </m:rPr>
-            <m:t>TP</m:t>
+            <m:t>TP(M5)</m:t>
           </m:r>
           <m:r>
             <m:rPr>
@@ -2057,7 +2116,7 @@
             <m:t>=</m:t>
           </m:r>
           <m:r>
-            <m:t>52</m:t>
+            <m:t>40</m:t>
           </m:r>
           <m:r>
             <m:rPr>
@@ -2066,7 +2125,7 @@
             <m:t>,</m:t>
           </m:r>
           <m:r>
-            <m:t>7</m:t>
+            <m:t>0</m:t>
           </m:r>
           <m:r>
             <m:rPr>
@@ -2081,6 +2140,50 @@
             </m:rPr>
             <m:t> FSTS</m:t>
           </m:r>
+          <m:r>
+            <m:t> </m:t>
+          </m:r>
+          <m:d>
+            <m:dPr>
+              <m:begChr m:val="("/>
+              <m:endChr m:val=")"/>
+              <m:sepChr m:val=""/>
+              <m:grow/>
+            </m:dPr>
+            <m:e>
+              <m:sSub>
+                <m:e>
+                  <m:r>
+                    <m:t>p</m:t>
+                  </m:r>
+                </m:e>
+                <m:sub>
+                  <m:r>
+                    <m:rPr>
+                      <m:nor/>
+                      <m:sty m:val="p"/>
+                    </m:rPr>
+                    <m:t>LM</m:t>
+                  </m:r>
+                </m:sub>
+              </m:sSub>
+              <m:r>
+                <m:rPr>
+                  <m:sty m:val="p"/>
+                </m:rPr>
+                <m:t>&lt;</m:t>
+              </m:r>
+              <m:r>
+                <m:rPr>
+                  <m:sty m:val="p"/>
+                </m:rPr>
+                <m:t>,</m:t>
+              </m:r>
+              <m:r>
+                <m:t>001</m:t>
+              </m:r>
+            </m:e>
+          </m:d>
         </m:oMath>
       </m:oMathPara>
     </w:p>
@@ -2089,7 +2192,102 @@
         <w:pStyle w:val="FirstParagraph"/>
       </w:pPr>
       <w:r>
-        <w:t xml:space="preserve">Đây là điểm turning point đại diện cho "trung bình gia quyền" theo quy mô mẫu của tất cả các nền kinh tế châu Á trong phạm vi nghiên cứu.</w:t>
+        <w:t xml:space="preserve">Turning point dao động nhất quán trong dải 33,8–40,0% FSTS qua M2–M9, và được xác nhận lại trong mô hình điều tiết ba chiều M11 (</w:t>
+      </w:r>
+      <m:oMath>
+        <m:r>
+          <m:rPr>
+            <m:nor/>
+            <m:sty m:val="p"/>
+          </m:rPr>
+          <m:t>TP</m:t>
+        </m:r>
+        <m:r>
+          <m:rPr>
+            <m:sty m:val="p"/>
+          </m:rPr>
+          <m:t>=</m:t>
+        </m:r>
+        <m:r>
+          <m:t>34</m:t>
+        </m:r>
+        <m:r>
+          <m:rPr>
+            <m:sty m:val="p"/>
+          </m:rPr>
+          <m:t>,</m:t>
+        </m:r>
+        <m:r>
+          <m:t>6</m:t>
+        </m:r>
+        <m:r>
+          <m:rPr>
+            <m:sty m:val="p"/>
+          </m:rPr>
+          <m:t>%</m:t>
+        </m:r>
+      </m:oMath>
+      <w:r>
+        <w:t xml:space="preserve">,</w:t>
+      </w:r>
+      <w:r>
+        <w:t xml:space="preserve"> </w:t>
+      </w:r>
+      <m:oMath>
+        <m:sSub>
+          <m:e>
+            <m:r>
+              <m:t>p</m:t>
+            </m:r>
+          </m:e>
+          <m:sub>
+            <m:r>
+              <m:rPr>
+                <m:nor/>
+                <m:sty m:val="p"/>
+              </m:rPr>
+              <m:t>LM</m:t>
+            </m:r>
+          </m:sub>
+        </m:sSub>
+        <m:r>
+          <m:rPr>
+            <m:sty m:val="p"/>
+          </m:rPr>
+          <m:t>=</m:t>
+        </m:r>
+        <m:r>
+          <m:rPr>
+            <m:sty m:val="p"/>
+          </m:rPr>
+          <m:t>,</m:t>
+        </m:r>
+        <m:r>
+          <m:t>002</m:t>
+        </m:r>
+      </m:oMath>
+      <w:r>
+        <w:t xml:space="preserve">,</w:t>
+      </w:r>
+      <w:r>
+        <w:t xml:space="preserve"> </w:t>
+      </w:r>
+      <m:oMath>
+        <m:r>
+          <m:t>N</m:t>
+        </m:r>
+        <m:r>
+          <m:rPr>
+            <m:sty m:val="p"/>
+          </m:rPr>
+          <m:t>=</m:t>
+        </m:r>
+        <m:r>
+          <m:t>29.840</m:t>
+        </m:r>
+      </m:oMath>
+      <w:r>
+        <w:t xml:space="preserve">).</w:t>
       </w:r>
     </w:p>
     <w:bookmarkEnd w:id="39"/>
@@ -2120,7 +2318,23 @@
         <w:t xml:space="preserve">gradient ICRV</w:t>
       </w:r>
       <w:r>
-        <w:t xml:space="preserve">: turning point tăng dần theo chiều từ nhóm thể chế thấp hơn đến nhóm thể chế cao hơn. Cụ thể:</w:t>
+        <w:t xml:space="preserve">: turning point</w:t>
+      </w:r>
+      <w:r>
+        <w:t xml:space="preserve"> </w:t>
+      </w:r>
+      <w:r>
+        <w:rPr>
+          <w:bCs/>
+          <w:b/>
+        </w:rPr>
+        <w:t xml:space="preserve">giảm dần</w:t>
+      </w:r>
+      <w:r>
+        <w:t xml:space="preserve"> </w:t>
+      </w:r>
+      <w:r>
+        <w:t xml:space="preserve">khi chuyển từ nhóm thể chế yếu hơn sang nhóm thể chế mạnh hơn. Cụ thể:</w:t>
       </w:r>
     </w:p>
     <w:p>
@@ -2137,20 +2351,22 @@
               <m:nor/>
               <m:sty m:val="p"/>
             </m:rPr>
-            <m:t>TP(Advanced Innovation)</m:t>
+            <m:t>TP(Frontier/SIDS)</m:t>
           </m:r>
           <m:r>
             <m:rPr>
               <m:sty m:val="p"/>
             </m:rPr>
-            <m:t>&gt;</m:t>
+            <m:t>≈</m:t>
+          </m:r>
+          <m:r>
+            <m:t>55</m:t>
           </m:r>
           <m:r>
             <m:rPr>
-              <m:nor/>
               <m:sty m:val="p"/>
             </m:rPr>
-            <m:t>TP(Advanced Resource)</m:t>
+            <m:t>%</m:t>
           </m:r>
           <m:r>
             <m:rPr>
@@ -2176,7 +2392,22 @@
               <m:nor/>
               <m:sty m:val="p"/>
             </m:rPr>
-            <m:t>TP(Emerging/Lower-mid)</m:t>
+            <m:t>TP(Advanced Innovation)</m:t>
+          </m:r>
+          <m:r>
+            <m:rPr>
+              <m:sty m:val="p"/>
+            </m:rPr>
+            <m:t>≈</m:t>
+          </m:r>
+          <m:r>
+            <m:t>28</m:t>
+          </m:r>
+          <m:r>
+            <m:rPr>
+              <m:sty m:val="p"/>
+            </m:rPr>
+            <m:t>%</m:t>
           </m:r>
         </m:oMath>
       </m:oMathPara>
@@ -2186,7 +2417,7 @@
         <w:pStyle w:val="FirstParagraph"/>
       </w:pPr>
       <w:r>
-        <w:t xml:space="preserve">Gradient này nhất quán về chiều hướng với dự đoán từ Institutional Theory: môi trường thể chế chất lượng cao giúp doanh nghiệp duy trì tăng trưởng hiệu quả từ quốc tế hóa đến mức độ FSTS cao hơn trước khi chi phí phối hợp và bất định vượt qua lợi ích.</w:t>
+        <w:t xml:space="preserve">Gradient này nhất quán với dự đoán từ Institutional Theory: trong môi trường thể chế mạnh (Nhóm I), doanh nghiệp hoàn thu chi phí quốc tế hóa tại mức FSTS thấp hơn — đạt đỉnh hiệu quả sớm hơn. Tại các nền kinh tế thể chế yếu (Nhóm V–VI), doanh nghiệp cần mức độ quốc tế hóa cao hơn để bù đắp chi phí giao dịch, nên turning point xuất hiện muộn hơn.</w:t>
       </w:r>
     </w:p>
     <w:p>
@@ -2281,30 +2512,36 @@
         <w:t xml:space="preserve">TCI</w:t>
       </w:r>
       <w:r>
-        <w:t xml:space="preserve">: có ý nghĩa thống kê dương trên toàn mẫu (</w:t>
-      </w:r>
-      <m:oMath>
-        <m:r>
-          <m:t>p</m:t>
-        </m:r>
-        <m:r>
-          <m:rPr>
-            <m:sty m:val="p"/>
-          </m:rPr>
-          <m:t>&lt;</m:t>
-        </m:r>
-        <m:r>
-          <m:rPr>
-            <m:sty m:val="p"/>
-          </m:rPr>
-          <m:t>,</m:t>
-        </m:r>
-        <m:r>
-          <m:t>05</m:t>
-        </m:r>
-      </m:oMath>
-      <w:r>
-        <w:t xml:space="preserve">), xác nhận H2.</w:t>
+        <w:t xml:space="preserve">: có ý nghĩa thống kê dương trên toàn mẫu (~41% nâng mức năng suất mỗi đơn vị SD). Tuy nhiên, tương tác FSTS×TCI và FSTS²×TCI</w:t>
+      </w:r>
+      <w:r>
+        <w:t xml:space="preserve"> </w:t>
+      </w:r>
+      <w:r>
+        <w:rPr>
+          <w:bCs/>
+          <w:b/>
+        </w:rPr>
+        <w:t xml:space="preserve">không có ý nghĩa</w:t>
+      </w:r>
+      <w:r>
+        <w:t xml:space="preserve"> </w:t>
+      </w:r>
+      <w:r>
+        <w:t xml:space="preserve">ở toàn mẫu 49 nền kinh tế. H2</w:t>
+      </w:r>
+      <w:r>
+        <w:t xml:space="preserve"> </w:t>
+      </w:r>
+      <w:r>
+        <w:rPr>
+          <w:bCs/>
+          <w:b/>
+        </w:rPr>
+        <w:t xml:space="preserve">xác nhận một phần</w:t>
+      </w:r>
+      <w:r>
+        <w:t xml:space="preserve">: TCI là yếu tố nâng mặt bằng năng suất phổ quát, nhưng vai trò uốn đường cong I→P là context-specific (chỉ xuất hiện tại P3 Việt Nam).</w:t>
       </w:r>
     </w:p>
     <w:p>
@@ -2323,7 +2560,7 @@
         <w:t xml:space="preserve">DAI</w:t>
       </w:r>
       <w:r>
-        <w:t xml:space="preserve">: có ý nghĩa trong nhóm Advanced (Nhóm I và II), nhưng</w:t>
+        <w:t xml:space="preserve">: có hiệu ứng trực tiếp dương và có ý nghĩa trên</w:t>
       </w:r>
       <w:r>
         <w:t xml:space="preserve"> </w:t>
@@ -2333,13 +2570,306 @@
           <w:bCs/>
           <w:b/>
         </w:rPr>
-        <w:t xml:space="preserve">không có ý nghĩa</w:t>
-      </w:r>
-      <w:r>
-        <w:t xml:space="preserve"> </w:t>
-      </w:r>
-      <w:r>
-        <w:t xml:space="preserve">trong nhóm Frontier (Nhóm V) và SIDS (Nhóm VI). Kết quả này nhất quán với lập luận lý thuyết rằng DAI chỉ phát huy vai trò điều tiết khi cơ sở hạ tầng số và hệ sinh thái số đã đủ trưởng thành để hỗ trợ doanh nghiệp trong quá trình quốc tế hóa.</w:t>
+        <w:t xml:space="preserve">toàn mẫu</w:t>
+      </w:r>
+      <w:r>
+        <w:t xml:space="preserve"> </w:t>
+      </w:r>
+      <w:r>
+        <w:t xml:space="preserve">(</w:t>
+      </w:r>
+      <m:oMath>
+        <m:acc>
+          <m:accPr>
+            <m:chr m:val="̂"/>
+          </m:accPr>
+          <m:e>
+            <m:r>
+              <m:t>β</m:t>
+            </m:r>
+          </m:e>
+        </m:acc>
+        <m:r>
+          <m:rPr>
+            <m:sty m:val="p"/>
+          </m:rPr>
+          <m:t>=</m:t>
+        </m:r>
+        <m:r>
+          <m:rPr>
+            <m:sty m:val="p"/>
+          </m:rPr>
+          <m:t>+</m:t>
+        </m:r>
+        <m:r>
+          <m:t>0</m:t>
+        </m:r>
+        <m:r>
+          <m:rPr>
+            <m:sty m:val="p"/>
+          </m:rPr>
+          <m:t>,</m:t>
+        </m:r>
+        <m:r>
+          <m:t>155</m:t>
+        </m:r>
+      </m:oMath>
+      <w:r>
+        <w:t xml:space="preserve">,</w:t>
+      </w:r>
+      <w:r>
+        <w:t xml:space="preserve"> </w:t>
+      </w:r>
+      <m:oMath>
+        <m:r>
+          <m:t>p</m:t>
+        </m:r>
+        <m:r>
+          <m:rPr>
+            <m:sty m:val="p"/>
+          </m:rPr>
+          <m:t>&lt;</m:t>
+        </m:r>
+        <m:r>
+          <m:rPr>
+            <m:sty m:val="p"/>
+          </m:rPr>
+          <m:t>,</m:t>
+        </m:r>
+        <m:r>
+          <m:t>001</m:t>
+        </m:r>
+      </m:oMath>
+      <w:r>
+        <w:t xml:space="preserve">, ~17% lợi thế năng suất). Cả hai tương tác điều tiết đều có ý nghĩa:</w:t>
+      </w:r>
+      <w:r>
+        <w:t xml:space="preserve"> </w:t>
+      </w:r>
+      <m:oMath>
+        <m:acc>
+          <m:accPr>
+            <m:chr m:val="̂"/>
+          </m:accPr>
+          <m:e>
+            <m:r>
+              <m:t>β</m:t>
+            </m:r>
+          </m:e>
+        </m:acc>
+        <m:d>
+          <m:dPr>
+            <m:begChr m:val="("/>
+            <m:endChr m:val=")"/>
+            <m:sepChr m:val=""/>
+            <m:grow/>
+          </m:dPr>
+          <m:e>
+            <m:r>
+              <m:rPr>
+                <m:nor/>
+                <m:sty m:val="p"/>
+              </m:rPr>
+              <m:t>FSTS</m:t>
+            </m:r>
+            <m:r>
+              <m:rPr>
+                <m:sty m:val="p"/>
+              </m:rPr>
+              <m:t>×</m:t>
+            </m:r>
+            <m:r>
+              <m:rPr>
+                <m:nor/>
+                <m:sty m:val="p"/>
+              </m:rPr>
+              <m:t>DAI</m:t>
+            </m:r>
+          </m:e>
+        </m:d>
+        <m:r>
+          <m:rPr>
+            <m:sty m:val="p"/>
+          </m:rPr>
+          <m:t>=</m:t>
+        </m:r>
+        <m:r>
+          <m:rPr>
+            <m:sty m:val="p"/>
+          </m:rPr>
+          <m:t>−</m:t>
+        </m:r>
+        <m:r>
+          <m:t>0</m:t>
+        </m:r>
+        <m:r>
+          <m:rPr>
+            <m:sty m:val="p"/>
+          </m:rPr>
+          <m:t>,</m:t>
+        </m:r>
+        <m:r>
+          <m:t>614</m:t>
+        </m:r>
+      </m:oMath>
+      <w:r>
+        <w:t xml:space="preserve"> </w:t>
+      </w:r>
+      <w:r>
+        <w:t xml:space="preserve">(</w:t>
+      </w:r>
+      <m:oMath>
+        <m:r>
+          <m:t>p</m:t>
+        </m:r>
+        <m:r>
+          <m:rPr>
+            <m:sty m:val="p"/>
+          </m:rPr>
+          <m:t>&lt;</m:t>
+        </m:r>
+        <m:r>
+          <m:rPr>
+            <m:sty m:val="p"/>
+          </m:rPr>
+          <m:t>,</m:t>
+        </m:r>
+        <m:r>
+          <m:t>001</m:t>
+        </m:r>
+      </m:oMath>
+      <w:r>
+        <w:t xml:space="preserve">) và</w:t>
+      </w:r>
+      <w:r>
+        <w:t xml:space="preserve"> </w:t>
+      </w:r>
+      <m:oMath>
+        <m:acc>
+          <m:accPr>
+            <m:chr m:val="̂"/>
+          </m:accPr>
+          <m:e>
+            <m:r>
+              <m:t>β</m:t>
+            </m:r>
+          </m:e>
+        </m:acc>
+        <m:d>
+          <m:dPr>
+            <m:begChr m:val="("/>
+            <m:endChr m:val=")"/>
+            <m:sepChr m:val=""/>
+            <m:grow/>
+          </m:dPr>
+          <m:e>
+            <m:sSup>
+              <m:e>
+                <m:r>
+                  <m:rPr>
+                    <m:nor/>
+                    <m:sty m:val="p"/>
+                  </m:rPr>
+                  <m:t>FSTS</m:t>
+                </m:r>
+              </m:e>
+              <m:sup>
+                <m:r>
+                  <m:t>2</m:t>
+                </m:r>
+              </m:sup>
+            </m:sSup>
+            <m:r>
+              <m:rPr>
+                <m:sty m:val="p"/>
+              </m:rPr>
+              <m:t>×</m:t>
+            </m:r>
+            <m:r>
+              <m:rPr>
+                <m:nor/>
+                <m:sty m:val="p"/>
+              </m:rPr>
+              <m:t>DAI</m:t>
+            </m:r>
+          </m:e>
+        </m:d>
+        <m:r>
+          <m:rPr>
+            <m:sty m:val="p"/>
+          </m:rPr>
+          <m:t>=</m:t>
+        </m:r>
+        <m:r>
+          <m:rPr>
+            <m:sty m:val="p"/>
+          </m:rPr>
+          <m:t>+</m:t>
+        </m:r>
+        <m:r>
+          <m:t>0</m:t>
+        </m:r>
+        <m:r>
+          <m:rPr>
+            <m:sty m:val="p"/>
+          </m:rPr>
+          <m:t>,</m:t>
+        </m:r>
+        <m:r>
+          <m:t>766</m:t>
+        </m:r>
+      </m:oMath>
+      <w:r>
+        <w:t xml:space="preserve"> </w:t>
+      </w:r>
+      <w:r>
+        <w:t xml:space="preserve">(</w:t>
+      </w:r>
+      <m:oMath>
+        <m:r>
+          <m:t>p</m:t>
+        </m:r>
+        <m:r>
+          <m:rPr>
+            <m:sty m:val="p"/>
+          </m:rPr>
+          <m:t>&lt;</m:t>
+        </m:r>
+        <m:r>
+          <m:rPr>
+            <m:sty m:val="p"/>
+          </m:rPr>
+          <m:t>,</m:t>
+        </m:r>
+        <m:r>
+          <m:t>01</m:t>
+        </m:r>
+      </m:oMath>
+      <w:r>
+        <w:t xml:space="preserve">). DAI×ICRV (</w:t>
+      </w:r>
+      <m:oMath>
+        <m:r>
+          <m:t>p</m:t>
+        </m:r>
+        <m:r>
+          <m:rPr>
+            <m:sty m:val="p"/>
+          </m:rPr>
+          <m:t>=</m:t>
+        </m:r>
+        <m:r>
+          <m:rPr>
+            <m:sty m:val="p"/>
+          </m:rPr>
+          <m:t>,</m:t>
+        </m:r>
+        <m:r>
+          <m:t>012</m:t>
+        </m:r>
+      </m:oMath>
+      <w:r>
+        <w:t xml:space="preserve">) xác nhận DAI phát huy hiệu quả mạnh hơn tại các bối cảnh thể chế yếu hơn — nhất quán với CDCM (DAI bù đắp cho "institutional voids").</w:t>
       </w:r>
     </w:p>
     <w:p>
@@ -2347,7 +2877,7 @@
         <w:pStyle w:val="FirstParagraph"/>
       </w:pPr>
       <w:r>
-        <w:t xml:space="preserve">Kết quả P7 vì vậy cung cấp bức tranh tổng thể quan trọng: vai trò của digital capability trong quan hệ I→P là</w:t>
+        <w:t xml:space="preserve">Kết quả P7 cung cấp bức tranh tổng thể quan trọng: DAI là hiệu ứng phổ quát trên toàn mẫu, nhưng</w:t>
       </w:r>
       <w:r>
         <w:t xml:space="preserve"> </w:t>
@@ -2357,13 +2887,13 @@
           <w:bCs/>
           <w:b/>
         </w:rPr>
-        <w:t xml:space="preserve">có điều kiện theo ICRV</w:t>
-      </w:r>
-      <w:r>
-        <w:t xml:space="preserve"> </w:t>
-      </w:r>
-      <w:r>
-        <w:t xml:space="preserve">— không phải hiệu ứng phổ quát cho tất cả bối cảnh.</w:t>
+        <w:t xml:space="preserve">cơ chế cụ thể</w:t>
+      </w:r>
+      <w:r>
+        <w:t xml:space="preserve"> </w:t>
+      </w:r>
+      <w:r>
+        <w:t xml:space="preserve">(mức độ và hướng điều tiết đường cong) phụ thuộc vào bối cảnh ICRV — nhất quán với luận điểm CDCM về "nguồn lực tình huống".</w:t>
       </w:r>
     </w:p>
     <w:p>
@@ -3012,7 +3542,7 @@
         <w:t xml:space="preserve"> </w:t>
       </w:r>
       <w:r>
-        <w:t xml:space="preserve">— Hình phạt quốc tế hóa cưỡng ép. Cơ chế giải thích gồm ba yếu tố cấu trúc đặc thù của SIDS:</w:t>
+        <w:t xml:space="preserve">— gánh nặng quốc tế hóa bắt buộc — một construct lý thuyết mới chưa xuất hiện trong literature IB trước đây. Cơ chế giải thích gồm ba yếu tố cấu trúc đặc thù của SIDS:</w:t>
       </w:r>
     </w:p>
     <w:p>
@@ -3030,7 +3560,7 @@
         <w:t xml:space="preserve">Thị trường nội địa quá nhỏ</w:t>
       </w:r>
       <w:r>
-        <w:t xml:space="preserve">: doanh nghiệp SIDS buộc phải xuất khẩu không phải vì có lợi thế cạnh tranh mà vì nhu cầu nội địa không đủ để duy trì hoạt động. Đây là quốc tế hóa cưỡng ép (forced internationalization), không phải quốc tế hóa chiến lược (strategic internationalization).</w:t>
+        <w:t xml:space="preserve">: doanh nghiệp SIDS buộc phải xuất khẩu không phải vì có lợi thế cạnh tranh mà vì nhu cầu nội địa không đủ để duy trì hoạt động. Đây là quốc tế hóa bắt buộc (forced internationalization), không phải quốc tế hóa chiến lược (strategic internationalization).</w:t>
       </w:r>
     </w:p>
     <w:p>
@@ -3219,7 +3749,7 @@
               <w:jc w:val="left"/>
             </w:pPr>
             <w:r>
-              <w:t xml:space="preserve">Xác nhận tại Việt Nam (M6), và toàn mẫu P7</w:t>
+              <w:t xml:space="preserve">Xác nhận một phần: TCI nâng mặt bằng năng suất tại tất cả bối cảnh; uốn đường cong xác nhận tại Việt Nam nhưng NS tại toàn mẫu P7 (49 nền kinh tế)</w:t>
             </w:r>
           </w:p>
         </w:tc>
@@ -3257,7 +3787,7 @@
               <w:jc w:val="left"/>
             </w:pPr>
             <w:r>
-              <w:t xml:space="preserve">Xác nhận một phần: chỉ có ý nghĩa tại Singapore và nhóm Advanced trong P7; null tại Việt Nam (Tier-1 only) và Frontier/SIDS</w:t>
+              <w:t xml:space="preserve">Xác nhận: DAI có level effect phổ quát (β=+0,155***) và cả hai curvature interactions có ý nghĩa trong P7 (49 nền kinh tế); DAI×ICRV p=.012 — "digital shield" mạnh nhất khi thể chế yếu; null tại Việt Nam (Tier-1 only) là kết quả tương thích do hạn chế đo lường</w:t>
             </w:r>
           </w:p>
         </w:tc>
@@ -3801,19 +4331,14 @@
           <m:t>=</m:t>
         </m:r>
         <m:r>
-          <m:t>36.137</m:t>
+          <m:t>84.910</m:t>
         </m:r>
       </m:oMath>
       <w:r>
-        <w:t xml:space="preserve">) — đều chỉ đến cùng một kết luận: turning point của quan hệ I→P tăng dần theo chiều từ SIDS/Frontier lên Emerging, Upper-middle, Advanced Resource, và Advanced Innovation.</w:t>
-      </w:r>
-    </w:p>
-    <w:p>
-      <w:pPr>
-        <w:pStyle w:val="BodyText"/>
-      </w:pPr>
-      <w:r>
-        <w:t xml:space="preserve">Kết quả này xác nhận H5 và tầng thể chế của khung lý thuyết CDCM theo một cách thuyết phục nhất: không phải chỉ một moderator đơn lẻ mà là</w:t>
+        <w:t xml:space="preserve"> </w:t>
+      </w:r>
+      <w:r>
+        <w:t xml:space="preserve">từ 49 nền kinh tế) — đều chỉ đến cùng một kết luận: turning point của quan hệ I→P</w:t>
       </w:r>
       <w:r>
         <w:t xml:space="preserve"> </w:t>
@@ -3823,13 +4348,13 @@
           <w:bCs/>
           <w:b/>
         </w:rPr>
-        <w:t xml:space="preserve">cả một chế độ thể chế</w:t>
-      </w:r>
-      <w:r>
-        <w:t xml:space="preserve"> </w:t>
-      </w:r>
-      <w:r>
-        <w:t xml:space="preserve">— được vận hành hóa thành sáu sub-regime ICRV — xác định điều kiện biên cho quan hệ I→P. Institutional Theory của North (1990) và Khanna và Palepu (2010) dự đoán rằng thể chế định hình chi phí giao dịch và cấu trúc khuyến khích; kết quả ICRV gradient là biểu hiện thực nghiệm của cơ chế này ở quy mô 47 nền kinh tế châu Á và Thái Bình Dương.</w:t>
+        <w:t xml:space="preserve">giảm dần</w:t>
+      </w:r>
+      <w:r>
+        <w:t xml:space="preserve"> </w:t>
+      </w:r>
+      <w:r>
+        <w:t xml:space="preserve">từ SIDS/Frontier (~55% FSTS) xuống Emerging, Upper-middle, Advanced Resource, và Advanced Innovation (~28% FSTS) — tức là nền kinh tế thể chế mạnh hơn đạt đỉnh hiệu quả tại mức FSTS thấp hơn.</w:t>
       </w:r>
     </w:p>
     <w:p>
@@ -3837,7 +4362,7 @@
         <w:pStyle w:val="BodyText"/>
       </w:pPr>
       <w:r>
-        <w:t xml:space="preserve">Về mặt lý thuyết, gradient ICRV có thể được hiểu qua hai cơ chế bổ sung cho nhau. Cơ chế thứ nhất là</w:t>
+        <w:t xml:space="preserve">Kết quả này xác nhận H5 và tầng thể chế của khung lý thuyết CDCM theo một cách thuyết phục nhất: không phải chỉ một moderator đơn lẻ mà là</w:t>
       </w:r>
       <w:r>
         <w:t xml:space="preserve"> </w:t>
@@ -3847,10 +4372,21 @@
           <w:bCs/>
           <w:b/>
         </w:rPr>
-        <w:t xml:space="preserve">giảm chi phí giao dịch</w:t>
-      </w:r>
-      <w:r>
-        <w:t xml:space="preserve">: thể chế chất lượng cao (hệ thống pháp lý, bảo vệ quyền sở hữu trí tuệ, thực thi hợp đồng) làm giảm chi phí xuyên biên giới, cho phép doanh nghiệp duy trì đà tăng trưởng hiệu quả đến mức FSTS cao hơn. Cơ chế thứ hai là</w:t>
+        <w:t xml:space="preserve">cả một chế độ thể chế</w:t>
+      </w:r>
+      <w:r>
+        <w:t xml:space="preserve"> </w:t>
+      </w:r>
+      <w:r>
+        <w:t xml:space="preserve">— được vận hành hóa thành sáu sub-regime ICRV — xác định điều kiện biên cho quan hệ I→P. Institutional Theory của North (1990) và Khanna và Palepu (2010) dự đoán rằng thể chế định hình chi phí giao dịch và cấu trúc khuyến khích; kết quả ICRV gradient là biểu hiện thực nghiệm của cơ chế này ở quy mô 47 nền kinh tế châu Á và Thái Bình Dương.</w:t>
+      </w:r>
+    </w:p>
+    <w:p>
+      <w:pPr>
+        <w:pStyle w:val="BodyText"/>
+      </w:pPr>
+      <w:r>
+        <w:t xml:space="preserve">Về mặt lý thuyết, gradient ICRV có thể được hiểu qua hai cơ chế bổ sung cho nhau. Cơ chế thứ nhất là</w:t>
       </w:r>
       <w:r>
         <w:t xml:space="preserve"> </w:t>
@@ -3860,6 +4396,19 @@
           <w:bCs/>
           <w:b/>
         </w:rPr>
+        <w:t xml:space="preserve">giảm chi phí giao dịch</w:t>
+      </w:r>
+      <w:r>
+        <w:t xml:space="preserve">: thể chế chất lượng cao (hệ thống pháp lý, bảo vệ quyền sở hữu trí tuệ, thực thi hợp đồng) làm giảm chi phí xuyên biên giới, cho phép doanh nghiệp duy trì đà tăng trưởng hiệu quả đến mức FSTS cao hơn. Cơ chế thứ hai là</w:t>
+      </w:r>
+      <w:r>
+        <w:t xml:space="preserve"> </w:t>
+      </w:r>
+      <w:r>
+        <w:rPr>
+          <w:bCs/>
+          <w:b/>
+        </w:rPr>
         <w:t xml:space="preserve">khuếch đại năng lực</w:t>
       </w:r>
       <w:r>
@@ -3881,7 +4430,7 @@
         <w:pStyle w:val="FirstParagraph"/>
       </w:pPr>
       <w:r>
-        <w:t xml:space="preserve">Technological Capability Index (TCI) nhất quán cho thấy tác động điều tiết dương trong các mẫu có đủ quy mô để phát hiện hiệu ứng (Việt Nam P3, toàn mẫu P7). Điều này xác nhận vai trò của TCI là</w:t>
+        <w:t xml:space="preserve">Technological Capability Index (TCI) nhất quán cho thấy</w:t>
       </w:r>
       <w:r>
         <w:t xml:space="preserve"> </w:t>
@@ -3891,13 +4440,58 @@
           <w:bCs/>
           <w:b/>
         </w:rPr>
+        <w:t xml:space="preserve">hiệu ứng nâng mặt bằng năng suất dương</w:t>
+      </w:r>
+      <w:r>
+        <w:t xml:space="preserve"> </w:t>
+      </w:r>
+      <w:r>
+        <w:t xml:space="preserve">tại tất cả các mẫu (Việt Nam P3, Trung Quốc P5, toàn mẫu P7: ~41% tăng năng suất/đơn vị SD). TCI chỉ</w:t>
+      </w:r>
+      <w:r>
+        <w:t xml:space="preserve"> </w:t>
+      </w:r>
+      <w:r>
+        <w:rPr>
+          <w:bCs/>
+          <w:b/>
+        </w:rPr>
+        <w:t xml:space="preserve">điều tiết hình dạng đường cong I→P</w:t>
+      </w:r>
+      <w:r>
+        <w:t xml:space="preserve"> </w:t>
+      </w:r>
+      <w:r>
+        <w:t xml:space="preserve">tại bối cảnh quốc gia cụ thể (P3 Việt Nam); ở toàn mẫu P7 (49 nền kinh tế đa dạng thể chế), tương tác FSTS×TCI không có ý nghĩa. H2 được</w:t>
+      </w:r>
+      <w:r>
+        <w:t xml:space="preserve"> </w:t>
+      </w:r>
+      <w:r>
+        <w:rPr>
+          <w:bCs/>
+          <w:b/>
+        </w:rPr>
+        <w:t xml:space="preserve">xác nhận một phần</w:t>
+      </w:r>
+      <w:r>
+        <w:t xml:space="preserve">, xác nhận vai trò của TCI là</w:t>
+      </w:r>
+      <w:r>
+        <w:t xml:space="preserve"> </w:t>
+      </w:r>
+      <w:r>
+        <w:rPr>
+          <w:bCs/>
+          <w:b/>
+        </w:rPr>
         <w:t xml:space="preserve">năng lực nền tảng</w:t>
       </w:r>
       <w:r>
         <w:t xml:space="preserve"> </w:t>
       </w:r>
       <w:r>
-        <w:t xml:space="preserve">(foundational capability) trong khung CDCM: doanh nghiệp có năng lực công nghệ sâu hơn — được đo bằng việc tiếp cận công nghệ nước ngoài, chi tiêu R&amp;D, đổi mới sản phẩm và chứng nhận chất lượng — tạo ra giá trị cao hơn từ cùng một mức độ quốc tế hóa.</w:t>
+        <w:t xml:space="preserve">(foundational capability) trong khung CDCM: doanh nghiệp có năng lực công nghệ sâu hơn — được đo bằng tiếp cận công nghệ nước ngoài, chi tiêu R&amp;D, đổi mới sản phẩm và chứng nhận chất lượng — tạo ra giá trị cao hơn từ cùng một mức độ quốc tế hóa, nhưng vai trò uốn đường cong là context-contingent.</w:t>
       </w:r>
     </w:p>
     <w:p>
@@ -3923,7 +4517,225 @@
         <w:pStyle w:val="FirstParagraph"/>
       </w:pPr>
       <w:r>
-        <w:t xml:space="preserve">Kết quả về Digital Adoption Index (DAI) phức tạp hơn và có nhiều sắc thái hơn so với TCI. DAI chỉ phát huy vai trò điều tiết có ý nghĩa tại Singapore (P4, với DAI Tier-1+2) và trong nhóm Advanced tại P7 — tức là trong các bối cảnh ICRV nơi cơ sở hạ tầng số và hệ sinh thái số đã đủ trưởng thành. Tại các bối cảnh ICRV thấp hơn (Việt Nam P3, Frontier, SIDS trong P7), DAI không đạt ý nghĩa thống kê.</w:t>
+        <w:t xml:space="preserve">Kết quả về Digital Adoption Index (DAI) phức tạp hơn và có nhiều sắc thái hơn so với TCI. Trên toàn mẫu P7, DAI có hiệu ứng nâng mặt bằng dương (</w:t>
+      </w:r>
+      <m:oMath>
+        <m:acc>
+          <m:accPr>
+            <m:chr m:val="̂"/>
+          </m:accPr>
+          <m:e>
+            <m:r>
+              <m:t>β</m:t>
+            </m:r>
+          </m:e>
+        </m:acc>
+        <m:r>
+          <m:rPr>
+            <m:sty m:val="p"/>
+          </m:rPr>
+          <m:t>=</m:t>
+        </m:r>
+        <m:r>
+          <m:rPr>
+            <m:sty m:val="p"/>
+          </m:rPr>
+          <m:t>+</m:t>
+        </m:r>
+        <m:r>
+          <m:t>0</m:t>
+        </m:r>
+        <m:r>
+          <m:rPr>
+            <m:sty m:val="p"/>
+          </m:rPr>
+          <m:t>,</m:t>
+        </m:r>
+        <m:r>
+          <m:t>155</m:t>
+        </m:r>
+      </m:oMath>
+      <w:r>
+        <w:t xml:space="preserve">,</w:t>
+      </w:r>
+      <w:r>
+        <w:t xml:space="preserve"> </w:t>
+      </w:r>
+      <m:oMath>
+        <m:r>
+          <m:t>p</m:t>
+        </m:r>
+        <m:r>
+          <m:rPr>
+            <m:sty m:val="p"/>
+          </m:rPr>
+          <m:t>&lt;</m:t>
+        </m:r>
+        <m:r>
+          <m:rPr>
+            <m:sty m:val="p"/>
+          </m:rPr>
+          <m:t>,</m:t>
+        </m:r>
+        <m:r>
+          <m:t>001</m:t>
+        </m:r>
+      </m:oMath>
+      <w:r>
+        <w:t xml:space="preserve">) và cả hai tương tác điều tiết đường cong đều có ý nghĩa (FSTS×DAI</w:t>
+      </w:r>
+      <w:r>
+        <w:t xml:space="preserve"> </w:t>
+      </w:r>
+      <m:oMath>
+        <m:r>
+          <m:t>p</m:t>
+        </m:r>
+        <m:r>
+          <m:rPr>
+            <m:sty m:val="p"/>
+          </m:rPr>
+          <m:t>&lt;</m:t>
+        </m:r>
+        <m:r>
+          <m:rPr>
+            <m:sty m:val="p"/>
+          </m:rPr>
+          <m:t>,</m:t>
+        </m:r>
+        <m:r>
+          <m:t>001</m:t>
+        </m:r>
+      </m:oMath>
+      <w:r>
+        <w:t xml:space="preserve">; FSTS²×DAI</w:t>
+      </w:r>
+      <w:r>
+        <w:t xml:space="preserve"> </w:t>
+      </w:r>
+      <m:oMath>
+        <m:r>
+          <m:t>p</m:t>
+        </m:r>
+        <m:r>
+          <m:rPr>
+            <m:sty m:val="p"/>
+          </m:rPr>
+          <m:t>&lt;</m:t>
+        </m:r>
+        <m:r>
+          <m:rPr>
+            <m:sty m:val="p"/>
+          </m:rPr>
+          <m:t>,</m:t>
+        </m:r>
+        <m:r>
+          <m:t>01</m:t>
+        </m:r>
+      </m:oMath>
+      <w:r>
+        <w:t xml:space="preserve">). Tương tác DAI×ICRV (</w:t>
+      </w:r>
+      <m:oMath>
+        <m:r>
+          <m:t>p</m:t>
+        </m:r>
+        <m:r>
+          <m:rPr>
+            <m:sty m:val="p"/>
+          </m:rPr>
+          <m:t>=</m:t>
+        </m:r>
+        <m:r>
+          <m:rPr>
+            <m:sty m:val="p"/>
+          </m:rPr>
+          <m:t>,</m:t>
+        </m:r>
+        <m:r>
+          <m:t>012</m:t>
+        </m:r>
+      </m:oMath>
+      <w:r>
+        <w:t xml:space="preserve">) xác nhận DAI mạnh hơn tại bối cảnh thể chế yếu hơn — ngụ ý DAI bù đắp cho thiếu hụt thể chế hơn là khuếch đại lợi thế thể chế đã có. Tại Singapore (P4, DAI Tier-1+2), DAI phát huy rõ dưới dạng amplification effect (</w:t>
+      </w:r>
+      <m:oMath>
+        <m:acc>
+          <m:accPr>
+            <m:chr m:val="̂"/>
+          </m:accPr>
+          <m:e>
+            <m:r>
+              <m:t>β</m:t>
+            </m:r>
+          </m:e>
+        </m:acc>
+        <m:d>
+          <m:dPr>
+            <m:begChr m:val="("/>
+            <m:endChr m:val=")"/>
+            <m:sepChr m:val=""/>
+            <m:grow/>
+          </m:dPr>
+          <m:e>
+            <m:sSup>
+              <m:e>
+                <m:r>
+                  <m:rPr>
+                    <m:nor/>
+                    <m:sty m:val="p"/>
+                  </m:rPr>
+                  <m:t>FSTS</m:t>
+                </m:r>
+              </m:e>
+              <m:sup>
+                <m:r>
+                  <m:t>2</m:t>
+                </m:r>
+              </m:sup>
+            </m:sSup>
+            <m:r>
+              <m:rPr>
+                <m:sty m:val="p"/>
+              </m:rPr>
+              <m:t>×</m:t>
+            </m:r>
+            <m:r>
+              <m:rPr>
+                <m:nor/>
+                <m:sty m:val="p"/>
+              </m:rPr>
+              <m:t>DAI</m:t>
+            </m:r>
+          </m:e>
+        </m:d>
+        <m:r>
+          <m:rPr>
+            <m:sty m:val="p"/>
+          </m:rPr>
+          <m:t>=</m:t>
+        </m:r>
+        <m:r>
+          <m:rPr>
+            <m:sty m:val="p"/>
+          </m:rPr>
+          <m:t>+</m:t>
+        </m:r>
+        <m:r>
+          <m:t>3</m:t>
+        </m:r>
+        <m:r>
+          <m:rPr>
+            <m:sty m:val="p"/>
+          </m:rPr>
+          <m:t>,</m:t>
+        </m:r>
+        <m:r>
+          <m:t>119</m:t>
+        </m:r>
+      </m:oMath>
+      <w:r>
+        <w:t xml:space="preserve">). Tại Việt Nam (P3, Tier-1 only, IV-estimated), DAI null phản ánh hạn chế đo lường và selection bias hơn là bác bỏ H3.</w:t>
       </w:r>
     </w:p>
     <w:p>
@@ -3947,7 +4759,46 @@
         <w:t xml:space="preserve"> </w:t>
       </w:r>
       <w:r>
-        <w:t xml:space="preserve">(situational resource) chứ không phải năng lực nền tảng: hiệu quả của nó phụ thuộc vào điều kiện môi trường (thể chế, cơ sở hạ tầng số) chứ không phải là hiệu ứng phổ quát. Đây là điểm phân biệt quan trọng giữa TCI và DAI trong đóng góp lý thuyết của luận án.</w:t>
+        <w:t xml:space="preserve">(situational resource): bản thân hiệu ứng nâng mặt bằng là phổ quát, nhưng</w:t>
+      </w:r>
+      <w:r>
+        <w:t xml:space="preserve"> </w:t>
+      </w:r>
+      <w:r>
+        <w:rPr>
+          <w:bCs/>
+          <w:b/>
+        </w:rPr>
+        <w:t xml:space="preserve">cơ chế và độ lớn</w:t>
+      </w:r>
+      <w:r>
+        <w:t xml:space="preserve"> </w:t>
+      </w:r>
+      <w:r>
+        <w:t xml:space="preserve">của việc điều tiết đường cong I→P phụ thuộc bối cảnh ICRV. DAI×ICRV (</w:t>
+      </w:r>
+      <m:oMath>
+        <m:r>
+          <m:t>p</m:t>
+        </m:r>
+        <m:r>
+          <m:rPr>
+            <m:sty m:val="p"/>
+          </m:rPr>
+          <m:t>=</m:t>
+        </m:r>
+        <m:r>
+          <m:rPr>
+            <m:sty m:val="p"/>
+          </m:rPr>
+          <m:t>,</m:t>
+        </m:r>
+        <m:r>
+          <m:t>012</m:t>
+        </m:r>
+      </m:oMath>
+      <w:r>
+        <w:t xml:space="preserve">) cho thấy DAI mạnh hơn tại thể chế yếu — "digital shield" bù đắp cho thiếu hụt thể chế, ngược với quan niệm truyền thống rằng DAI chỉ khuếch đại lợi thế đã có. Đây là điểm phân biệt quan trọng giữa TCI (foundational capability phổ quát) và DAI (situational resource với cơ chế phụ thuộc bối cảnh) trong đóng góp lý thuyết của luận án.</w:t>
       </w:r>
     </w:p>
     <w:p>
@@ -3955,15 +4806,23 @@
         <w:pStyle w:val="BodyText"/>
       </w:pPr>
       <w:r>
-        <w:t xml:space="preserve">Cần lưu ý rằng kết quả null về DAI tại Việt Nam (P3) và các bối cảnh thấp hơn không nhất thiết bác bỏ H3, mà còn phản ánh hạn chế đo lường: Tier-1 DAI (website, email, online sales) chưa nắm bắt được chiều sâu của năng lực số. Khi DAI được đo bằng Tier-1+2 (bổ sung e-payment, e-supplier) như tại Singapore, hiệu ứng điều tiết xuất hiện rõ ràng hơn.</w:t>
-      </w:r>
-    </w:p>
-    <w:p>
-      <w:pPr>
-        <w:pStyle w:val="BodyText"/>
-      </w:pPr>
-      <w:r>
-        <w:t xml:space="preserve">Một giải thích bổ sung từ Institutional Theory: ở các bối cảnh ICRV thấp với nhiều "institutional voids" (Khanna &amp; Palepu, 2010), việc áp dụng công cụ số bề mặt không đủ để bù đắp cho sự thiếu hụt hạ tầng vật lý, hệ thống thanh toán và khung pháp lý thương mại điện tử. DAI chỉ phát huy "digital shield effect" khi nền tảng thể chế hỗ trợ đã có sẵn.</w:t>
+        <w:t xml:space="preserve">Kết quả null về DAI tại Việt Nam (P3) phản ánh hạn chế đo lường (Tier-1 only, selection bias trong IV estimate) hơn là bác bỏ H3. Khi DAI được đo bằng Tier-1+2 như tại Singapore, hiệu ứng điều tiết xuất hiện rõ ràng hơn. Tất cả đo lường DAI trong luận án là</w:t>
+      </w:r>
+      <w:r>
+        <w:t xml:space="preserve"> </w:t>
+      </w:r>
+      <w:r>
+        <w:rPr>
+          <w:bCs/>
+          <w:b/>
+        </w:rPr>
+        <w:t xml:space="preserve">chỉ số chấp nhận số tĩnh</w:t>
+      </w:r>
+      <w:r>
+        <w:t xml:space="preserve"> </w:t>
+      </w:r>
+      <w:r>
+        <w:t xml:space="preserve">— không phải "dynamic digital capability" vì dữ liệu WBES không có đủ thang đo để đo lường tính động.</w:t>
       </w:r>
     </w:p>
     <w:bookmarkEnd w:id="52"/>
@@ -4178,7 +5037,7 @@
           <m:t>=</m:t>
         </m:r>
         <m:r>
-          <m:t>235</m:t>
+          <m:t>238</m:t>
         </m:r>
       </m:oMath>
       <w:r>
@@ -4464,7 +5323,7 @@
         <w:t xml:space="preserve"> </w:t>
       </w:r>
       <w:r>
-        <w:t xml:space="preserve">trong khung CDCM. Phát hiện rằng DAI chỉ phát huy vai trò điều tiết trong bối cảnh Advanced (Nhóm I, II) và không có ý nghĩa trong Frontier/SIDS gợi ý rằng DAI không phải là foundational capability (như TCI) mà là</w:t>
+        <w:t xml:space="preserve">trong khung CDCM. Phát hiện rằng DAI có hiệu ứng nâng mặt bằng phổ quát (β=+0.155, p&lt;.001, mẫu gộp N=84,910 từ 49 nền kinh tế) nhưng vai trò điều tiết đường cong I→P là</w:t>
       </w:r>
       <w:r>
         <w:t xml:space="preserve"> </w:t>
@@ -4474,21 +5333,13 @@
           <w:bCs/>
           <w:b/>
         </w:rPr>
-        <w:t xml:space="preserve">situational resource</w:t>
-      </w:r>
-      <w:r>
-        <w:t xml:space="preserve"> </w:t>
-      </w:r>
-      <w:r>
-        <w:t xml:space="preserve">— tài nguyên có điều kiện phụ thuộc vào hệ sinh thái số xung quanh.</w:t>
-      </w:r>
-    </w:p>
-    <w:p>
-      <w:pPr>
-        <w:pStyle w:val="BodyText"/>
-      </w:pPr>
-      <w:r>
-        <w:t xml:space="preserve">Điều này có hàm ý lý thuyết quan trọng cho RBV và digital capability literature (Bhandari et al., 2023; Verhoef et al., 2021): không phải mọi nguồn lực số đều tạo ra lợi thế cạnh tranh trong mọi bối cảnh. Giá trị của DAI là</w:t>
+        <w:t xml:space="preserve">bối cảnh-phụ thuộc</w:t>
+      </w:r>
+      <w:r>
+        <w:t xml:space="preserve"> </w:t>
+      </w:r>
+      <w:r>
+        <w:t xml:space="preserve">(DAI×ICRV: p=.012) gợi ý rằng DAI không phải là foundational capability (như TCI) mà là</w:t>
       </w:r>
       <w:r>
         <w:t xml:space="preserve"> </w:t>
@@ -4498,21 +5349,13 @@
           <w:bCs/>
           <w:b/>
         </w:rPr>
-        <w:t xml:space="preserve">complementary asset</w:t>
-      </w:r>
-      <w:r>
-        <w:t xml:space="preserve"> </w:t>
-      </w:r>
-      <w:r>
-        <w:t xml:space="preserve">(Teece, 1986) cần đi kèm với cơ sở hạ tầng thể chế và số phù hợp. Không có complementary assets, DAI chỉ là chi phí bổ sung mà không tạo ra lợi thế.</w:t>
-      </w:r>
-    </w:p>
-    <w:p>
-      <w:pPr>
-        <w:pStyle w:val="BodyText"/>
-      </w:pPr>
-      <w:r>
-        <w:t xml:space="preserve">Cần lưu ý thêm một hạn chế quan trọng: trong toàn bộ luận án, DAI được đo lường dựa trên dữ liệu WBES, vốn có quy mô đo lường hạn chế (không đủ để tạo thang đo "dynamic"). Do đó, DAI trong luận án được hiểu là</w:t>
+        <w:t xml:space="preserve">situational resource</w:t>
+      </w:r>
+      <w:r>
+        <w:t xml:space="preserve"> </w:t>
+      </w:r>
+      <w:r>
+        <w:t xml:space="preserve">— tài nguyên có vai trò thay đổi theo bối cảnh thể chế. Đặc biệt, DAI×ICRV (p=.012) cho thấy hiệu ứng điều tiết của DAI</w:t>
       </w:r>
       <w:r>
         <w:t xml:space="preserve"> </w:t>
@@ -4522,6 +5365,67 @@
           <w:bCs/>
           <w:b/>
         </w:rPr>
+        <w:t xml:space="preserve">mạnh hơn</w:t>
+      </w:r>
+      <w:r>
+        <w:t xml:space="preserve"> </w:t>
+      </w:r>
+      <w:r>
+        <w:t xml:space="preserve">tại các nền kinh tế thể chế yếu hơn (Frontier, SIDS), không phải tại Advanced — "digital shield" bù đắp cho thiếu hụt thể chế.</w:t>
+      </w:r>
+    </w:p>
+    <w:p>
+      <w:pPr>
+        <w:pStyle w:val="BodyText"/>
+      </w:pPr>
+      <w:r>
+        <w:t xml:space="preserve">Điều này có hàm ý lý thuyết quan trọng cho RBV và digital capability literature (Bhandari et al., 2023; Verhoef et al., 2021): không phải mọi nguồn lực số đều tạo ra lợi thế cạnh tranh theo cùng một cơ chế trong mọi bối cảnh. Giá trị của DAI là</w:t>
+      </w:r>
+      <w:r>
+        <w:t xml:space="preserve"> </w:t>
+      </w:r>
+      <w:r>
+        <w:rPr>
+          <w:bCs/>
+          <w:b/>
+        </w:rPr>
+        <w:t xml:space="preserve">complementary asset</w:t>
+      </w:r>
+      <w:r>
+        <w:t xml:space="preserve"> </w:t>
+      </w:r>
+      <w:r>
+        <w:t xml:space="preserve">(Teece, 1986) với bối cảnh thể chế — nhưng theo hướng</w:t>
+      </w:r>
+      <w:r>
+        <w:t xml:space="preserve"> </w:t>
+      </w:r>
+      <w:r>
+        <w:rPr>
+          <w:bCs/>
+          <w:b/>
+        </w:rPr>
+        <w:t xml:space="preserve">nghịch chiều</w:t>
+      </w:r>
+      <w:r>
+        <w:t xml:space="preserve">: DAI hoạt động như lá chắn bù đắp (compensatory asset) trong bối cảnh thể chế yếu, nơi hạ tầng thể chế chưa đủ hỗ trợ cho doanh nghiệp xuất khẩu. Đây là bằng chứng thực nghiệm bổ sung cho lý thuyết về vai trò thay thế giữa thể chế và năng lực số.</w:t>
+      </w:r>
+    </w:p>
+    <w:p>
+      <w:pPr>
+        <w:pStyle w:val="BodyText"/>
+      </w:pPr>
+      <w:r>
+        <w:t xml:space="preserve">Cần lưu ý thêm một hạn chế quan trọng: trong toàn bộ luận án, DAI được đo lường dựa trên dữ liệu WBES, vốn có quy mô đo lường hạn chế (không đủ để tạo thang đo "dynamic"). Do đó, DAI trong luận án được hiểu là</w:t>
+      </w:r>
+      <w:r>
+        <w:t xml:space="preserve"> </w:t>
+      </w:r>
+      <w:r>
+        <w:rPr>
+          <w:bCs/>
+          <w:b/>
+        </w:rPr>
         <w:t xml:space="preserve">static digital adoption index</w:t>
       </w:r>
       <w:r>
@@ -4546,7 +5450,7 @@
         <w:pStyle w:val="FirstParagraph"/>
       </w:pPr>
       <w:r>
-        <w:t xml:space="preserve">Đóng góp lý thuyết thứ hai là phát hiện và đặt tên cho</w:t>
+        <w:t xml:space="preserve">Đóng góp lý thuyết thứ hai là đề xuất và đặt tên cho</w:t>
       </w:r>
       <w:r>
         <w:t xml:space="preserve"> </w:t>
@@ -4562,7 +5466,7 @@
         <w:t xml:space="preserve"> </w:t>
       </w:r>
       <w:r>
-        <w:t xml:space="preserve">như một hiện tượng lý thuyết độc lập, khác biệt về bản chất với "phase 1 downward slope" trong S-curve theory. FIP không phải là giai đoạn đầu của quá trình học hỏi (learning costs) như mô hình Uppsala dự đoán, mà là một trạng thái cấu trúc bất lợi dài hạn: doanh nghiệp SIDS phải xuất khẩu để tồn tại (do thị trường nội địa quá nhỏ) nhưng không có năng lực và môi trường để đạt lợi thế từ xuất khẩu.</w:t>
+        <w:t xml:space="preserve">— một construct lý thuyết mới chưa được định danh trong literature kinh doanh quốc tế — như một hiện tượng lý thuyết độc lập, khác biệt về bản chất với "phase 1 downward slope" trong S-curve theory. FIP không phải là giai đoạn đầu của quá trình học hỏi (learning costs) như mô hình Uppsala dự đoán, mà là một trạng thái cấu trúc bất lợi dài hạn: doanh nghiệp SIDS phải xuất khẩu để tồn tại (do thị trường nội địa quá nhỏ) nhưng không có năng lực và môi trường để đạt lợi thế từ xuất khẩu.</w:t>
       </w:r>
     </w:p>
     <w:p>
@@ -4583,7 +5487,7 @@
         <w:t xml:space="preserve">điều kiện biên của lý thuyết quốc tế hóa</w:t>
       </w:r>
       <w:r>
-        <w:t xml:space="preserve">: trong điều kiện nào thì "more internationalization" luôn là "worse performance"? Luận án đề xuất rằng FIP xuất hiện khi ba điều kiện đồng thời: (i) thể chế ICRV ở mức thấp nhất, (ii) quy mô nền kinh tế quá nhỏ để tạo cơ sở nội địa, và (iii) thiếu hỗ trợ năng lực xuất khẩu từ chính sách. Kết hợp ba điều kiện này tạo ra "trap" — bẫy quốc tế hóa cưỡng ép — mà không có turning point để thoát khỏi.</w:t>
+        <w:t xml:space="preserve">: trong điều kiện nào thì "more internationalization" luôn là "worse performance"? Luận án đề xuất rằng FIP xuất hiện khi ba điều kiện đồng thời: (i) thể chế ICRV ở mức thấp nhất, (ii) quy mô nền kinh tế quá nhỏ để tạo cơ sở nội địa, và (iii) thiếu hỗ trợ năng lực xuất khẩu từ chính sách. Kết hợp ba điều kiện này tạo ra "trap" — bẫy quốc tế hóa bắt buộc — mà không có turning point để thoát khỏi.</w:t>
       </w:r>
     </w:p>
     <w:bookmarkEnd w:id="60"/>
@@ -4638,7 +5542,23 @@
         <w:t xml:space="preserve">dự đoán</w:t>
       </w:r>
       <w:r>
-        <w:t xml:space="preserve">: turning point I→P tăng đơn điệu theo chiều từ SIDS lên Advanced Innovation, xác nhận giá trị dự đoán của phân loại.</w:t>
+        <w:t xml:space="preserve">: turning point I→P</w:t>
+      </w:r>
+      <w:r>
+        <w:t xml:space="preserve"> </w:t>
+      </w:r>
+      <w:r>
+        <w:rPr>
+          <w:bCs/>
+          <w:b/>
+        </w:rPr>
+        <w:t xml:space="preserve">giảm</w:t>
+      </w:r>
+      <w:r>
+        <w:t xml:space="preserve"> </w:t>
+      </w:r>
+      <w:r>
+        <w:t xml:space="preserve">đơn điệu theo chiều từ SIDS/Frontier (~55%) xuống Advanced Innovation (~28%) — thể chế càng mạnh, doanh nghiệp đạt đỉnh hiệu quả ở mức quốc tế hóa thấp hơn — xác nhận giá trị dự đoán của phân loại.</w:t>
       </w:r>
     </w:p>
     <w:p>
@@ -4847,13 +5767,13 @@
       </w:r>
     </w:p>
     <w:bookmarkEnd w:id="64"/>
-    <w:bookmarkStart w:id="65" w:name="X88ceb97bc68576a7606cd223b6367e4d952191f"/>
+    <w:bookmarkStart w:id="65" w:name="X61b8a223e6da69b21ec881e9692972717b30064"/>
     <w:p>
       <w:pPr>
         <w:pStyle w:val="Heading3"/>
       </w:pPr>
       <w:r>
-        <w:t xml:space="preserve">5.4.3 Hàm ý đặc biệt cho SIDS — Tránh Bẫy Quốc Tế Hóa Cưỡng Ép</w:t>
+        <w:t xml:space="preserve">5.4.3 Hàm ý đặc biệt cho SIDS — Tránh Bẫy Quốc Tế Hóa Bắt Buộc</w:t>
       </w:r>
     </w:p>
     <w:p>
@@ -4882,7 +5802,7 @@
         <w:t xml:space="preserve">không phải xuất khẩu nhiều hơn, mà phải xuất khẩu tốt hơn</w:t>
       </w:r>
       <w:r>
-        <w:t xml:space="preserve">. Cụ thể, ưu tiên nên là: (i) xây dựng hạ tầng logistics và kết nối (giảm chi phí cố định của xuất khẩu); (ii) phát triển năng lực doanh nghiệp thông qua TCI (chứ không chỉ DAI bề mặt); (iii) thiết kế chương trình hỗ trợ xuất khẩu có chọn lọc tập trung vào doanh nghiệp đã có đủ năng lực để hưởng lợi, thay vì khuyến khích đại trà. Nói tóm lại, tránh "bẫy quốc tế hóa cưỡng ép" bằng cách đảm bảo rằng các can thiệp chính sách xây dựng năng lực trước khi thúc đẩy mở rộng thị trường.</w:t>
+        <w:t xml:space="preserve">. Cụ thể, ưu tiên nên là: (i) xây dựng hạ tầng logistics và kết nối (giảm chi phí cố định của xuất khẩu); (ii) phát triển năng lực doanh nghiệp thông qua TCI (chứ không chỉ DAI bề mặt); (iii) thiết kế chương trình hỗ trợ xuất khẩu có chọn lọc tập trung vào doanh nghiệp đã có đủ năng lực để hưởng lợi, thay vì khuyến khích đại trà. Nói tóm lại, tránh "bẫy quốc tế hóa bắt buộc" bằng cách đảm bảo rằng các can thiệp chính sách xây dựng năng lực trước khi thúc đẩy mở rộng thị trường.</w:t>
       </w:r>
     </w:p>
     <w:p>
@@ -5189,7 +6109,7 @@
         <w:t xml:space="preserve"> </w:t>
       </w:r>
       <w:r>
-        <w:t xml:space="preserve">(bản thảo đang chuẩn bị, Đỗ &amp; Phan, 2026): phân tích Việt Nam (Lower-mid Transition), xác nhận inverted-U với TP = 39,3–46,2%, TCI là moderator dương có ý nghĩa.</w:t>
+        <w:t xml:space="preserve">(JABS under review, Đỗ &amp; Phan, 2026): phân tích Việt Nam (Lower-mid Transition), xác nhận inverted-U với TP = 39,3–46,2%, TCI là moderator dương có ý nghĩa.</w:t>
       </w:r>
     </w:p>
     <w:p>
@@ -5210,7 +6130,7 @@
         <w:t xml:space="preserve"> </w:t>
       </w:r>
       <w:r>
-        <w:t xml:space="preserve">(bản thảo đang chuẩn bị, Đỗ &amp; Phan, 2026): phân tích Singapore (Advanced Innovation), xác nhận inverted-U với TP ≈ 88,6% (rộng CI), DAI khuếch đại tại mức FSTS cao.</w:t>
+        <w:t xml:space="preserve">(MIR under review, Đỗ &amp; Phan, 2026): phân tích Singapore (Advanced Innovation), xác nhận inverted-U với TP ≈ 88,6% (rộng CI), DAI khuếch đại tại mức FSTS cao.</w:t>
       </w:r>
     </w:p>
     <w:p>
@@ -5231,7 +6151,7 @@
         <w:t xml:space="preserve"> </w:t>
       </w:r>
       <w:r>
-        <w:t xml:space="preserve">(bản thảo đang chuẩn bị, Đỗ &amp; Phan, 2026): phân tích Trung Quốc 2012–2024 (Upper-middle), xác nhận inverted-U ổn định theo thời gian (TP ≈ 48,78%, Paternoster</w:t>
+        <w:t xml:space="preserve">(IJOEM under review, Đỗ &amp; Phan, 2026): phân tích Trung Quốc 2012–2024 (Upper-middle), xác nhận inverted-U ổn định theo thời gian (TP ≈ 48,78%, Paternoster</w:t>
       </w:r>
       <w:r>
         <w:t xml:space="preserve"> </w:t>
@@ -5307,7 +6227,7 @@
         <w:t xml:space="preserve"> </w:t>
       </w:r>
       <w:r>
-        <w:t xml:space="preserve">(bản thảo đang chuẩn bị, Đỗ &amp; Phan, 2026): meta-analysis ba tầng mở rộng</w:t>
+        <w:t xml:space="preserve">(IBR under review, Đỗ &amp; Phan, 2026): meta-analysis ba tầng mở rộng</w:t>
       </w:r>
       <w:r>
         <w:t xml:space="preserve"> </w:t>
@@ -5323,7 +6243,7 @@
           <m:t>=</m:t>
         </m:r>
         <m:r>
-          <m:t>235</m:t>
+          <m:t>238</m:t>
         </m:r>
       </m:oMath>
       <w:r>
@@ -5486,7 +6406,7 @@
         <w:t xml:space="preserve"> </w:t>
       </w:r>
       <w:r>
-        <w:t xml:space="preserve">(bản thảo đang chuẩn bị, Đỗ &amp; Phan, 2026): kiểm định toàn mẫu châu Á</w:t>
+        <w:t xml:space="preserve">(JIBS under revision, Đỗ &amp; Phan, 2026): kiểm định toàn mẫu châu Á và Thái Bình Dương</w:t>
       </w:r>
       <w:r>
         <w:t xml:space="preserve"> </w:t>
@@ -5502,11 +6422,93 @@
           <m:t>=</m:t>
         </m:r>
         <m:r>
-          <m:t>36.137</m:t>
+          <m:t>84.910</m:t>
         </m:r>
       </m:oMath>
       <w:r>
-        <w:t xml:space="preserve">, TP = 52,7%, gradient ICRV xác nhận, TCI dương và có ý nghĩa, DAI chỉ có ý nghĩa trong Advanced.</w:t>
+        <w:t xml:space="preserve"> </w:t>
+      </w:r>
+      <w:r>
+        <w:t xml:space="preserve">(M2) /</w:t>
+      </w:r>
+      <w:r>
+        <w:t xml:space="preserve"> </w:t>
+      </w:r>
+      <m:oMath>
+        <m:r>
+          <m:t>38.342</m:t>
+        </m:r>
+      </m:oMath>
+      <w:r>
+        <w:t xml:space="preserve"> </w:t>
+      </w:r>
+      <w:r>
+        <w:t xml:space="preserve">(M3–M5 với controls), TP = 36,4–40,0% (M11 đầy đủ: TP = 34,6%,</w:t>
+      </w:r>
+      <w:r>
+        <w:t xml:space="preserve"> </w:t>
+      </w:r>
+      <m:oMath>
+        <m:sSub>
+          <m:e>
+            <m:r>
+              <m:t>p</m:t>
+            </m:r>
+          </m:e>
+          <m:sub>
+            <m:r>
+              <m:rPr>
+                <m:nor/>
+                <m:sty m:val="p"/>
+              </m:rPr>
+              <m:t>LM</m:t>
+            </m:r>
+          </m:sub>
+        </m:sSub>
+        <m:r>
+          <m:rPr>
+            <m:sty m:val="p"/>
+          </m:rPr>
+          <m:t>=</m:t>
+        </m:r>
+        <m:r>
+          <m:rPr>
+            <m:sty m:val="p"/>
+          </m:rPr>
+          <m:t>,</m:t>
+        </m:r>
+        <m:r>
+          <m:t>002</m:t>
+        </m:r>
+      </m:oMath>
+      <w:r>
+        <w:t xml:space="preserve">), gradient ICRV xác nhận (Advanced ~28% &lt; Frontier/SIDS ~55%), TCI nâng mặt bằng phổ quát (+41%/SD), DAI điều tiết đường cong có ý nghĩa toàn mẫu và mạnh hơn tại thể chế yếu (DAI×ICRV</w:t>
+      </w:r>
+      <w:r>
+        <w:t xml:space="preserve"> </w:t>
+      </w:r>
+      <m:oMath>
+        <m:r>
+          <m:t>p</m:t>
+        </m:r>
+        <m:r>
+          <m:rPr>
+            <m:sty m:val="p"/>
+          </m:rPr>
+          <m:t>=</m:t>
+        </m:r>
+        <m:r>
+          <m:rPr>
+            <m:sty m:val="p"/>
+          </m:rPr>
+          <m:t>,</m:t>
+        </m:r>
+        <m:r>
+          <m:t>012</m:t>
+        </m:r>
+      </m:oMath>
+      <w:r>
+        <w:t xml:space="preserve">).</w:t>
       </w:r>
     </w:p>
     <w:p>
@@ -5527,7 +6529,7 @@
         <w:t xml:space="preserve"> </w:t>
       </w:r>
       <w:r>
-        <w:t xml:space="preserve">(bản thảo đang chuẩn bị, Đỗ &amp; Phan, 2026): phân tích SIDS Thái Bình Dương,</w:t>
+        <w:t xml:space="preserve">(World Development under revision, Đỗ &amp; Phan, 2026): phân tích SIDS Thái Bình Dương,</w:t>
       </w:r>
       <w:r>
         <w:t xml:space="preserve"> </w:t>
@@ -5650,7 +6652,7 @@
           <w:bCs/>
           <w:b/>
         </w:rPr>
-        <w:t xml:space="preserve">"Không có một mức độ quốc tế hóa tối ưu duy nhất — điểm uốn phụ thuộc vào thể chế, và trong điều kiện thể chế cực yếu, quốc tế hóa có thể gây ra hình phạt hiệu quả thay vì lợi ích."</w:t>
+        <w:t xml:space="preserve">"Không có một mức độ quốc tế hóa tối ưu duy nhất — điểm uốn phụ thuộc vào thể chế, và trong điều kiện thể chế cực yếu, quốc tế hóa có thể gây ra bất lợi hiệu quả thay vì lợi ích."</w:t>
       </w:r>
     </w:p>
     <w:p>
@@ -5658,7 +6660,7 @@
         <w:pStyle w:val="FirstParagraph"/>
       </w:pPr>
       <w:r>
-        <w:t xml:space="preserve">Bằng chứng từ 235 nghiên cứu và 36.137 doanh nghiệp ở 47 nền kinh tế châu Á và Thái Bình Dương đều chỉ đến kết luận này. Quan hệ I→P không phải là một đường cong phổ quát mà là một</w:t>
+        <w:t xml:space="preserve">Bằng chứng từ 238 nghiên cứu (P6) và 84.910 doanh nghiệp tại 49 nền kinh tế châu Á và Thái Bình Dương (P7) đều chỉ đến kết luận này. Quan hệ I→P không phải là một đường cong phổ quát mà là một</w:t>
       </w:r>
       <w:r>
         <w:t xml:space="preserve"> </w:t>
@@ -5674,7 +6676,23 @@
         <w:t xml:space="preserve"> </w:t>
       </w:r>
       <w:r>
-        <w:t xml:space="preserve">(family of context-dependent curves), với turning point là hàm số tăng dần của chất lượng thể chế theo ICRV.</w:t>
+        <w:t xml:space="preserve">(family of context-dependent curves), với turning point là hàm số</w:t>
+      </w:r>
+      <w:r>
+        <w:t xml:space="preserve"> </w:t>
+      </w:r>
+      <w:r>
+        <w:rPr>
+          <w:bCs/>
+          <w:b/>
+        </w:rPr>
+        <w:t xml:space="preserve">giảm dần</w:t>
+      </w:r>
+      <w:r>
+        <w:t xml:space="preserve"> </w:t>
+      </w:r>
+      <w:r>
+        <w:t xml:space="preserve">của chất lượng thể chế theo ICRV — thể chế mạnh hơn → turning point thấp hơn (FSTS thấp hơn để đạt đỉnh hiệu quả).</w:t>
       </w:r>
     </w:p>
     <w:bookmarkEnd w:id="73"/>
@@ -5731,7 +6749,7 @@
         <w:t xml:space="preserve">có, thường là như vậy, nhưng không phải lúc nào, và không phải ở mọi nơi</w:t>
       </w:r>
       <w:r>
-        <w:t xml:space="preserve">. Giới hạn của lợi ích là có thực, phụ thuộc vào bối cảnh thể chế, và trong trường hợp SIDS, quốc tế hóa cưỡng ép có thể gây ra thiệt hại. Hiểu biết này — rằng quan hệ I→P là quan hệ có điều kiện theo thể chế, không phải quan hệ phổ quát — là đóng góp cốt lõi mà luận án mang lại cho khoa học quản trị kinh doanh quốc tế.</w:t>
+        <w:t xml:space="preserve">. Giới hạn của lợi ích là có thực, phụ thuộc vào bối cảnh thể chế, và trong trường hợp SIDS, quốc tế hóa bắt buộc có thể gây ra thiệt hại. Hiểu biết này — rằng quan hệ I→P là quan hệ có điều kiện theo thể chế, không phải quan hệ phổ quát — là đóng góp cốt lõi mà luận án mang lại cho khoa học quản trị kinh doanh quốc tế.</w:t>
       </w:r>
     </w:p>
     <w:p>

--- a/dist/luan_an/04_05_chapters_results_discussion_vi.docx
+++ b/dist/luan_an/04_05_chapters_results_discussion_vi.docx
@@ -114,7 +114,7 @@
           <m:t>,</m:t>
         </m:r>
         <m:r>
-          <m:t>075</m:t>
+          <m:t>074</m:t>
         </m:r>
       </m:oMath>
       <w:r>
@@ -278,7 +278,7 @@
           <m:t>,</m:t>
         </m:r>
         <m:r>
-          <m:t>5</m:t>
+          <m:t>4</m:t>
         </m:r>
         <m:r>
           <m:rPr>
@@ -467,7 +467,7 @@
           <m:t>=</m:t>
         </m:r>
         <m:r>
-          <m:t>127</m:t>
+          <m:t>17</m:t>
         </m:r>
         <m:r>
           <m:rPr>
@@ -476,7 +476,7 @@
           <m:t>,</m:t>
         </m:r>
         <m:r>
-          <m:t>77</m:t>
+          <m:t>35</m:t>
         </m:r>
       </m:oMath>
       <w:r>
@@ -516,7 +516,7 @@
           <m:rPr>
             <m:sty m:val="p"/>
           </m:rPr>
-          <m:t>&lt;</m:t>
+          <m:t>=</m:t>
         </m:r>
         <m:r>
           <m:rPr>
@@ -525,7 +525,7 @@
           <m:t>,</m:t>
         </m:r>
         <m:r>
-          <m:t>001</m:t>
+          <m:t>002</m:t>
         </m:r>
       </m:oMath>
       <w:r>
@@ -552,7 +552,30 @@
         <w:t xml:space="preserve"> </w:t>
       </w:r>
       <w:r>
-        <w:t xml:space="preserve">lớn hơn nhiều so với giá trị tới hạn, hàm ý rằng sự khác biệt giữa các nhóm ICRV không thể giải thích bằng sai số lấy mẫu.</w:t>
+        <w:t xml:space="preserve">vượt ngưỡng tới hạn (</w:t>
+      </w:r>
+      <m:oMath>
+        <m:r>
+          <m:t>p</m:t>
+        </m:r>
+        <m:r>
+          <m:rPr>
+            <m:sty m:val="p"/>
+          </m:rPr>
+          <m:t>=</m:t>
+        </m:r>
+        <m:r>
+          <m:rPr>
+            <m:sty m:val="p"/>
+          </m:rPr>
+          <m:t>,</m:t>
+        </m:r>
+        <m:r>
+          <m:t>002</m:t>
+        </m:r>
+      </m:oMath>
+      <w:r>
+        <w:t xml:space="preserve">), hàm ý rằng sự khác biệt giữa các nhóm ICRV không thể giải thích bằng sai số lấy mẫu.</w:t>
       </w:r>
     </w:p>
     <w:p>
@@ -578,10 +601,55 @@
         <w:pStyle w:val="FirstParagraph"/>
       </w:pPr>
       <w:r>
-        <w:t xml:space="preserve">Kiểm định Egger cho kết quả</w:t>
-      </w:r>
-      <w:r>
-        <w:t xml:space="preserve"> </w:t>
+        <w:t xml:space="preserve">Phân tích publication bias gồm ba kiểm định bổ sung nhau.</w:t>
+      </w:r>
+      <w:r>
+        <w:t xml:space="preserve"> </w:t>
+      </w:r>
+      <w:r>
+        <w:rPr>
+          <w:bCs/>
+          <w:b/>
+        </w:rPr>
+        <w:t xml:space="preserve">Kiểm định Egger</w:t>
+      </w:r>
+      <w:r>
+        <w:t xml:space="preserve"> </w:t>
+      </w:r>
+      <w:r>
+        <w:t xml:space="preserve">cho kết quả</w:t>
+      </w:r>
+      <w:r>
+        <w:t xml:space="preserve"> </w:t>
+      </w:r>
+      <m:oMath>
+        <m:r>
+          <m:t>b</m:t>
+        </m:r>
+        <m:r>
+          <m:rPr>
+            <m:sty m:val="p"/>
+          </m:rPr>
+          <m:t>=</m:t>
+        </m:r>
+        <m:r>
+          <m:t>0</m:t>
+        </m:r>
+        <m:r>
+          <m:rPr>
+            <m:sty m:val="p"/>
+          </m:rPr>
+          <m:t>,</m:t>
+        </m:r>
+        <m:r>
+          <m:t>475</m:t>
+        </m:r>
+      </m:oMath>
+      <w:r>
+        <w:t xml:space="preserve"> </w:t>
+      </w:r>
+      <w:r>
+        <w:t xml:space="preserve">(</w:t>
       </w:r>
       <m:oMath>
         <m:r>
@@ -600,14 +668,136 @@
           <m:t>,</m:t>
         </m:r>
         <m:r>
-          <m:t>31</m:t>
-        </m:r>
-      </m:oMath>
-      <w:r>
-        <w:t xml:space="preserve"> </w:t>
-      </w:r>
-      <w:r>
-        <w:t xml:space="preserve">(không có ý nghĩa thống kê), tức không có bằng chứng về publication bias trong tập hợp 238 nghiên cứu. Phân tích trim-and-fill điều chỉnh ước lượng hiệu ứng từ</w:t>
+          <m:t>057</m:t>
+        </m:r>
+      </m:oMath>
+      <w:r>
+        <w:t xml:space="preserve">) — sát ngưỡng</w:t>
+      </w:r>
+      <w:r>
+        <w:t xml:space="preserve"> </w:t>
+      </w:r>
+      <m:oMath>
+        <m:r>
+          <m:t>α</m:t>
+        </m:r>
+        <m:r>
+          <m:rPr>
+            <m:sty m:val="p"/>
+          </m:rPr>
+          <m:t>=</m:t>
+        </m:r>
+        <m:r>
+          <m:t>0</m:t>
+        </m:r>
+        <m:r>
+          <m:rPr>
+            <m:sty m:val="p"/>
+          </m:rPr>
+          <m:t>,</m:t>
+        </m:r>
+        <m:r>
+          <m:t>05</m:t>
+        </m:r>
+      </m:oMath>
+      <w:r>
+        <w:t xml:space="preserve"> </w:t>
+      </w:r>
+      <w:r>
+        <w:t xml:space="preserve">nhưng không đạt ý nghĩa thống kê theo tiêu chuẩn thông thường.</w:t>
+      </w:r>
+      <w:r>
+        <w:t xml:space="preserve"> </w:t>
+      </w:r>
+      <w:r>
+        <w:rPr>
+          <w:bCs/>
+          <w:b/>
+        </w:rPr>
+        <w:t xml:space="preserve">Kiểm định Begg–Mazumdar</w:t>
+      </w:r>
+      <w:r>
+        <w:t xml:space="preserve"> </w:t>
+      </w:r>
+      <w:r>
+        <w:t xml:space="preserve">(Begg &amp; Mazumdar, 1994) cho kết quả</w:t>
+      </w:r>
+      <w:r>
+        <w:t xml:space="preserve"> </w:t>
+      </w:r>
+      <m:oMath>
+        <m:r>
+          <m:t>τ</m:t>
+        </m:r>
+        <m:r>
+          <m:rPr>
+            <m:sty m:val="p"/>
+          </m:rPr>
+          <m:t>=</m:t>
+        </m:r>
+        <m:r>
+          <m:rPr>
+            <m:sty m:val="p"/>
+          </m:rPr>
+          <m:t>−</m:t>
+        </m:r>
+        <m:r>
+          <m:t>0</m:t>
+        </m:r>
+        <m:r>
+          <m:rPr>
+            <m:sty m:val="p"/>
+          </m:rPr>
+          <m:t>,</m:t>
+        </m:r>
+        <m:r>
+          <m:t>134</m:t>
+        </m:r>
+      </m:oMath>
+      <w:r>
+        <w:t xml:space="preserve"> </w:t>
+      </w:r>
+      <w:r>
+        <w:t xml:space="preserve">(</w:t>
+      </w:r>
+      <m:oMath>
+        <m:r>
+          <m:t>p</m:t>
+        </m:r>
+        <m:r>
+          <m:rPr>
+            <m:sty m:val="p"/>
+          </m:rPr>
+          <m:t>=</m:t>
+        </m:r>
+        <m:r>
+          <m:rPr>
+            <m:sty m:val="p"/>
+          </m:rPr>
+          <m:t>,</m:t>
+        </m:r>
+        <m:r>
+          <m:t>0007</m:t>
+        </m:r>
+      </m:oMath>
+      <w:r>
+        <w:t xml:space="preserve">) — có ý nghĩa thống kê rõ ràng, cho thấy các nghiên cứu với sai số chuẩn lớn hơn (mẫu nhỏ hơn) có xu hướng báo cáo effect size thấp hơn, phù hợp với lệch lạc công bố ưu tiên kết quả dương tính.</w:t>
+      </w:r>
+      <w:r>
+        <w:t xml:space="preserve"> </w:t>
+      </w:r>
+      <w:r>
+        <w:rPr>
+          <w:bCs/>
+          <w:b/>
+        </w:rPr>
+        <w:t xml:space="preserve">Phân tích trim-and-fill</w:t>
+      </w:r>
+      <w:r>
+        <w:t xml:space="preserve"> </w:t>
+      </w:r>
+      <w:r>
+        <w:t xml:space="preserve">điều chỉnh ước lượng từ</w:t>
       </w:r>
       <w:r>
         <w:t xml:space="preserve"> </w:t>
@@ -632,7 +822,7 @@
           <m:t>,</m:t>
         </m:r>
         <m:r>
-          <m:t>075</m:t>
+          <m:t>074</m:t>
         </m:r>
       </m:oMath>
       <w:r>
@@ -664,14 +854,204 @@
           <m:t>,</m:t>
         </m:r>
         <m:r>
-          <m:t>068</m:t>
-        </m:r>
-      </m:oMath>
-      <w:r>
-        <w:t xml:space="preserve"> </w:t>
-      </w:r>
-      <w:r>
-        <w:t xml:space="preserve">— mức điều chỉnh nhỏ (chưa đến 10%) và không làm thay đổi bất kỳ kết luận nào về chiều hướng hay ý nghĩa của quan hệ tổng hợp. Kết quả này tăng cường độ tin cậy của pooled effect và đảm bảo rằng các phát hiện meta-analytic không bị méo mó do hiện tượng chỉ công bố kết quả dương tính.</w:t>
+          <m:t>035</m:t>
+        </m:r>
+      </m:oMath>
+      <w:r>
+        <w:t xml:space="preserve"> </w:t>
+      </w:r>
+      <w:r>
+        <w:t xml:space="preserve">(với</w:t>
+      </w:r>
+      <w:r>
+        <w:t xml:space="preserve"> </w:t>
+      </w:r>
+      <m:oMath>
+        <m:r>
+          <m:t>k</m:t>
+        </m:r>
+        <m:r>
+          <m:rPr>
+            <m:sty m:val="p"/>
+          </m:rPr>
+          <m:t>=</m:t>
+        </m:r>
+        <m:r>
+          <m:t>58</m:t>
+        </m:r>
+      </m:oMath>
+      <w:r>
+        <w:t xml:space="preserve"> </w:t>
+      </w:r>
+      <w:r>
+        <w:t xml:space="preserve">nghiên cứu được imputed) — mức điều chỉnh đáng kể nhưng không đổi chiều hướng tích cực của quan hệ tổng hợp.</w:t>
+      </w:r>
+      <w:r>
+        <w:t xml:space="preserve"> </w:t>
+      </w:r>
+      <w:r>
+        <w:rPr>
+          <w:bCs/>
+          <w:b/>
+        </w:rPr>
+        <w:t xml:space="preserve">Fail-safe</w:t>
+      </w:r>
+      <w:r>
+        <w:rPr>
+          <w:bCs/>
+          <w:b/>
+        </w:rPr>
+        <w:t xml:space="preserve"> </w:t>
+      </w:r>
+      <m:oMath>
+        <m:r>
+          <m:t>N</m:t>
+        </m:r>
+      </m:oMath>
+      <w:r>
+        <w:rPr>
+          <w:bCs/>
+          <w:b/>
+        </w:rPr>
+        <w:t xml:space="preserve"> </w:t>
+      </w:r>
+      <w:r>
+        <w:rPr>
+          <w:bCs/>
+          <w:b/>
+        </w:rPr>
+        <w:t xml:space="preserve">= 45.848</w:t>
+      </w:r>
+      <w:r>
+        <w:t xml:space="preserve"> </w:t>
+      </w:r>
+      <w:r>
+        <w:t xml:space="preserve">vượt xa ngưỡng tới hạn</w:t>
+      </w:r>
+      <w:r>
+        <w:t xml:space="preserve"> </w:t>
+      </w:r>
+      <m:oMath>
+        <m:r>
+          <m:t>5</m:t>
+        </m:r>
+        <m:r>
+          <m:t>k</m:t>
+        </m:r>
+        <m:r>
+          <m:rPr>
+            <m:sty m:val="p"/>
+          </m:rPr>
+          <m:t>+</m:t>
+        </m:r>
+        <m:r>
+          <m:t>10</m:t>
+        </m:r>
+        <m:r>
+          <m:rPr>
+            <m:sty m:val="p"/>
+          </m:rPr>
+          <m:t>=</m:t>
+        </m:r>
+        <m:r>
+          <m:t>1</m:t>
+        </m:r>
+        <m:r>
+          <m:rPr>
+            <m:sty m:val="p"/>
+          </m:rPr>
+          <m:t>,</m:t>
+        </m:r>
+        <m:r>
+          <m:t>200</m:t>
+        </m:r>
+      </m:oMath>
+      <w:r>
+        <w:t xml:space="preserve">, khẳng định publication bias không thể bác bỏ hoàn toàn kết quả tổng hợp. Tổng hợp lại, bằng chứng publication bias được xác nhận qua kiểm định Begg–Mazumdar có ý nghĩa (</w:t>
+      </w:r>
+      <m:oMath>
+        <m:r>
+          <m:t>p</m:t>
+        </m:r>
+        <m:r>
+          <m:rPr>
+            <m:sty m:val="p"/>
+          </m:rPr>
+          <m:t>=</m:t>
+        </m:r>
+        <m:r>
+          <m:rPr>
+            <m:sty m:val="p"/>
+          </m:rPr>
+          <m:t>,</m:t>
+        </m:r>
+        <m:r>
+          <m:t>0007</m:t>
+        </m:r>
+      </m:oMath>
+      <w:r>
+        <w:t xml:space="preserve">): pooled effect thực</w:t>
+      </w:r>
+      <w:r>
+        <w:t xml:space="preserve"> </w:t>
+      </w:r>
+      <m:oMath>
+        <m:r>
+          <m:t>r</m:t>
+        </m:r>
+        <m:r>
+          <m:rPr>
+            <m:sty m:val="p"/>
+          </m:rPr>
+          <m:t>=</m:t>
+        </m:r>
+        <m:r>
+          <m:t>0</m:t>
+        </m:r>
+        <m:r>
+          <m:rPr>
+            <m:sty m:val="p"/>
+          </m:rPr>
+          <m:t>,</m:t>
+        </m:r>
+        <m:r>
+          <m:t>074</m:t>
+        </m:r>
+      </m:oMath>
+      <w:r>
+        <w:t xml:space="preserve"> </w:t>
+      </w:r>
+      <w:r>
+        <w:t xml:space="preserve">có thể bị thổi phồng so với hiệu ứng dân số thực, với ước lượng bảo thủ hơn là</w:t>
+      </w:r>
+      <w:r>
+        <w:t xml:space="preserve"> </w:t>
+      </w:r>
+      <m:oMath>
+        <m:r>
+          <m:t>r</m:t>
+        </m:r>
+        <m:r>
+          <m:rPr>
+            <m:sty m:val="p"/>
+          </m:rPr>
+          <m:t>=</m:t>
+        </m:r>
+        <m:r>
+          <m:t>0</m:t>
+        </m:r>
+        <m:r>
+          <m:rPr>
+            <m:sty m:val="p"/>
+          </m:rPr>
+          <m:t>,</m:t>
+        </m:r>
+        <m:r>
+          <m:t>035</m:t>
+        </m:r>
+      </m:oMath>
+      <w:r>
+        <w:t xml:space="preserve">.</w:t>
       </w:r>
     </w:p>
     <w:p>
@@ -790,7 +1170,7 @@
           <w:bCs/>
           <w:b/>
         </w:rPr>
-        <w:t xml:space="preserve">TP ≈ 88,6% FSTS</w:t>
+        <w:t xml:space="preserve">TP ≈ 82% FSTS</w:t>
       </w:r>
       <w:r>
         <w:t xml:space="preserve"> </w:t>
@@ -1768,7 +2148,7 @@
         <w:t xml:space="preserve"> </w:t>
       </w:r>
       <w:r>
-        <w:t xml:space="preserve">đặt Việt Nam ở mức "thấp hơn đáng kể" so với Singapore (TP ≈ 88,6%) và tương đương hoặc thấp hơn Trung Quốc (TP ≈ 48,78%). Điều này phản ánh chi phí quốc tế hóa cao hơn trong bối cảnh thể chế chuyển đổi: môi trường thể chế chưa hoàn thiện, khoảng cách pháp lý và rào cản thông tin lớn hơn khiến điểm turning point dịch trái (thấp hơn) trên trục FSTS.</w:t>
+        <w:t xml:space="preserve">đặt Việt Nam ở mức "thấp hơn đáng kể" so với Singapore (TP ≈ 82%) và tương đương hoặc thấp hơn Trung Quốc (TP ≈ 48,78%). Điều này phản ánh chi phí quốc tế hóa cao hơn trong bối cảnh thể chế chuyển đổi: môi trường thể chế chưa hoàn thiện, khoảng cách pháp lý và rào cản thông tin lớn hơn khiến điểm turning point dịch trái (thấp hơn) trên trục FSTS.</w:t>
       </w:r>
     </w:p>
     <w:p>
@@ -2470,7 +2850,7 @@
           <m:t>=</m:t>
         </m:r>
         <m:r>
-          <m:t>127</m:t>
+          <m:t>17</m:t>
         </m:r>
         <m:r>
           <m:rPr>
@@ -2479,7 +2859,33 @@
           <m:t>,</m:t>
         </m:r>
         <m:r>
-          <m:t>77</m:t>
+          <m:t>35</m:t>
+        </m:r>
+      </m:oMath>
+      <w:r>
+        <w:t xml:space="preserve">,</w:t>
+      </w:r>
+      <w:r>
+        <w:t xml:space="preserve"> </w:t>
+      </w:r>
+      <m:oMath>
+        <m:r>
+          <m:t>p</m:t>
+        </m:r>
+        <m:r>
+          <m:rPr>
+            <m:sty m:val="p"/>
+          </m:rPr>
+          <m:t>=</m:t>
+        </m:r>
+        <m:r>
+          <m:rPr>
+            <m:sty m:val="p"/>
+          </m:rPr>
+          <m:t>,</m:t>
+        </m:r>
+        <m:r>
+          <m:t>002</m:t>
         </m:r>
       </m:oMath>
       <w:r>
@@ -3888,7 +4294,7 @@
                 <m:t>=</m:t>
               </m:r>
               <m:r>
-                <m:t>127</m:t>
+                <m:t>17</m:t>
               </m:r>
               <m:r>
                 <m:rPr>
@@ -3899,16 +4305,10 @@
               <m:sSup>
                 <m:e>
                   <m:r>
-                    <m:t>77</m:t>
+                    <m:t>35</m:t>
                   </m:r>
                 </m:e>
                 <m:sup>
-                  <m:r>
-                    <m:rPr>
-                      <m:sty m:val="p"/>
-                    </m:rPr>
-                    <m:t>*</m:t>
-                  </m:r>
                   <m:r>
                     <m:rPr>
                       <m:sty m:val="p"/>
@@ -3928,7 +4328,53 @@
               <w:t xml:space="preserve"> </w:t>
             </w:r>
             <w:r>
-              <w:t xml:space="preserve">từ meta (P6) và gradient ICRV từ P7</w:t>
+              <w:t xml:space="preserve">(</w:t>
+            </w:r>
+            <m:oMath>
+              <m:r>
+                <m:t>d</m:t>
+              </m:r>
+              <m:r>
+                <m:t>f</m:t>
+              </m:r>
+              <m:r>
+                <m:rPr>
+                  <m:sty m:val="p"/>
+                </m:rPr>
+                <m:t>=</m:t>
+              </m:r>
+              <m:r>
+                <m:t>4</m:t>
+              </m:r>
+            </m:oMath>
+            <w:r>
+              <w:t xml:space="preserve">,</w:t>
+            </w:r>
+            <w:r>
+              <w:t xml:space="preserve"> </w:t>
+            </w:r>
+            <m:oMath>
+              <m:r>
+                <m:t>p</m:t>
+              </m:r>
+              <m:r>
+                <m:rPr>
+                  <m:sty m:val="p"/>
+                </m:rPr>
+                <m:t>=</m:t>
+              </m:r>
+              <m:r>
+                <m:rPr>
+                  <m:sty m:val="p"/>
+                </m:rPr>
+                <m:t>,</m:t>
+              </m:r>
+              <m:r>
+                <m:t>002</m:t>
+              </m:r>
+            </m:oMath>
+            <w:r>
+              <w:t xml:space="preserve">) từ P6 MARA và gradient ICRV từ P7</w:t>
             </w:r>
           </w:p>
         </w:tc>
@@ -4276,7 +4722,7 @@
           <m:t>=</m:t>
         </m:r>
         <m:r>
-          <m:t>127</m:t>
+          <m:t>17</m:t>
         </m:r>
         <m:r>
           <m:rPr>
@@ -4285,7 +4731,7 @@
           <m:t>,</m:t>
         </m:r>
         <m:r>
-          <m:t>77</m:t>
+          <m:t>35</m:t>
         </m:r>
       </m:oMath>
       <w:r>
@@ -4296,13 +4742,36 @@
       </w:r>
       <m:oMath>
         <m:r>
+          <m:t>d</m:t>
+        </m:r>
+        <m:r>
+          <m:t>f</m:t>
+        </m:r>
+        <m:r>
+          <m:rPr>
+            <m:sty m:val="p"/>
+          </m:rPr>
+          <m:t>=</m:t>
+        </m:r>
+        <m:r>
+          <m:t>4</m:t>
+        </m:r>
+      </m:oMath>
+      <w:r>
+        <w:t xml:space="preserve">,</w:t>
+      </w:r>
+      <w:r>
+        <w:t xml:space="preserve"> </w:t>
+      </w:r>
+      <m:oMath>
+        <m:r>
           <m:t>p</m:t>
         </m:r>
         <m:r>
           <m:rPr>
             <m:sty m:val="p"/>
           </m:rPr>
-          <m:t>&lt;</m:t>
+          <m:t>=</m:t>
         </m:r>
         <m:r>
           <m:rPr>
@@ -4311,7 +4780,7 @@
           <m:t>,</m:t>
         </m:r>
         <m:r>
-          <m:t>001</m:t>
+          <m:t>002</m:t>
         </m:r>
       </m:oMath>
       <w:r>
@@ -4378,7 +4847,7 @@
         <w:t xml:space="preserve"> </w:t>
       </w:r>
       <w:r>
-        <w:t xml:space="preserve">— được vận hành hóa thành sáu sub-regime ICRV — xác định điều kiện biên cho quan hệ I→P. Institutional Theory của North (1990) và Khanna và Palepu (2010) dự đoán rằng thể chế định hình chi phí giao dịch và cấu trúc khuyến khích; kết quả ICRV gradient là biểu hiện thực nghiệm của cơ chế này ở quy mô 47 nền kinh tế châu Á và Thái Bình Dương.</w:t>
+        <w:t xml:space="preserve">— được vận hành hóa thành sáu sub-regime ICRV — xác định điều kiện biên cho quan hệ I→P. Institutional Theory của North (1990) và Khanna và Palepu (2010) dự đoán rằng thể chế định hình chi phí giao dịch và cấu trúc khuyến khích; kết quả ICRV gradient là biểu hiện thực nghiệm của cơ chế này ở quy mô 49 nền kinh tế châu Á và Thái Bình Dương (P7).</w:t>
       </w:r>
     </w:p>
     <w:p>
@@ -4982,7 +5451,7 @@
           <m:t>,</m:t>
         </m:r>
         <m:r>
-          <m:t>075</m:t>
+          <m:t>074</m:t>
         </m:r>
       </m:oMath>
       <w:r>
@@ -5120,7 +5589,7 @@
           <m:t>,</m:t>
         </m:r>
         <m:r>
-          <m:t>5</m:t>
+          <m:t>4</m:t>
         </m:r>
         <m:r>
           <m:rPr>
@@ -5195,7 +5664,7 @@
         <w:t xml:space="preserve"> </w:t>
       </w:r>
       <w:r>
-        <w:t xml:space="preserve">mà phụ thuộc vào bối cảnh ICRV: từ TP ≈ 88,6% (Singapore — Advanced Innovation) đến TP ≈ 39,7% (Việt Nam pooled — Lower-mid Transition), với Trung Quốc ở mức trung gian (TP ≈ 48,78%). Không có một turning point phổ quát cho tất cả bối cảnh.</w:t>
+        <w:t xml:space="preserve">mà phụ thuộc vào bối cảnh ICRV: từ TP ≈ 82% (Singapore — Advanced Innovation) đến TP ≈ 39,7% (Việt Nam pooled — Lower-mid Transition), với Trung Quốc ở mức trung gian (TP ≈ 48,78%). Không có một turning point phổ quát cho tất cả bối cảnh.</w:t>
       </w:r>
     </w:p>
     <w:p>
@@ -5225,7 +5694,7 @@
         <w:t xml:space="preserve">Thứ ba</w:t>
       </w:r>
       <w:r>
-        <w:t xml:space="preserve">, luận án mở rộng khung phân tích từ dữ liệu doanh nghiệp Nhật Bản/đa quốc gia sang 47 nền kinh tế châu Á và Thái Bình Dương — bối cảnh underrepresented trong literature Lu và Beamish.</w:t>
+        <w:t xml:space="preserve">, luận án mở rộng khung phân tích từ dữ liệu doanh nghiệp Nhật Bản/đa quốc gia sang 47–49 nền kinh tế châu Á và Thái Bình Dương — bối cảnh underrepresented trong literature Lu và Beamish.</w:t>
       </w:r>
     </w:p>
     <w:bookmarkEnd w:id="56"/>
@@ -5693,7 +6162,7 @@
         <w:t xml:space="preserve">Doanh nghiệp Singapore (Nhóm I)</w:t>
       </w:r>
       <w:r>
-        <w:t xml:space="preserve">: turning point TP ≈ 88,6% cho thấy không gian quốc tế hóa rất rộng. Chiến lược mở rộng quốc tế mạnh mẽ (high-commitment internationalization) phù hợp với bối cảnh này, đặc biệt khi kết hợp với DAI cao.</w:t>
+        <w:t xml:space="preserve">: turning point TP ≈ 82% cho thấy không gian quốc tế hóa rất rộng. Chiến lược mở rộng quốc tế mạnh mẽ (high-commitment internationalization) phù hợp với bối cảnh này, đặc biệt khi kết hợp với DAI cao.</w:t>
       </w:r>
     </w:p>
     <w:p>
@@ -6130,7 +6599,7 @@
         <w:t xml:space="preserve"> </w:t>
       </w:r>
       <w:r>
-        <w:t xml:space="preserve">(MIR under review, Đỗ &amp; Phan, 2026): phân tích Singapore (Advanced Innovation), xác nhận inverted-U với TP ≈ 88,6% (rộng CI), DAI khuếch đại tại mức FSTS cao.</w:t>
+        <w:t xml:space="preserve">(MIR under review, Đỗ &amp; Phan, 2026): phân tích Singapore (Advanced Innovation), xác nhận inverted-U với TP ≈ 82% (rộng CI), DAI khuếch đại tại mức FSTS cao.</w:t>
       </w:r>
     </w:p>
     <w:p>
@@ -6272,7 +6741,7 @@
           <m:t>,</m:t>
         </m:r>
         <m:r>
-          <m:t>075</m:t>
+          <m:t>074</m:t>
         </m:r>
       </m:oMath>
       <w:r>
@@ -6310,7 +6779,7 @@
           <m:t>,</m:t>
         </m:r>
         <m:r>
-          <m:t>5</m:t>
+          <m:t>4</m:t>
         </m:r>
         <m:r>
           <m:rPr>
@@ -6348,7 +6817,7 @@
           <m:t>=</m:t>
         </m:r>
         <m:r>
-          <m:t>127</m:t>
+          <m:t>17</m:t>
         </m:r>
         <m:r>
           <m:rPr>
@@ -6359,7 +6828,7 @@
         <m:sSup>
           <m:e>
             <m:r>
-              <m:t>77</m:t>
+              <m:t>35</m:t>
             </m:r>
           </m:e>
           <m:sup>
@@ -6375,17 +6844,60 @@
               </m:rPr>
               <m:t>*</m:t>
             </m:r>
-            <m:r>
-              <m:rPr>
-                <m:sty m:val="p"/>
-              </m:rPr>
-              <m:t>*</m:t>
-            </m:r>
           </m:sup>
         </m:sSup>
       </m:oMath>
       <w:r>
-        <w:t xml:space="preserve">.</w:t>
+        <w:t xml:space="preserve"> </w:t>
+      </w:r>
+      <w:r>
+        <w:t xml:space="preserve">(</w:t>
+      </w:r>
+      <m:oMath>
+        <m:r>
+          <m:t>d</m:t>
+        </m:r>
+        <m:r>
+          <m:t>f</m:t>
+        </m:r>
+        <m:r>
+          <m:rPr>
+            <m:sty m:val="p"/>
+          </m:rPr>
+          <m:t>=</m:t>
+        </m:r>
+        <m:r>
+          <m:t>4</m:t>
+        </m:r>
+      </m:oMath>
+      <w:r>
+        <w:t xml:space="preserve">,</w:t>
+      </w:r>
+      <w:r>
+        <w:t xml:space="preserve"> </w:t>
+      </w:r>
+      <m:oMath>
+        <m:r>
+          <m:t>p</m:t>
+        </m:r>
+        <m:r>
+          <m:rPr>
+            <m:sty m:val="p"/>
+          </m:rPr>
+          <m:t>=</m:t>
+        </m:r>
+        <m:r>
+          <m:rPr>
+            <m:sty m:val="p"/>
+          </m:rPr>
+          <m:t>,</m:t>
+        </m:r>
+        <m:r>
+          <m:t>002</m:t>
+        </m:r>
+      </m:oMath>
+      <w:r>
+        <w:t xml:space="preserve">).</w:t>
       </w:r>
     </w:p>
     <w:p>

--- a/dist/luan_an/04_05_chapters_results_discussion_vi.docx
+++ b/dist/luan_an/04_05_chapters_results_discussion_vi.docx
@@ -7164,7 +7164,7 @@
           <w:bCs/>
           <w:b/>
         </w:rPr>
-        <w:t xml:space="preserve">"Không có một mức độ quốc tế hóa tối ưu duy nhất — điểm uốn phụ thuộc vào thể chế, và trong điều kiện thể chế cực yếu, quốc tế hóa có thể gây ra bất lợi hiệu quả thay vì lợi ích."</w:t>
+        <w:t xml:space="preserve">"Không có một mức độ quốc tế hóa tối ưu duy nhất — điểm ngưỡng phụ thuộc vào thể chế, và trong điều kiện thể chế cực yếu, quốc tế hóa có thể gây ra bất lợi hiệu quả thay vì lợi ích."</w:t>
       </w:r>
     </w:p>
     <w:p>

--- a/dist/luan_an/04_05_chapters_results_discussion_vi.docx
+++ b/dist/luan_an/04_05_chapters_results_discussion_vi.docx
@@ -1427,7 +1427,7 @@
         <w:pStyle w:val="FirstParagraph"/>
       </w:pPr>
       <w:r>
-        <w:t xml:space="preserve">Phân tích hai giai đoạn trên dữ liệu WBES Trung Quốc (Nhóm III — Upper-middle) giai đoạn 2012–2024 xác nhận dạng quan hệ phi tuyến chữ U ngược giữa FSTS và hiệu quả hoạt động doanh nghiệp. Điểm turning point được ước lượng tại:</w:t>
+        <w:t xml:space="preserve">Phân tích hai giai đoạn trên dữ liệu WBES Trung Quốc (Nhóm III — Upper-middle) giai đoạn 2012–2024 xác nhận dạng quan hệ phi tuyến chữ U ngược giữa FSTS và hiệu quả hoạt động kinh doanh. Điểm turning point được ước lượng tại:</w:t>
       </w:r>
     </w:p>
     <w:p>
@@ -3563,7 +3563,7 @@
         <w:pStyle w:val="FirstParagraph"/>
       </w:pPr>
       <w:r>
-        <w:t xml:space="preserve">Hệ số hồi quy âm và có ý nghĩa thống kê, nghĩa là tại các nền kinh tế SIDS, quốc tế hóa càng cao thì hiệu quả hoạt động doanh nghiệp càng</w:t>
+        <w:t xml:space="preserve">Hệ số hồi quy âm và có ý nghĩa thống kê, nghĩa là tại các nền kinh tế SIDS, quốc tế hóa càng cao thì hiệu quả hoạt động kinh doanh càng</w:t>
       </w:r>
       <w:r>
         <w:t xml:space="preserve"> </w:t>
@@ -5383,7 +5383,7 @@
         <w:t xml:space="preserve"> </w:t>
       </w:r>
       <w:r>
-        <w:t xml:space="preserve">(thể chế, năng lực, và quản trị) đều ở mức thấp: thể chế yếu, TCI thấp, DAI không phát huy tác dụng — thì quốc tế hóa không chỉ dừng ở mức không mang lại lợi ích mà còn gây tổn hại thực sự đến hiệu quả doanh nghiệp.</w:t>
+        <w:t xml:space="preserve">(thể chế, năng lực, và quản trị) đều ở mức thấp: thể chế yếu, TCI thấp, DAI không phát huy tác dụng — thì quốc tế hóa không chỉ dừng ở mức không mang lại lợi ích mà còn gây tổn hại thực sự đến hiệu quả hoạt động kinh doanh.</w:t>
       </w:r>
     </w:p>
     <w:p>

--- a/dist/luan_an/04_05_chapters_results_discussion_vi.docx
+++ b/dist/luan_an/04_05_chapters_results_discussion_vi.docx
@@ -32,7 +32,7 @@
         <w:pStyle w:val="FirstParagraph"/>
       </w:pPr>
       <w:r>
-        <w:t xml:space="preserve">Chương 4 trình bày toàn bộ kết quả thực nghiệm của luận án theo logic đi từ bằng chứng tổng hợp ở cấp vĩ mô (meta-analytic) đến bằng chứng quốc gia cụ thể và cuối cùng là kiểm định toàn mẫu đa quốc gia. Cấu trúc trình bày gồm sáu phần chính, tương ứng với sáu nhóm phân tích chính của luận án: (i) kết quả meta-analysis ba tầng (P6); (ii) bối cảnh thể chế tiên tiến—đổi mới tại Singapore (P4); (iii) bối cảnh thể chế trung bình cao tại Trung Quốc (P5); (iv) bối cảnh chuyển đổi bậc thấp—trung tại Việt Nam (P3); (v) kiểm định toàn mẫu châu Á đa bối cảnh (P7); và (vi) trường hợp biên là các nền kinh tế đảo nhỏ đang phát triển ở Thái Bình Dương (P8). Tất cả con số thống kê được trích từ bản thảo đang chuẩn bị (Đỗ &amp; Phan, 2026, bản thảo đang chuẩn bị) và không được phép tự ý điều chỉnh.</w:t>
+        <w:t xml:space="preserve">Chương 4 trình bày toàn bộ kết quả thực nghiệm của luận án theo một mạch logic: đi từ bằng chứng tổng hợp ở cấp vĩ mô đến bằng chứng của từng quốc gia cụ thể, và sau cùng là kiểm định trên toàn mẫu đa quốc gia. Cấu trúc trình bày gồm sáu phần chính, tương ứng với sáu nhóm phân tích của luận án: (i) kết quả phân tích tổng hợp ba tầng (P6); (ii) bối cảnh thể chế tiên tiến dựa trên đổi mới tại Singapore (P4); (iii) bối cảnh thể chế trung bình cao tại Trung Quốc (P5); (iv) bối cảnh chuyển đổi bậc thấp đến trung tại Việt Nam (P3); (v) kiểm định toàn mẫu châu Á đa bối cảnh (P7); và (vi) trường hợp biên là các nền kinh tế đảo nhỏ đang phát triển ở Thái Bình Dương (P8). Tất cả con số thống kê đều được trích từ các bản thảo đang chuẩn bị (Đỗ &amp; Phan, 2026, bản thảo đang chuẩn bị) và không được phép tự ý điều chỉnh.</w:t>
       </w:r>
     </w:p>
     <w:p>
@@ -43,7 +43,7 @@
       </w:r>
     </w:p>
     <w:bookmarkEnd w:id="20"/>
-    <w:bookmarkStart w:id="25" w:name="X94937597561f43606547c220f85caafe34980e6"/>
+    <w:bookmarkStart w:id="25" w:name="Xe0084a7c2f7e752cafc4091ca0758f37f91bfa0"/>
     <w:p>
       <w:pPr>
         <w:pStyle w:val="Heading2"/>
@@ -52,7 +52,7 @@
         <w:t xml:space="preserve">4.1 Kết quả tổng hợp định lượng — Meta-analysis ba tầng (P6)</w:t>
       </w:r>
     </w:p>
-    <w:bookmarkStart w:id="21" w:name="Xd031f51f753498dbe6cafd5fc586674dbcf6cc0"/>
+    <w:bookmarkStart w:id="21" w:name="chỉ-số-hiệu-ứng-tổng-hợp"/>
     <w:p>
       <w:pPr>
         <w:pStyle w:val="Heading3"/>
@@ -66,7 +66,7 @@
         <w:pStyle w:val="FirstParagraph"/>
       </w:pPr>
       <w:r>
-        <w:t xml:space="preserve">Phân tích meta-analytic tổng hợp ba tầng (three-level multilevel meta-analysis — MARA) được tiến hành trên tập dữ liệu gồm</w:t>
+        <w:t xml:space="preserve">Phân tích tổng hợp ba tầng (three-level multilevel meta-analysis — MARA) được tiến hành trên tập dữ liệu gồm</w:t>
       </w:r>
       <w:r>
         <w:t xml:space="preserve"> </w:t>
@@ -89,7 +89,7 @@
         <w:t xml:space="preserve"> </w:t>
       </w:r>
       <w:r>
-        <w:t xml:space="preserve">nghiên cứu với tổng cộng hàng trăm cặp effect-size đa dạng theo vùng địa lý, giai đoạn và phương pháp. Kết quả cho thấy hiệu ứng tổng hợp (pooled correlation) là</w:t>
+        <w:t xml:space="preserve">nghiên cứu, với tổng cộng hàng trăm cặp mức độ ảnh hưởng đa dạng theo vùng địa lý, giai đoạn và phương pháp. Kết quả cho thấy hiệu ứng tổng hợp (pooled correlation) là</w:t>
       </w:r>
       <w:r>
         <w:t xml:space="preserve"> </w:t>
@@ -114,7 +114,7 @@
           <m:t>,</m:t>
         </m:r>
         <m:r>
-          <m:t>075</m:t>
+          <m:t>074</m:t>
         </m:r>
       </m:oMath>
       <w:r>
@@ -132,7 +132,7 @@
         <w:t xml:space="preserve"> </w:t>
       </w:r>
       <w:r>
-        <w:t xml:space="preserve">này khẳng định bức tranh tổng quát từ các meta-analyses trước đây của Bausch và Krist (2007), Kirca et al. (2012), Marano et al. (2016) và Arte và Larimo (2022): mối quan hệ tổng hợp giữa quốc tế hóa và hiệu quả hoạt động là dương nhưng có biên độ khiêm tốn.</w:t>
+        <w:t xml:space="preserve">này khẳng định bức tranh chung từ các phân tích tổng hợp trước đây của Bausch và Krist (2007), Kirca et al. (2012), Marano et al. (2016) và Arte và Larimo (2022): quan hệ tổng hợp giữa quốc tế hóa và hiệu quả hoạt động là dương nhưng có biên độ khiêm tốn.</w:t>
       </w:r>
     </w:p>
     <w:p>
@@ -140,7 +140,7 @@
         <w:pStyle w:val="BodyText"/>
       </w:pPr>
       <w:r>
-        <w:t xml:space="preserve">Đặc biệt đáng lưu ý, kết quả P6 hoàn toàn nhất quán với baseline meta-analysis đã công bố tại hội nghị ICBEF 2024 của Đỗ và Phan (2024), với</w:t>
+        <w:t xml:space="preserve">Một điểm đáng lưu ý là kết quả P6 hoàn toàn nhất quán với mức tham chiếu từ phân tích tổng hợp đã công bố tại hội nghị ICBEF 2024 của Đỗ và Phan (2024), với</w:t>
       </w:r>
       <w:r>
         <w:t xml:space="preserve"> </w:t>
@@ -192,14 +192,11 @@
         </m:r>
       </m:oMath>
       <w:r>
-        <w:t xml:space="preserve"> </w:t>
-      </w:r>
-      <w:r>
-        <w:t xml:space="preserve">— sự hội tụ này tạo ra bằng chứng chéo vững chắc khi mở rộng pool lên gần gấp đôi số nghiên cứu.</w:t>
+        <w:t xml:space="preserve">. Sự hội tụ này tạo ra bằng chứng chéo vững chắc ngay cả khi tập nghiên cứu được mở rộng lên gần gấp đôi.</w:t>
       </w:r>
     </w:p>
     <w:bookmarkEnd w:id="21"/>
-    <w:bookmarkStart w:id="22" w:name="X249d4dd148d58674d2455c4660ffbc2a184c5d1"/>
+    <w:bookmarkStart w:id="22" w:name="phân-tích-dị-biệt-ba-tầng"/>
     <w:p>
       <w:pPr>
         <w:pStyle w:val="Heading3"/>
@@ -213,7 +210,7 @@
         <w:pStyle w:val="FirstParagraph"/>
       </w:pPr>
       <w:r>
-        <w:t xml:space="preserve">Kết quả quan trọng nhất của phân tích MARA không phải là giá trị điểm của</w:t>
+        <w:t xml:space="preserve">Kết quả quan trọng nhất của phân tích MARA không nằm ở giá trị điểm của</w:t>
       </w:r>
       <w:r>
         <w:t xml:space="preserve"> </w:t>
@@ -227,7 +224,7 @@
         <w:t xml:space="preserve"> </w:t>
       </w:r>
       <w:r>
-        <w:t xml:space="preserve">mà là cấu trúc của dị biệt (</w:t>
+        <w:t xml:space="preserve">mà ở cấu trúc của dị biệt (</w:t>
       </w:r>
       <m:oMath>
         <m:sSup>
@@ -278,7 +275,7 @@
           <m:t>,</m:t>
         </m:r>
         <m:r>
-          <m:t>5</m:t>
+          <m:t>4</m:t>
         </m:r>
         <m:r>
           <m:rPr>
@@ -288,7 +285,10 @@
         </m:r>
       </m:oMath>
       <w:r>
-        <w:t xml:space="preserve">, cho thấy mức dị biệt đáng kể trong tập hợp 238 nghiên cứu không phải do sai số lấy mẫu. Quan trọng hơn, khi phân tách theo cấu trúc ba tầng:</w:t>
+        <w:t xml:space="preserve"> </w:t>
+      </w:r>
+      <w:r>
+        <w:t xml:space="preserve">cho thấy mức dị biệt đáng kể trong tập hợp 238 nghiên cứu không bắt nguồn từ sai số lấy mẫu. Quan trọng hơn, khi phân tách theo cấu trúc ba tầng:</w:t>
       </w:r>
     </w:p>
     <w:p>
@@ -310,7 +310,7 @@
         <w:t xml:space="preserve"> </w:t>
       </w:r>
       <w:r>
-        <w:t xml:space="preserve">(between-effect within-study, tức dị biệt giữa các effect-size trong cùng một nghiên cứu): chiếm</w:t>
+        <w:t xml:space="preserve">(dị biệt giữa các mức độ ảnh hưởng trong cùng một nghiên cứu): chiếm</w:t>
       </w:r>
       <w:r>
         <w:t xml:space="preserve"> </w:t>
@@ -339,7 +339,7 @@
         <w:t xml:space="preserve"> </w:t>
       </w:r>
       <w:r>
-        <w:t xml:space="preserve">tổng phương sai — đây là nguồn dị biệt chủ đạo.</w:t>
+        <w:t xml:space="preserve">tổng phương sai, đây là nguồn dị biệt chủ đạo.</w:t>
       </w:r>
     </w:p>
     <w:p>
@@ -361,7 +361,7 @@
         <w:t xml:space="preserve"> </w:t>
       </w:r>
       <w:r>
-        <w:t xml:space="preserve">(between-study, tức dị biệt giữa các nghiên cứu): chỉ chiếm</w:t>
+        <w:t xml:space="preserve">(dị biệt giữa các nghiên cứu với nhau): chỉ chiếm</w:t>
       </w:r>
       <w:r>
         <w:t xml:space="preserve"> </w:t>
@@ -395,7 +395,7 @@
         <w:pStyle w:val="FirstParagraph"/>
       </w:pPr>
       <w:r>
-        <w:t xml:space="preserve">Phát hiện này có hàm ý lý thuyết sâu sắc: heterogeneity trong I→P literature xuất phát chủ yếu từ sự biến thiên</w:t>
+        <w:t xml:space="preserve">Phát hiện này mang hàm ý lý thuyết sâu sắc. Dị biệt trong tài liệu nghiên cứu về quan hệ giữa quốc tế hóa và hiệu quả hoạt động chủ yếu xuất phát từ biến thiên</w:t>
       </w:r>
       <w:r>
         <w:t xml:space="preserve"> </w:t>
@@ -405,13 +405,13 @@
           <w:bCs/>
           <w:b/>
         </w:rPr>
-        <w:t xml:space="preserve">bên trong các nghiên cứu</w:t>
-      </w:r>
-      <w:r>
-        <w:t xml:space="preserve"> </w:t>
-      </w:r>
-      <w:r>
-        <w:t xml:space="preserve">(ví dụ: cùng một mẫu doanh nghiệp nhưng dùng các thước đo khác nhau cho cùng cấu trúc cho ra kết quả khác nhau), chứ không phải giữa các nghiên cứu với nhau. Điều này gợi ý rằng sự không nhất quán trong literature I→P phần lớn là vấn đề</w:t>
+        <w:t xml:space="preserve">bên trong từng nghiên cứu</w:t>
+      </w:r>
+      <w:r>
+        <w:t xml:space="preserve"> </w:t>
+      </w:r>
+      <w:r>
+        <w:t xml:space="preserve">(chẳng hạn cùng một mẫu doanh nghiệp nhưng dùng các thước đo khác nhau cho cùng một khái niệm lại cho kết quả khác nhau), chứ không phải từ sự khác biệt giữa các nghiên cứu. Điều này gợi ý rằng tính không nhất quán trong tài liệu nghiên cứu phần lớn là vấn đề</w:t>
       </w:r>
       <w:r>
         <w:t xml:space="preserve"> </w:t>
@@ -424,17 +424,17 @@
         <w:t xml:space="preserve">đo lường và bối cảnh</w:t>
       </w:r>
       <w:r>
-        <w:t xml:space="preserve">, không phải là bằng chứng về sự thiếu nhất quán thực sự trong quan hệ nhân quả giữa quốc tế hóa và hiệu quả.</w:t>
+        <w:t xml:space="preserve">, chứ không phải bằng chứng về sự thiếu nhất quán thực sự trong quan hệ nhân quả giữa quốc tế hóa và hiệu quả.</w:t>
       </w:r>
     </w:p>
     <w:bookmarkEnd w:id="22"/>
-    <w:bookmarkStart w:id="23" w:name="X1b5e7430c159cd86fc68a74f4d181bb069e3c7e"/>
+    <w:bookmarkStart w:id="23" w:name="điều-tiết-bởi-chế-độ-thể-chế-icrv"/>
     <w:p>
       <w:pPr>
         <w:pStyle w:val="Heading3"/>
       </w:pPr>
       <w:r>
-        <w:t xml:space="preserve">4.1.3 Điều tiết bởi chế độ thể chế — ICRV moderation</w:t>
+        <w:t xml:space="preserve">4.1.3 Điều tiết bởi chế độ thể chế ICRV</w:t>
       </w:r>
     </w:p>
     <w:p>
@@ -442,7 +442,7 @@
         <w:pStyle w:val="FirstParagraph"/>
       </w:pPr>
       <w:r>
-        <w:t xml:space="preserve">Kiểm định điều tiết bằng nhóm chế độ thể chế ICRV (Institutional Context Regime Variation) cho kết quả có ý nghĩa thống kê cao:</w:t>
+        <w:t xml:space="preserve">Kiểm định điều tiết theo nhóm chế độ thể chế ICRV (Institutional Context Regime Variation) cho kết quả có ý nghĩa thống kê cao:</w:t>
       </w:r>
       <w:r>
         <w:t xml:space="preserve"> </w:t>
@@ -467,7 +467,7 @@
           <m:t>=</m:t>
         </m:r>
         <m:r>
-          <m:t>127</m:t>
+          <m:t>17</m:t>
         </m:r>
         <m:r>
           <m:rPr>
@@ -476,7 +476,7 @@
           <m:t>,</m:t>
         </m:r>
         <m:r>
-          <m:t>77</m:t>
+          <m:t>35</m:t>
         </m:r>
       </m:oMath>
       <w:r>
@@ -516,7 +516,7 @@
           <m:rPr>
             <m:sty m:val="p"/>
           </m:rPr>
-          <m:t>&lt;</m:t>
+          <m:t>=</m:t>
         </m:r>
         <m:r>
           <m:rPr>
@@ -525,11 +525,11 @@
           <m:t>,</m:t>
         </m:r>
         <m:r>
-          <m:t>001</m:t>
-        </m:r>
-      </m:oMath>
-      <w:r>
-        <w:t xml:space="preserve">. Điều này xác nhận rằng chế độ thể chế — được phân loại thành sáu nhóm từ Advanced Innovation-Driven (Nhóm I: Singapore, Hong Kong, Đài Loan, Hàn Quốc) đến SIDS Thái Bình Dương (Nhóm VI) — là moderator có ý nghĩa thực sự cho mối quan hệ tổng hợp I→P trong văn liệu. Kiểm định</w:t>
+          <m:t>002</m:t>
+        </m:r>
+      </m:oMath>
+      <w:r>
+        <w:t xml:space="preserve">. Kết quả này xác nhận rằng chế độ thể chế, được phân loại thành sáu nhóm từ Advanced Innovation-Driven (Nhóm I: Singapore, Hong Kong, Đài Loan, Hàn Quốc) đến SIDS Thái Bình Dương (Nhóm VI), thực sự là một yếu tố điều tiết có ý nghĩa đối với quan hệ tổng hợp giữa quốc tế hóa và hiệu quả hoạt động. Việc</w:t>
       </w:r>
       <w:r>
         <w:t xml:space="preserve"> </w:t>
@@ -552,7 +552,30 @@
         <w:t xml:space="preserve"> </w:t>
       </w:r>
       <w:r>
-        <w:t xml:space="preserve">lớn hơn nhiều so với giá trị tới hạn, hàm ý rằng sự khác biệt giữa các nhóm ICRV không thể giải thích bằng sai số lấy mẫu.</w:t>
+        <w:t xml:space="preserve">vượt ngưỡng tới hạn (</w:t>
+      </w:r>
+      <m:oMath>
+        <m:r>
+          <m:t>p</m:t>
+        </m:r>
+        <m:r>
+          <m:rPr>
+            <m:sty m:val="p"/>
+          </m:rPr>
+          <m:t>=</m:t>
+        </m:r>
+        <m:r>
+          <m:rPr>
+            <m:sty m:val="p"/>
+          </m:rPr>
+          <m:t>,</m:t>
+        </m:r>
+        <m:r>
+          <m:t>002</m:t>
+        </m:r>
+      </m:oMath>
+      <w:r>
+        <w:t xml:space="preserve">) hàm ý rằng khác biệt giữa các nhóm ICRV không thể quy về sai số lấy mẫu.</w:t>
       </w:r>
     </w:p>
     <w:p>
@@ -560,11 +583,11 @@
         <w:pStyle w:val="BodyText"/>
       </w:pPr>
       <w:r>
-        <w:t xml:space="preserve">Gradient theo ICRV hiện diện rõ ràng trong kết quả: các nền kinh tế Advanced Innovation-Driven có hiệu ứng I→P lớn hơn so với các nền kinh tế Frontier hay SIDS. Kết quả này nhất quán với cơ chế lý thuyết từ Institutional Theory — môi trường thể chế chất lượng cao tạo điều kiện để doanh nghiệp chuyển hóa quốc tế hóa thành hiệu quả dễ dàng hơn (North, 1990; Marano et al., 2016).</w:t>
+        <w:t xml:space="preserve">Gradient theo ICRV hiện diện rõ ràng trong kết quả: các nền kinh tế Advanced Innovation-Driven có hiệu ứng lớn hơn so với các nền kinh tế Frontier hay SIDS. Kết quả này nhất quán với cơ chế của lý thuyết thể chế, theo đó môi trường thể chế chất lượng cao tạo điều kiện để doanh nghiệp chuyển hóa quốc tế hóa thành hiệu quả dễ dàng hơn (North, 1990; Marano et al., 2016).</w:t>
       </w:r>
     </w:p>
     <w:bookmarkEnd w:id="23"/>
-    <w:bookmarkStart w:id="24" w:name="X6c5deb1d61b597d94fea6a9d5467893d4081d11"/>
+    <w:bookmarkStart w:id="24" w:name="kiểm-định-publication-bias"/>
     <w:p>
       <w:pPr>
         <w:pStyle w:val="Heading3"/>
@@ -578,10 +601,55 @@
         <w:pStyle w:val="FirstParagraph"/>
       </w:pPr>
       <w:r>
-        <w:t xml:space="preserve">Kiểm định Egger cho kết quả</w:t>
-      </w:r>
-      <w:r>
-        <w:t xml:space="preserve"> </w:t>
+        <w:t xml:space="preserve">Phân tích sai lệch xuất bản (publication bias) gồm ba kiểm định bổ sung cho nhau.</w:t>
+      </w:r>
+      <w:r>
+        <w:t xml:space="preserve"> </w:t>
+      </w:r>
+      <w:r>
+        <w:rPr>
+          <w:bCs/>
+          <w:b/>
+        </w:rPr>
+        <w:t xml:space="preserve">Kiểm định Egger</w:t>
+      </w:r>
+      <w:r>
+        <w:t xml:space="preserve"> </w:t>
+      </w:r>
+      <w:r>
+        <w:t xml:space="preserve">cho kết quả</w:t>
+      </w:r>
+      <w:r>
+        <w:t xml:space="preserve"> </w:t>
+      </w:r>
+      <m:oMath>
+        <m:r>
+          <m:t>b</m:t>
+        </m:r>
+        <m:r>
+          <m:rPr>
+            <m:sty m:val="p"/>
+          </m:rPr>
+          <m:t>=</m:t>
+        </m:r>
+        <m:r>
+          <m:t>0</m:t>
+        </m:r>
+        <m:r>
+          <m:rPr>
+            <m:sty m:val="p"/>
+          </m:rPr>
+          <m:t>,</m:t>
+        </m:r>
+        <m:r>
+          <m:t>475</m:t>
+        </m:r>
+      </m:oMath>
+      <w:r>
+        <w:t xml:space="preserve"> </w:t>
+      </w:r>
+      <w:r>
+        <w:t xml:space="preserve">(</w:t>
       </w:r>
       <m:oMath>
         <m:r>
@@ -600,14 +668,136 @@
           <m:t>,</m:t>
         </m:r>
         <m:r>
-          <m:t>31</m:t>
-        </m:r>
-      </m:oMath>
-      <w:r>
-        <w:t xml:space="preserve"> </w:t>
-      </w:r>
-      <w:r>
-        <w:t xml:space="preserve">(không có ý nghĩa thống kê), tức không có bằng chứng về publication bias trong tập hợp 238 nghiên cứu. Phân tích trim-and-fill điều chỉnh ước lượng hiệu ứng từ</w:t>
+          <m:t>057</m:t>
+        </m:r>
+      </m:oMath>
+      <w:r>
+        <w:t xml:space="preserve">), sát ngưỡng</w:t>
+      </w:r>
+      <w:r>
+        <w:t xml:space="preserve"> </w:t>
+      </w:r>
+      <m:oMath>
+        <m:r>
+          <m:t>α</m:t>
+        </m:r>
+        <m:r>
+          <m:rPr>
+            <m:sty m:val="p"/>
+          </m:rPr>
+          <m:t>=</m:t>
+        </m:r>
+        <m:r>
+          <m:t>0</m:t>
+        </m:r>
+        <m:r>
+          <m:rPr>
+            <m:sty m:val="p"/>
+          </m:rPr>
+          <m:t>,</m:t>
+        </m:r>
+        <m:r>
+          <m:t>05</m:t>
+        </m:r>
+      </m:oMath>
+      <w:r>
+        <w:t xml:space="preserve"> </w:t>
+      </w:r>
+      <w:r>
+        <w:t xml:space="preserve">nhưng chưa đạt ý nghĩa thống kê theo tiêu chuẩn thông thường.</w:t>
+      </w:r>
+      <w:r>
+        <w:t xml:space="preserve"> </w:t>
+      </w:r>
+      <w:r>
+        <w:rPr>
+          <w:bCs/>
+          <w:b/>
+        </w:rPr>
+        <w:t xml:space="preserve">Kiểm định Begg–Mazumdar</w:t>
+      </w:r>
+      <w:r>
+        <w:t xml:space="preserve"> </w:t>
+      </w:r>
+      <w:r>
+        <w:t xml:space="preserve">(Begg &amp; Mazumdar, 1994) cho kết quả</w:t>
+      </w:r>
+      <w:r>
+        <w:t xml:space="preserve"> </w:t>
+      </w:r>
+      <m:oMath>
+        <m:r>
+          <m:t>τ</m:t>
+        </m:r>
+        <m:r>
+          <m:rPr>
+            <m:sty m:val="p"/>
+          </m:rPr>
+          <m:t>=</m:t>
+        </m:r>
+        <m:r>
+          <m:rPr>
+            <m:sty m:val="p"/>
+          </m:rPr>
+          <m:t>−</m:t>
+        </m:r>
+        <m:r>
+          <m:t>0</m:t>
+        </m:r>
+        <m:r>
+          <m:rPr>
+            <m:sty m:val="p"/>
+          </m:rPr>
+          <m:t>,</m:t>
+        </m:r>
+        <m:r>
+          <m:t>134</m:t>
+        </m:r>
+      </m:oMath>
+      <w:r>
+        <w:t xml:space="preserve"> </w:t>
+      </w:r>
+      <w:r>
+        <w:t xml:space="preserve">(</w:t>
+      </w:r>
+      <m:oMath>
+        <m:r>
+          <m:t>p</m:t>
+        </m:r>
+        <m:r>
+          <m:rPr>
+            <m:sty m:val="p"/>
+          </m:rPr>
+          <m:t>=</m:t>
+        </m:r>
+        <m:r>
+          <m:rPr>
+            <m:sty m:val="p"/>
+          </m:rPr>
+          <m:t>,</m:t>
+        </m:r>
+        <m:r>
+          <m:t>0007</m:t>
+        </m:r>
+      </m:oMath>
+      <w:r>
+        <w:t xml:space="preserve">), có ý nghĩa thống kê rõ ràng: các nghiên cứu có sai số chuẩn lớn hơn (mẫu nhỏ hơn) có xu hướng báo cáo mức độ ảnh hưởng thấp hơn, phù hợp với hiện tượng lệch lạc công bố ưu tiên kết quả dương tính.</w:t>
+      </w:r>
+      <w:r>
+        <w:t xml:space="preserve"> </w:t>
+      </w:r>
+      <w:r>
+        <w:rPr>
+          <w:bCs/>
+          <w:b/>
+        </w:rPr>
+        <w:t xml:space="preserve">Phân tích cắt-và-điền (trim-and-fill)</w:t>
+      </w:r>
+      <w:r>
+        <w:t xml:space="preserve"> </w:t>
+      </w:r>
+      <w:r>
+        <w:t xml:space="preserve">điều chỉnh ước lượng từ</w:t>
       </w:r>
       <w:r>
         <w:t xml:space="preserve"> </w:t>
@@ -632,7 +822,7 @@
           <m:t>,</m:t>
         </m:r>
         <m:r>
-          <m:t>075</m:t>
+          <m:t>074</m:t>
         </m:r>
       </m:oMath>
       <w:r>
@@ -664,14 +854,204 @@
           <m:t>,</m:t>
         </m:r>
         <m:r>
-          <m:t>068</m:t>
-        </m:r>
-      </m:oMath>
-      <w:r>
-        <w:t xml:space="preserve"> </w:t>
-      </w:r>
-      <w:r>
-        <w:t xml:space="preserve">— mức điều chỉnh nhỏ (chưa đến 10%) và không làm thay đổi bất kỳ kết luận nào về chiều hướng hay ý nghĩa của quan hệ tổng hợp. Kết quả này tăng cường độ tin cậy của pooled effect và đảm bảo rằng các phát hiện meta-analytic không bị méo mó do hiện tượng chỉ công bố kết quả dương tính.</w:t>
+          <m:t>035</m:t>
+        </m:r>
+      </m:oMath>
+      <w:r>
+        <w:t xml:space="preserve"> </w:t>
+      </w:r>
+      <w:r>
+        <w:t xml:space="preserve">(với</w:t>
+      </w:r>
+      <w:r>
+        <w:t xml:space="preserve"> </w:t>
+      </w:r>
+      <m:oMath>
+        <m:r>
+          <m:t>k</m:t>
+        </m:r>
+        <m:r>
+          <m:rPr>
+            <m:sty m:val="p"/>
+          </m:rPr>
+          <m:t>=</m:t>
+        </m:r>
+        <m:r>
+          <m:t>58</m:t>
+        </m:r>
+      </m:oMath>
+      <w:r>
+        <w:t xml:space="preserve"> </w:t>
+      </w:r>
+      <w:r>
+        <w:t xml:space="preserve">nghiên cứu được nội suy), một mức điều chỉnh đáng kể nhưng không làm đổi chiều hướng tích cực của quan hệ tổng hợp.</w:t>
+      </w:r>
+      <w:r>
+        <w:t xml:space="preserve"> </w:t>
+      </w:r>
+      <w:r>
+        <w:rPr>
+          <w:bCs/>
+          <w:b/>
+        </w:rPr>
+        <w:t xml:space="preserve">Chỉ số an toàn Fail-safe</w:t>
+      </w:r>
+      <w:r>
+        <w:rPr>
+          <w:bCs/>
+          <w:b/>
+        </w:rPr>
+        <w:t xml:space="preserve"> </w:t>
+      </w:r>
+      <m:oMath>
+        <m:r>
+          <m:t>N</m:t>
+        </m:r>
+      </m:oMath>
+      <w:r>
+        <w:rPr>
+          <w:bCs/>
+          <w:b/>
+        </w:rPr>
+        <w:t xml:space="preserve"> </w:t>
+      </w:r>
+      <w:r>
+        <w:rPr>
+          <w:bCs/>
+          <w:b/>
+        </w:rPr>
+        <w:t xml:space="preserve">= 45.848</w:t>
+      </w:r>
+      <w:r>
+        <w:t xml:space="preserve"> </w:t>
+      </w:r>
+      <w:r>
+        <w:t xml:space="preserve">vượt xa ngưỡng tới hạn</w:t>
+      </w:r>
+      <w:r>
+        <w:t xml:space="preserve"> </w:t>
+      </w:r>
+      <m:oMath>
+        <m:r>
+          <m:t>5</m:t>
+        </m:r>
+        <m:r>
+          <m:t>k</m:t>
+        </m:r>
+        <m:r>
+          <m:rPr>
+            <m:sty m:val="p"/>
+          </m:rPr>
+          <m:t>+</m:t>
+        </m:r>
+        <m:r>
+          <m:t>10</m:t>
+        </m:r>
+        <m:r>
+          <m:rPr>
+            <m:sty m:val="p"/>
+          </m:rPr>
+          <m:t>=</m:t>
+        </m:r>
+        <m:r>
+          <m:t>1</m:t>
+        </m:r>
+        <m:r>
+          <m:rPr>
+            <m:sty m:val="p"/>
+          </m:rPr>
+          <m:t>,</m:t>
+        </m:r>
+        <m:r>
+          <m:t>200</m:t>
+        </m:r>
+      </m:oMath>
+      <w:r>
+        <w:t xml:space="preserve">, khẳng định sai lệch xuất bản không thể bác bỏ hoàn toàn kết quả tổng hợp. Tổng hợp lại, bằng chứng về sai lệch xuất bản được xác nhận qua kiểm định Begg–Mazumdar có ý nghĩa (</w:t>
+      </w:r>
+      <m:oMath>
+        <m:r>
+          <m:t>p</m:t>
+        </m:r>
+        <m:r>
+          <m:rPr>
+            <m:sty m:val="p"/>
+          </m:rPr>
+          <m:t>=</m:t>
+        </m:r>
+        <m:r>
+          <m:rPr>
+            <m:sty m:val="p"/>
+          </m:rPr>
+          <m:t>,</m:t>
+        </m:r>
+        <m:r>
+          <m:t>0007</m:t>
+        </m:r>
+      </m:oMath>
+      <w:r>
+        <w:t xml:space="preserve">): hiệu ứng tổng hợp thực</w:t>
+      </w:r>
+      <w:r>
+        <w:t xml:space="preserve"> </w:t>
+      </w:r>
+      <m:oMath>
+        <m:r>
+          <m:t>r</m:t>
+        </m:r>
+        <m:r>
+          <m:rPr>
+            <m:sty m:val="p"/>
+          </m:rPr>
+          <m:t>=</m:t>
+        </m:r>
+        <m:r>
+          <m:t>0</m:t>
+        </m:r>
+        <m:r>
+          <m:rPr>
+            <m:sty m:val="p"/>
+          </m:rPr>
+          <m:t>,</m:t>
+        </m:r>
+        <m:r>
+          <m:t>074</m:t>
+        </m:r>
+      </m:oMath>
+      <w:r>
+        <w:t xml:space="preserve"> </w:t>
+      </w:r>
+      <w:r>
+        <w:t xml:space="preserve">có thể bị thổi phồng so với hiệu ứng dân số thực, với một ước lượng bảo thủ hơn là</w:t>
+      </w:r>
+      <w:r>
+        <w:t xml:space="preserve"> </w:t>
+      </w:r>
+      <m:oMath>
+        <m:r>
+          <m:t>r</m:t>
+        </m:r>
+        <m:r>
+          <m:rPr>
+            <m:sty m:val="p"/>
+          </m:rPr>
+          <m:t>=</m:t>
+        </m:r>
+        <m:r>
+          <m:t>0</m:t>
+        </m:r>
+        <m:r>
+          <m:rPr>
+            <m:sty m:val="p"/>
+          </m:rPr>
+          <m:t>,</m:t>
+        </m:r>
+        <m:r>
+          <m:t>035</m:t>
+        </m:r>
+      </m:oMath>
+      <w:r>
+        <w:t xml:space="preserve">.</w:t>
       </w:r>
     </w:p>
     <w:p>
@@ -683,7 +1063,7 @@
     </w:p>
     <w:bookmarkEnd w:id="24"/>
     <w:bookmarkEnd w:id="25"/>
-    <w:bookmarkStart w:id="29" w:name="Xeacdefc5b82dce0a7e96c44195ed4509581c200"/>
+    <w:bookmarkStart w:id="29" w:name="Xae571c1410747d630a72c4d12985bac375822ae"/>
     <w:p>
       <w:pPr>
         <w:pStyle w:val="Heading2"/>
@@ -692,7 +1072,7 @@
         <w:t xml:space="preserve">4.2 Kết quả bối cảnh thể chế tiên tiến — Đổi mới: Singapore (P4)</w:t>
       </w:r>
     </w:p>
-    <w:bookmarkStart w:id="26" w:name="Xda25c8021890fd56b2a556c5d0c8da9469b87e5"/>
+    <w:bookmarkStart w:id="26" w:name="xác-nhận-quan-hệ-phi-tuyến-chữ-u-ngược"/>
     <w:p>
       <w:pPr>
         <w:pStyle w:val="Heading3"/>
@@ -729,7 +1109,7 @@
         <w:t xml:space="preserve"> </w:t>
       </w:r>
       <w:r>
-        <w:t xml:space="preserve">doanh nghiệp xuất khẩu xác nhận mối quan hệ phi tuyến (inverted U-shape) giữa FSTS và hiệu quả hoạt động ở mức có ý nghĩa thống kê (</w:t>
+        <w:t xml:space="preserve">doanh nghiệp xuất khẩu xác nhận quan hệ phi tuyến dạng chữ U ngược giữa FSTS và hiệu quả hoạt động ở mức có ý nghĩa thống kê (</w:t>
       </w:r>
       <m:oMath>
         <m:r>
@@ -780,7 +1160,7 @@
         <w:pStyle w:val="BodyText"/>
       </w:pPr>
       <w:r>
-        <w:t xml:space="preserve">Điểm turning point ước lượng được ở mức</w:t>
+        <w:t xml:space="preserve">Điểm uốn (turning point) được ước lượng ở mức</w:t>
       </w:r>
       <w:r>
         <w:t xml:space="preserve"> </w:t>
@@ -790,17 +1170,14 @@
           <w:bCs/>
           <w:b/>
         </w:rPr>
-        <w:t xml:space="preserve">TP ≈ 88,6% FSTS</w:t>
-      </w:r>
-      <w:r>
-        <w:t xml:space="preserve"> </w:t>
-      </w:r>
-      <w:r>
-        <w:t xml:space="preserve">— đây là điểm turning point cao nhất trong tất cả các bối cảnh ICRV được phân tích trong luận án. Khoảng tin cậy của turning point rộng (CI: [53%, 253%]), phản ánh hạn chế về quy mô mẫu và thống kê chính xác, nhưng điểm ước lượng trung tâm cho thấy rằng doanh nghiệp Singapore có thể duy trì đà tăng trưởng hiệu quả khi quốc tế hóa ở mức độ rất cao trước khi đạt đỉnh và suy giảm. Điều này nhất quán với lợi thế thể chế đặc thù của Singapore: nền kinh tế mở, hệ thống pháp lý mạnh, cơ sở hạ tầng thương mại hàng đầu thế giới, và mạng lưới thỏa thuận thương mại tự do rộng khắp cho phép giảm chi phí giao dịch xuyên biên giới.</w:t>
+        <w:t xml:space="preserve">TP ≈ 82% FSTS</w:t>
+      </w:r>
+      <w:r>
+        <w:t xml:space="preserve">, cao nhất trong tất cả các bối cảnh ICRV được phân tích. Khoảng tin cậy của điểm uốn khá rộng (CI: [53%, 253%]), phản ánh hạn chế về quy mô mẫu và độ chính xác thống kê. Tuy vậy, điểm ước lượng trung tâm cho thấy doanh nghiệp Singapore có thể duy trì đà tăng trưởng hiệu quả khi quốc tế hóa ở mức rất cao trước khi đạt đỉnh và suy giảm. Điều này nhất quán với lợi thế thể chế đặc thù của Singapore: nền kinh tế mở, hệ thống pháp lý mạnh, cơ sở hạ tầng thương mại hàng đầu thế giới, cùng mạng lưới hiệp định thương mại tự do rộng khắp giúp giảm chi phí giao dịch xuyên biên giới.</w:t>
       </w:r>
     </w:p>
     <w:bookmarkEnd w:id="26"/>
-    <w:bookmarkStart w:id="27" w:name="X86a529485cdbcaa7517ee410d8d7cfe4636a1c0"/>
+    <w:bookmarkStart w:id="27" w:name="điều-tiết-bởi-digital-adoption-index-dai"/>
     <w:p>
       <w:pPr>
         <w:pStyle w:val="Heading3"/>
@@ -852,7 +1229,7 @@
         <w:t xml:space="preserve"> </w:t>
       </w:r>
       <w:r>
-        <w:t xml:space="preserve">(bao gồm cả Tier-1 và Tier-2 của chỉ số DAI) cho thấy hiệu ứng khuếch đại (amplification) tại mức FSTS cao: hệ số tương tác</w:t>
+        <w:t xml:space="preserve">(gồm cả Tier-1 và Tier-2 của chỉ số DAI) cho thấy hiệu ứng khuếch đại tại mức FSTS cao: hệ số tương tác</w:t>
       </w:r>
       <w:r>
         <w:t xml:space="preserve"> </w:t>
@@ -931,7 +1308,7 @@
         </m:r>
       </m:oMath>
       <w:r>
-        <w:t xml:space="preserve">). Cụ thể, ở mức độ quốc tế hóa cao, doanh nghiệp Singapore có năng lực chấp nhận số (digital adoption) cao hơn duy trì hiệu quả tốt hơn so với doanh nghiệp có mức DAI thấp hơn, cho thấy DAI đóng vai trò nguồn lực bổ trợ (situational resource) làm chậm đà suy giảm phía bên phải của đường phi tuyến.</w:t>
+        <w:t xml:space="preserve">). Cụ thể, ở mức độ quốc tế hóa cao, doanh nghiệp Singapore có mức độ chấp nhận số cao hơn duy trì hiệu quả tốt hơn so với doanh nghiệp có DAI thấp. Điều này cho thấy DAI đóng vai trò một nguồn lực tình huống làm chậm đà suy giảm ở phía bên phải của đường phi tuyến.</w:t>
       </w:r>
     </w:p>
     <w:p>
@@ -939,11 +1316,26 @@
         <w:pStyle w:val="BodyText"/>
       </w:pPr>
       <w:r>
-        <w:t xml:space="preserve">Kết quả này có ý nghĩa lý thuyết quan trọng: ở bối cảnh Advanced Innovation (Nhóm I), nơi cơ sở hạ tầng số đã phát triển đầy đủ, DAI phát huy vai trò điều tiết đáng kể trong quá trình quốc tế hóa. Kết quả P7 (49 nền kinh tế) sau đó xác nhận DAI có level effect phổ quát (β=+0,155***) và cơ chế "digital shield" — DAI×ICRV p=.012, mạnh nhất tại các bối cảnh thể chế yếu (Frontier/SIDS), không chỉ Advanced.</w:t>
+        <w:t xml:space="preserve">Kết quả này mang ý nghĩa lý thuyết quan trọng: trong bối cảnh Advanced Innovation (Nhóm I), nơi cơ sở hạ tầng số đã phát triển đầy đủ, DAI phát huy vai trò điều tiết đáng kể trong quá trình quốc tế hóa. Kết quả P7 (45 nền kinh tế) sau đó xác nhận DAI có hiệu ứng nâng mặt bằng phổ quát (β=+0,155***) cùng cơ chế</w:t>
+      </w:r>
+      <w:r>
+        <w:t xml:space="preserve"> </w:t>
+      </w:r>
+      <w:r>
+        <w:t xml:space="preserve">“</w:t>
+      </w:r>
+      <w:r>
+        <w:t xml:space="preserve">lá chắn số</w:t>
+      </w:r>
+      <w:r>
+        <w:t xml:space="preserve">”</w:t>
+      </w:r>
+      <w:r>
+        <w:t xml:space="preserve">: DAI×ICRV p=.049, mạnh nhất tại các bối cảnh thể chế yếu (Frontier/SIDS) chứ không riêng nhóm Advanced.</w:t>
       </w:r>
     </w:p>
     <w:bookmarkEnd w:id="27"/>
-    <w:bookmarkStart w:id="28" w:name="Xbcac39ed7d72f54219e0a2446248eea6d1a660c"/>
+    <w:bookmarkStart w:id="28" w:name="giới-hạn-suy-luận-và-cảnh-báo-thống-kê"/>
     <w:p>
       <w:pPr>
         <w:pStyle w:val="Heading3"/>
@@ -957,7 +1349,7 @@
         <w:pStyle w:val="FirstParagraph"/>
       </w:pPr>
       <w:r>
-        <w:t xml:space="preserve">Cần nhấn mạnh rằng kết quả Singapore là</w:t>
+        <w:t xml:space="preserve">Cần nhấn mạnh rằng kết quả Singapore chỉ là</w:t>
       </w:r>
       <w:r>
         <w:t xml:space="preserve"> </w:t>
@@ -996,7 +1388,7 @@
         <w:t xml:space="preserve"> </w:t>
       </w:r>
       <w:r>
-        <w:t xml:space="preserve">quan sát, chỉ gồm các doanh nghiệp xuất khẩu, dẫn đến power thống kê ước tính chỉ đạt khoảng 16%. Điều này có nghĩa là ngay cả khi hiệu ứng thực sự tồn tại, khả năng phát hiện nó với mẫu nhỏ như vậy rất hạn chế. Luận án diễn giải kết quả Singapore như</w:t>
+        <w:t xml:space="preserve">quan sát, chỉ gồm các doanh nghiệp xuất khẩu, khiến công suất thống kê ước tính chỉ đạt khoảng 16%. Nói cách khác, ngay cả khi hiệu ứng thực sự tồn tại, khả năng phát hiện nó với một mẫu nhỏ như vậy là rất hạn chế. Luận án này diễn giải kết quả Singapore như</w:t>
       </w:r>
       <w:r>
         <w:t xml:space="preserve"> </w:t>
@@ -1006,13 +1398,13 @@
           <w:iCs/>
           <w:i/>
         </w:rPr>
-        <w:t xml:space="preserve">bằng chứng phù hợp nhưng chưa kết luận</w:t>
-      </w:r>
-      <w:r>
-        <w:t xml:space="preserve"> </w:t>
-      </w:r>
-      <w:r>
-        <w:t xml:space="preserve">(consistent but underpowered evidence) — không bác bỏ giả thuyết nhưng cũng không tuyên bố xác nhận dứt khoát.</w:t>
+        <w:t xml:space="preserve">bằng chứng tương thích nhưng chưa đủ công suất</w:t>
+      </w:r>
+      <w:r>
+        <w:t xml:space="preserve"> </w:t>
+      </w:r>
+      <w:r>
+        <w:t xml:space="preserve">(consistent but underpowered evidence): không bác bỏ giả thuyết, song cũng chưa thể xác nhận dứt khoát.</w:t>
       </w:r>
     </w:p>
     <w:p>
@@ -1024,7 +1416,7 @@
     </w:p>
     <w:bookmarkEnd w:id="28"/>
     <w:bookmarkEnd w:id="29"/>
-    <w:bookmarkStart w:id="33" w:name="Xc2b143d4aef099126e1356c1323f37e08d3ab3f"/>
+    <w:bookmarkStart w:id="33" w:name="Xabe361c2d5961cf19ce7ab2bd5d9bc6d758140a"/>
     <w:p>
       <w:pPr>
         <w:pStyle w:val="Heading2"/>
@@ -1033,13 +1425,13 @@
         <w:t xml:space="preserve">4.3 Kết quả bối cảnh thể chế trung bình cao: Trung Quốc, 2012–2024 (P5)</w:t>
       </w:r>
     </w:p>
-    <w:bookmarkStart w:id="30" w:name="X273c0712ac0fc836e0ec9604b8678a3ab65ab8e"/>
+    <w:bookmarkStart w:id="30" w:name="xác-nhận-quan-hệ-phi-tuyến-và-điểm-uốn"/>
     <w:p>
       <w:pPr>
         <w:pStyle w:val="Heading3"/>
       </w:pPr>
       <w:r>
-        <w:t xml:space="preserve">4.3.1 Xác nhận quan hệ phi tuyến và turning point</w:t>
+        <w:t xml:space="preserve">4.3.1 Xác nhận quan hệ phi tuyến và điểm uốn</w:t>
       </w:r>
     </w:p>
     <w:p>
@@ -1047,7 +1439,7 @@
         <w:pStyle w:val="FirstParagraph"/>
       </w:pPr>
       <w:r>
-        <w:t xml:space="preserve">Phân tích hai giai đoạn trên dữ liệu WBES Trung Quốc (Nhóm III — Upper-middle) giai đoạn 2012–2024 xác nhận dạng quan hệ phi tuyến chữ U ngược giữa FSTS và hiệu quả hoạt động doanh nghiệp. Điểm turning point được ước lượng tại:</w:t>
+        <w:t xml:space="preserve">Phân tích hai giai đoạn trên dữ liệu WBES Trung Quốc (Nhóm III — Upper-middle) trong giai đoạn 2012–2024 xác nhận dạng quan hệ phi tuyến chữ U ngược giữa FSTS và hiệu quả hoạt động doanh nghiệp. Điểm uốn được ước lượng tại:</w:t>
       </w:r>
     </w:p>
     <w:p>
@@ -1101,7 +1493,7 @@
           <w:bCs/>
           <w:b/>
         </w:rPr>
-        <w:t xml:space="preserve">Pooled (toàn mẫu)</w:t>
+        <w:t xml:space="preserve">Toàn mẫu (pooled)</w:t>
       </w:r>
       <w:r>
         <w:t xml:space="preserve">: TP = 48,78% FSTS</w:t>
@@ -1112,11 +1504,11 @@
         <w:pStyle w:val="FirstParagraph"/>
       </w:pPr>
       <w:r>
-        <w:t xml:space="preserve">Các con số này cho thấy doanh nghiệp Trung Quốc đạt hiệu quả tối ưu khi tỷ lệ doanh thu xuất khẩu ở mức gần 49%, một mức độ tập trung quốc tế vừa phải trong bối cảnh nền kinh tế nội địa khổng lồ của Trung Quốc cũng cung cấp cơ hội tăng trưởng song song.</w:t>
+        <w:t xml:space="preserve">Các con số này cho thấy doanh nghiệp Trung Quốc đạt hiệu quả tối ưu khi tỷ lệ doanh thu xuất khẩu ở mức gần 49%, một mức độ tập trung quốc tế vừa phải, trong khi thị trường nội địa khổng lồ vẫn mở ra cơ hội tăng trưởng song song.</w:t>
       </w:r>
     </w:p>
     <w:bookmarkEnd w:id="30"/>
-    <w:bookmarkStart w:id="31" w:name="X91c5789c1db8c4d2b037a8ed3d356867aa44728"/>
+    <w:bookmarkStart w:id="31" w:name="Xe662776ac4ed20d7263c0278e37e5e670eb65fc"/>
     <w:p>
       <w:pPr>
         <w:pStyle w:val="Heading3"/>
@@ -1130,7 +1522,7 @@
         <w:pStyle w:val="FirstParagraph"/>
       </w:pPr>
       <w:r>
-        <w:t xml:space="preserve">Luận án đặt câu hỏi thực nghiệm quan trọng: liệu hình dạng phi tuyến và điểm turning point có thay đổi qua thập kỷ 2012–2024 — giai đoạn Trung Quốc chứng kiến nhiều thay đổi chính sách thương mại, căng thẳng địa chính trị và chuyển đổi số mạnh mẽ? Kiểm định Paternoster cho kết quả</w:t>
+        <w:t xml:space="preserve">Luận án này đặt một câu hỏi thực nghiệm quan trọng: liệu hình dạng phi tuyến và điểm uốn có thay đổi qua thập kỷ 2012–2024, giai đoạn Trung Quốc chứng kiến nhiều thay đổi chính sách thương mại, căng thẳng địa chính trị và chuyển đổi số mạnh mẽ hay không? Kiểm định Paternoster cho kết quả</w:t>
       </w:r>
       <w:r>
         <w:t xml:space="preserve"> </w:t>
@@ -1191,10 +1583,7 @@
         </m:r>
       </m:oMath>
       <w:r>
-        <w:t xml:space="preserve"> </w:t>
-      </w:r>
-      <w:r>
-        <w:t xml:space="preserve">— không có ý nghĩa thống kê. Điều này xác nhận rằng</w:t>
+        <w:t xml:space="preserve">, không có ý nghĩa thống kê. Kết quả này xác nhận rằng</w:t>
       </w:r>
       <w:r>
         <w:t xml:space="preserve"> </w:t>
@@ -1204,10 +1593,10 @@
           <w:bCs/>
           <w:b/>
         </w:rPr>
-        <w:t xml:space="preserve">điểm turning point ổn định qua thời gian</w:t>
-      </w:r>
-      <w:r>
-        <w:t xml:space="preserve">: sự dịch chuyển từ TP = 49,37% (2012) xuống TP = 47,19% (2024) là không đáng kể về mặt thống kê.</w:t>
+        <w:t xml:space="preserve">điểm uốn ổn định qua thời gian</w:t>
+      </w:r>
+      <w:r>
+        <w:t xml:space="preserve">: dịch chuyển từ TP = 49,37% (2012) xuống TP = 47,19% (2024) là không đáng kể về mặt thống kê.</w:t>
       </w:r>
     </w:p>
     <w:p>
@@ -1215,7 +1604,7 @@
         <w:pStyle w:val="BodyText"/>
       </w:pPr>
       <w:r>
-        <w:t xml:space="preserve">Kiểm định tương tác thời gian (Temporal H6):</w:t>
+        <w:t xml:space="preserve">Kiểm định tương tác theo thời gian (H6 về dị biệt thời gian):</w:t>
       </w:r>
       <w:r>
         <w:t xml:space="preserve"> </w:t>
@@ -1270,10 +1659,7 @@
         </m:r>
       </m:oMath>
       <w:r>
-        <w:t xml:space="preserve"> </w:t>
-      </w:r>
-      <w:r>
-        <w:t xml:space="preserve">— không có ý nghĩa thống kê, nghĩa là hình dạng tổng thể của quan hệ phi tuyến không biến đổi đáng kể qua giai đoạn phân tích.</w:t>
+        <w:t xml:space="preserve">, cũng không có ý nghĩa thống kê, nghĩa là hình dạng tổng thể của quan hệ phi tuyến không biến đổi đáng kể qua giai đoạn phân tích.</w:t>
       </w:r>
     </w:p>
     <w:p>
@@ -1281,11 +1667,11 @@
         <w:pStyle w:val="BodyText"/>
       </w:pPr>
       <w:r>
-        <w:t xml:space="preserve">Phát hiện này trái ngược với H6 trong khung lý thuyết (temporal heterogeneity), nhưng lại có giá trị lý thuyết riêng: nó cho thấy rằng trong bối cảnh Upper-middle như Trung Quốc, tuy có nhiều biến động về chính sách và môi trường kinh doanh, cơ chế căn bản của quan hệ I→P vẫn duy trì tính ổn định đáng kể. Điều này có thể phản ánh sự bù trừ giữa các lực lượng: chi phí thích ứng tăng lên do chính sách thương mại khó đoán có thể được bù đắp bởi năng lực tổ chức ngày càng trưởng thành của các doanh nghiệp xuất khẩu Trung Quốc.</w:t>
+        <w:t xml:space="preserve">Phát hiện này trái với H6 trong khung lý thuyết, song lại có giá trị riêng. Nó cho thấy ở một bối cảnh Upper-middle như Trung Quốc, dù có nhiều biến động về chính sách và môi trường kinh doanh, cơ chế căn bản của quan hệ giữa quốc tế hóa và hiệu quả hoạt động vẫn duy trì tính ổn định đáng kể. Điều này có thể phản ánh sự bù trừ giữa các lực: chi phí thích ứng tăng lên do chính sách thương mại khó đoán có thể được bù đắp bởi năng lực tổ chức ngày càng trưởng thành của các doanh nghiệp xuất khẩu Trung Quốc.</w:t>
       </w:r>
     </w:p>
     <w:bookmarkEnd w:id="31"/>
-    <w:bookmarkStart w:id="32" w:name="Xf4c58dd74d18f0c94fb70938746fcab2bcc680b"/>
+    <w:bookmarkStart w:id="32" w:name="vai-trò-của-tci-và-dai"/>
     <w:p>
       <w:pPr>
         <w:pStyle w:val="Heading3"/>
@@ -1337,7 +1723,7 @@
         <w:t xml:space="preserve"> </w:t>
       </w:r>
       <w:r>
-        <w:t xml:space="preserve">không đạt ý nghĩa thống kê (null moderation,</w:t>
+        <w:t xml:space="preserve">không đạt ý nghĩa thống kê (điều tiết bằng không,</w:t>
       </w:r>
       <w:r>
         <w:t xml:space="preserve"> </w:t>
@@ -1363,7 +1749,7 @@
         </m:r>
       </m:oMath>
       <w:r>
-        <w:t xml:space="preserve">), cho thấy Technological Capability Index không phát huy vai trò điều tiết đáng kể ở bối cảnh Trung Quốc theo mô hình P5. Tương tự, DAI cũng không cho thấy điều tiết có ý nghĩa trong bối cảnh này. Kết quả null về moderation tại Trung Quốc có thể phản ánh thực tế rằng năng lực công nghệ đã được phân phối tương đối đồng đều hơn trong mẫu doanh nghiệp xuất khẩu Trung Quốc, làm giảm phương sai đủ để phát hiện hiệu ứng điều tiết.</w:t>
+        <w:t xml:space="preserve">), cho thấy chỉ số năng lực công nghệ không phát huy vai trò điều tiết đáng kể ở bối cảnh Trung Quốc theo mô hình P5. DAI cũng không cho thấy điều tiết có ý nghĩa trong bối cảnh này. Kết quả điều tiết bằng không tại Trung Quốc có thể phản ánh thực tế rằng năng lực công nghệ đã được phân phối tương đối đồng đều hơn trong mẫu doanh nghiệp xuất khẩu Trung Quốc, làm giảm phương sai đến mức không đủ để phát hiện hiệu ứng điều tiết.</w:t>
       </w:r>
     </w:p>
     <w:p>
@@ -1375,7 +1761,7 @@
     </w:p>
     <w:bookmarkEnd w:id="32"/>
     <w:bookmarkEnd w:id="33"/>
-    <w:bookmarkStart w:id="38" w:name="X4112adf63c0c5d0129994928f00251aa7b7359c"/>
+    <w:bookmarkStart w:id="38" w:name="Xdbd5cc67084304ba85b73781c0cb0c00b74055b"/>
     <w:p>
       <w:pPr>
         <w:pStyle w:val="Heading2"/>
@@ -1384,7 +1770,7 @@
         <w:t xml:space="preserve">4.4 Kết quả bối cảnh chuyển đổi bậc thấp—trung: Việt Nam (P3)</w:t>
       </w:r>
     </w:p>
-    <w:bookmarkStart w:id="34" w:name="X5d87cdb499de6203259c1e8eff13947f35772a8"/>
+    <w:bookmarkStart w:id="34" w:name="Xfa9060265c18c079d3fb45cfff0778bcd89c27e"/>
     <w:p>
       <w:pPr>
         <w:pStyle w:val="Heading3"/>
@@ -1398,7 +1784,7 @@
         <w:pStyle w:val="FirstParagraph"/>
       </w:pPr>
       <w:r>
-        <w:t xml:space="preserve">Phân tích hồi quy bảng (panel regression) trên ba làn sóng khảo sát WBES Việt Nam (2009, 2015, 2023) xác nhận dạng phi tuyến chữ U ngược. Mô hình M4 — mô hình chính — cho kết quả:</w:t>
+        <w:t xml:space="preserve">Phân tích hồi quy dữ liệu bảng (panel regression) trên ba làn sóng khảo sát WBES Việt Nam (2009, 2015, 2023) xác nhận dạng phi tuyến chữ U ngược. Mô hình M4, tức mô hình chính, cho kết quả:</w:t>
       </w:r>
     </w:p>
     <w:p>
@@ -1552,7 +1938,7 @@
         <w:pStyle w:val="FirstParagraph"/>
       </w:pPr>
       <w:r>
-        <w:t xml:space="preserve">Cả hai hệ số đều có ý nghĩa thống kê, với hệ số bậc nhất dương và bậc hai âm xác nhận đường cong chữ U ngược. Kiểm định hình thức bằng phương pháp Lind–Mehlum (U-test) cho kết quả</w:t>
+        <w:t xml:space="preserve">Cả hai hệ số đều có ý nghĩa thống kê: hệ số bậc nhất dương và bậc hai âm xác nhận đường cong chữ U ngược. Kiểm định hình thức bằng phương pháp Lind–Mehlum (U-test) cho kết quả</w:t>
       </w:r>
       <w:r>
         <w:t xml:space="preserve"> </w:t>
@@ -1578,20 +1964,17 @@
         </m:r>
       </m:oMath>
       <w:r>
-        <w:t xml:space="preserve"> </w:t>
-      </w:r>
-      <w:r>
-        <w:t xml:space="preserve">— bằng chứng thống kê mạnh nhất trong tất cả các mẫu quốc gia của luận án.</w:t>
+        <w:t xml:space="preserve">, là bằng chứng thống kê mạnh nhất trong tất cả các mẫu quốc gia của luận án.</w:t>
       </w:r>
     </w:p>
     <w:bookmarkEnd w:id="34"/>
-    <w:bookmarkStart w:id="35" w:name="X2727d61a40bd80d560461f50cdc721a390ffad2"/>
+    <w:bookmarkStart w:id="35" w:name="điểm-uốn-theo-làn-sóng"/>
     <w:p>
       <w:pPr>
         <w:pStyle w:val="Heading3"/>
       </w:pPr>
       <w:r>
-        <w:t xml:space="preserve">4.4.2 Điểm turning point theo làn sóng</w:t>
+        <w:t xml:space="preserve">4.4.2 Điểm uốn theo làn sóng</w:t>
       </w:r>
     </w:p>
     <w:p>
@@ -1599,7 +1982,7 @@
         <w:pStyle w:val="FirstParagraph"/>
       </w:pPr>
       <w:r>
-        <w:t xml:space="preserve">Turning point được ước lượng riêng cho từng làn sóng và cho pooled:</w:t>
+        <w:t xml:space="preserve">Điểm uốn được ước lượng riêng cho từng làn sóng và cho toàn mẫu gộp:</w:t>
       </w:r>
     </w:p>
     <w:tbl>
@@ -1752,7 +2135,7 @@
         <w:pStyle w:val="BodyText"/>
       </w:pPr>
       <w:r>
-        <w:t xml:space="preserve">Điểm turning point trong khoảng</w:t>
+        <w:t xml:space="preserve">Điểm uốn trong khoảng</w:t>
       </w:r>
       <w:r>
         <w:t xml:space="preserve"> </w:t>
@@ -1768,7 +2151,7 @@
         <w:t xml:space="preserve"> </w:t>
       </w:r>
       <w:r>
-        <w:t xml:space="preserve">đặt Việt Nam ở mức "thấp hơn đáng kể" so với Singapore (TP ≈ 88,6%) và tương đương hoặc thấp hơn Trung Quốc (TP ≈ 48,78%). Điều này phản ánh chi phí quốc tế hóa cao hơn trong bối cảnh thể chế chuyển đổi: môi trường thể chế chưa hoàn thiện, khoảng cách pháp lý và rào cản thông tin lớn hơn khiến điểm turning point dịch trái (thấp hơn) trên trục FSTS.</w:t>
+        <w:t xml:space="preserve">đặt Việt Nam ở mức thấp hơn đáng kể so với Singapore (TP ≈ 82%), tương đương hoặc thấp hơn Trung Quốc (TP ≈ 48,78%). Điều này phản ánh chi phí quốc tế hóa cao hơn trong bối cảnh thể chế chuyển đổi: môi trường thể chế chưa hoàn thiện, cùng khoảng cách pháp lý và rào cản thông tin lớn hơn, khiến điểm uốn dịch sang trái (thấp hơn) trên trục FSTS.</w:t>
       </w:r>
     </w:p>
     <w:p>
@@ -1776,7 +2159,7 @@
         <w:pStyle w:val="BodyText"/>
       </w:pPr>
       <w:r>
-        <w:t xml:space="preserve">Kiểm định Paternoster so sánh turning point giữa 2009 và 2015 cho kết quả</w:t>
+        <w:t xml:space="preserve">Kiểm định Paternoster so sánh điểm uốn giữa 2009 và 2015 cho kết quả</w:t>
       </w:r>
       <w:r>
         <w:t xml:space="preserve"> </w:t>
@@ -1831,14 +2214,11 @@
         </m:r>
       </m:oMath>
       <w:r>
-        <w:t xml:space="preserve"> </w:t>
-      </w:r>
-      <w:r>
-        <w:t xml:space="preserve">— có ý nghĩa thống kê, cho thấy turning point đã dịch chuyển đáng kể từ 46,2% xuống 39,3% giữa hai làn sóng. Điều này có thể phản ánh sự thay đổi trong cấu trúc doanh nghiệp xuất khẩu Việt Nam sau giai đoạn hội nhập WTO và gia nhập nhiều hiệp định thương mại tự do, kéo theo làn sóng gia công xuất khẩu quy mô lớn nhưng biên lợi nhuận ngày càng cạnh tranh.</w:t>
+        <w:t xml:space="preserve">, có ý nghĩa thống kê, cho thấy điểm uốn đã dịch chuyển đáng kể từ 46,2% xuống 39,3% giữa hai làn sóng. Đây có thể là dấu hiệu của thay đổi trong cấu trúc doanh nghiệp xuất khẩu Việt Nam sau giai đoạn hội nhập WTO và gia nhập nhiều hiệp định thương mại tự do, kéo theo làn sóng gia công xuất khẩu quy mô lớn nhưng biên lợi nhuận ngày càng cạnh tranh.</w:t>
       </w:r>
     </w:p>
     <w:bookmarkEnd w:id="35"/>
-    <w:bookmarkStart w:id="36" w:name="Xd9cda3e330433fda7875e786e5594a490be6989"/>
+    <w:bookmarkStart w:id="36" w:name="điều-tiết-bởi-tci-tích-cực-và-có-ý-nghĩa"/>
     <w:p>
       <w:pPr>
         <w:pStyle w:val="Heading3"/>
@@ -1903,11 +2283,11 @@
         <w:t xml:space="preserve">dương và có ý nghĩa thống kê</w:t>
       </w:r>
       <w:r>
-        <w:t xml:space="preserve">: TCI làm nâng cao mặt bằng hiệu quả và khuếch đại tác động tích cực của quốc tế hóa. Nói cách khác, doanh nghiệp Việt Nam có năng lực công nghệ tốt hơn (đo bằng TCI) đạt hiệu quả cao hơn từ quá trình quốc tế hóa — nhất quán với H2 trong khung lý thuyết CDCM.</w:t>
+        <w:t xml:space="preserve">: TCI nâng cao mặt bằng hiệu quả và khuếch đại tác động tích cực của quốc tế hóa. Nói cách khác, doanh nghiệp Việt Nam có năng lực công nghệ tốt hơn (đo bằng TCI) đạt hiệu quả cao hơn từ quá trình quốc tế hóa, nhất quán với H2 trong khung lý thuyết CDCM.</w:t>
       </w:r>
     </w:p>
     <w:bookmarkEnd w:id="36"/>
-    <w:bookmarkStart w:id="37" w:name="Xaf21f65b6a144c5de09c82b1caee2ca2acd1643"/>
+    <w:bookmarkStart w:id="37" w:name="điều-tiết-bởi-dai-không-có-ý-nghĩa"/>
     <w:p>
       <w:pPr>
         <w:pStyle w:val="Heading3"/>
@@ -1959,7 +2339,7 @@
         <w:t xml:space="preserve"> </w:t>
       </w:r>
       <w:r>
-        <w:t xml:space="preserve">(chỉ bao gồm Tier-1 DAI do giới hạn đo lường WBES trong các làn sóng này) cho kết quả yếu dương nhưng không có ý nghĩa thống kê. Kết quả này không nhất thiết là bác bỏ H3, mà có thể phản ánh hạn chế về đo lường: Tier-1 DAI chỉ nắm bắt mức độ chấp nhận số bề mặt (website, email, online sales) chứ không đo lường được chiều sâu năng lực số. Với dữ liệu WBES Việt Nam chỉ cung cấp Tier-1, không đủ phân biệt để phát hiện hiệu ứng điều tiết tinh tế hơn.</w:t>
+        <w:t xml:space="preserve">(chỉ gồm Tier-1 DAI do giới hạn đo lường WBES trong các làn sóng này) cho kết quả yếu dương nhưng không có ý nghĩa thống kê. Kết quả này không nhất thiết bác bỏ H3 mà có thể phản ánh hạn chế về đo lường: Tier-1 DAI chỉ nắm bắt mức độ chấp nhận số bề mặt (website, thư điện tử, bán hàng trực tuyến) chứ không đo được chiều sâu năng lực số. Với dữ liệu WBES Việt Nam chỉ cung cấp Tier-1, độ phân giải đo lường không đủ để phát hiện hiệu ứng điều tiết tinh tế hơn.</w:t>
       </w:r>
     </w:p>
     <w:p>
@@ -1971,7 +2351,7 @@
     </w:p>
     <w:bookmarkEnd w:id="37"/>
     <w:bookmarkEnd w:id="38"/>
-    <w:bookmarkStart w:id="42" w:name="Xf0c9d964765e7fcecebb3e563eda8ebaaf5526d"/>
+    <w:bookmarkStart w:id="42" w:name="X561afa853383c674354c1acb167a55cae3a018f"/>
     <w:p>
       <w:pPr>
         <w:pStyle w:val="Heading2"/>
@@ -1980,7 +2360,7 @@
         <w:t xml:space="preserve">4.5 Kết quả kiểm định toàn mẫu đa bối cảnh châu Á (P7)</w:t>
       </w:r>
     </w:p>
-    <w:bookmarkStart w:id="39" w:name="Xe92da71a69b2d6e7758f9289fda0742bd2234e3"/>
+    <w:bookmarkStart w:id="39" w:name="mẫu-và-mô-hình-chính"/>
     <w:p>
       <w:pPr>
         <w:pStyle w:val="Heading3"/>
@@ -2010,7 +2390,7 @@
           <m:t>=</m:t>
         </m:r>
         <m:r>
-          <m:t>84.910</m:t>
+          <m:t>82.302</m:t>
         </m:r>
       </m:oMath>
       <w:r>
@@ -2031,7 +2411,7 @@
         <w:t xml:space="preserve"> </w:t>
       </w:r>
       <w:r>
-        <w:t xml:space="preserve">(mô hình M2 — quadratic FSTS). Khi bổ sung đầy đủ biến kiểm soát, mẫu hồi quy là</w:t>
+        <w:t xml:space="preserve">(mô hình M2 — FSTS bậc hai). Khi bổ sung đầy đủ biến kiểm soát, mẫu hồi quy còn</w:t>
       </w:r>
       <w:r>
         <w:t xml:space="preserve"> </w:t>
@@ -2054,7 +2434,7 @@
         <w:t xml:space="preserve"> </w:t>
       </w:r>
       <w:r>
-        <w:t xml:space="preserve">(M3–M5). Mô hình M5 với country fixed effects và year fixed effects — cấu hình mạnh nhất về kiểm soát phương sai không quan sát (</w:t>
+        <w:t xml:space="preserve">(M3–M5). Mô hình M5 với hiệu ứng cố định quốc gia và năm, cấu hình mạnh nhất về kiểm soát phương sai không quan sát (</w:t>
       </w:r>
       <m:oMath>
         <m:sSup>
@@ -2090,7 +2470,7 @@
         </m:r>
       </m:oMath>
       <w:r>
-        <w:t xml:space="preserve">) — ước lượng turning point tổng thể (pooled):</w:t>
+        <w:t xml:space="preserve">), ước lượng điểm uốn tổng thể:</w:t>
       </w:r>
     </w:p>
     <w:p>
@@ -2192,7 +2572,7 @@
         <w:pStyle w:val="FirstParagraph"/>
       </w:pPr>
       <w:r>
-        <w:t xml:space="preserve">Turning point dao động nhất quán trong dải 33,8–40,0% FSTS qua M2–M9, và được xác nhận lại trong mô hình điều tiết ba chiều M11 (</w:t>
+        <w:t xml:space="preserve">Điểm uốn dao động nhất quán trong dải 33,8–40,0% FSTS qua M2–M9, và được xác nhận lại trong mô hình điều tiết ba chiều M11 (</w:t>
       </w:r>
       <m:oMath>
         <m:r>
@@ -2283,7 +2663,7 @@
           <m:t>=</m:t>
         </m:r>
         <m:r>
-          <m:t>29.840</m:t>
+          <m:t>28.500</m:t>
         </m:r>
       </m:oMath>
       <w:r>
@@ -2291,7 +2671,7 @@
       </w:r>
     </w:p>
     <w:bookmarkEnd w:id="39"/>
-    <w:bookmarkStart w:id="40" w:name="Xc568d6fd01fb41fe1ddfba785ff310c6ff56f41"/>
+    <w:bookmarkStart w:id="40" w:name="gradient-icrv-xác-nhận-h5"/>
     <w:p>
       <w:pPr>
         <w:pStyle w:val="Heading3"/>
@@ -2318,7 +2698,7 @@
         <w:t xml:space="preserve">gradient ICRV</w:t>
       </w:r>
       <w:r>
-        <w:t xml:space="preserve">: turning point</w:t>
+        <w:t xml:space="preserve">: điểm uốn</w:t>
       </w:r>
       <w:r>
         <w:t xml:space="preserve"> </w:t>
@@ -2417,7 +2797,7 @@
         <w:pStyle w:val="FirstParagraph"/>
       </w:pPr>
       <w:r>
-        <w:t xml:space="preserve">Gradient này nhất quán với dự đoán từ Institutional Theory: trong môi trường thể chế mạnh (Nhóm I), doanh nghiệp hoàn thu chi phí quốc tế hóa tại mức FSTS thấp hơn — đạt đỉnh hiệu quả sớm hơn. Tại các nền kinh tế thể chế yếu (Nhóm V–VI), doanh nghiệp cần mức độ quốc tế hóa cao hơn để bù đắp chi phí giao dịch, nên turning point xuất hiện muộn hơn.</w:t>
+        <w:t xml:space="preserve">Gradient này nhất quán với dự đoán từ lý thuyết thể chế: trong môi trường thể chế mạnh (Nhóm I), doanh nghiệp hoàn vốn chi phí quốc tế hóa ở mức FSTS thấp hơn, tức đạt đỉnh hiệu quả sớm hơn. Tại các nền kinh tế thể chế yếu (Nhóm V–VI), doanh nghiệp cần mức độ quốc tế hóa cao hơn để bù đắp chi phí giao dịch, nên điểm uốn xuất hiện muộn hơn.</w:t>
       </w:r>
     </w:p>
     <w:p>
@@ -2448,7 +2828,7 @@
         <w:t xml:space="preserve"> </w:t>
       </w:r>
       <w:r>
-        <w:t xml:space="preserve">về ICRV có ý nghĩa thống kê cao, nhất quán với kết quả meta-analysis trong P6 (</w:t>
+        <w:t xml:space="preserve">về ICRV có ý nghĩa thống kê cao, nhất quán với kết quả phân tích tổng hợp trong P6 (</w:t>
       </w:r>
       <m:oMath>
         <m:sSub>
@@ -2470,7 +2850,7 @@
           <m:t>=</m:t>
         </m:r>
         <m:r>
-          <m:t>127</m:t>
+          <m:t>17</m:t>
         </m:r>
         <m:r>
           <m:rPr>
@@ -2479,15 +2859,41 @@
           <m:t>,</m:t>
         </m:r>
         <m:r>
-          <m:t>77</m:t>
-        </m:r>
-      </m:oMath>
-      <w:r>
-        <w:t xml:space="preserve">). Hai nguồn bằng chứng độc lập — meta-analytic và primary empirical — cùng chỉ ra gradient ICRV, tạo ra independent confirmation có giá trị.</w:t>
+          <m:t>35</m:t>
+        </m:r>
+      </m:oMath>
+      <w:r>
+        <w:t xml:space="preserve">,</w:t>
+      </w:r>
+      <w:r>
+        <w:t xml:space="preserve"> </w:t>
+      </w:r>
+      <m:oMath>
+        <m:r>
+          <m:t>p</m:t>
+        </m:r>
+        <m:r>
+          <m:rPr>
+            <m:sty m:val="p"/>
+          </m:rPr>
+          <m:t>=</m:t>
+        </m:r>
+        <m:r>
+          <m:rPr>
+            <m:sty m:val="p"/>
+          </m:rPr>
+          <m:t>,</m:t>
+        </m:r>
+        <m:r>
+          <m:t>002</m:t>
+        </m:r>
+      </m:oMath>
+      <w:r>
+        <w:t xml:space="preserve">). Hai nguồn bằng chứng độc lập, gồm phân tích tổng hợp và phân tích thực nghiệm sơ cấp, cùng chỉ ra gradient ICRV, tạo ra một sự xác nhận chéo độc lập có giá trị.</w:t>
       </w:r>
     </w:p>
     <w:bookmarkEnd w:id="40"/>
-    <w:bookmarkStart w:id="41" w:name="X32256812b2a6eeab55c6374f270a14b6f4f2077"/>
+    <w:bookmarkStart w:id="41" w:name="điều-tiết-bởi-tci-và-dai-trong-toàn-mẫu"/>
     <w:p>
       <w:pPr>
         <w:pStyle w:val="Heading3"/>
@@ -2512,7 +2918,7 @@
         <w:t xml:space="preserve">TCI</w:t>
       </w:r>
       <w:r>
-        <w:t xml:space="preserve">: có ý nghĩa thống kê dương trên toàn mẫu (~41% nâng mức năng suất mỗi đơn vị SD). Tuy nhiên, tương tác FSTS×TCI và FSTS²×TCI</w:t>
+        <w:t xml:space="preserve">: có ý nghĩa thống kê dương trên toàn mẫu (nâng năng suất khoảng 41% mỗi đơn vị độ lệch chuẩn). Dù vậy, tương tác FSTS×TCI và FSTS²×TCI</w:t>
       </w:r>
       <w:r>
         <w:t xml:space="preserve"> </w:t>
@@ -2528,7 +2934,7 @@
         <w:t xml:space="preserve"> </w:t>
       </w:r>
       <w:r>
-        <w:t xml:space="preserve">ở toàn mẫu 49 nền kinh tế. H2</w:t>
+        <w:t xml:space="preserve">trên toàn mẫu 45 nền kinh tế. H2 được</w:t>
       </w:r>
       <w:r>
         <w:t xml:space="preserve"> </w:t>
@@ -2541,7 +2947,7 @@
         <w:t xml:space="preserve">xác nhận một phần</w:t>
       </w:r>
       <w:r>
-        <w:t xml:space="preserve">: TCI là yếu tố nâng mặt bằng năng suất phổ quát, nhưng vai trò uốn đường cong I→P là context-specific (chỉ xuất hiện tại P3 Việt Nam).</w:t>
+        <w:t xml:space="preserve">: TCI là yếu tố nâng mặt bằng năng suất phổ quát, còn vai trò uốn đường cong lại đặc thù theo bối cảnh (chỉ xuất hiện tại P3 Việt Nam).</w:t>
       </w:r>
     </w:p>
     <w:p>
@@ -2641,7 +3047,7 @@
         </m:r>
       </m:oMath>
       <w:r>
-        <w:t xml:space="preserve">, ~17% lợi thế năng suất). Cả hai tương tác điều tiết đều có ý nghĩa:</w:t>
+        <w:t xml:space="preserve">, lợi thế năng suất khoảng 17%). Cả hai tương tác điều tiết đều có ý nghĩa:</w:t>
       </w:r>
       <w:r>
         <w:t xml:space="preserve"> </w:t>
@@ -2865,11 +3271,11 @@
           <m:t>,</m:t>
         </m:r>
         <m:r>
-          <m:t>012</m:t>
-        </m:r>
-      </m:oMath>
-      <w:r>
-        <w:t xml:space="preserve">) xác nhận DAI phát huy hiệu quả mạnh hơn tại các bối cảnh thể chế yếu hơn — nhất quán với CDCM (DAI bù đắp cho "institutional voids").</w:t>
+          <m:t>049</m:t>
+        </m:r>
+      </m:oMath>
+      <w:r>
+        <w:t xml:space="preserve">) xác nhận DAI phát huy hiệu quả mạnh hơn ở các bối cảnh thể chế yếu hơn, nhất quán với CDCM (DAI bù đắp cho khoảng trống thể chế).</w:t>
       </w:r>
     </w:p>
     <w:p>
@@ -2877,7 +3283,7 @@
         <w:pStyle w:val="FirstParagraph"/>
       </w:pPr>
       <w:r>
-        <w:t xml:space="preserve">Kết quả P7 cung cấp bức tranh tổng thể quan trọng: DAI là hiệu ứng phổ quát trên toàn mẫu, nhưng</w:t>
+        <w:t xml:space="preserve">Kết quả P7 vẽ nên một bức tranh tổng thể quan trọng: DAI là hiệu ứng phổ quát trên toàn mẫu, nhưng</w:t>
       </w:r>
       <w:r>
         <w:t xml:space="preserve"> </w:t>
@@ -2893,7 +3299,7 @@
         <w:t xml:space="preserve"> </w:t>
       </w:r>
       <w:r>
-        <w:t xml:space="preserve">(mức độ và hướng điều tiết đường cong) phụ thuộc vào bối cảnh ICRV — nhất quán với luận điểm CDCM về "nguồn lực tình huống".</w:t>
+        <w:t xml:space="preserve">(mức độ và hướng điều tiết đường cong) lại phụ thuộc vào bối cảnh ICRV, nhất quán với luận điểm CDCM về nguồn lực tình huống.</w:t>
       </w:r>
     </w:p>
     <w:p>
@@ -2905,7 +3311,7 @@
     </w:p>
     <w:bookmarkEnd w:id="41"/>
     <w:bookmarkEnd w:id="42"/>
-    <w:bookmarkStart w:id="46" w:name="X515d1af7c14af57822a3e466f5faf3162bb1ab1"/>
+    <w:bookmarkStart w:id="46" w:name="X42f69945b56833cca239d45dc5864a7be6f74d7"/>
     <w:p>
       <w:pPr>
         <w:pStyle w:val="Heading2"/>
@@ -2914,7 +3320,7 @@
         <w:t xml:space="preserve">4.6 Kết quả trường hợp biên SIDS — Các nền kinh tế đảo nhỏ đang phát triển (P8)</w:t>
       </w:r>
     </w:p>
-    <w:bookmarkStart w:id="43" w:name="X7e5a25ed04d464a39ec903e0f1bd3583f9af729"/>
+    <w:bookmarkStart w:id="43" w:name="đặc-điểm-mẫu-sids"/>
     <w:p>
       <w:pPr>
         <w:pStyle w:val="Heading3"/>
@@ -2951,7 +3357,7 @@
         <w:t xml:space="preserve"> </w:t>
       </w:r>
       <w:r>
-        <w:t xml:space="preserve">doanh nghiệp, trong đó chỉ</w:t>
+        <w:t xml:space="preserve">doanh nghiệp, trong đó chỉ có</w:t>
       </w:r>
       <w:r>
         <w:t xml:space="preserve"> </w:t>
@@ -2987,11 +3393,11 @@
         <w:t xml:space="preserve"> </w:t>
       </w:r>
       <w:r>
-        <w:t xml:space="preserve">(chiếm 12,7% mẫu). Tỷ lệ doanh thu xuất khẩu trung bình rất thấp: mean FSTS = 0,060 (6,0%). Cấu trúc mẫu này phản ánh thực tế kinh tế của các nền kinh tế SIDS: thị trường nội địa nhỏ, xuất khẩu không phải là lựa chọn chiến lược chủ động mà thường là phản ứng với áp lực từ bên ngoài do giới hạn nhu cầu nội địa.</w:t>
+        <w:t xml:space="preserve">(chiếm 12,7% mẫu). Tỷ lệ doanh thu xuất khẩu trung bình rất thấp: FSTS trung bình = 0,060 (6,0%). Cấu trúc mẫu này phản ánh thực tế kinh tế của các nền kinh tế SIDS: thị trường nội địa nhỏ, nên xuất khẩu không phải là lựa chọn chiến lược chủ động mà thường là phản ứng trước áp lực từ bên ngoài khi nhu cầu nội địa bị giới hạn.</w:t>
       </w:r>
     </w:p>
     <w:bookmarkEnd w:id="43"/>
-    <w:bookmarkStart w:id="44" w:name="X6260f847af424e7f84b1102579be5299c4b8bbf"/>
+    <w:bookmarkStart w:id="44" w:name="X305be4308b12f06c15c4aa0bf75053d865f81d7"/>
     <w:p>
       <w:pPr>
         <w:pStyle w:val="Heading3"/>
@@ -3005,7 +3411,7 @@
         <w:pStyle w:val="FirstParagraph"/>
       </w:pPr>
       <w:r>
-        <w:t xml:space="preserve">Đây là phát hiện nổi bật nhất và khác biệt nhất của luận án so với toàn bộ kết quả từ các bối cảnh ICRV khác. Mô hình M1 với country fixed effects và year fixed effects cho:</w:t>
+        <w:t xml:space="preserve">Đây là phát hiện nổi bật và khác biệt nhất của luận án so với toàn bộ kết quả từ các bối cảnh ICRV khác. Mô hình M1 với hiệu ứng cố định quốc gia và năm cho:</w:t>
       </w:r>
     </w:p>
     <w:p>
@@ -3157,7 +3563,7 @@
         <w:pStyle w:val="FirstParagraph"/>
       </w:pPr>
       <w:r>
-        <w:t xml:space="preserve">Hệ số hồi quy âm và có ý nghĩa thống kê, nghĩa là tại các nền kinh tế SIDS, quốc tế hóa càng cao thì hiệu quả hoạt động doanh nghiệp càng</w:t>
+        <w:t xml:space="preserve">Hệ số hồi quy âm và có ý nghĩa thống kê cho thấy tại các nền kinh tế SIDS, quốc tế hóa càng cao thì hiệu quả hoạt động doanh nghiệp càng</w:t>
       </w:r>
       <w:r>
         <w:t xml:space="preserve"> </w:t>
@@ -3170,10 +3576,7 @@
         <w:t xml:space="preserve">thấp hơn</w:t>
       </w:r>
       <w:r>
-        <w:t xml:space="preserve"> </w:t>
-      </w:r>
-      <w:r>
-        <w:t xml:space="preserve">— quan hệ âm đơn điệu. Kết quả này không theo dạng chữ U ngược hay S-curve của tất cả các bối cảnh khác.</w:t>
+        <w:t xml:space="preserve">, tức một quan hệ âm đơn điệu. Kết quả này không đi theo dạng chữ U ngược hay đường chữ S như ở mọi bối cảnh khác.</w:t>
       </w:r>
     </w:p>
     <w:p>
@@ -3181,7 +3584,7 @@
         <w:pStyle w:val="BodyText"/>
       </w:pPr>
       <w:r>
-        <w:t xml:space="preserve">Trong mẫu chỉ gồm doanh nghiệp xuất khẩu (exporters-only), hệ số âm còn mạnh hơn:</w:t>
+        <w:t xml:space="preserve">Trong mẫu chỉ gồm doanh nghiệp đang xuất khẩu, hệ số âm còn mạnh hơn:</w:t>
       </w:r>
     </w:p>
     <w:p>
@@ -3333,7 +3736,7 @@
         <w:pStyle w:val="FirstParagraph"/>
       </w:pPr>
       <w:r>
-        <w:t xml:space="preserve">Với mô hình year-FE-only (không có country FE để kiểm tra độ vững):</w:t>
+        <w:t xml:space="preserve">Với mô hình chỉ có hiệu ứng cố định năm (không có hiệu ứng cố định quốc gia, dùng để kiểm tra độ vững):</w:t>
       </w:r>
     </w:p>
     <w:p>
@@ -3464,7 +3867,7 @@
         <w:pStyle w:val="FirstParagraph"/>
       </w:pPr>
       <w:r>
-        <w:t xml:space="preserve">Ba specification nhất quán về chiều âm và ý nghĩa thống kê xác nhận rằng đây không phải là kết quả ngẫu nhiên do đặc thù mô hình.</w:t>
+        <w:t xml:space="preserve">Ba dạng mô hình đều nhất quán về chiều âm và ý nghĩa thống kê, xác nhận rằng đây không phải là kết quả ngẫu nhiên do đặc thù mô hình.</w:t>
       </w:r>
     </w:p>
     <w:p>
@@ -3492,7 +3895,7 @@
         <w:t xml:space="preserve"> </w:t>
       </w:r>
       <w:r>
-        <w:t xml:space="preserve">không cho kết quả có ý nghĩa thống kê, xác nhận quan hệ là</w:t>
+        <w:t xml:space="preserve">không cho kết quả có ý nghĩa thống kê, qua đó xác nhận quan hệ là</w:t>
       </w:r>
       <w:r>
         <w:t xml:space="preserve"> </w:t>
@@ -3502,17 +3905,14 @@
           <w:bCs/>
           <w:b/>
         </w:rPr>
-        <w:t xml:space="preserve">đơn điệu</w:t>
-      </w:r>
-      <w:r>
-        <w:t xml:space="preserve"> </w:t>
-      </w:r>
-      <w:r>
-        <w:t xml:space="preserve">(monotone decline) — không có turning point trong phạm vi dữ liệu.</w:t>
+        <w:t xml:space="preserve">suy giảm đơn điệu</w:t>
+      </w:r>
+      <w:r>
+        <w:t xml:space="preserve">, không có điểm uốn trong phạm vi dữ liệu.</w:t>
       </w:r>
     </w:p>
     <w:bookmarkEnd w:id="44"/>
-    <w:bookmarkStart w:id="45" w:name="X5d63ecc045aa1562adc99da760d22f0511574f9"/>
+    <w:bookmarkStart w:id="45" w:name="X1eacd79ea5935ba958f558c7fa8a022614fd635"/>
     <w:p>
       <w:pPr>
         <w:pStyle w:val="Heading3"/>
@@ -3526,7 +3926,7 @@
         <w:pStyle w:val="FirstParagraph"/>
       </w:pPr>
       <w:r>
-        <w:t xml:space="preserve">Luận án đặt tên cho hiện tượng này là</w:t>
+        <w:t xml:space="preserve">Luận án này đặt tên cho hiện tượng nói trên là</w:t>
       </w:r>
       <w:r>
         <w:t xml:space="preserve"> </w:t>
@@ -3536,13 +3936,10 @@
           <w:bCs/>
           <w:b/>
         </w:rPr>
-        <w:t xml:space="preserve">Forced Internationalization Penalty (FIP)</w:t>
-      </w:r>
-      <w:r>
-        <w:t xml:space="preserve"> </w:t>
-      </w:r>
-      <w:r>
-        <w:t xml:space="preserve">— gánh nặng quốc tế hóa bắt buộc — một construct lý thuyết mới chưa xuất hiện trong literature IB trước đây. Cơ chế giải thích gồm ba yếu tố cấu trúc đặc thù của SIDS:</w:t>
+        <w:t xml:space="preserve">gánh nặng quốc tế hóa bắt buộc (Forced Internationalization Penalty — FIP)</w:t>
+      </w:r>
+      <w:r>
+        <w:t xml:space="preserve">, một khái niệm lý thuyết mới chưa từng xuất hiện trong tài liệu nghiên cứu kinh doanh quốc tế. Cơ chế giải thích gồm ba yếu tố cấu trúc đặc thù của SIDS:</w:t>
       </w:r>
     </w:p>
     <w:p>
@@ -3560,7 +3957,7 @@
         <w:t xml:space="preserve">Thị trường nội địa quá nhỏ</w:t>
       </w:r>
       <w:r>
-        <w:t xml:space="preserve">: doanh nghiệp SIDS buộc phải xuất khẩu không phải vì có lợi thế cạnh tranh mà vì nhu cầu nội địa không đủ để duy trì hoạt động. Đây là quốc tế hóa bắt buộc (forced internationalization), không phải quốc tế hóa chiến lược (strategic internationalization).</w:t>
+        <w:t xml:space="preserve">: doanh nghiệp SIDS buộc phải xuất khẩu không phải vì có lợi thế cạnh tranh, mà vì nhu cầu nội địa không đủ để duy trì hoạt động. Đây là quốc tế hóa bắt buộc, không phải quốc tế hóa chiến lược.</w:t>
       </w:r>
     </w:p>
     <w:p>
@@ -3578,7 +3975,7 @@
         <w:t xml:space="preserve">Chi phí hậu cần và tiếp cận thị trường cực cao</w:t>
       </w:r>
       <w:r>
-        <w:t xml:space="preserve">: vị trí địa lý xa xôi và phân tán của các đảo SIDS tạo ra chi phí vận chuyển, logistics và giao dịch xuyên biên giới không tỷ lệ với giá trị hàng hóa có thể xuất khẩu.</w:t>
+        <w:t xml:space="preserve">: vị trí địa lý xa xôi và phân tán của các đảo SIDS tạo ra chi phí vận chuyển, hậu cần và giao dịch xuyên biên giới không tương xứng với giá trị hàng hóa có thể xuất khẩu.</w:t>
       </w:r>
     </w:p>
     <w:p>
@@ -3596,7 +3993,7 @@
         <w:t xml:space="preserve">Thiếu hỗ trợ thể chế và năng lực xuất khẩu</w:t>
       </w:r>
       <w:r>
-        <w:t xml:space="preserve">: môi trường thể chế yếu (thể hiện qua kết quả DAI null trong P7), thiếu hỗ trợ chính sách xuất khẩu, và năng lực tổ chức hạn chế khiến cho việc quản lý hoạt động quốc tế hóa vượt quá khả năng của phần lớn doanh nghiệp SIDS.</w:t>
+        <w:t xml:space="preserve">: môi trường thể chế yếu (thể hiện qua kết quả DAI bằng không trong P7), việc thiếu hỗ trợ chính sách xuất khẩu, cùng năng lực tổ chức hạn chế khiến việc quản lý hoạt động quốc tế hóa vượt quá khả năng của phần lớn doanh nghiệp SIDS.</w:t>
       </w:r>
     </w:p>
     <w:p>
@@ -3604,7 +4001,7 @@
         <w:pStyle w:val="FirstParagraph"/>
       </w:pPr>
       <w:r>
-        <w:t xml:space="preserve">Kết quả FIP là đóng góp lý thuyết gốc của luận án — lần đầu tiên được ghi nhận và đặt tên trong literature internationalization–firm performance cho khu vực Thái Bình Dương.</w:t>
+        <w:t xml:space="preserve">Kết quả FIP là đóng góp lý thuyết gốc của luận án, lần đầu tiên được ghi nhận và đặt tên trong tài liệu nghiên cứu về quan hệ giữa quốc tế hóa và hiệu quả hoạt động cho khu vực Thái Bình Dương.</w:t>
       </w:r>
     </w:p>
     <w:p>
@@ -3616,7 +4013,7 @@
     </w:p>
     <w:bookmarkEnd w:id="45"/>
     <w:bookmarkEnd w:id="46"/>
-    <w:bookmarkStart w:id="47" w:name="X9900e071ef3c2c84f8fdd7a95ae52c6a2109bb4"/>
+    <w:bookmarkStart w:id="47" w:name="tổng-hợp-kết-quả-theo-hệ-giả-thuyết"/>
     <w:p>
       <w:pPr>
         <w:pStyle w:val="Heading2"/>
@@ -3628,7 +4025,7 @@
     <w:tbl>
       <w:tblPr>
         <w:tblStyle w:val="Table"/>
-        <w:tblW w:type="auto" w:w="0"/>
+        <w:tblW w:type="pct" w:w="5000"/>
         <w:tblLook w:firstRow="1" w:lastRow="0" w:firstColumn="0" w:lastColumn="0" w:noHBand="0" w:noVBand="0" w:val="0020"/>
         <w:jc w:val="start"/>
       </w:tblPr>
@@ -3749,7 +4146,7 @@
               <w:jc w:val="left"/>
             </w:pPr>
             <w:r>
-              <w:t xml:space="preserve">Xác nhận một phần: TCI nâng mặt bằng năng suất tại tất cả bối cảnh; uốn đường cong xác nhận tại Việt Nam nhưng NS tại toàn mẫu P7 (49 nền kinh tế)</w:t>
+              <w:t xml:space="preserve">Xác nhận một phần: TCI nâng mặt bằng năng suất tại tất cả bối cảnh; uốn đường cong xác nhận tại Việt Nam nhưng NS tại toàn mẫu P7 (45 nền kinh tế)</w:t>
             </w:r>
           </w:p>
         </w:tc>
@@ -3787,7 +4184,25 @@
               <w:jc w:val="left"/>
             </w:pPr>
             <w:r>
-              <w:t xml:space="preserve">Xác nhận: DAI có level effect phổ quát (β=+0,155***) và cả hai curvature interactions có ý nghĩa trong P7 (49 nền kinh tế); DAI×ICRV p=.012 — "digital shield" mạnh nhất khi thể chế yếu; null tại Việt Nam (Tier-1 only) là kết quả tương thích do hạn chế đo lường</w:t>
+              <w:t xml:space="preserve">Xác nhận: DAI có level effect phổ quát (β=+0,155***) và cả hai curvature interactions có ý nghĩa trong P7 (45 nền kinh tế); DAI×ICRV p=.049 —</w:t>
+            </w:r>
+            <w:r>
+              <w:t xml:space="preserve"> </w:t>
+            </w:r>
+            <w:r>
+              <w:t xml:space="preserve">“</w:t>
+            </w:r>
+            <w:r>
+              <w:t xml:space="preserve">digital shield</w:t>
+            </w:r>
+            <w:r>
+              <w:t xml:space="preserve">”</w:t>
+            </w:r>
+            <w:r>
+              <w:t xml:space="preserve"> </w:t>
+            </w:r>
+            <w:r>
+              <w:t xml:space="preserve">mạnh nhất khi thể chế yếu; null tại Việt Nam (Tier-1 only) là kết quả tương thích do hạn chế đo lường</w:t>
             </w:r>
           </w:p>
         </w:tc>
@@ -3888,7 +4303,7 @@
                 <m:t>=</m:t>
               </m:r>
               <m:r>
-                <m:t>127</m:t>
+                <m:t>17</m:t>
               </m:r>
               <m:r>
                 <m:rPr>
@@ -3899,16 +4314,10 @@
               <m:sSup>
                 <m:e>
                   <m:r>
-                    <m:t>77</m:t>
+                    <m:t>35</m:t>
                   </m:r>
                 </m:e>
                 <m:sup>
-                  <m:r>
-                    <m:rPr>
-                      <m:sty m:val="p"/>
-                    </m:rPr>
-                    <m:t>*</m:t>
-                  </m:r>
                   <m:r>
                     <m:rPr>
                       <m:sty m:val="p"/>
@@ -3928,7 +4337,53 @@
               <w:t xml:space="preserve"> </w:t>
             </w:r>
             <w:r>
-              <w:t xml:space="preserve">từ meta (P6) và gradient ICRV từ P7</w:t>
+              <w:t xml:space="preserve">(</w:t>
+            </w:r>
+            <m:oMath>
+              <m:r>
+                <m:t>d</m:t>
+              </m:r>
+              <m:r>
+                <m:t>f</m:t>
+              </m:r>
+              <m:r>
+                <m:rPr>
+                  <m:sty m:val="p"/>
+                </m:rPr>
+                <m:t>=</m:t>
+              </m:r>
+              <m:r>
+                <m:t>4</m:t>
+              </m:r>
+            </m:oMath>
+            <w:r>
+              <w:t xml:space="preserve">,</w:t>
+            </w:r>
+            <w:r>
+              <w:t xml:space="preserve"> </w:t>
+            </w:r>
+            <m:oMath>
+              <m:r>
+                <m:t>p</m:t>
+              </m:r>
+              <m:r>
+                <m:rPr>
+                  <m:sty m:val="p"/>
+                </m:rPr>
+                <m:t>=</m:t>
+              </m:r>
+              <m:r>
+                <m:rPr>
+                  <m:sty m:val="p"/>
+                </m:rPr>
+                <m:t>,</m:t>
+              </m:r>
+              <m:r>
+                <m:t>002</m:t>
+              </m:r>
+            </m:oMath>
+            <w:r>
+              <w:t xml:space="preserve">) từ P6 MARA và gradient ICRV từ P7</w:t>
             </w:r>
           </w:p>
         </w:tc>
@@ -4204,7 +4659,7 @@
         <w:pStyle w:val="FirstParagraph"/>
       </w:pPr>
       <w:r>
-        <w:t xml:space="preserve">Chương 5 tổng hợp và diễn giải kết quả từ Chương 4 trong ánh sáng của khung lý thuyết CDCM và bốn lý thuyết nền (Uppsala, RBV, Institutional Theory, Upper Echelons Theory). Cấu trúc chương gồm sáu phần: (i) bàn luận kết quả theo khung lý thuyết; (ii) so sánh với nghiên cứu trước; (iii) đóng góp lý thuyết; (iv) hàm ý chính sách và quản trị; (v) hạn chế và hướng nghiên cứu tương lai; và (vi) kết luận tổng thể của luận án.</w:t>
+        <w:t xml:space="preserve">Chương 5 tổng hợp và diễn giải kết quả từ Chương 4 dưới lăng kính của khung lý thuyết CDCM và bốn lý thuyết nền (Uppsala, lý thuyết dựa trên nguồn lực, lý thuyết thể chế, lý thuyết tầng lớp lãnh đạo). Cấu trúc chương gồm sáu phần: (i) bàn luận kết quả theo khung lý thuyết; (ii) so sánh với nghiên cứu trước; (iii) đóng góp lý thuyết; (iv) hàm ý chính sách và quản trị; (v) hạn chế và hướng nghiên cứu tương lai; và (vi) kết luận tổng thể của luận án.</w:t>
       </w:r>
     </w:p>
     <w:p>
@@ -4215,7 +4670,7 @@
       </w:r>
     </w:p>
     <w:bookmarkEnd w:id="49"/>
-    <w:bookmarkStart w:id="54" w:name="Xa49aadb40c127a83ebe1d91ac222e3bdb8617c2"/>
+    <w:bookmarkStart w:id="54" w:name="Xff8cef3ed320f9cf6f3fba4ff558bfed3af19c6"/>
     <w:p>
       <w:pPr>
         <w:pStyle w:val="Heading2"/>
@@ -4224,7 +4679,7 @@
         <w:t xml:space="preserve">5.1 Bàn luận kết quả theo khung lý thuyết CDCM</w:t>
       </w:r>
     </w:p>
-    <w:bookmarkStart w:id="50" w:name="X751baa465f16b11eec18b61295bd32c9b23dafc"/>
+    <w:bookmarkStart w:id="50" w:name="X87949b622680195c8f5649c31ec800d0d4afb82"/>
     <w:p>
       <w:pPr>
         <w:pStyle w:val="Heading3"/>
@@ -4251,7 +4706,7 @@
         <w:t xml:space="preserve">gradient ICRV</w:t>
       </w:r>
       <w:r>
-        <w:t xml:space="preserve">: cùng một mức độ quốc tế hóa (FSTS) mang lại hiệu quả rất khác nhau tùy thuộc vào chế độ thể chế mà doanh nghiệp hoạt động. Bằng chứng từ hai nguồn độc lập — phân tích meta-analytic (P6,</w:t>
+        <w:t xml:space="preserve">: cùng một mức độ quốc tế hóa (FSTS) mang lại hiệu quả rất khác nhau tùy thuộc vào chế độ thể chế nơi doanh nghiệp hoạt động. Bằng chứng từ hai nguồn độc lập, gồm phân tích tổng hợp (P6,</w:t>
       </w:r>
       <w:r>
         <w:t xml:space="preserve"> </w:t>
@@ -4276,7 +4731,7 @@
           <m:t>=</m:t>
         </m:r>
         <m:r>
-          <m:t>127</m:t>
+          <m:t>17</m:t>
         </m:r>
         <m:r>
           <m:rPr>
@@ -4285,7 +4740,7 @@
           <m:t>,</m:t>
         </m:r>
         <m:r>
-          <m:t>77</m:t>
+          <m:t>35</m:t>
         </m:r>
       </m:oMath>
       <w:r>
@@ -4296,13 +4751,36 @@
       </w:r>
       <m:oMath>
         <m:r>
+          <m:t>d</m:t>
+        </m:r>
+        <m:r>
+          <m:t>f</m:t>
+        </m:r>
+        <m:r>
+          <m:rPr>
+            <m:sty m:val="p"/>
+          </m:rPr>
+          <m:t>=</m:t>
+        </m:r>
+        <m:r>
+          <m:t>4</m:t>
+        </m:r>
+      </m:oMath>
+      <w:r>
+        <w:t xml:space="preserve">,</w:t>
+      </w:r>
+      <w:r>
+        <w:t xml:space="preserve"> </w:t>
+      </w:r>
+      <m:oMath>
+        <m:r>
           <m:t>p</m:t>
         </m:r>
         <m:r>
           <m:rPr>
             <m:sty m:val="p"/>
           </m:rPr>
-          <m:t>&lt;</m:t>
+          <m:t>=</m:t>
         </m:r>
         <m:r>
           <m:rPr>
@@ -4311,7 +4789,7 @@
           <m:t>,</m:t>
         </m:r>
         <m:r>
-          <m:t>001</m:t>
+          <m:t>002</m:t>
         </m:r>
       </m:oMath>
       <w:r>
@@ -4331,14 +4809,14 @@
           <m:t>=</m:t>
         </m:r>
         <m:r>
-          <m:t>84.910</m:t>
-        </m:r>
-      </m:oMath>
-      <w:r>
-        <w:t xml:space="preserve"> </w:t>
-      </w:r>
-      <w:r>
-        <w:t xml:space="preserve">từ 49 nền kinh tế) — đều chỉ đến cùng một kết luận: turning point của quan hệ I→P</w:t>
+          <m:t>82.302</m:t>
+        </m:r>
+      </m:oMath>
+      <w:r>
+        <w:t xml:space="preserve"> </w:t>
+      </w:r>
+      <w:r>
+        <w:t xml:space="preserve">từ 45 nền kinh tế), đều dẫn đến cùng một kết luận: điểm uốn của quan hệ giữa quốc tế hóa và hiệu quả hoạt động</w:t>
       </w:r>
       <w:r>
         <w:t xml:space="preserve"> </w:t>
@@ -4348,13 +4826,13 @@
           <w:bCs/>
           <w:b/>
         </w:rPr>
-        <w:t xml:space="preserve">giảm dần</w:t>
-      </w:r>
-      <w:r>
-        <w:t xml:space="preserve"> </w:t>
-      </w:r>
-      <w:r>
-        <w:t xml:space="preserve">từ SIDS/Frontier (~55% FSTS) xuống Emerging, Upper-middle, Advanced Resource, và Advanced Innovation (~28% FSTS) — tức là nền kinh tế thể chế mạnh hơn đạt đỉnh hiệu quả tại mức FSTS thấp hơn.</w:t>
+        <w:t xml:space="preserve">sâu dần</w:t>
+      </w:r>
+      <w:r>
+        <w:t xml:space="preserve"> </w:t>
+      </w:r>
+      <w:r>
+        <w:t xml:space="preserve">khi chất lượng thể chế suy giảm: hình chữ U ngược rõ nét nhất ở SIDS/Frontier và phẳng dần về gần tuyến tính ở Advanced Innovation, điểm uốn dao động quanh ~40%. Nói cách khác, nền kinh tế thể chế mạnh hơn đạt đỉnh hiệu quả ở mức FSTS thấp hơn.</w:t>
       </w:r>
     </w:p>
     <w:p>
@@ -4362,7 +4840,7 @@
         <w:pStyle w:val="BodyText"/>
       </w:pPr>
       <w:r>
-        <w:t xml:space="preserve">Kết quả này xác nhận H5 và tầng thể chế của khung lý thuyết CDCM theo một cách thuyết phục nhất: không phải chỉ một moderator đơn lẻ mà là</w:t>
+        <w:t xml:space="preserve">Kết quả này xác nhận H5 và tầng thể chế của khung lý thuyết CDCM một cách thuyết phục: điều kiện biên cho quan hệ giữa quốc tế hóa và hiệu quả hoạt động không do một yếu tố điều tiết đơn lẻ quy định, mà do</w:t>
       </w:r>
       <w:r>
         <w:t xml:space="preserve"> </w:t>
@@ -4375,10 +4853,7 @@
         <w:t xml:space="preserve">cả một chế độ thể chế</w:t>
       </w:r>
       <w:r>
-        <w:t xml:space="preserve"> </w:t>
-      </w:r>
-      <w:r>
-        <w:t xml:space="preserve">— được vận hành hóa thành sáu sub-regime ICRV — xác định điều kiện biên cho quan hệ I→P. Institutional Theory của North (1990) và Khanna và Palepu (2010) dự đoán rằng thể chế định hình chi phí giao dịch và cấu trúc khuyến khích; kết quả ICRV gradient là biểu hiện thực nghiệm của cơ chế này ở quy mô 47 nền kinh tế châu Á và Thái Bình Dương.</w:t>
+        <w:t xml:space="preserve">, được vận hành hóa thành sáu chế độ con ICRV. Lý thuyết thể chế của North (1990) và Khanna và Palepu (2010) dự đoán rằng thể chế định hình chi phí giao dịch và cấu trúc khuyến khích; gradient ICRV chính là biểu hiện thực nghiệm của cơ chế này ở quy mô 45 nền kinh tế châu Á và Thái Bình Dương (P7).</w:t>
       </w:r>
     </w:p>
     <w:p>
@@ -4386,7 +4861,7 @@
         <w:pStyle w:val="BodyText"/>
       </w:pPr>
       <w:r>
-        <w:t xml:space="preserve">Về mặt lý thuyết, gradient ICRV có thể được hiểu qua hai cơ chế bổ sung cho nhau. Cơ chế thứ nhất là</w:t>
+        <w:t xml:space="preserve">Về mặt lý thuyết, gradient ICRV có thể được hiểu qua hai cơ chế bổ sung cho nhau. Cơ chế đầu tiên là</w:t>
       </w:r>
       <w:r>
         <w:t xml:space="preserve"> </w:t>
@@ -4399,7 +4874,7 @@
         <w:t xml:space="preserve">giảm chi phí giao dịch</w:t>
       </w:r>
       <w:r>
-        <w:t xml:space="preserve">: thể chế chất lượng cao (hệ thống pháp lý, bảo vệ quyền sở hữu trí tuệ, thực thi hợp đồng) làm giảm chi phí xuyên biên giới, cho phép doanh nghiệp duy trì đà tăng trưởng hiệu quả đến mức FSTS cao hơn. Cơ chế thứ hai là</w:t>
+        <w:t xml:space="preserve">: thể chế chất lượng cao (hệ thống pháp lý, bảo vệ quyền sở hữu trí tuệ, thực thi hợp đồng) làm giảm chi phí xuyên biên giới, cho phép doanh nghiệp duy trì đà tăng trưởng hiệu quả đến mức FSTS cao hơn. Cơ chế còn lại là</w:t>
       </w:r>
       <w:r>
         <w:t xml:space="preserve"> </w:t>
@@ -4412,11 +4887,11 @@
         <w:t xml:space="preserve">khuếch đại năng lực</w:t>
       </w:r>
       <w:r>
-        <w:t xml:space="preserve">: môi trường thể chế tốt cũng có nghĩa là hệ sinh thái dịch vụ hỗ trợ (logistics, tài chính thương mại, tư vấn pháp lý quốc tế) phát triển, làm giảm gánh nặng điều phối nội bộ của doanh nghiệp khi mở rộng quốc tế.</w:t>
+        <w:t xml:space="preserve">: một môi trường thể chế tốt đồng nghĩa với hệ sinh thái dịch vụ hỗ trợ phát triển (hậu cần, tài chính thương mại, tư vấn pháp lý quốc tế), nhờ đó giảm gánh nặng điều phối nội bộ của doanh nghiệp khi mở rộng quốc tế.</w:t>
       </w:r>
     </w:p>
     <w:bookmarkEnd w:id="50"/>
-    <w:bookmarkStart w:id="51" w:name="X49fe7c9f8cdd3930e11cda3dd359bf7233b04b5"/>
+    <w:bookmarkStart w:id="51" w:name="tci-là-năng-lực-nền-tảng-xác-nhận-h2"/>
     <w:p>
       <w:pPr>
         <w:pStyle w:val="Heading3"/>
@@ -4430,7 +4905,7 @@
         <w:pStyle w:val="FirstParagraph"/>
       </w:pPr>
       <w:r>
-        <w:t xml:space="preserve">Technological Capability Index (TCI) nhất quán cho thấy</w:t>
+        <w:t xml:space="preserve">Chỉ số năng lực công nghệ (Technological Capability Index — TCI) nhất quán cho thấy</w:t>
       </w:r>
       <w:r>
         <w:t xml:space="preserve"> </w:t>
@@ -4446,7 +4921,7 @@
         <w:t xml:space="preserve"> </w:t>
       </w:r>
       <w:r>
-        <w:t xml:space="preserve">tại tất cả các mẫu (Việt Nam P3, Trung Quốc P5, toàn mẫu P7: ~41% tăng năng suất/đơn vị SD). TCI chỉ</w:t>
+        <w:t xml:space="preserve">tại tất cả các mẫu (Việt Nam P3, Trung Quốc P5, toàn mẫu P7: tăng khoảng 41% năng suất trên mỗi đơn vị độ lệch chuẩn). TCI chỉ</w:t>
       </w:r>
       <w:r>
         <w:t xml:space="preserve"> </w:t>
@@ -4456,13 +4931,13 @@
           <w:bCs/>
           <w:b/>
         </w:rPr>
-        <w:t xml:space="preserve">điều tiết hình dạng đường cong I→P</w:t>
-      </w:r>
-      <w:r>
-        <w:t xml:space="preserve"> </w:t>
-      </w:r>
-      <w:r>
-        <w:t xml:space="preserve">tại bối cảnh quốc gia cụ thể (P3 Việt Nam); ở toàn mẫu P7 (49 nền kinh tế đa dạng thể chế), tương tác FSTS×TCI không có ý nghĩa. H2 được</w:t>
+        <w:t xml:space="preserve">điều tiết hình dạng đường cong</w:t>
+      </w:r>
+      <w:r>
+        <w:t xml:space="preserve"> </w:t>
+      </w:r>
+      <w:r>
+        <w:t xml:space="preserve">ở một bối cảnh quốc gia cụ thể (P3 Việt Nam); trên toàn mẫu P7 (45 nền kinh tế đa dạng thể chế), tương tác FSTS×TCI không có ý nghĩa. H2 được</w:t>
       </w:r>
       <w:r>
         <w:t xml:space="preserve"> </w:t>
@@ -4475,7 +4950,7 @@
         <w:t xml:space="preserve">xác nhận một phần</w:t>
       </w:r>
       <w:r>
-        <w:t xml:space="preserve">, xác nhận vai trò của TCI là</w:t>
+        <w:t xml:space="preserve">, qua đó khẳng định vai trò của TCI là</w:t>
       </w:r>
       <w:r>
         <w:t xml:space="preserve"> </w:t>
@@ -4491,7 +4966,7 @@
         <w:t xml:space="preserve"> </w:t>
       </w:r>
       <w:r>
-        <w:t xml:space="preserve">(foundational capability) trong khung CDCM: doanh nghiệp có năng lực công nghệ sâu hơn — được đo bằng tiếp cận công nghệ nước ngoài, chi tiêu R&amp;D, đổi mới sản phẩm và chứng nhận chất lượng — tạo ra giá trị cao hơn từ cùng một mức độ quốc tế hóa, nhưng vai trò uốn đường cong là context-contingent.</w:t>
+        <w:t xml:space="preserve">(foundational capability) trong khung CDCM: doanh nghiệp có năng lực công nghệ sâu hơn, được đo bằng mức độ tiếp cận công nghệ nước ngoài, chi tiêu nghiên cứu và phát triển, đổi mới sản phẩm và chứng nhận chất lượng, tạo ra giá trị cao hơn từ cùng một mức độ quốc tế hóa; song vai trò uốn đường cong lại phụ thuộc vào bối cảnh.</w:t>
       </w:r>
     </w:p>
     <w:p>
@@ -4499,11 +4974,11 @@
         <w:pStyle w:val="BodyText"/>
       </w:pPr>
       <w:r>
-        <w:t xml:space="preserve">Cơ chế lý thuyết đằng sau kết quả này bắt nguồn từ Resource-Based View (Barney, 1991): TCI là nguồn lực VRIN (có giá trị, hiếm, khó sao chép, khó thay thế), do đó tạo ra lợi thế cạnh tranh bền vững ngay cả khi doanh nghiệp mở rộng ra thị trường nước ngoài với mức độ bất định cao. Năng lực công nghệ cũng tạo ra absorptive capacity (Cohen &amp; Levinthal, 1990) — khả năng hấp thu và tích hợp tri thức từ thị trường nước ngoài — giúp doanh nghiệp học hỏi hiệu quả hơn trong quá trình quốc tế hóa, nhất quán với learning loop của Uppsala model (Johanson &amp; Vahlne, 1977).</w:t>
+        <w:t xml:space="preserve">Cơ chế lý thuyết đằng sau kết quả này bắt nguồn từ lý thuyết dựa trên nguồn lực (Barney, 1991): TCI là nguồn lực VRIN (có giá trị, hiếm, khó sao chép, khó thay thế), nên tạo ra lợi thế cạnh tranh bền vững ngay cả khi doanh nghiệp mở rộng ra thị trường nước ngoài với mức độ bất định cao. Năng lực công nghệ cũng hun đúc năng lực hấp thụ (absorptive capacity) (Cohen &amp; Levinthal, 1990), tức khả năng tiếp nhận và tích hợp tri thức từ thị trường nước ngoài, giúp doanh nghiệp học hỏi hiệu quả hơn trong quá trình quốc tế hóa, nhất quán với vòng học hỏi của mô hình Uppsala (Johanson &amp; Vahlne, 1977).</w:t>
       </w:r>
     </w:p>
     <w:bookmarkEnd w:id="51"/>
-    <w:bookmarkStart w:id="52" w:name="Xa91918a719079ebfa81edd5c575587c3bf67faa"/>
+    <w:bookmarkStart w:id="52" w:name="X27755afda27725d75d6cee82c01fb99e8279a05"/>
     <w:p>
       <w:pPr>
         <w:pStyle w:val="Heading3"/>
@@ -4517,7 +4992,7 @@
         <w:pStyle w:val="FirstParagraph"/>
       </w:pPr>
       <w:r>
-        <w:t xml:space="preserve">Kết quả về Digital Adoption Index (DAI) phức tạp hơn và có nhiều sắc thái hơn so với TCI. Trên toàn mẫu P7, DAI có hiệu ứng nâng mặt bằng dương (</w:t>
+        <w:t xml:space="preserve">Kết quả về chỉ số chấp nhận số (Digital Adoption Index — DAI) phức tạp và nhiều sắc thái hơn so với TCI. Trên toàn mẫu P7, DAI có hiệu ứng nâng mặt bằng dương (</w:t>
       </w:r>
       <m:oMath>
         <m:acc>
@@ -4653,11 +5128,11 @@
           <m:t>,</m:t>
         </m:r>
         <m:r>
-          <m:t>012</m:t>
-        </m:r>
-      </m:oMath>
-      <w:r>
-        <w:t xml:space="preserve">) xác nhận DAI mạnh hơn tại bối cảnh thể chế yếu hơn — ngụ ý DAI bù đắp cho thiếu hụt thể chế hơn là khuếch đại lợi thế thể chế đã có. Tại Singapore (P4, DAI Tier-1+2), DAI phát huy rõ dưới dạng amplification effect (</w:t>
+          <m:t>049</m:t>
+        </m:r>
+      </m:oMath>
+      <w:r>
+        <w:t xml:space="preserve">) xác nhận DAI mạnh hơn ở bối cảnh thể chế yếu hơn, ngụ ý rằng DAI bù đắp cho thiếu hụt thể chế chứ không khuếch đại lợi thế thể chế sẵn có. Tại Singapore (P4, DAI Tier-1+2), DAI phát huy rõ dưới dạng hiệu ứng khuếch đại (</w:t>
       </w:r>
       <m:oMath>
         <m:acc>
@@ -4735,7 +5210,7 @@
         </m:r>
       </m:oMath>
       <w:r>
-        <w:t xml:space="preserve">). Tại Việt Nam (P3, Tier-1 only, IV-estimated), DAI null phản ánh hạn chế đo lường và selection bias hơn là bác bỏ H3.</w:t>
+        <w:t xml:space="preserve">). Tại Việt Nam (P3, chỉ Tier-1, ước lượng bằng biến công cụ), kết quả DAI bằng không phản ánh hạn chế đo lường và sai lệch chọn mẫu hơn là một sự bác bỏ H3.</w:t>
       </w:r>
     </w:p>
     <w:p>
@@ -4743,7 +5218,7 @@
         <w:pStyle w:val="BodyText"/>
       </w:pPr>
       <w:r>
-        <w:t xml:space="preserve">Kết quả này hỗ trợ lập luận trong khung CDCM rằng DAI là</w:t>
+        <w:t xml:space="preserve">Kết quả này củng cố lập luận trong khung CDCM rằng DAI là một</w:t>
       </w:r>
       <w:r>
         <w:t xml:space="preserve"> </w:t>
@@ -4759,7 +5234,7 @@
         <w:t xml:space="preserve"> </w:t>
       </w:r>
       <w:r>
-        <w:t xml:space="preserve">(situational resource): bản thân hiệu ứng nâng mặt bằng là phổ quát, nhưng</w:t>
+        <w:t xml:space="preserve">(situational resource): hiệu ứng nâng mặt bằng tự thân là phổ quát, nhưng</w:t>
       </w:r>
       <w:r>
         <w:t xml:space="preserve"> </w:t>
@@ -4775,7 +5250,7 @@
         <w:t xml:space="preserve"> </w:t>
       </w:r>
       <w:r>
-        <w:t xml:space="preserve">của việc điều tiết đường cong I→P phụ thuộc bối cảnh ICRV. DAI×ICRV (</w:t>
+        <w:t xml:space="preserve">của việc điều tiết đường cong lại phụ thuộc vào bối cảnh ICRV. DAI×ICRV (</w:t>
       </w:r>
       <m:oMath>
         <m:r>
@@ -4794,11 +5269,29 @@
           <m:t>,</m:t>
         </m:r>
         <m:r>
-          <m:t>012</m:t>
-        </m:r>
-      </m:oMath>
-      <w:r>
-        <w:t xml:space="preserve">) cho thấy DAI mạnh hơn tại thể chế yếu — "digital shield" bù đắp cho thiếu hụt thể chế, ngược với quan niệm truyền thống rằng DAI chỉ khuếch đại lợi thế đã có. Đây là điểm phân biệt quan trọng giữa TCI (foundational capability phổ quát) và DAI (situational resource với cơ chế phụ thuộc bối cảnh) trong đóng góp lý thuyết của luận án.</w:t>
+          <m:t>049</m:t>
+        </m:r>
+      </m:oMath>
+      <w:r>
+        <w:t xml:space="preserve">) cho thấy DAI mạnh hơn ở thể chế yếu, tức</w:t>
+      </w:r>
+      <w:r>
+        <w:t xml:space="preserve"> </w:t>
+      </w:r>
+      <w:r>
+        <w:t xml:space="preserve">“</w:t>
+      </w:r>
+      <w:r>
+        <w:t xml:space="preserve">lá chắn số</w:t>
+      </w:r>
+      <w:r>
+        <w:t xml:space="preserve">”</w:t>
+      </w:r>
+      <w:r>
+        <w:t xml:space="preserve"> </w:t>
+      </w:r>
+      <w:r>
+        <w:t xml:space="preserve">bù đắp cho thiếu hụt thể chế, trái với quan niệm truyền thống cho rằng DAI chỉ khuếch đại lợi thế sẵn có. Đây là điểm phân biệt quan trọng giữa TCI (năng lực nền tảng phổ quát) và DAI (nguồn lực tình huống với cơ chế phụ thuộc bối cảnh) trong đóng góp lý thuyết của luận án.</w:t>
       </w:r>
     </w:p>
     <w:p>
@@ -4806,7 +5299,7 @@
         <w:pStyle w:val="BodyText"/>
       </w:pPr>
       <w:r>
-        <w:t xml:space="preserve">Kết quả null về DAI tại Việt Nam (P3) phản ánh hạn chế đo lường (Tier-1 only, selection bias trong IV estimate) hơn là bác bỏ H3. Khi DAI được đo bằng Tier-1+2 như tại Singapore, hiệu ứng điều tiết xuất hiện rõ ràng hơn. Tất cả đo lường DAI trong luận án là</w:t>
+        <w:t xml:space="preserve">Kết quả DAI bằng không tại Việt Nam (P3) phản ánh hạn chế đo lường (chỉ Tier-1, kèm sai lệch chọn mẫu trong ước lượng biến công cụ) hơn là một sự bác bỏ H3. Khi DAI được đo bằng Tier-1+2 như tại Singapore, hiệu ứng điều tiết xuất hiện rõ ràng hơn. Tất cả thước đo DAI trong luận án đều là</w:t>
       </w:r>
       <w:r>
         <w:t xml:space="preserve"> </w:t>
@@ -4819,14 +5312,11 @@
         <w:t xml:space="preserve">chỉ số chấp nhận số tĩnh</w:t>
       </w:r>
       <w:r>
-        <w:t xml:space="preserve"> </w:t>
-      </w:r>
-      <w:r>
-        <w:t xml:space="preserve">— không phải "dynamic digital capability" vì dữ liệu WBES không có đủ thang đo để đo lường tính động.</w:t>
+        <w:t xml:space="preserve">, không phải năng lực số động, bởi dữ liệu WBES không có đủ thang đo để nắm bắt tính động.</w:t>
       </w:r>
     </w:p>
     <w:bookmarkEnd w:id="52"/>
-    <w:bookmarkStart w:id="53" w:name="Xcb7f2ad84aa9055072bb14b3529192ba58d8037"/>
+    <w:bookmarkStart w:id="53" w:name="Xfdc4f05762204c1e9501761a1ebcb843f9171c3"/>
     <w:p>
       <w:pPr>
         <w:pStyle w:val="Heading3"/>
@@ -4840,7 +5330,7 @@
         <w:pStyle w:val="FirstParagraph"/>
       </w:pPr>
       <w:r>
-        <w:t xml:space="preserve">Forced Internationalization Penalty (FIP) tại các nền kinh tế SIDS (</w:t>
+        <w:t xml:space="preserve">Gánh nặng quốc tế hóa bắt buộc (FIP) tại các nền kinh tế SIDS (</w:t>
       </w:r>
       <m:oMath>
         <m:r>
@@ -4898,7 +5388,7 @@
         </m:r>
       </m:oMath>
       <w:r>
-        <w:t xml:space="preserve">; mạnh hơn trong exporters-only) đại diện cho điều kiện biên mà CDCM không hoàn toàn dự báo trước trong phiên bản ban đầu của khung lý thuyết. FIP là biểu hiện của trường hợp khi</w:t>
+        <w:t xml:space="preserve">; mạnh hơn trong nhóm chỉ gồm doanh nghiệp xuất khẩu) đại diện cho một điều kiện biên mà phiên bản ban đầu của CDCM chưa dự báo trọn vẹn. FIP là biểu hiện của trường hợp khi</w:t>
       </w:r>
       <w:r>
         <w:t xml:space="preserve"> </w:t>
@@ -4914,7 +5404,7 @@
         <w:t xml:space="preserve"> </w:t>
       </w:r>
       <w:r>
-        <w:t xml:space="preserve">(thể chế, năng lực, và quản trị) đều ở mức thấp: thể chế yếu, TCI thấp, DAI không phát huy tác dụng — thì quốc tế hóa không chỉ dừng ở mức không mang lại lợi ích mà còn gây tổn hại thực sự đến hiệu quả doanh nghiệp.</w:t>
+        <w:t xml:space="preserve">(thể chế, năng lực và quản trị) đều ở mức thấp: thể chế yếu, TCI thấp, DAI không phát huy tác dụng. Khi đó, quốc tế hóa không chỉ dừng ở chỗ không mang lại lợi ích mà còn gây tổn hại thực sự cho hiệu quả doanh nghiệp.</w:t>
       </w:r>
     </w:p>
     <w:p>
@@ -4922,7 +5412,7 @@
         <w:pStyle w:val="BodyText"/>
       </w:pPr>
       <w:r>
-        <w:t xml:space="preserve">Quan hệ âm đơn điệu này khác về bản chất với quan hệ phi tuyến chữ U ngược: không có turning point trong phạm vi dữ liệu, nghĩa là không có mức FSTS nào mà doanh nghiệp SIDS có thể tận dụng để cải thiện hiệu quả thông qua xuất khẩu trong điều kiện hiện tại. Đây là ranh giới biên lý thuyết quan trọng cho models phi tuyến phổ quát trong literature I→P.</w:t>
+        <w:t xml:space="preserve">Quan hệ âm đơn điệu này khác về bản chất so với quan hệ phi tuyến chữ U ngược: không có điểm uốn trong phạm vi dữ liệu, nghĩa là trong điều kiện hiện tại không có mức FSTS nào để doanh nghiệp SIDS tận dụng nhằm cải thiện hiệu quả thông qua xuất khẩu. Đây là một ranh giới lý thuyết quan trọng cho các mô hình phi tuyến phổ quát trong tài liệu nghiên cứu về quan hệ giữa quốc tế hóa và hiệu quả hoạt động.</w:t>
       </w:r>
     </w:p>
     <w:p>
@@ -4934,7 +5424,7 @@
     </w:p>
     <w:bookmarkEnd w:id="53"/>
     <w:bookmarkEnd w:id="54"/>
-    <w:bookmarkStart w:id="58" w:name="X03371f9bf2ea7aa70b56c3fc263517b182b20aa"/>
+    <w:bookmarkStart w:id="58" w:name="so-sánh-với-nghiên-cứu-trước-đây"/>
     <w:p>
       <w:pPr>
         <w:pStyle w:val="Heading2"/>
@@ -4943,13 +5433,13 @@
         <w:t xml:space="preserve">5.2 So sánh với nghiên cứu trước đây</w:t>
       </w:r>
     </w:p>
-    <w:bookmarkStart w:id="55" w:name="X6d63d205c02653fac9abe4b7c3c003ccf604ac6"/>
+    <w:bookmarkStart w:id="55" w:name="nhất-quán-với-mức-tham-chiếu-icbef-2024"/>
     <w:p>
       <w:pPr>
         <w:pStyle w:val="Heading3"/>
       </w:pPr>
       <w:r>
-        <w:t xml:space="preserve">5.2.1 Nhất quán với baseline ICBEF 2024</w:t>
+        <w:t xml:space="preserve">5.2.1 Nhất quán với mức tham chiếu ICBEF 2024</w:t>
       </w:r>
     </w:p>
     <w:p>
@@ -4957,7 +5447,7 @@
         <w:pStyle w:val="FirstParagraph"/>
       </w:pPr>
       <w:r>
-        <w:t xml:space="preserve">Kết quả pooled effect</w:t>
+        <w:t xml:space="preserve">Hiệu ứng tổng hợp</w:t>
       </w:r>
       <w:r>
         <w:t xml:space="preserve"> </w:t>
@@ -4982,7 +5472,7 @@
           <m:t>,</m:t>
         </m:r>
         <m:r>
-          <m:t>075</m:t>
+          <m:t>074</m:t>
         </m:r>
       </m:oMath>
       <w:r>
@@ -5021,7 +5511,7 @@
         <w:t xml:space="preserve"> </w:t>
       </w:r>
       <w:r>
-        <w:t xml:space="preserve">từ meta-analysis baseline đã công bố tại hội nghị ICBEF 2024 (Đỗ &amp; Phan, 2024). Sự hội tụ này là đáng kể vì P6 mở rộng pool lên</w:t>
+        <w:t xml:space="preserve">từ phân tích tổng hợp tham chiếu đã công bố tại hội nghị ICBEF 2024 (Đỗ &amp; Phan, 2024). Sự hội tụ này đáng chú ý vì P6 mở rộng tập nghiên cứu lên</w:t>
       </w:r>
       <w:r>
         <w:t xml:space="preserve"> </w:t>
@@ -5064,7 +5554,7 @@
         </m:r>
       </m:oMath>
       <w:r>
-        <w:t xml:space="preserve">, đồng thời áp dụng cấu trúc ba tầng phức tạp hơn. Tính vững của pooled effect khi mở rộng pool nghiên cứu là bằng chứng về tính ổn định của baseline ước lượng.</w:t>
+        <w:t xml:space="preserve">, đồng thời áp dụng cấu trúc ba tầng phức tạp hơn. Tính vững của hiệu ứng tổng hợp khi mở rộng tập nghiên cứu là bằng chứng về độ ổn định của ước lượng tham chiếu.</w:t>
       </w:r>
     </w:p>
     <w:p>
@@ -5072,7 +5562,7 @@
         <w:pStyle w:val="BodyText"/>
       </w:pPr>
       <w:r>
-        <w:t xml:space="preserve">Tuy nhiên, đóng góp của P6 so với baseline không phải ở pooled</w:t>
+        <w:t xml:space="preserve">Tuy nhiên, đóng góp của P6 so với mức tham chiếu không nằm ở giá trị</w:t>
       </w:r>
       <w:r>
         <w:t xml:space="preserve"> </w:t>
@@ -5086,7 +5576,7 @@
         <w:t xml:space="preserve"> </w:t>
       </w:r>
       <w:r>
-        <w:t xml:space="preserve">mà ở cấu trúc dị biệt: phân tách</w:t>
+        <w:t xml:space="preserve">tổng hợp mà ở cấu trúc dị biệt: việc phân tách</w:t>
       </w:r>
       <w:r>
         <w:t xml:space="preserve"> </w:t>
@@ -5120,7 +5610,7 @@
           <m:t>,</m:t>
         </m:r>
         <m:r>
-          <m:t>5</m:t>
+          <m:t>4</m:t>
         </m:r>
         <m:r>
           <m:rPr>
@@ -5133,7 +5623,7 @@
         <w:t xml:space="preserve"> </w:t>
       </w:r>
       <w:r>
-        <w:t xml:space="preserve">thành 54,1% tầng 2 và 8,4% tầng 3 là thông tin mới mà phân tích meta đơn tầng không cung cấp. Điều này thay đổi hiểu biết về nguồn gốc của heterogeneity trong literature — vấn đề chủ yếu là</w:t>
+        <w:t xml:space="preserve">thành 54,1% ở tầng 2 và 8,4% ở tầng 3 là thông tin mới mà phân tích tổng hợp đơn tầng không thể cung cấp. Phát hiện này làm thay đổi hiểu biết về nguồn gốc của dị biệt trong tài liệu nghiên cứu: vấn đề chủ yếu là</w:t>
       </w:r>
       <w:r>
         <w:t xml:space="preserve"> </w:t>
@@ -5143,20 +5633,20 @@
           <w:bCs/>
           <w:b/>
         </w:rPr>
-        <w:t xml:space="preserve">đo lường bên trong nghiên cứu</w:t>
-      </w:r>
-      <w:r>
-        <w:t xml:space="preserve">, không phải sự bất đồng căn bản giữa các nghiên cứu.</w:t>
+        <w:t xml:space="preserve">đo lường bên trong từng nghiên cứu</w:t>
+      </w:r>
+      <w:r>
+        <w:t xml:space="preserve">, chứ không phải sự bất đồng căn bản giữa các nghiên cứu.</w:t>
       </w:r>
     </w:p>
     <w:bookmarkEnd w:id="55"/>
-    <w:bookmarkStart w:id="56" w:name="X3dc86f682c3e5e98bd0a470c7f8482e8e79f6fb"/>
+    <w:bookmarkStart w:id="56" w:name="X7b8db85450aaa41ba255e0d181ebc5c5ae65c48"/>
     <w:p>
       <w:pPr>
         <w:pStyle w:val="Heading3"/>
       </w:pPr>
       <w:r>
-        <w:t xml:space="preserve">5.2.2 Vượt qua Lu và Beamish (2004) và Contractor et al. (2003)</w:t>
+        <w:t xml:space="preserve">5.2.2 Vượt qua Lu và Beamish (2004) và Contractor et al. (2003)</w:t>
       </w:r>
     </w:p>
     <w:p>
@@ -5164,22 +5654,73 @@
         <w:pStyle w:val="FirstParagraph"/>
       </w:pPr>
       <w:r>
-        <w:t xml:space="preserve">Lu và Beamish (2004) và Contractor et al. (2003) là hai công trình nền tảng về quan hệ phi tuyến I→P. Lu và Beamish (2004) tìm turning point khoảng 60% FSTS trong mẫu doanh nghiệp Nhật Bản, trong khi Contractor et al. (2003) đề xuất S-curve ba giai đoạn. Luận án này vượt qua hai công trình đó theo ba hướng:</w:t>
+        <w:t xml:space="preserve">Lu và Beamish (2004) cùng Contractor et al. (2003) là hai công trình nền tảng về quan hệ phi tuyến giữa quốc tế hóa và hiệu quả hoạt động. Lu và Beamish (2004) tìm thấy điểm uốn khoảng 60% FSTS trong mẫu doanh nghiệp Nhật Bản, còn Contractor et al. (2003) đề xuất đường chữ S ba giai đoạn. Luận án này vượt qua hai công trình đó theo ba hướng.</w:t>
       </w:r>
     </w:p>
     <w:p>
       <w:pPr>
         <w:pStyle w:val="BodyText"/>
       </w:pPr>
+      <w:r>
+        <w:t xml:space="preserve">Trước hết, luận án chứng minh rằng điểm uốn</w:t>
+      </w:r>
+      <w:r>
+        <w:t xml:space="preserve"> </w:t>
+      </w:r>
       <w:r>
         <w:rPr>
           <w:bCs/>
           <w:b/>
         </w:rPr>
-        <w:t xml:space="preserve">Thứ nhất</w:t>
-      </w:r>
-      <w:r>
-        <w:t xml:space="preserve">, luận án chứng minh rằng turning point</w:t>
+        <w:t xml:space="preserve">không cố định</w:t>
+      </w:r>
+      <w:r>
+        <w:t xml:space="preserve"> </w:t>
+      </w:r>
+      <w:r>
+        <w:t xml:space="preserve">mà phụ thuộc vào bối cảnh ICRV: từ TP ≈ 82% (Singapore — Advanced Innovation) đến TP ≈ 39,7% (Việt Nam toàn mẫu — Lower-mid Transition), với Trung Quốc ở mức trung gian (TP ≈ 48,78%). Không tồn tại một điểm uốn phổ quát cho mọi bối cảnh.</w:t>
+      </w:r>
+    </w:p>
+    <w:p>
+      <w:pPr>
+        <w:pStyle w:val="BodyText"/>
+      </w:pPr>
+      <w:r>
+        <w:t xml:space="preserve">Bên cạnh đó, luận án xác định trường hợp biên FIP tại SIDS, không phải đường chữ S hay chữ U ngược mà là một quan hệ âm đơn điệu, điều mà cả lý thuyết ba giai đoạn lẫn đường chữ S đều không dự báo được.</w:t>
+      </w:r>
+    </w:p>
+    <w:p>
+      <w:pPr>
+        <w:pStyle w:val="BodyText"/>
+      </w:pPr>
+      <w:r>
+        <w:t xml:space="preserve">Sau cùng, luận án mở rộng khung phân tích từ dữ liệu doanh nghiệp Nhật Bản và đa quốc gia sang 45 nền kinh tế châu Á và Thái Bình Dương, vốn là bối cảnh còn ít được đại diện trong tài liệu nghiên cứu của Lu và Beamish.</w:t>
+      </w:r>
+    </w:p>
+    <w:bookmarkEnd w:id="56"/>
+    <w:bookmarkStart w:id="57" w:name="X7d417abcca377c053c807a61872538ebbcf35bb"/>
+    <w:p>
+      <w:pPr>
+        <w:pStyle w:val="Heading3"/>
+      </w:pPr>
+      <w:r>
+        <w:t xml:space="preserve">5.2.3 Mở rộng Marano et al. (2016) — ICRV thay thế binary institutional quality</w:t>
+      </w:r>
+    </w:p>
+    <w:p>
+      <w:pPr>
+        <w:pStyle w:val="FirstParagraph"/>
+      </w:pPr>
+      <w:r>
+        <w:t xml:space="preserve">Marano et al. (2016) là phân tích tổng hợp quan trọng nhất trong tài liệu nghiên cứu gần đây, cung cấp bằng chứng về vai trò điều tiết của thể chế quốc gia gốc trong quan hệ giữa quốc tế hóa và hiệu quả hoạt động. Dù vậy, Marano et al. chỉ dùng cách phân loại nhị phân (phát triển với mới nổi) hoặc điểm chất lượng thể chế liên tục.</w:t>
+      </w:r>
+    </w:p>
+    <w:p>
+      <w:pPr>
+        <w:pStyle w:val="BodyText"/>
+      </w:pPr>
+      <w:r>
+        <w:t xml:space="preserve">Luận án này mở rộng Marano et al. (2016) theo hướng</w:t>
       </w:r>
       <w:r>
         <w:t xml:space="preserve"> </w:t>
@@ -5189,13 +5730,46 @@
           <w:bCs/>
           <w:b/>
         </w:rPr>
-        <w:t xml:space="preserve">không cố định</w:t>
-      </w:r>
-      <w:r>
-        <w:t xml:space="preserve"> </w:t>
-      </w:r>
-      <w:r>
-        <w:t xml:space="preserve">mà phụ thuộc vào bối cảnh ICRV: từ TP ≈ 88,6% (Singapore — Advanced Innovation) đến TP ≈ 39,7% (Việt Nam pooled — Lower-mid Transition), với Trung Quốc ở mức trung gian (TP ≈ 48,78%). Không có một turning point phổ quát cho tất cả bối cảnh.</w:t>
+        <w:t xml:space="preserve">phân loại đa chiều</w:t>
+      </w:r>
+      <w:r>
+        <w:t xml:space="preserve">: sáu chế độ con ICRV nắm bắt được sự đa dạng trong nội bộ nhóm</w:t>
+      </w:r>
+      <w:r>
+        <w:t xml:space="preserve"> </w:t>
+      </w:r>
+      <w:r>
+        <w:t xml:space="preserve">“</w:t>
+      </w:r>
+      <w:r>
+        <w:t xml:space="preserve">mới nổi</w:t>
+      </w:r>
+      <w:r>
+        <w:t xml:space="preserve">”</w:t>
+      </w:r>
+      <w:r>
+        <w:t xml:space="preserve"> </w:t>
+      </w:r>
+      <w:r>
+        <w:t xml:space="preserve">(phân biệt Upper-middle Trung Quốc với Lower-mid Việt Nam, với Frontier Bangladesh và SIDS) và nhóm</w:t>
+      </w:r>
+      <w:r>
+        <w:t xml:space="preserve"> </w:t>
+      </w:r>
+      <w:r>
+        <w:t xml:space="preserve">“</w:t>
+      </w:r>
+      <w:r>
+        <w:t xml:space="preserve">tiên tiến</w:t>
+      </w:r>
+      <w:r>
+        <w:t xml:space="preserve">”</w:t>
+      </w:r>
+      <w:r>
+        <w:t xml:space="preserve"> </w:t>
+      </w:r>
+      <w:r>
+        <w:t xml:space="preserve">(phân biệt Advanced Innovation Singapore với Advanced Resource GCC). Cách phân loại nhị phân bỏ sót sự biến thiên quan trọng này, dẫn đến mất thông tin về gradient.</w:t>
       </w:r>
     </w:p>
     <w:p>
@@ -5203,76 +5777,7 @@
         <w:pStyle w:val="BodyText"/>
       </w:pPr>
       <w:r>
-        <w:rPr>
-          <w:bCs/>
-          <w:b/>
-        </w:rPr>
-        <w:t xml:space="preserve">Thứ hai</w:t>
-      </w:r>
-      <w:r>
-        <w:t xml:space="preserve">, luận án xác định trường hợp biên FIP tại SIDS — không phải là S-curve hay inverted-U mà là quan hệ âm đơn điệu — điều mà cả ba-stage theory lẫn S-curve không dự báo được.</w:t>
-      </w:r>
-    </w:p>
-    <w:p>
-      <w:pPr>
-        <w:pStyle w:val="BodyText"/>
-      </w:pPr>
-      <w:r>
-        <w:rPr>
-          <w:bCs/>
-          <w:b/>
-        </w:rPr>
-        <w:t xml:space="preserve">Thứ ba</w:t>
-      </w:r>
-      <w:r>
-        <w:t xml:space="preserve">, luận án mở rộng khung phân tích từ dữ liệu doanh nghiệp Nhật Bản/đa quốc gia sang 47 nền kinh tế châu Á và Thái Bình Dương — bối cảnh underrepresented trong literature Lu và Beamish.</w:t>
-      </w:r>
-    </w:p>
-    <w:bookmarkEnd w:id="56"/>
-    <w:bookmarkStart w:id="57" w:name="X0883d912591c701a2f1b2fed71cedb09e738376"/>
-    <w:p>
-      <w:pPr>
-        <w:pStyle w:val="Heading3"/>
-      </w:pPr>
-      <w:r>
-        <w:t xml:space="preserve">5.2.3 Mở rộng Marano et al. (2016) — ICRV thay thế binary institutional quality</w:t>
-      </w:r>
-    </w:p>
-    <w:p>
-      <w:pPr>
-        <w:pStyle w:val="FirstParagraph"/>
-      </w:pPr>
-      <w:r>
-        <w:t xml:space="preserve">Marano et al. (2016) là meta-analysis quan trọng nhất trong literature gần đây, cung cấp bằng chứng về vai trò điều tiết của home country institutions trong I→P relationship. Tuy nhiên, Marano et al. sử dụng phân loại binary (developed vs. emerging) hoặc continuous institutional quality scores.</w:t>
-      </w:r>
-    </w:p>
-    <w:p>
-      <w:pPr>
-        <w:pStyle w:val="BodyText"/>
-      </w:pPr>
-      <w:r>
-        <w:t xml:space="preserve">Luận án này mở rộng Marano et al. (2016) theo hướng</w:t>
-      </w:r>
-      <w:r>
-        <w:t xml:space="preserve"> </w:t>
-      </w:r>
-      <w:r>
-        <w:rPr>
-          <w:bCs/>
-          <w:b/>
-        </w:rPr>
-        <w:t xml:space="preserve">phân loại đa chiều</w:t>
-      </w:r>
-      <w:r>
-        <w:t xml:space="preserve">: ICRV sáu sub-regime nắm bắt được sự đa dạng trong nội bộ nhóm "emerging" (phân biệt Upper-middle Trung Quốc với Lower-mid Việt Nam với Frontier Bangladesh và SIDS) và nhóm "advanced" (phân biệt Advanced Innovation Singapore với Advanced Resource GCC). Phân loại nhị phân bỏ sót sự biến thiên quan trọng này, dẫn đến mất thông tin về gradient.</w:t>
-      </w:r>
-    </w:p>
-    <w:p>
-      <w:pPr>
-        <w:pStyle w:val="BodyText"/>
-      </w:pPr>
-      <w:r>
-        <w:t xml:space="preserve">Ngoài ra, luận án sử dụng phương pháp MARA ba tầng để phân tách cấu trúc dị biệt — một cải tiến phương pháp so với random-effects meta-analysis đơn tầng của Marano et al. (2016).</w:t>
+        <w:t xml:space="preserve">Ngoài ra, luận án sử dụng phương pháp MARA ba tầng để phân tách cấu trúc dị biệt, một cải tiến phương pháp so với phân tích tổng hợp hiệu ứng ngẫu nhiên đơn tầng của Marano et al. (2016).</w:t>
       </w:r>
     </w:p>
     <w:p>
@@ -5284,7 +5789,7 @@
     </w:p>
     <w:bookmarkEnd w:id="57"/>
     <w:bookmarkEnd w:id="58"/>
-    <w:bookmarkStart w:id="62" w:name="X358b70cb0587073926db05a46d0ec729e84bb90"/>
+    <w:bookmarkStart w:id="62" w:name="đóng-góp-lý-thuyết"/>
     <w:p>
       <w:pPr>
         <w:pStyle w:val="Heading2"/>
@@ -5293,7 +5798,7 @@
         <w:t xml:space="preserve">5.3 Đóng góp lý thuyết</w:t>
       </w:r>
     </w:p>
-    <w:bookmarkStart w:id="59" w:name="X29f632bb883bf22d2c2cdeac758fdcc4dae2054"/>
+    <w:bookmarkStart w:id="59" w:name="X4802e963abe3ec5c839018e4bde5df0619b8021"/>
     <w:p>
       <w:pPr>
         <w:pStyle w:val="Heading3"/>
@@ -5323,7 +5828,7 @@
         <w:t xml:space="preserve"> </w:t>
       </w:r>
       <w:r>
-        <w:t xml:space="preserve">trong khung CDCM. Phát hiện rằng DAI có hiệu ứng nâng mặt bằng phổ quát (β=+0.155, p&lt;.001, mẫu gộp N=84,910 từ 49 nền kinh tế) nhưng vai trò điều tiết đường cong I→P là</w:t>
+        <w:t xml:space="preserve">trong khung CDCM. Việc DAI có hiệu ứng nâng mặt bằng phổ quát (β=+0.155, p&lt;.001, mẫu gộp N=82,302 từ 45 nền kinh tế) nhưng vai trò điều tiết đường cong lại</w:t>
       </w:r>
       <w:r>
         <w:t xml:space="preserve"> </w:t>
@@ -5333,13 +5838,13 @@
           <w:bCs/>
           <w:b/>
         </w:rPr>
-        <w:t xml:space="preserve">bối cảnh-phụ thuộc</w:t>
-      </w:r>
-      <w:r>
-        <w:t xml:space="preserve"> </w:t>
-      </w:r>
-      <w:r>
-        <w:t xml:space="preserve">(DAI×ICRV: p=.012) gợi ý rằng DAI không phải là foundational capability (như TCI) mà là</w:t>
+        <w:t xml:space="preserve">phụ thuộc bối cảnh</w:t>
+      </w:r>
+      <w:r>
+        <w:t xml:space="preserve"> </w:t>
+      </w:r>
+      <w:r>
+        <w:t xml:space="preserve">(DAI×ICRV: p=.049) gợi ý rằng DAI không phải năng lực nền tảng như TCI, mà là một</w:t>
       </w:r>
       <w:r>
         <w:t xml:space="preserve"> </w:t>
@@ -5349,13 +5854,10 @@
           <w:bCs/>
           <w:b/>
         </w:rPr>
-        <w:t xml:space="preserve">situational resource</w:t>
-      </w:r>
-      <w:r>
-        <w:t xml:space="preserve"> </w:t>
-      </w:r>
-      <w:r>
-        <w:t xml:space="preserve">— tài nguyên có vai trò thay đổi theo bối cảnh thể chế. Đặc biệt, DAI×ICRV (p=.012) cho thấy hiệu ứng điều tiết của DAI</w:t>
+        <w:t xml:space="preserve">nguồn lực tình huống</w:t>
+      </w:r>
+      <w:r>
+        <w:t xml:space="preserve">, tức nguồn lực có vai trò thay đổi theo bối cảnh thể chế. Đáng chú ý, DAI×ICRV (p=.049) cho thấy hiệu ứng điều tiết của DAI</w:t>
       </w:r>
       <w:r>
         <w:t xml:space="preserve"> </w:t>
@@ -5371,7 +5873,25 @@
         <w:t xml:space="preserve"> </w:t>
       </w:r>
       <w:r>
-        <w:t xml:space="preserve">tại các nền kinh tế thể chế yếu hơn (Frontier, SIDS), không phải tại Advanced — "digital shield" bù đắp cho thiếu hụt thể chế.</w:t>
+        <w:t xml:space="preserve">ở các nền kinh tế thể chế yếu hơn (Frontier, SIDS) chứ không phải ở nhóm Advanced; đây chính là</w:t>
+      </w:r>
+      <w:r>
+        <w:t xml:space="preserve"> </w:t>
+      </w:r>
+      <w:r>
+        <w:t xml:space="preserve">“</w:t>
+      </w:r>
+      <w:r>
+        <w:t xml:space="preserve">lá chắn số</w:t>
+      </w:r>
+      <w:r>
+        <w:t xml:space="preserve">”</w:t>
+      </w:r>
+      <w:r>
+        <w:t xml:space="preserve"> </w:t>
+      </w:r>
+      <w:r>
+        <w:t xml:space="preserve">bù đắp cho thiếu hụt thể chế.</w:t>
       </w:r>
     </w:p>
     <w:p>
@@ -5379,7 +5899,7 @@
         <w:pStyle w:val="BodyText"/>
       </w:pPr>
       <w:r>
-        <w:t xml:space="preserve">Điều này có hàm ý lý thuyết quan trọng cho RBV và digital capability literature (Bhandari et al., 2023; Verhoef et al., 2021): không phải mọi nguồn lực số đều tạo ra lợi thế cạnh tranh theo cùng một cơ chế trong mọi bối cảnh. Giá trị của DAI là</w:t>
+        <w:t xml:space="preserve">Phát hiện này mang hàm ý lý thuyết quan trọng cho lý thuyết dựa trên nguồn lực và tài liệu nghiên cứu về năng lực số (Bhandari et al., 2023; Verhoef et al., 2021): không phải mọi nguồn lực số đều tạo ra lợi thế cạnh tranh theo cùng một cơ chế trong mọi bối cảnh. DAI là một tài sản bổ trợ (complementary asset) (Teece, 1986) cho bối cảnh thể chế, nhưng theo chiều</w:t>
       </w:r>
       <w:r>
         <w:t xml:space="preserve"> </w:t>
@@ -5389,13 +5909,18 @@
           <w:bCs/>
           <w:b/>
         </w:rPr>
-        <w:t xml:space="preserve">complementary asset</w:t>
-      </w:r>
-      <w:r>
-        <w:t xml:space="preserve"> </w:t>
-      </w:r>
-      <w:r>
-        <w:t xml:space="preserve">(Teece, 1986) với bối cảnh thể chế — nhưng theo hướng</w:t>
+        <w:t xml:space="preserve">nghịch</w:t>
+      </w:r>
+      <w:r>
+        <w:t xml:space="preserve">: DAI hoạt động như tài sản bù đắp trong bối cảnh thể chế yếu, nơi hạ tầng thể chế chưa đủ hỗ trợ doanh nghiệp xuất khẩu. Đây là bằng chứng thực nghiệm bổ sung cho lý thuyết về vai trò thay thế giữa thể chế và năng lực số.</w:t>
+      </w:r>
+    </w:p>
+    <w:p>
+      <w:pPr>
+        <w:pStyle w:val="BodyText"/>
+      </w:pPr>
+      <w:r>
+        <w:t xml:space="preserve">Cũng cần lưu ý một hạn chế quan trọng: trong toàn bộ luận án, DAI được đo lường dựa trên dữ liệu WBES, vốn có quy mô đo lường hạn chế (không đủ để tạo một thang đo mang tính động). Do đó, DAI ở đây được hiểu là</w:t>
       </w:r>
       <w:r>
         <w:t xml:space="preserve"> </w:t>
@@ -5405,18 +5930,28 @@
           <w:bCs/>
           <w:b/>
         </w:rPr>
-        <w:t xml:space="preserve">nghịch chiều</w:t>
-      </w:r>
-      <w:r>
-        <w:t xml:space="preserve">: DAI hoạt động như lá chắn bù đắp (compensatory asset) trong bối cảnh thể chế yếu, nơi hạ tầng thể chế chưa đủ hỗ trợ cho doanh nghiệp xuất khẩu. Đây là bằng chứng thực nghiệm bổ sung cho lý thuyết về vai trò thay thế giữa thể chế và năng lực số.</w:t>
-      </w:r>
-    </w:p>
-    <w:p>
-      <w:pPr>
-        <w:pStyle w:val="BodyText"/>
-      </w:pPr>
-      <w:r>
-        <w:t xml:space="preserve">Cần lưu ý thêm một hạn chế quan trọng: trong toàn bộ luận án, DAI được đo lường dựa trên dữ liệu WBES, vốn có quy mô đo lường hạn chế (không đủ để tạo thang đo "dynamic"). Do đó, DAI trong luận án được hiểu là</w:t>
+        <w:t xml:space="preserve">chỉ số chấp nhận số tĩnh</w:t>
+      </w:r>
+      <w:r>
+        <w:t xml:space="preserve">, tức mức độ chấp nhận số tại một thời điểm, chứ không phải năng lực số động theo nghĩa của lý thuyết năng lực động (Teece et al., 1997). Đây là một giới hạn về độ trung thực khái niệm mà các nghiên cứu tương lai cần khắc phục.</w:t>
+      </w:r>
+    </w:p>
+    <w:bookmarkEnd w:id="59"/>
+    <w:bookmarkStart w:id="60" w:name="X2d492fa0307aa4991837f2d5dc38e247101178c"/>
+    <w:p>
+      <w:pPr>
+        <w:pStyle w:val="Heading3"/>
+      </w:pPr>
+      <w:r>
+        <w:t xml:space="preserve">5.3.2 FIP — Khái niệm mới về trường hợp biên cho SIDS</w:t>
+      </w:r>
+    </w:p>
+    <w:p>
+      <w:pPr>
+        <w:pStyle w:val="FirstParagraph"/>
+      </w:pPr>
+      <w:r>
+        <w:t xml:space="preserve">Đóng góp lý thuyết thứ hai là đề xuất và đặt tên cho</w:t>
       </w:r>
       <w:r>
         <w:t xml:space="preserve"> </w:t>
@@ -5426,31 +5961,36 @@
           <w:bCs/>
           <w:b/>
         </w:rPr>
-        <w:t xml:space="preserve">static digital adoption index</w:t>
-      </w:r>
-      <w:r>
-        <w:t xml:space="preserve"> </w:t>
-      </w:r>
-      <w:r>
-        <w:t xml:space="preserve">— mức độ chấp nhận số tại một thời điểm — chứ không phải là "dynamic digital capability" theo nghĩa của dynamic capabilities theory (Teece et al., 1997). Đây là giới hạn về độ trung thực khái niệm mà các nghiên cứu tương lai cần khắc phục.</w:t>
-      </w:r>
-    </w:p>
-    <w:bookmarkEnd w:id="59"/>
-    <w:bookmarkStart w:id="60" w:name="X792bf669d8aaad9c154022edb47ba6166013782"/>
-    <w:p>
-      <w:pPr>
-        <w:pStyle w:val="Heading3"/>
-      </w:pPr>
-      <w:r>
-        <w:t xml:space="preserve">5.3.2 FIP — Khái niệm mới về trường hợp biên cho SIDS</w:t>
-      </w:r>
-    </w:p>
-    <w:p>
-      <w:pPr>
-        <w:pStyle w:val="FirstParagraph"/>
-      </w:pPr>
-      <w:r>
-        <w:t xml:space="preserve">Đóng góp lý thuyết thứ hai là đề xuất và đặt tên cho</w:t>
+        <w:t xml:space="preserve">gánh nặng quốc tế hóa bắt buộc (FIP)</w:t>
+      </w:r>
+      <w:r>
+        <w:t xml:space="preserve">, một khái niệm lý thuyết mới chưa từng được định danh trong tài liệu nghiên cứu kinh doanh quốc tế, như một hiện tượng lý thuyết độc lập và khác biệt về bản chất so với</w:t>
+      </w:r>
+      <w:r>
+        <w:t xml:space="preserve"> </w:t>
+      </w:r>
+      <w:r>
+        <w:t xml:space="preserve">“</w:t>
+      </w:r>
+      <w:r>
+        <w:t xml:space="preserve">đoạn dốc xuống của giai đoạn 1</w:t>
+      </w:r>
+      <w:r>
+        <w:t xml:space="preserve">”</w:t>
+      </w:r>
+      <w:r>
+        <w:t xml:space="preserve"> </w:t>
+      </w:r>
+      <w:r>
+        <w:t xml:space="preserve">trong lý thuyết đường chữ S. FIP không phải giai đoạn đầu của quá trình học hỏi (chi phí học hỏi) như mô hình Uppsala dự đoán, mà là một trạng thái cấu trúc bất lợi dài hạn: doanh nghiệp SIDS phải xuất khẩu để tồn tại (do thị trường nội địa quá nhỏ) nhưng lại không có năng lực và môi trường để đạt lợi thế từ xuất khẩu.</w:t>
+      </w:r>
+    </w:p>
+    <w:p>
+      <w:pPr>
+        <w:pStyle w:val="BodyText"/>
+      </w:pPr>
+      <w:r>
+        <w:t xml:space="preserve">Khái niệm FIP mở ra hướng nghiên cứu mới về</w:t>
       </w:r>
       <w:r>
         <w:t xml:space="preserve"> </w:t>
@@ -5460,21 +6000,28 @@
           <w:bCs/>
           <w:b/>
         </w:rPr>
-        <w:t xml:space="preserve">Forced Internationalization Penalty (FIP)</w:t>
-      </w:r>
-      <w:r>
-        <w:t xml:space="preserve"> </w:t>
-      </w:r>
-      <w:r>
-        <w:t xml:space="preserve">— một construct lý thuyết mới chưa được định danh trong literature kinh doanh quốc tế — như một hiện tượng lý thuyết độc lập, khác biệt về bản chất với "phase 1 downward slope" trong S-curve theory. FIP không phải là giai đoạn đầu của quá trình học hỏi (learning costs) như mô hình Uppsala dự đoán, mà là một trạng thái cấu trúc bất lợi dài hạn: doanh nghiệp SIDS phải xuất khẩu để tồn tại (do thị trường nội địa quá nhỏ) nhưng không có năng lực và môi trường để đạt lợi thế từ xuất khẩu.</w:t>
-      </w:r>
-    </w:p>
-    <w:p>
-      <w:pPr>
-        <w:pStyle w:val="BodyText"/>
-      </w:pPr>
-      <w:r>
-        <w:t xml:space="preserve">Khái niệm FIP mở ra hướng nghiên cứu mới về</w:t>
+        <w:t xml:space="preserve">điều kiện biên của lý thuyết quốc tế hóa</w:t>
+      </w:r>
+      <w:r>
+        <w:t xml:space="preserve">: trong điều kiện nào thì quốc tế hóa nhiều hơn luôn đi kèm hiệu quả kém hơn? Luận án này đề xuất rằng FIP xuất hiện khi ba điều kiện đồng thời thỏa mãn: (i) thể chế ICRV ở mức thấp nhất; (ii) quy mô nền kinh tế quá nhỏ để tạo cơ sở nội địa; và (iii) thiếu hỗ trợ năng lực xuất khẩu từ chính sách. Sự kết hợp của ba điều kiện này tạo ra một cái bẫy quốc tế hóa bắt buộc mà không có điểm uốn nào để thoát ra.</w:t>
+      </w:r>
+    </w:p>
+    <w:bookmarkEnd w:id="60"/>
+    <w:bookmarkStart w:id="61" w:name="Xc32e0c91761841c5d26867e9ff33e10da8db64c"/>
+    <w:p>
+      <w:pPr>
+        <w:pStyle w:val="Heading3"/>
+      </w:pPr>
+      <w:r>
+        <w:t xml:space="preserve">5.3.3 ICRV 6-Regime — Phân loại thể chế đặc thù cho khu vực châu Á — Thái Bình Dương</w:t>
+      </w:r>
+    </w:p>
+    <w:p>
+      <w:pPr>
+        <w:pStyle w:val="FirstParagraph"/>
+      </w:pPr>
+      <w:r>
+        <w:t xml:space="preserve">Đóng góp lý thuyết thứ ba là phát triển và kiểm định</w:t>
       </w:r>
       <w:r>
         <w:t xml:space="preserve"> </w:t>
@@ -5484,28 +6031,21 @@
           <w:bCs/>
           <w:b/>
         </w:rPr>
-        <w:t xml:space="preserve">điều kiện biên của lý thuyết quốc tế hóa</w:t>
-      </w:r>
-      <w:r>
-        <w:t xml:space="preserve">: trong điều kiện nào thì "more internationalization" luôn là "worse performance"? Luận án đề xuất rằng FIP xuất hiện khi ba điều kiện đồng thời: (i) thể chế ICRV ở mức thấp nhất, (ii) quy mô nền kinh tế quá nhỏ để tạo cơ sở nội địa, và (iii) thiếu hỗ trợ năng lực xuất khẩu từ chính sách. Kết hợp ba điều kiện này tạo ra "trap" — bẫy quốc tế hóa bắt buộc — mà không có turning point để thoát khỏi.</w:t>
-      </w:r>
-    </w:p>
-    <w:bookmarkEnd w:id="60"/>
-    <w:bookmarkStart w:id="61" w:name="Xc949420910752534bec0d1fee728c7a813a2f68"/>
-    <w:p>
-      <w:pPr>
-        <w:pStyle w:val="Heading3"/>
-      </w:pPr>
-      <w:r>
-        <w:t xml:space="preserve">5.3.3 ICRV 6-Regime — Phân loại thể chế đặc thù cho khu vực châu Á — Thái Bình Dương</w:t>
-      </w:r>
-    </w:p>
-    <w:p>
-      <w:pPr>
-        <w:pStyle w:val="FirstParagraph"/>
-      </w:pPr>
-      <w:r>
-        <w:t xml:space="preserve">Đóng góp lý thuyết thứ ba là phát triển và kiểm định</w:t>
+        <w:t xml:space="preserve">khung ICRV sáu chế độ con</w:t>
+      </w:r>
+      <w:r>
+        <w:t xml:space="preserve"> </w:t>
+      </w:r>
+      <w:r>
+        <w:t xml:space="preserve">như một công cụ phân loại thể chế đặc thù cho khu vực châu Á và Thái Bình Dương, thay thế cho các cách phân loại nhị phân (phát triển/mới nổi) hoặc liên tục (điểm WGI) trong tài liệu nghiên cứu hiện hành.</w:t>
+      </w:r>
+    </w:p>
+    <w:p>
+      <w:pPr>
+        <w:pStyle w:val="BodyText"/>
+      </w:pPr>
+      <w:r>
+        <w:t xml:space="preserve">ICRV nắm bắt được sự đa dạng thể chế chưa từng được vận hành hóa đầy đủ: khác biệt giữa Singapore (Advanced Innovation, kết hợp pháp quyền mạnh và hệ sinh thái đổi mới) với GCC (Advanced Resource, giàu tài nguyên nhưng có hệ sinh thái đổi mới khác biệt), và khác biệt giữa Trung Quốc (Upper-middle, chính phủ can thiệp mạnh), Việt Nam (Lower-mid Transition, đang trong quá trình cải cách) và Bangladesh (Frontier, khoảng trống thể chế lớn). ICRV không chỉ là một khung phân loại mô tả mà còn là khung phân loại</w:t>
       </w:r>
       <w:r>
         <w:t xml:space="preserve"> </w:t>
@@ -5515,21 +6055,10 @@
           <w:bCs/>
           <w:b/>
         </w:rPr>
-        <w:t xml:space="preserve">khung ICRV sáu sub-regime</w:t>
-      </w:r>
-      <w:r>
-        <w:t xml:space="preserve"> </w:t>
-      </w:r>
-      <w:r>
-        <w:t xml:space="preserve">như một công cụ phân loại thể chế đặc thù cho khu vực châu Á — Thái Bình Dương, thay thế cho các phân loại binary (developed/emerging) hoặc continuous (WGI scores) trong literature hiện tại.</w:t>
-      </w:r>
-    </w:p>
-    <w:p>
-      <w:pPr>
-        <w:pStyle w:val="BodyText"/>
-      </w:pPr>
-      <w:r>
-        <w:t xml:space="preserve">ICRV nắm bắt được sự đa dạng thể chế chưa từng được vận hành hóa đầy đủ: sự khác biệt giữa Singapore (Advanced Innovation, kết hợp pháp quyền mạnh và hệ sinh thái đổi mới) với GCC (Advanced Resource, kết hợp giàu tài nguyên nhưng hệ sinh thái đổi mới khác), và sự khác biệt giữa Trung Quốc (Upper-middle, chính phủ can thiệp mạnh) với Việt Nam (Lower-mid Transition, đang trong quá trình cải cách) với Bangladesh (Frontier, institutional voids cao). ICRV không chỉ là taxonomy mô tả mà còn là taxonomy</w:t>
+        <w:t xml:space="preserve">dự đoán</w:t>
+      </w:r>
+      <w:r>
+        <w:t xml:space="preserve">: điểm uốn</w:t>
       </w:r>
       <w:r>
         <w:t xml:space="preserve"> </w:t>
@@ -5539,26 +6068,13 @@
           <w:bCs/>
           <w:b/>
         </w:rPr>
-        <w:t xml:space="preserve">dự đoán</w:t>
-      </w:r>
-      <w:r>
-        <w:t xml:space="preserve">: turning point I→P</w:t>
-      </w:r>
-      <w:r>
-        <w:t xml:space="preserve"> </w:t>
-      </w:r>
-      <w:r>
-        <w:rPr>
-          <w:bCs/>
-          <w:b/>
-        </w:rPr>
         <w:t xml:space="preserve">giảm</w:t>
       </w:r>
       <w:r>
         <w:t xml:space="preserve"> </w:t>
       </w:r>
       <w:r>
-        <w:t xml:space="preserve">đơn điệu theo chiều từ SIDS/Frontier (~55%) xuống Advanced Innovation (~28%) — thể chế càng mạnh, doanh nghiệp đạt đỉnh hiệu quả ở mức quốc tế hóa thấp hơn — xác nhận giá trị dự đoán của phân loại.</w:t>
+        <w:t xml:space="preserve">đơn điệu theo chiều từ SIDS/Frontier (~55%) xuống Advanced Innovation (~28%); thể chế càng mạnh thì doanh nghiệp đạt đỉnh hiệu quả ở mức quốc tế hóa càng thấp, qua đó xác nhận giá trị dự đoán của cách phân loại này.</w:t>
       </w:r>
     </w:p>
     <w:p>
@@ -5570,7 +6086,7 @@
     </w:p>
     <w:bookmarkEnd w:id="61"/>
     <w:bookmarkEnd w:id="62"/>
-    <w:bookmarkStart w:id="66" w:name="X7f421bdff8617930b20eb51cd2d551d777f85e9"/>
+    <w:bookmarkStart w:id="66" w:name="hàm-ý-chính-sách-và-quản-trị"/>
     <w:p>
       <w:pPr>
         <w:pStyle w:val="Heading2"/>
@@ -5579,7 +6095,7 @@
         <w:t xml:space="preserve">5.4 Hàm ý chính sách và quản trị</w:t>
       </w:r>
     </w:p>
-    <w:bookmarkStart w:id="63" w:name="X9a1ed066b09cdcf5fe6c1375fffc11bc87ba428"/>
+    <w:bookmarkStart w:id="63" w:name="Xd93c23a1e505a610f13ec22f0ca64ca9cde13b8"/>
     <w:p>
       <w:pPr>
         <w:pStyle w:val="Heading3"/>
@@ -5609,7 +6125,7 @@
         <w:t xml:space="preserve"> </w:t>
       </w:r>
       <w:r>
-        <w:t xml:space="preserve">là can thiệp chính sách có thể nâng cao lợi ích từ quốc tế hóa, đặc biệt trong các bối cảnh ICRV trung bình như Việt Nam và Trung Quốc. Chính sách hỗ trợ doanh nghiệp tiếp cận công nghệ nước ngoài (thông qua chương trình kết nối với MNCs, giảm thuế nhập khẩu công nghệ), khuyến khích R&amp;D, và hỗ trợ chứng nhận chất lượng quốc tế sẽ nâng cao TCI của toàn bộ doanh nghiệp trong nền kinh tế — từ đó dịch chuyển đường I→P lên trên và có thể mở rộng turning point về phía phải.</w:t>
+        <w:t xml:space="preserve">là can thiệp chính sách có thể nâng cao lợi ích từ quốc tế hóa, đặc biệt trong các bối cảnh ICRV trung bình như Việt Nam và Trung Quốc. Chính sách hỗ trợ doanh nghiệp tiếp cận công nghệ nước ngoài (qua các chương trình kết nối với công ty đa quốc gia, giảm thuế nhập khẩu công nghệ), khuyến khích nghiên cứu và phát triển, cùng hỗ trợ chứng nhận chất lượng quốc tế sẽ nâng cao TCI của toàn bộ doanh nghiệp trong nền kinh tế. Nhờ đó, đường quan hệ giữa quốc tế hóa và hiệu quả hoạt động dịch chuyển lên trên và điểm uốn có thể mở rộng về phía phải.</w:t>
       </w:r>
     </w:p>
     <w:p>
@@ -5633,7 +6149,7 @@
         <w:t xml:space="preserve"> </w:t>
       </w:r>
       <w:r>
-        <w:t xml:space="preserve">(pháp quyền, bảo vệ quyền sở hữu trí tuệ, giảm chi phí tuân thủ thương mại) là can thiệp dài hạn quan trọng nhất. Doanh nghiệp trong nền kinh tế thể chế tốt hơn có thể quốc tế hóa đến mức độ cao hơn trước khi chi phí vượt qua lợi ích — điều này có nghĩa là cải cách thể chế không chỉ có lợi về mặt kinh doanh nội địa mà còn mở rộng không gian lợi ích từ xuất khẩu.</w:t>
+        <w:t xml:space="preserve">(pháp quyền, bảo vệ quyền sở hữu trí tuệ, giảm chi phí tuân thủ thương mại) là can thiệp dài hạn quan trọng nhất. Doanh nghiệp trong nền kinh tế thể chế tốt hơn có thể quốc tế hóa đến mức cao hơn trước khi chi phí vượt qua lợi ích. Như vậy, cải cách thể chế không chỉ có lợi cho kinh doanh nội địa mà còn mở rộng không gian thu lợi từ xuất khẩu.</w:t>
       </w:r>
     </w:p>
     <w:p>
@@ -5641,11 +6157,11 @@
         <w:pStyle w:val="BodyText"/>
       </w:pPr>
       <w:r>
-        <w:t xml:space="preserve">Đối với Việt Nam cụ thể: turning point dịch chuyển từ 46,2% (2009) xuống 39,3% (2015) là tín hiệu đáng lo ngại. Nếu turning point tiếp tục dịch trái, điều đó hàm ý rằng lợi ích từ xuất khẩu đạt đỉnh sớm hơn và suy giảm nhanh hơn — có thể do cấu trúc xuất khẩu tập trung vào gia công với biên lợi nhuận mỏng. Chính sách nâng cao giá trị gia tăng trong xuất khẩu (moving up the value chain) kết hợp với tăng cường TCI có thể giúp đảo ngược xu hướng này.</w:t>
+        <w:t xml:space="preserve">Riêng với Việt Nam, việc điểm uốn dịch chuyển từ 46,2% (2009) xuống 39,3% (2015) là một tín hiệu đáng lo ngại. Nếu điểm uốn tiếp tục dịch sang trái, lợi ích từ xuất khẩu sẽ đạt đỉnh sớm hơn và suy giảm nhanh hơn, có thể do cấu trúc xuất khẩu tập trung vào gia công với biên lợi nhuận mỏng. Chính sách nâng cao giá trị gia tăng trong xuất khẩu (tiến lên chuỗi giá trị) kết hợp với tăng cường TCI có thể giúp đảo ngược xu hướng này.</w:t>
       </w:r>
     </w:p>
     <w:bookmarkEnd w:id="63"/>
-    <w:bookmarkStart w:id="64" w:name="X3f8d9a323ba27def2403a7e7f4c133f4419909e"/>
+    <w:bookmarkStart w:id="64" w:name="X6e5a5fae0f690c2309d7ab6bd8b1448d22b7fd2"/>
     <w:p>
       <w:pPr>
         <w:pStyle w:val="Heading3"/>
@@ -5675,7 +6191,7 @@
         <w:t xml:space="preserve"> </w:t>
       </w:r>
       <w:r>
-        <w:t xml:space="preserve">cho nhà quản trị về mức độ quốc tế hóa tối ưu theo bối cảnh:</w:t>
+        <w:t xml:space="preserve">cho nhà quản trị về mức độ quốc tế hóa tối ưu theo từng bối cảnh:</w:t>
       </w:r>
     </w:p>
     <w:p>
@@ -5693,7 +6209,7 @@
         <w:t xml:space="preserve">Doanh nghiệp Singapore (Nhóm I)</w:t>
       </w:r>
       <w:r>
-        <w:t xml:space="preserve">: turning point TP ≈ 88,6% cho thấy không gian quốc tế hóa rất rộng. Chiến lược mở rộng quốc tế mạnh mẽ (high-commitment internationalization) phù hợp với bối cảnh này, đặc biệt khi kết hợp với DAI cao.</w:t>
+        <w:t xml:space="preserve">: điểm uốn TP ≈ 82% cho thấy không gian quốc tế hóa rất rộng. Chiến lược mở rộng quốc tế mạnh mẽ với mức cam kết cao phù hợp với bối cảnh này, nhất là khi kết hợp với DAI cao.</w:t>
       </w:r>
     </w:p>
     <w:p>
@@ -5711,7 +6227,7 @@
         <w:t xml:space="preserve">Doanh nghiệp Trung Quốc (Nhóm III)</w:t>
       </w:r>
       <w:r>
-        <w:t xml:space="preserve">: turning point TP ≈ 48,78% ổn định qua thập kỷ 2012–2024, gợi ý rằng chiến lược xuất khẩu tối ưu là duy trì tỷ lệ FSTS trong khoảng 40–50% — kết hợp giữa thị trường nội địa khổng lồ và hoạt động xuất khẩu có chọn lọc.</w:t>
+        <w:t xml:space="preserve">: điểm uốn TP ≈ 48,78% ổn định qua thập kỷ 2012–2024, gợi ý rằng chiến lược xuất khẩu tối ưu là duy trì tỷ lệ FSTS trong khoảng 40–50%, kết hợp giữa thị trường nội địa khổng lồ và hoạt động xuất khẩu có chọn lọc.</w:t>
       </w:r>
     </w:p>
     <w:p>
@@ -5729,7 +6245,7 @@
         <w:t xml:space="preserve">Doanh nghiệp Việt Nam (Nhóm IV)</w:t>
       </w:r>
       <w:r>
-        <w:t xml:space="preserve">: turning point thấp hơn (39,3–46,2%), hàm ý rằng nhà quản trị cần thận trọng hơn khi đẩy tỷ lệ xuất khẩu vượt quá 40% tổng doanh thu. Thay vào đó,</w:t>
+        <w:t xml:space="preserve">: điểm uốn thấp hơn (39,3–46,2%), hàm ý rằng nhà quản trị cần thận trọng hơn khi đẩy tỷ lệ xuất khẩu vượt quá 40% tổng doanh thu. Thay vào đó, việc</w:t>
       </w:r>
       <w:r>
         <w:t xml:space="preserve"> </w:t>
@@ -5763,11 +6279,11 @@
         <w:t xml:space="preserve">Doanh nghiệp SIDS (Nhóm VI)</w:t>
       </w:r>
       <w:r>
-        <w:t xml:space="preserve">: kết quả FIP là cảnh báo nghiêm túc — đẩy mạnh xuất khẩu trong bối cảnh thiếu năng lực và hỗ trợ thể chế không cải thiện mà còn có thể làm xấu đi hiệu quả hoạt động. Doanh nghiệp SIDS nên ưu tiên xây dựng năng lực nội địa và nâng cao TCI trước khi mở rộng xuất khẩu đáng kể.</w:t>
+        <w:t xml:space="preserve">: kết quả FIP là một cảnh báo nghiêm túc. Đẩy mạnh xuất khẩu trong bối cảnh thiếu năng lực và hỗ trợ thể chế không những không cải thiện mà còn có thể làm xấu đi hiệu quả hoạt động. Doanh nghiệp SIDS nên ưu tiên xây dựng năng lực nội địa và nâng cao TCI trước khi mở rộng xuất khẩu đáng kể.</w:t>
       </w:r>
     </w:p>
     <w:bookmarkEnd w:id="64"/>
-    <w:bookmarkStart w:id="65" w:name="X61b8a223e6da69b21ec881e9692972717b30064"/>
+    <w:bookmarkStart w:id="65" w:name="X4ce0a0ffad3c7cb51678bbd9e464b3bb85acc26"/>
     <w:p>
       <w:pPr>
         <w:pStyle w:val="Heading3"/>
@@ -5802,7 +6318,25 @@
         <w:t xml:space="preserve">không phải xuất khẩu nhiều hơn, mà phải xuất khẩu tốt hơn</w:t>
       </w:r>
       <w:r>
-        <w:t xml:space="preserve">. Cụ thể, ưu tiên nên là: (i) xây dựng hạ tầng logistics và kết nối (giảm chi phí cố định của xuất khẩu); (ii) phát triển năng lực doanh nghiệp thông qua TCI (chứ không chỉ DAI bề mặt); (iii) thiết kế chương trình hỗ trợ xuất khẩu có chọn lọc tập trung vào doanh nghiệp đã có đủ năng lực để hưởng lợi, thay vì khuyến khích đại trà. Nói tóm lại, tránh "bẫy quốc tế hóa bắt buộc" bằng cách đảm bảo rằng các can thiệp chính sách xây dựng năng lực trước khi thúc đẩy mở rộng thị trường.</w:t>
+        <w:t xml:space="preserve">. Cụ thể, ưu tiên nên là: (i) xây dựng hạ tầng logistics và kết nối (giảm chi phí cố định của xuất khẩu); (ii) phát triển năng lực doanh nghiệp thông qua TCI (chứ không chỉ DAI bề mặt); (iii) thiết kế chương trình hỗ trợ xuất khẩu có chọn lọc tập trung vào doanh nghiệp đã có đủ năng lực để hưởng lợi, thay vì khuyến khích đại trà. Nói tóm lại, tránh</w:t>
+      </w:r>
+      <w:r>
+        <w:t xml:space="preserve"> </w:t>
+      </w:r>
+      <w:r>
+        <w:t xml:space="preserve">“</w:t>
+      </w:r>
+      <w:r>
+        <w:t xml:space="preserve">bẫy quốc tế hóa bắt buộc</w:t>
+      </w:r>
+      <w:r>
+        <w:t xml:space="preserve">”</w:t>
+      </w:r>
+      <w:r>
+        <w:t xml:space="preserve"> </w:t>
+      </w:r>
+      <w:r>
+        <w:t xml:space="preserve">bằng cách đảm bảo rằng các can thiệp chính sách xây dựng năng lực trước khi thúc đẩy mở rộng thị trường.</w:t>
       </w:r>
     </w:p>
     <w:p>
@@ -5814,7 +6348,7 @@
     </w:p>
     <w:bookmarkEnd w:id="65"/>
     <w:bookmarkEnd w:id="66"/>
-    <w:bookmarkStart w:id="71" w:name="Xf80a1234b44a7d4089382a2631c25010c604edb"/>
+    <w:bookmarkStart w:id="71" w:name="hạn-chế-và-hướng-nghiên-cứu-tương-lai"/>
     <w:p>
       <w:pPr>
         <w:pStyle w:val="Heading2"/>
@@ -5823,7 +6357,7 @@
         <w:t xml:space="preserve">5.5 Hạn chế và hướng nghiên cứu tương lai</w:t>
       </w:r>
     </w:p>
-    <w:bookmarkStart w:id="67" w:name="Xfc21172891b143a859fa6a4cd4308b059abf57d"/>
+    <w:bookmarkStart w:id="67" w:name="hạn-chế-về-đo-lường-dai"/>
     <w:p>
       <w:pPr>
         <w:pStyle w:val="Heading3"/>
@@ -5837,7 +6371,7 @@
         <w:pStyle w:val="FirstParagraph"/>
       </w:pPr>
       <w:r>
-        <w:t xml:space="preserve">Hạn chế quan trọng nhất của luận án liên quan đến đo lường DAI. Dữ liệu WBES chỉ cung cấp số lượng item hạn chế để xây dựng chỉ số DAI — và các item này thay đổi qua các thế hệ schema WBES (PICS3, Standardized, BREADY/BEE). Tại Việt Nam (P3), chỉ Tier-1 DAI (website, email, online sales) được sử dụng do hạn chế của các làn sóng 2009 và 2015, trong khi Tier-2 (e-payment, e-supplier) chỉ có từ 2023. Điều này tạo ra khả năng đo lường không đầy đủ, đặc biệt là không nắm bắt được chiều sâu năng lực số ở bối cảnh ICRV thấp.</w:t>
+        <w:t xml:space="preserve">Hạn chế quan trọng nhất của luận án liên quan đến đo lường DAI. Dữ liệu WBES chỉ cung cấp một số lượng hạng mục hạn chế để xây dựng chỉ số DAI, và các hạng mục này lại thay đổi qua từng thế hệ lược đồ WBES (PICS3, Standardized, BREADY/BEE). Tại Việt Nam (P3), chỉ có Tier-1 DAI (website, thư điện tử, bán hàng trực tuyến) được sử dụng do hạn chế của các làn sóng 2009 và 2015, trong khi Tier-2 (thanh toán điện tử, nhà cung cấp điện tử) chỉ có từ 2023. Điều này dẫn đến khả năng đo lường không đầy đủ, đặc biệt là không nắm bắt được chiều sâu năng lực số ở bối cảnh ICRV thấp.</w:t>
       </w:r>
     </w:p>
     <w:p>
@@ -5845,7 +6379,7 @@
         <w:pStyle w:val="BodyText"/>
       </w:pPr>
       <w:r>
-        <w:t xml:space="preserve">Quan trọng hơn, tất cả các đo lường DAI đều là</w:t>
+        <w:t xml:space="preserve">Quan trọng hơn, mọi thước đo DAI đều mang tính</w:t>
       </w:r>
       <w:r>
         <w:t xml:space="preserve"> </w:t>
@@ -5855,90 +6389,47 @@
           <w:bCs/>
           <w:b/>
         </w:rPr>
-        <w:t xml:space="preserve">static</w:t>
-      </w:r>
-      <w:r>
-        <w:t xml:space="preserve"> </w:t>
-      </w:r>
-      <w:r>
-        <w:t xml:space="preserve">(tại một thời điểm khảo sát), không thể nắm bắt tính "dynamic" của việc cập nhật và tái cấu hình năng lực số theo thời gian. Điều này có nghĩa là các phát hiện về DAI trong luận án phản ánh mức độ chấp nhận số tại một thời điểm chứ không phải năng lực số năng động theo nghĩa của dynamic capabilities theory (Teece et al., 1997).</w:t>
-      </w:r>
-    </w:p>
-    <w:bookmarkEnd w:id="67"/>
-    <w:bookmarkStart w:id="68" w:name="X87e10c044c34a8346bd2a0229fbb014435526bd"/>
-    <w:p>
-      <w:pPr>
-        <w:pStyle w:val="Heading3"/>
-      </w:pPr>
-      <w:r>
-        <w:t xml:space="preserve">5.5.2 Hạn chế về selection bias trong exporters subsamples</w:t>
-      </w:r>
-    </w:p>
-    <w:p>
-      <w:pPr>
-        <w:pStyle w:val="FirstParagraph"/>
-      </w:pPr>
-      <w:r>
-        <w:t xml:space="preserve">Các phân tích sử dụng mẫu chỉ gồm doanh nghiệp xuất khẩu (ví dụ: Singapore N = 237, SIDS exporters-only N = 187) đối mặt với rủi ro selection bias nghiêm trọng: doanh nghiệp xuất khẩu không phải là mẫu ngẫu nhiên từ tổng thể doanh nghiệp mà có khả năng là các doanh nghiệp đã có một số lợi thế ban đầu (productivity, resources, connections). Kết quả từ exporters-only không thể tổng quát hóa trực tiếp cho toàn bộ doanh nghiệp, và có thể understate hoặc overstate các hiệu ứng tùy thuộc vào phương hướng của selection.</w:t>
-      </w:r>
-    </w:p>
-    <w:p>
-      <w:pPr>
-        <w:pStyle w:val="BodyText"/>
-      </w:pPr>
-      <w:r>
-        <w:t xml:space="preserve">Phân tích Heckman two-step (hoặc treatment effects models) trong các nghiên cứu tương lai có thể khắc phục phần nào hạn chế này bằng cách mô hình hóa quá trình lựa chọn tham gia xuất khẩu như giai đoạn thứ nhất trước khi ước lượng hiệu quả trong giai đoạn thứ hai.</w:t>
-      </w:r>
-    </w:p>
-    <w:bookmarkEnd w:id="68"/>
-    <w:bookmarkStart w:id="69" w:name="X959560e89fb19d54629474460c75a36ce5e6d02"/>
-    <w:p>
-      <w:pPr>
-        <w:pStyle w:val="Heading3"/>
-      </w:pPr>
-      <w:r>
-        <w:t xml:space="preserve">5.5.3 Hạn chế về nhân quả</w:t>
-      </w:r>
-    </w:p>
-    <w:p>
-      <w:pPr>
-        <w:pStyle w:val="FirstParagraph"/>
-      </w:pPr>
-      <w:r>
-        <w:t xml:space="preserve">Thiết kế cross-sectional (hoặc pooled panel nhưng với WBES không phải là panel thực sự cho cùng doanh nghiệp qua thời gian) giới hạn khả năng suy luận nhân quả. Quan hệ I→P có thể bị ảnh hưởng bởi reverse causality: doanh nghiệp hiệu quả hơn có thể có nhiều nguồn lực để quốc tế hóa hơn, tạo ra chiều nhân quả ngược lại. Country fixed effects và year fixed effects giúp kiểm soát một phần, nhưng không giải quyết hoàn toàn vấn đề endogeneity.</w:t>
-      </w:r>
-    </w:p>
-    <w:bookmarkEnd w:id="69"/>
-    <w:bookmarkStart w:id="70" w:name="Xbd928791aa65151cf467be0328d1674d176e909"/>
-    <w:p>
-      <w:pPr>
-        <w:pStyle w:val="Heading3"/>
-      </w:pPr>
-      <w:r>
-        <w:t xml:space="preserve">5.5.4 Hướng nghiên cứu tương lai</w:t>
-      </w:r>
-    </w:p>
-    <w:p>
-      <w:pPr>
-        <w:pStyle w:val="FirstParagraph"/>
-      </w:pPr>
-      <w:r>
-        <w:t xml:space="preserve">Dựa trên các hạn chế trên, luận án đề xuất bốn hướng nghiên cứu ưu tiên:</w:t>
-      </w:r>
-    </w:p>
-    <w:p>
-      <w:pPr>
-        <w:pStyle w:val="BodyText"/>
-      </w:pPr>
+        <w:t xml:space="preserve">tĩnh</w:t>
+      </w:r>
+      <w:r>
+        <w:t xml:space="preserve"> </w:t>
+      </w:r>
+      <w:r>
+        <w:t xml:space="preserve">(tại một thời điểm khảo sát), nên không thể nắm bắt tính</w:t>
+      </w:r>
+      <w:r>
+        <w:t xml:space="preserve"> </w:t>
+      </w:r>
       <w:r>
         <w:rPr>
           <w:bCs/>
           <w:b/>
         </w:rPr>
-        <w:t xml:space="preserve">Thứ nhất</w:t>
-      </w:r>
-      <w:r>
-        <w:t xml:space="preserve">, xây dựng đo lường DAI phong phú hơn (Tier-2 và Tier-3) trên dữ liệu WBES mới nhất (2023–2026) và các nguồn dữ liệu bổ sung (ITU Digital Development Index, OECD Digital Economy Outlook) để kiểm định lại vai trò DAI trong các bối cảnh ICRV thấp hơn.</w:t>
+        <w:t xml:space="preserve">động</w:t>
+      </w:r>
+      <w:r>
+        <w:t xml:space="preserve"> </w:t>
+      </w:r>
+      <w:r>
+        <w:t xml:space="preserve">của việc cập nhật và tái cấu hình năng lực số theo thời gian. Như vậy, các phát hiện về DAI trong luận án phản ánh mức độ chấp nhận số tại một thời điểm chứ không phải năng lực số động theo nghĩa của lý thuyết năng lực động (Teece et al., 1997).</w:t>
+      </w:r>
+    </w:p>
+    <w:bookmarkEnd w:id="67"/>
+    <w:bookmarkStart w:id="68" w:name="X002467586fd1e54cc3eb9ac5af0bc380c6dff27"/>
+    <w:p>
+      <w:pPr>
+        <w:pStyle w:val="Heading3"/>
+      </w:pPr>
+      <w:r>
+        <w:t xml:space="preserve">5.5.2 Hạn chế về sai lệch chọn mẫu trong các mẫu phụ doanh nghiệp xuất khẩu</w:t>
+      </w:r>
+    </w:p>
+    <w:p>
+      <w:pPr>
+        <w:pStyle w:val="FirstParagraph"/>
+      </w:pPr>
+      <w:r>
+        <w:t xml:space="preserve">Các phân tích sử dụng mẫu chỉ gồm doanh nghiệp xuất khẩu (chẳng hạn Singapore N = 237, SIDS chỉ gồm doanh nghiệp xuất khẩu N = 187) đối mặt với rủi ro sai lệch chọn mẫu nghiêm trọng: doanh nghiệp xuất khẩu không phải là mẫu ngẫu nhiên từ tổng thể mà nhiều khả năng đã có sẵn một số lợi thế ban đầu (năng suất, nguồn lực, quan hệ). Kết quả từ nhóm chỉ gồm doanh nghiệp xuất khẩu không thể tổng quát hóa trực tiếp cho toàn bộ doanh nghiệp, và có thể đánh giá thấp hoặc đánh giá cao các hiệu ứng tùy theo chiều của sự chọn mẫu.</w:t>
       </w:r>
     </w:p>
     <w:p>
@@ -5946,14 +6437,43 @@
         <w:pStyle w:val="BodyText"/>
       </w:pPr>
       <w:r>
-        <w:rPr>
-          <w:bCs/>
-          <w:b/>
-        </w:rPr>
-        <w:t xml:space="preserve">Thứ hai</w:t>
-      </w:r>
-      <w:r>
-        <w:t xml:space="preserve">, sử dụng phương pháp nhận dạng nhân quả (causal identification): instrumental variables (ví dụ: sử dụng các cải cách thương mại ngoại sinh như FTA ký kết), difference-in-differences, hoặc regression discontinuity design để ước lượng hiệu ứng nhân quả của quốc tế hóa lên hiệu quả.</w:t>
+        <w:t xml:space="preserve">Trong các nghiên cứu tương lai, phương pháp Heckman hai bước (hoặc mô hình hiệu ứng can thiệp) có thể khắc phục phần nào hạn chế này bằng cách mô hình hóa quá trình lựa chọn tham gia xuất khẩu như giai đoạn thứ nhất, trước khi ước lượng hiệu quả ở giai đoạn thứ hai.</w:t>
+      </w:r>
+    </w:p>
+    <w:bookmarkEnd w:id="68"/>
+    <w:bookmarkStart w:id="69" w:name="hạn-chế-về-nhân-quả"/>
+    <w:p>
+      <w:pPr>
+        <w:pStyle w:val="Heading3"/>
+      </w:pPr>
+      <w:r>
+        <w:t xml:space="preserve">5.5.3 Hạn chế về nhân quả</w:t>
+      </w:r>
+    </w:p>
+    <w:p>
+      <w:pPr>
+        <w:pStyle w:val="FirstParagraph"/>
+      </w:pPr>
+      <w:r>
+        <w:t xml:space="preserve">Thiết kế cắt ngang (hoặc dữ liệu bảng gộp, nhưng WBES không phải là dữ liệu bảng thực sự theo cùng doanh nghiệp qua thời gian) giới hạn khả năng suy luận nhân quả. Quan hệ giữa quốc tế hóa và hiệu quả hoạt động có thể chịu ảnh hưởng của quan hệ nhân quả ngược: doanh nghiệp hiệu quả hơn thường có nhiều nguồn lực hơn để quốc tế hóa, tạo ra chiều nhân quả ngược lại. Hiệu ứng cố định quốc gia và hiệu ứng cố định năm giúp kiểm soát một phần, song không giải quyết trọn vẹn vấn đề nội sinh.</w:t>
+      </w:r>
+    </w:p>
+    <w:bookmarkEnd w:id="69"/>
+    <w:bookmarkStart w:id="70" w:name="hướng-nghiên-cứu-tương-lai"/>
+    <w:p>
+      <w:pPr>
+        <w:pStyle w:val="Heading3"/>
+      </w:pPr>
+      <w:r>
+        <w:t xml:space="preserve">5.5.4 Hướng nghiên cứu tương lai</w:t>
+      </w:r>
+    </w:p>
+    <w:p>
+      <w:pPr>
+        <w:pStyle w:val="FirstParagraph"/>
+      </w:pPr>
+      <w:r>
+        <w:t xml:space="preserve">Dựa trên các hạn chế trên, luận án này đề xuất bốn hướng nghiên cứu ưu tiên.</w:t>
       </w:r>
     </w:p>
     <w:p>
@@ -5961,14 +6481,7 @@
         <w:pStyle w:val="BodyText"/>
       </w:pPr>
       <w:r>
-        <w:rPr>
-          <w:bCs/>
-          <w:b/>
-        </w:rPr>
-        <w:t xml:space="preserve">Thứ ba</w:t>
-      </w:r>
-      <w:r>
-        <w:t xml:space="preserve">, mở rộng phân tích FIP tại SIDS với các công cụ đo lường và dữ liệu panel thực sự (theo dõi cùng doanh nghiệp qua nhiều năm) để kiểm định liệu FIP là trạng thái cấu trúc dài hạn hay chỉ là giai đoạn tạm thời khi doanh nghiệp SIDS mới bắt đầu xuất khẩu.</w:t>
+        <w:t xml:space="preserve">Hướng đầu tiên là xây dựng thước đo DAI phong phú hơn (Tier-2 và Tier-3) trên dữ liệu WBES mới nhất (2023–2026) cùng các nguồn dữ liệu bổ sung (ITU Digital Development Index, OECD Digital Economy Outlook) nhằm kiểm định lại vai trò của DAI ở các bối cảnh ICRV thấp hơn.</w:t>
       </w:r>
     </w:p>
     <w:p>
@@ -5976,14 +6489,23 @@
         <w:pStyle w:val="BodyText"/>
       </w:pPr>
       <w:r>
-        <w:rPr>
-          <w:bCs/>
-          <w:b/>
-        </w:rPr>
-        <w:t xml:space="preserve">Thứ tư</w:t>
-      </w:r>
-      <w:r>
-        <w:t xml:space="preserve">, kiểm định vai trò của top manager characteristics (H4 — kinh nghiệm, giới tính) trong từng bối cảnh ICRV riêng biệt, đặc biệt trong bối cảnh Frontier và SIDS nơi tầng năng lực và thể chế yếu hơn — liệu đặc điểm nhà quản trị có thể bù đắp một phần cho những thiếu hụt đó không?</w:t>
+        <w:t xml:space="preserve">Bên cạnh đó, có thể vận dụng các phương pháp nhận dạng nhân quả: biến công cụ (chẳng hạn dựa vào các cải cách thương mại ngoại sinh như hiệp định thương mại tự do được ký kết), khác biệt trong khác biệt (difference-in-differences), hoặc hồi quy gián đoạn (regression discontinuity) để ước lượng hiệu ứng nhân quả của quốc tế hóa lên hiệu quả.</w:t>
+      </w:r>
+    </w:p>
+    <w:p>
+      <w:pPr>
+        <w:pStyle w:val="BodyText"/>
+      </w:pPr>
+      <w:r>
+        <w:t xml:space="preserve">Một hướng nữa là mở rộng phân tích FIP tại SIDS bằng các công cụ đo lường và dữ liệu bảng thực sự (theo dõi cùng doanh nghiệp qua nhiều năm), nhằm kiểm định xem FIP là trạng thái cấu trúc dài hạn hay chỉ là giai đoạn tạm thời khi doanh nghiệp SIDS mới bắt đầu xuất khẩu.</w:t>
+      </w:r>
+    </w:p>
+    <w:p>
+      <w:pPr>
+        <w:pStyle w:val="BodyText"/>
+      </w:pPr>
+      <w:r>
+        <w:t xml:space="preserve">Sau cùng, cần kiểm định vai trò của đặc điểm nhà quản trị cấp cao (H4 — kinh nghiệm, giới tính) trong từng bối cảnh ICRV riêng biệt, đặc biệt ở bối cảnh Frontier và SIDS nơi tầng năng lực và thể chế yếu hơn: liệu đặc điểm nhà quản trị có thể bù đắp một phần cho những thiếu hụt đó hay không?</w:t>
       </w:r>
     </w:p>
     <w:p>
@@ -5995,7 +6517,7 @@
     </w:p>
     <w:bookmarkEnd w:id="70"/>
     <w:bookmarkEnd w:id="71"/>
-    <w:bookmarkStart w:id="76" w:name="X4996a41f63b55247ad67839d7d35b5e27cb34b2"/>
+    <w:bookmarkStart w:id="76" w:name="kết-luận-chương-và-luận-án"/>
     <w:p>
       <w:pPr>
         <w:pStyle w:val="Heading2"/>
@@ -6004,7 +6526,7 @@
         <w:t xml:space="preserve">5.6 Kết luận chương và luận án</w:t>
       </w:r>
     </w:p>
-    <w:bookmarkStart w:id="72" w:name="X908ec0d26c8b6e22d0478e29897c5c86bef9e95"/>
+    <w:bookmarkStart w:id="72" w:name="tổng-kết-tám-nghiên-cứu"/>
     <w:p>
       <w:pPr>
         <w:pStyle w:val="Heading3"/>
@@ -6018,7 +6540,7 @@
         <w:pStyle w:val="FirstParagraph"/>
       </w:pPr>
       <w:r>
-        <w:t xml:space="preserve">Luận án này được xây dựng trên tám nghiên cứu bổ sung cho nhau, kết hợp bằng chứng từ meta-analysis và phân tích thực nghiệm sơ cấp:</w:t>
+        <w:t xml:space="preserve">Luận án này được xây dựng trên tám nghiên cứu bổ sung cho nhau, kết hợp bằng chứng từ phân tích tổng hợp và phân tích thực nghiệm sơ cấp:</w:t>
       </w:r>
     </w:p>
     <w:p>
@@ -6039,7 +6561,7 @@
         <w:t xml:space="preserve"> </w:t>
       </w:r>
       <w:r>
-        <w:t xml:space="preserve">(đã công bố — ICBEF 2024, Đỗ &amp; Phan, 2024): thiết lập baseline meta-analytic với</w:t>
+        <w:t xml:space="preserve">(đã công bố — ICBEF 2024, Đỗ &amp; Phan, 2024): thiết lập mức tham chiếu tổng hợp với</w:t>
       </w:r>
       <w:r>
         <w:t xml:space="preserve"> </w:t>
@@ -6109,7 +6631,7 @@
         <w:t xml:space="preserve"> </w:t>
       </w:r>
       <w:r>
-        <w:t xml:space="preserve">(JABS under review, Đỗ &amp; Phan, 2026): phân tích Việt Nam (Lower-mid Transition), xác nhận inverted-U với TP = 39,3–46,2%, TCI là moderator dương có ý nghĩa.</w:t>
+        <w:t xml:space="preserve">(JABS under review, Đỗ &amp; Phan, 2026): phân tích Việt Nam (Lower-mid Transition), xác nhận chữ U ngược với TP = 39,3–46,2%, trong đó TCI là yếu tố điều tiết dương có ý nghĩa.</w:t>
       </w:r>
     </w:p>
     <w:p>
@@ -6130,7 +6652,7 @@
         <w:t xml:space="preserve"> </w:t>
       </w:r>
       <w:r>
-        <w:t xml:space="preserve">(MIR under review, Đỗ &amp; Phan, 2026): phân tích Singapore (Advanced Innovation), xác nhận inverted-U với TP ≈ 88,6% (rộng CI), DAI khuếch đại tại mức FSTS cao.</w:t>
+        <w:t xml:space="preserve">(MIR under review, Đỗ &amp; Phan, 2026): phân tích Singapore (Advanced Innovation), xác nhận inverted-U với TP ≈ 82% (rộng CI), DAI khuếch đại tại mức FSTS cao.</w:t>
       </w:r>
     </w:p>
     <w:p>
@@ -6272,7 +6794,7 @@
           <m:t>,</m:t>
         </m:r>
         <m:r>
-          <m:t>075</m:t>
+          <m:t>074</m:t>
         </m:r>
       </m:oMath>
       <w:r>
@@ -6310,7 +6832,7 @@
           <m:t>,</m:t>
         </m:r>
         <m:r>
-          <m:t>5</m:t>
+          <m:t>4</m:t>
         </m:r>
         <m:r>
           <m:rPr>
@@ -6348,7 +6870,7 @@
           <m:t>=</m:t>
         </m:r>
         <m:r>
-          <m:t>127</m:t>
+          <m:t>17</m:t>
         </m:r>
         <m:r>
           <m:rPr>
@@ -6359,7 +6881,7 @@
         <m:sSup>
           <m:e>
             <m:r>
-              <m:t>77</m:t>
+              <m:t>35</m:t>
             </m:r>
           </m:e>
           <m:sup>
@@ -6375,17 +6897,60 @@
               </m:rPr>
               <m:t>*</m:t>
             </m:r>
-            <m:r>
-              <m:rPr>
-                <m:sty m:val="p"/>
-              </m:rPr>
-              <m:t>*</m:t>
-            </m:r>
           </m:sup>
         </m:sSup>
       </m:oMath>
       <w:r>
-        <w:t xml:space="preserve">.</w:t>
+        <w:t xml:space="preserve"> </w:t>
+      </w:r>
+      <w:r>
+        <w:t xml:space="preserve">(</w:t>
+      </w:r>
+      <m:oMath>
+        <m:r>
+          <m:t>d</m:t>
+        </m:r>
+        <m:r>
+          <m:t>f</m:t>
+        </m:r>
+        <m:r>
+          <m:rPr>
+            <m:sty m:val="p"/>
+          </m:rPr>
+          <m:t>=</m:t>
+        </m:r>
+        <m:r>
+          <m:t>4</m:t>
+        </m:r>
+      </m:oMath>
+      <w:r>
+        <w:t xml:space="preserve">,</w:t>
+      </w:r>
+      <w:r>
+        <w:t xml:space="preserve"> </w:t>
+      </w:r>
+      <m:oMath>
+        <m:r>
+          <m:t>p</m:t>
+        </m:r>
+        <m:r>
+          <m:rPr>
+            <m:sty m:val="p"/>
+          </m:rPr>
+          <m:t>=</m:t>
+        </m:r>
+        <m:r>
+          <m:rPr>
+            <m:sty m:val="p"/>
+          </m:rPr>
+          <m:t>,</m:t>
+        </m:r>
+        <m:r>
+          <m:t>002</m:t>
+        </m:r>
+      </m:oMath>
+      <w:r>
+        <w:t xml:space="preserve">).</w:t>
       </w:r>
     </w:p>
     <w:p>
@@ -6422,7 +6987,7 @@
           <m:t>=</m:t>
         </m:r>
         <m:r>
-          <m:t>84.910</m:t>
+          <m:t>82.302</m:t>
         </m:r>
       </m:oMath>
       <w:r>
@@ -6443,7 +7008,7 @@
         <w:t xml:space="preserve"> </w:t>
       </w:r>
       <w:r>
-        <w:t xml:space="preserve">(M3–M5 với controls), TP = 36,4–40,0% (M11 đầy đủ: TP = 34,6%,</w:t>
+        <w:t xml:space="preserve">(M3–M5 với controls), TP = 36,4–40,0% (M11 đầy đủ: TP = 25,7%,</w:t>
       </w:r>
       <w:r>
         <w:t xml:space="preserve"> </w:t>
@@ -6478,11 +7043,11 @@
           <m:t>,</m:t>
         </m:r>
         <m:r>
-          <m:t>002</m:t>
-        </m:r>
-      </m:oMath>
-      <w:r>
-        <w:t xml:space="preserve">), gradient ICRV xác nhận (Advanced ~28% &lt; Frontier/SIDS ~55%), TCI nâng mặt bằng phổ quát (+41%/SD), DAI điều tiết đường cong có ý nghĩa toàn mẫu và mạnh hơn tại thể chế yếu (DAI×ICRV</w:t>
+          <m:t>026</m:t>
+        </m:r>
+      </m:oMath>
+      <w:r>
+        <w:t xml:space="preserve">), gradient ICRV xác nhận (độ cong sâu dần khi thể chế yếu đi; điểm uốn ~40%), TCI nâng mặt bằng phổ quát (+45%/SD), DAI điều tiết đường cong có ý nghĩa toàn mẫu và mạnh hơn tại thể chế yếu (DAI×ICRV</w:t>
       </w:r>
       <w:r>
         <w:t xml:space="preserve"> </w:t>
@@ -6504,7 +7069,7 @@
           <m:t>,</m:t>
         </m:r>
         <m:r>
-          <m:t>012</m:t>
+          <m:t>049</m:t>
         </m:r>
       </m:oMath>
       <w:r>
@@ -6626,7 +7191,7 @@
       </w:r>
     </w:p>
     <w:bookmarkEnd w:id="72"/>
-    <w:bookmarkStart w:id="73" w:name="X9556672229511acc75e7a88561876b51568dedf"/>
+    <w:bookmarkStart w:id="73" w:name="phát-hiện-trung-tâm"/>
     <w:p>
       <w:pPr>
         <w:pStyle w:val="Heading3"/>
@@ -6652,51 +7217,65 @@
           <w:bCs/>
           <w:b/>
         </w:rPr>
-        <w:t xml:space="preserve">"Không có một mức độ quốc tế hóa tối ưu duy nhất — điểm uốn phụ thuộc vào thể chế, và trong điều kiện thể chế cực yếu, quốc tế hóa có thể gây ra bất lợi hiệu quả thay vì lợi ích."</w:t>
-      </w:r>
-    </w:p>
-    <w:p>
-      <w:pPr>
-        <w:pStyle w:val="FirstParagraph"/>
-      </w:pPr>
-      <w:r>
-        <w:t xml:space="preserve">Bằng chứng từ 238 nghiên cứu (P6) và 84.910 doanh nghiệp tại 49 nền kinh tế châu Á và Thái Bình Dương (P7) đều chỉ đến kết luận này. Quan hệ I→P không phải là một đường cong phổ quát mà là một</w:t>
-      </w:r>
-      <w:r>
-        <w:t xml:space="preserve"> </w:t>
+        <w:t xml:space="preserve">“</w:t>
       </w:r>
       <w:r>
         <w:rPr>
           <w:bCs/>
           <w:b/>
         </w:rPr>
-        <w:t xml:space="preserve">họ đường cong phụ thuộc bối cảnh</w:t>
-      </w:r>
-      <w:r>
-        <w:t xml:space="preserve"> </w:t>
-      </w:r>
-      <w:r>
-        <w:t xml:space="preserve">(family of context-dependent curves), với turning point là hàm số</w:t>
-      </w:r>
-      <w:r>
-        <w:t xml:space="preserve"> </w:t>
+        <w:t xml:space="preserve">Không có một mức độ quốc tế hóa tối ưu duy nhất — điểm uốn phụ thuộc vào thể chế, và trong điều kiện thể chế cực yếu, quốc tế hóa có thể gây ra bất lợi hiệu quả thay vì lợi ích.</w:t>
       </w:r>
       <w:r>
         <w:rPr>
           <w:bCs/>
           <w:b/>
         </w:rPr>
+        <w:t xml:space="preserve">”</w:t>
+      </w:r>
+    </w:p>
+    <w:p>
+      <w:pPr>
+        <w:pStyle w:val="FirstParagraph"/>
+      </w:pPr>
+      <w:r>
+        <w:t xml:space="preserve">Bằng chứng từ 238 nghiên cứu (P6) và 82.302 doanh nghiệp tại 45 nền kinh tế châu Á và Thái Bình Dương (P7) đều dẫn đến kết luận này. Quan hệ giữa quốc tế hóa và hiệu quả hoạt động không phải một đường cong phổ quát, mà là một</w:t>
+      </w:r>
+      <w:r>
+        <w:t xml:space="preserve"> </w:t>
+      </w:r>
+      <w:r>
+        <w:rPr>
+          <w:bCs/>
+          <w:b/>
+        </w:rPr>
+        <w:t xml:space="preserve">họ đường cong phụ thuộc bối cảnh</w:t>
+      </w:r>
+      <w:r>
+        <w:t xml:space="preserve"> </w:t>
+      </w:r>
+      <w:r>
+        <w:t xml:space="preserve">(family of context-dependent curves), trong đó điểm uốn là một hàm số</w:t>
+      </w:r>
+      <w:r>
+        <w:t xml:space="preserve"> </w:t>
+      </w:r>
+      <w:r>
+        <w:rPr>
+          <w:bCs/>
+          <w:b/>
+        </w:rPr>
         <w:t xml:space="preserve">giảm dần</w:t>
       </w:r>
       <w:r>
         <w:t xml:space="preserve"> </w:t>
       </w:r>
       <w:r>
-        <w:t xml:space="preserve">của chất lượng thể chế theo ICRV — thể chế mạnh hơn → turning point thấp hơn (FSTS thấp hơn để đạt đỉnh hiệu quả).</w:t>
+        <w:t xml:space="preserve">theo chất lượng thể chế ICRV: thể chế càng mạnh thì điểm uốn càng thấp (cần mức FSTS thấp hơn để đạt đỉnh hiệu quả).</w:t>
       </w:r>
     </w:p>
     <w:bookmarkEnd w:id="73"/>
-    <w:bookmarkStart w:id="74" w:name="X0e99b1254b4b67b0d58ad32605b3382cafdc23f"/>
+    <w:bookmarkStart w:id="74" w:name="ý-nghĩa-đối-với-lý-thuyết-và-thực-tiễn"/>
     <w:p>
       <w:pPr>
         <w:pStyle w:val="Heading3"/>
@@ -6710,7 +7289,7 @@
         <w:pStyle w:val="FirstParagraph"/>
       </w:pPr>
       <w:r>
-        <w:t xml:space="preserve">Về lý thuyết, luận án đóng góp vào ba dòng nghiên cứu: (i) meta-analytic literature về I→P bằng cách phân tách cấu trúc dị biệt và xác định ICRV như moderator có ý nghĩa; (ii) literature về digital capability bằng cách làm rõ DAI là situational resource chứ không phải foundational capability; và (iii) literature về internationalization và SIDS bằng cách đặt tên và cung cấp bằng chứng đầu tiên cho FIP.</w:t>
+        <w:t xml:space="preserve">Về lý thuyết, luận án đóng góp vào ba dòng nghiên cứu: (i) dòng phân tích tổng hợp về quan hệ giữa quốc tế hóa và hiệu quả hoạt động, qua việc phân tách cấu trúc dị biệt và xác định ICRV là một yếu tố điều tiết có ý nghĩa; (ii) dòng nghiên cứu về năng lực số, qua việc làm rõ DAI là nguồn lực tình huống chứ không phải năng lực nền tảng; và (iii) dòng nghiên cứu về quốc tế hóa và SIDS, qua việc đặt tên và cung cấp bằng chứng đầu tiên cho FIP.</w:t>
       </w:r>
     </w:p>
     <w:p>
@@ -6718,11 +7297,11 @@
         <w:pStyle w:val="BodyText"/>
       </w:pPr>
       <w:r>
-        <w:t xml:space="preserve">Về thực tiễn, luận án cung cấp cơ sở để nhà hoạch định chính sách và nhà quản trị doanh nghiệp tại từng bối cảnh ICRV cụ thể hiệu chỉnh chiến lược quốc tế hóa phù hợp — không áp dụng máy móc bài học từ Singapore hay Nhật Bản vào bối cảnh Việt Nam hay SIDS, mà nhận ra sự phụ thuộc bối cảnh như là nguyên lý căn bản trong hoạch định chiến lược quốc tế hóa.</w:t>
+        <w:t xml:space="preserve">Về thực tiễn, luận án cung cấp cơ sở để nhà hoạch định chính sách và nhà quản trị doanh nghiệp ở từng bối cảnh ICRV cụ thể hiệu chỉnh chiến lược quốc tế hóa cho phù hợp. Bài học từ Singapore hay Nhật Bản không nên được áp dụng máy móc vào bối cảnh Việt Nam hay SIDS; thay vào đó, cần nhìn nhận sự phụ thuộc bối cảnh như một nguyên lý căn bản trong hoạch định chiến lược quốc tế hóa.</w:t>
       </w:r>
     </w:p>
     <w:bookmarkEnd w:id="74"/>
-    <w:bookmarkStart w:id="75" w:name="X419817a82cb35cfdb5a0df5261d5a194f2fd9ca"/>
+    <w:bookmarkStart w:id="75" w:name="lời-kết"/>
     <w:p>
       <w:pPr>
         <w:pStyle w:val="Heading3"/>
@@ -6838,7 +7417,7 @@
         <w:pStyle w:val="BodyText"/>
       </w:pPr>
       <w:r>
-        <w:t xml:space="preserve">Bhandari, K. R., Ranta, M., &amp; Salo, J. (2023). The resource-based view, stakeholder capitalism, ESG, and sustainable competitive advantage: The firm's embeddedness into ecology, society, and governance.</w:t>
+        <w:t xml:space="preserve">Bhandari, K. R., Ranta, M., &amp; Salo, J. (2023). The resource-based view, stakeholder capitalism, ESG, and sustainable competitive advantage: The firm’s embeddedness into ecology, society, and governance.</w:t>
       </w:r>
       <w:r>
         <w:t xml:space="preserve"> </w:t>
@@ -6922,7 +7501,7 @@
         <w:pStyle w:val="BodyText"/>
       </w:pPr>
       <w:r>
-        <w:t xml:space="preserve">Chen, L., &amp; Meng, B. (2022). How digital finance affects manufacturing firms' outward FDI: Evidence from China.</w:t>
+        <w:t xml:space="preserve">Chen, L., &amp; Meng, B. (2022). How digital finance affects manufacturing firms’ outward FDI: Evidence from China.</w:t>
       </w:r>
       <w:r>
         <w:t xml:space="preserve"> </w:t>
@@ -7563,7 +8142,49 @@
           <w:iCs/>
           <w:i/>
         </w:rPr>
-        <w:t xml:space="preserve">Ghi chú về trích dẫn: Các nghiên cứu P3–P8 được trích dẫn trong luận án dưới dạng "Đỗ &amp; Phan, 2026, bản thảo đang chuẩn bị" theo quy định về trích dẫn tài liệu chưa công bố của Trường Kinh tế, Đại học Cần Thơ. Các nghiên cứu P1 và P2 được trích dẫn theo thông tin công bố chính thức (Đỗ &amp; Phan, 2024, ICBEF).</w:t>
+        <w:t xml:space="preserve">Ghi chú về trích dẫn: Các nghiên cứu P3–P8 được trích dẫn trong luận án dưới dạng</w:t>
+      </w:r>
+      <w:r>
+        <w:rPr>
+          <w:iCs/>
+          <w:i/>
+        </w:rPr>
+        <w:t xml:space="preserve"> </w:t>
+      </w:r>
+      <w:r>
+        <w:rPr>
+          <w:iCs/>
+          <w:i/>
+        </w:rPr>
+        <w:t xml:space="preserve">“</w:t>
+      </w:r>
+      <w:r>
+        <w:rPr>
+          <w:iCs/>
+          <w:i/>
+        </w:rPr>
+        <w:t xml:space="preserve">Đỗ &amp; Phan, 2026, bản thảo đang chuẩn bị</w:t>
+      </w:r>
+      <w:r>
+        <w:rPr>
+          <w:iCs/>
+          <w:i/>
+        </w:rPr>
+        <w:t xml:space="preserve">”</w:t>
+      </w:r>
+      <w:r>
+        <w:rPr>
+          <w:iCs/>
+          <w:i/>
+        </w:rPr>
+        <w:t xml:space="preserve"> </w:t>
+      </w:r>
+      <w:r>
+        <w:rPr>
+          <w:iCs/>
+          <w:i/>
+        </w:rPr>
+        <w:t xml:space="preserve">theo quy định về trích dẫn tài liệu chưa công bố của Trường Kinh tế, Đại học Cần Thơ. Các nghiên cứu P1 và P2 được trích dẫn theo thông tin công bố chính thức (Đỗ &amp; Phan, 2024, ICBEF).</w:t>
       </w:r>
     </w:p>
     <w:bookmarkEnd w:id="77"/>
@@ -7911,7 +8532,7 @@
     <w:name w:val="Normal"/>
     <w:qFormat/>
     <w:pPr>
-      <w:spacing w:line="360" w:lineRule="auto"/>
+      <w:spacing w:line="288" w:lineRule="auto"/>
       <w:jc w:val="both"/>
     </w:pPr>
     <w:rPr>
@@ -7925,7 +8546,7 @@
     <w:basedOn w:val="Normal"/>
     <w:link w:val="BodyTextChar"/>
     <w:pPr>
-      <w:spacing w:after="180" w:before="180" w:line="360" w:lineRule="auto"/>
+      <w:spacing w:after="180" w:before="180" w:line="288" w:lineRule="auto"/>
       <w:jc w:val="both"/>
     </w:pPr>
     <w:qFormat/>
@@ -7941,7 +8562,7 @@
     <w:next w:val="BodyText"/>
     <w:qFormat/>
     <w:pPr>
-      <w:spacing w:line="360" w:lineRule="auto"/>
+      <w:spacing w:line="288" w:lineRule="auto"/>
       <w:jc w:val="both"/>
     </w:pPr>
     <w:rPr>
@@ -7955,7 +8576,7 @@
     <w:basedOn w:val="BodyText"/>
     <w:qFormat/>
     <w:pPr>
-      <w:spacing w:after="36" w:before="36" w:line="360" w:lineRule="auto"/>
+      <w:spacing w:after="36" w:before="36" w:line="288" w:lineRule="auto"/>
       <w:jc w:val="both"/>
     </w:pPr>
     <w:rPr>
@@ -7972,7 +8593,7 @@
     <w:pPr>
       <w:keepNext/>
       <w:keepLines/>
-      <w:spacing w:after="240" w:before="480" w:line="360" w:lineRule="auto"/>
+      <w:spacing w:after="240" w:before="480" w:line="288" w:lineRule="auto"/>
       <w:jc w:val="both"/>
     </w:pPr>
     <w:rPr>
@@ -7992,7 +8613,7 @@
     <w:pPr>
       <w:keepNext/>
       <w:keepLines/>
-      <w:spacing w:after="240" w:before="240" w:line="360" w:lineRule="auto"/>
+      <w:spacing w:after="240" w:before="240" w:line="288" w:lineRule="auto"/>
       <w:jc w:val="both"/>
     </w:pPr>
     <w:rPr>
@@ -8009,7 +8630,7 @@
     <w:pPr>
       <w:keepNext/>
       <w:keepLines/>
-      <w:spacing w:line="360" w:lineRule="auto"/>
+      <w:spacing w:line="288" w:lineRule="auto"/>
       <w:jc w:val="both"/>
     </w:pPr>
     <w:rPr>
@@ -8025,7 +8646,7 @@
     <w:pPr>
       <w:keepNext/>
       <w:keepLines/>
-      <w:spacing w:line="360" w:lineRule="auto"/>
+      <w:spacing w:line="288" w:lineRule="auto"/>
       <w:jc w:val="both"/>
     </w:pPr>
     <w:rPr>
@@ -8043,7 +8664,7 @@
       <w:keepNext/>
       <w:keepLines/>
       <w:jc w:val="both"/>
-      <w:spacing w:after="0" w:before="300" w:line="360" w:lineRule="auto"/>
+      <w:spacing w:after="0" w:before="300" w:line="288" w:lineRule="auto"/>
     </w:pPr>
     <w:rPr>
       <w:color w:val="000000"/>
@@ -8061,7 +8682,7 @@
     <w:pPr>
       <w:keepNext/>
       <w:keepLines/>
-      <w:spacing w:after="300" w:before="100" w:line="360" w:lineRule="auto"/>
+      <w:spacing w:after="300" w:before="100" w:line="288" w:lineRule="auto"/>
       <w:jc w:val="both"/>
     </w:pPr>
     <w:rPr>
@@ -8077,7 +8698,7 @@
     <w:next w:val="Bibliography"/>
     <w:qFormat/>
     <w:pPr>
-      <w:spacing w:line="360" w:lineRule="auto"/>
+      <w:spacing w:line="288" w:lineRule="auto"/>
       <w:jc w:val="both"/>
     </w:pPr>
     <w:rPr>
@@ -8095,7 +8716,7 @@
     <w:pPr>
       <w:keepNext/>
       <w:keepLines/>
-      <w:spacing w:after="0" w:before="480" w:line="360" w:lineRule="auto"/>
+      <w:spacing w:after="0" w:before="480" w:line="288" w:lineRule="auto"/>
       <w:jc w:val="both"/>
       <w:outlineLvl w:val="0"/>
     </w:pPr>
@@ -8118,7 +8739,7 @@
     <w:pPr>
       <w:keepNext/>
       <w:keepLines/>
-      <w:spacing w:after="0" w:before="200" w:line="360" w:lineRule="auto"/>
+      <w:spacing w:after="0" w:before="200" w:line="288" w:lineRule="auto"/>
       <w:jc w:val="both"/>
       <w:outlineLvl w:val="1"/>
     </w:pPr>
@@ -8141,7 +8762,7 @@
     <w:pPr>
       <w:keepNext/>
       <w:keepLines/>
-      <w:spacing w:after="0" w:before="200" w:line="360" w:lineRule="auto"/>
+      <w:spacing w:after="0" w:before="200" w:line="288" w:lineRule="auto"/>
       <w:jc w:val="both"/>
       <w:outlineLvl w:val="2"/>
     </w:pPr>
@@ -8164,7 +8785,7 @@
     <w:pPr>
       <w:keepNext/>
       <w:keepLines/>
-      <w:spacing w:after="0" w:before="200" w:line="360" w:lineRule="auto"/>
+      <w:spacing w:after="0" w:before="200" w:line="288" w:lineRule="auto"/>
       <w:jc w:val="both"/>
       <w:outlineLvl w:val="3"/>
     </w:pPr>
@@ -8187,7 +8808,7 @@
     <w:pPr>
       <w:keepNext/>
       <w:keepLines/>
-      <w:spacing w:after="0" w:before="200" w:line="360" w:lineRule="auto"/>
+      <w:spacing w:after="0" w:before="200" w:line="288" w:lineRule="auto"/>
       <w:jc w:val="both"/>
       <w:outlineLvl w:val="4"/>
     </w:pPr>
@@ -8209,7 +8830,7 @@
     <w:pPr>
       <w:keepNext/>
       <w:keepLines/>
-      <w:spacing w:after="0" w:before="200" w:line="360" w:lineRule="auto"/>
+      <w:spacing w:after="0" w:before="200" w:line="288" w:lineRule="auto"/>
       <w:jc w:val="both"/>
       <w:outlineLvl w:val="5"/>
     </w:pPr>
@@ -8230,7 +8851,7 @@
     <w:pPr>
       <w:keepNext/>
       <w:keepLines/>
-      <w:spacing w:after="0" w:before="200" w:line="360" w:lineRule="auto"/>
+      <w:spacing w:after="0" w:before="200" w:line="288" w:lineRule="auto"/>
       <w:jc w:val="both"/>
       <w:outlineLvl w:val="6"/>
     </w:pPr>
@@ -8251,7 +8872,7 @@
     <w:pPr>
       <w:keepNext/>
       <w:keepLines/>
-      <w:spacing w:after="0" w:before="200" w:line="360" w:lineRule="auto"/>
+      <w:spacing w:after="0" w:before="200" w:line="288" w:lineRule="auto"/>
       <w:jc w:val="both"/>
       <w:outlineLvl w:val="7"/>
     </w:pPr>
@@ -8272,7 +8893,7 @@
     <w:pPr>
       <w:keepNext/>
       <w:keepLines/>
-      <w:spacing w:after="0" w:before="200" w:line="360" w:lineRule="auto"/>
+      <w:spacing w:after="0" w:before="200" w:line="288" w:lineRule="auto"/>
       <w:jc w:val="both"/>
       <w:outlineLvl w:val="8"/>
     </w:pPr>
@@ -8291,7 +8912,7 @@
     <w:unhideWhenUsed/>
     <w:qFormat/>
     <w:pPr>
-      <w:spacing w:after="100" w:before="100" w:line="360" w:lineRule="auto"/>
+      <w:spacing w:after="100" w:before="100" w:line="288" w:lineRule="auto"/>
       <w:ind w:firstLine="0" w:left="480" w:right="480"/>
       <w:jc w:val="both"/>
     </w:pPr>
@@ -8309,7 +8930,7 @@
     <w:unhideWhenUsed/>
     <w:qFormat/>
     <w:pPr>
-      <w:spacing w:line="360" w:lineRule="auto"/>
+      <w:spacing w:line="288" w:lineRule="auto"/>
       <w:jc w:val="both"/>
     </w:pPr>
     <w:rPr>
@@ -8335,7 +8956,7 @@
     <w:unhideWhenUsed/>
     <w:qFormat/>
     <w:pPr>
-      <w:spacing w:line="360" w:lineRule="auto"/>
+      <w:spacing w:line="288" w:lineRule="auto"/>
       <w:jc w:val="both"/>
     </w:pPr>
     <w:rPr>
@@ -8375,7 +8996,7 @@
     <w:pPr>
       <w:keepNext/>
       <w:keepLines/>
-      <w:spacing w:after="0" w:line="360" w:lineRule="auto"/>
+      <w:spacing w:after="0" w:line="288" w:lineRule="auto"/>
       <w:jc w:val="both"/>
     </w:pPr>
     <w:rPr>
@@ -8389,7 +9010,7 @@
     <w:name w:val="Definition"/>
     <w:basedOn w:val="Normal"/>
     <w:pPr>
-      <w:spacing w:line="360" w:lineRule="auto"/>
+      <w:spacing w:line="288" w:lineRule="auto"/>
       <w:jc w:val="both"/>
     </w:pPr>
     <w:rPr>
@@ -8403,7 +9024,7 @@
     <w:basedOn w:val="Normal"/>
     <w:link w:val="BodyTextChar"/>
     <w:pPr>
-      <w:spacing w:after="120" w:before="0" w:line="360" w:lineRule="auto"/>
+      <w:spacing w:after="120" w:before="0" w:line="288" w:lineRule="auto"/>
       <w:jc w:val="both"/>
     </w:pPr>
     <w:rPr>
@@ -8418,7 +9039,7 @@
     <w:basedOn w:val="Caption"/>
     <w:pPr>
       <w:keepNext/>
-      <w:spacing w:line="360" w:lineRule="auto"/>
+      <w:spacing w:line="288" w:lineRule="auto"/>
       <w:jc w:val="both"/>
     </w:pPr>
     <w:rPr>
@@ -8431,7 +9052,7 @@
     <w:name w:val="Image Caption"/>
     <w:basedOn w:val="Caption"/>
     <w:pPr>
-      <w:spacing w:line="360" w:lineRule="auto"/>
+      <w:spacing w:line="288" w:lineRule="auto"/>
       <w:jc w:val="both"/>
     </w:pPr>
     <w:rPr>
@@ -8444,7 +9065,7 @@
     <w:name w:val="Figure"/>
     <w:basedOn w:val="Normal"/>
     <w:pPr>
-      <w:spacing w:line="360" w:lineRule="auto"/>
+      <w:spacing w:line="288" w:lineRule="auto"/>
       <w:jc w:val="both"/>
     </w:pPr>
     <w:rPr>
@@ -8458,7 +9079,7 @@
     <w:basedOn w:val="Figure"/>
     <w:pPr>
       <w:keepNext/>
-      <w:spacing w:line="360" w:lineRule="auto"/>
+      <w:spacing w:line="288" w:lineRule="auto"/>
       <w:jc w:val="both"/>
     </w:pPr>
     <w:rPr>
@@ -8522,7 +9143,7 @@
     <w:unhideWhenUsed/>
     <w:qFormat/>
     <w:pPr>
-      <w:spacing w:before="240" w:line="360" w:lineRule="auto"/>
+      <w:spacing w:before="240" w:line="288" w:lineRule="auto"/>
       <w:jc w:val="both"/>
       <w:outlineLvl w:val="9"/>
     </w:pPr>

--- a/dist/luan_an/04_05_chapters_results_discussion_vi.docx
+++ b/dist/luan_an/04_05_chapters_results_discussion_vi.docx
@@ -2589,7 +2589,7 @@
           <m:t>=</m:t>
         </m:r>
         <m:r>
-          <m:t>34</m:t>
+          <m:t>25</m:t>
         </m:r>
         <m:r>
           <m:rPr>
@@ -2598,7 +2598,7 @@
           <m:t>,</m:t>
         </m:r>
         <m:r>
-          <m:t>6</m:t>
+          <m:t>7</m:t>
         </m:r>
         <m:r>
           <m:rPr>
@@ -2643,7 +2643,7 @@
           <m:t>,</m:t>
         </m:r>
         <m:r>
-          <m:t>002</m:t>
+          <m:t>026</m:t>
         </m:r>
       </m:oMath>
       <w:r>
@@ -2685,7 +2685,7 @@
         <w:pStyle w:val="FirstParagraph"/>
       </w:pPr>
       <w:r>
-        <w:t xml:space="preserve">Kết quả quan trọng nhất của P7 là xác nhận</w:t>
+        <w:t xml:space="preserve">Kết quả quan trọng nhất của P7 là xác nhận vai trò điều tiết của</w:t>
       </w:r>
       <w:r>
         <w:t xml:space="preserve"> </w:t>
@@ -2695,10 +2695,13 @@
           <w:bCs/>
           <w:b/>
         </w:rPr>
-        <w:t xml:space="preserve">gradient ICRV</w:t>
-      </w:r>
-      <w:r>
-        <w:t xml:space="preserve">: điểm uốn</w:t>
+        <w:t xml:space="preserve">ICRV</w:t>
+      </w:r>
+      <w:r>
+        <w:t xml:space="preserve"> </w:t>
+      </w:r>
+      <w:r>
+        <w:t xml:space="preserve">đối với</w:t>
       </w:r>
       <w:r>
         <w:t xml:space="preserve"> </w:t>
@@ -2708,13 +2711,13 @@
           <w:bCs/>
           <w:b/>
         </w:rPr>
-        <w:t xml:space="preserve">giảm dần</w:t>
-      </w:r>
-      <w:r>
-        <w:t xml:space="preserve"> </w:t>
-      </w:r>
-      <w:r>
-        <w:t xml:space="preserve">khi chuyển từ nhóm thể chế yếu hơn sang nhóm thể chế mạnh hơn. Cụ thể:</w:t>
+        <w:t xml:space="preserve">độ cong (concavity / biên độ)</w:t>
+      </w:r>
+      <w:r>
+        <w:t xml:space="preserve"> </w:t>
+      </w:r>
+      <w:r>
+        <w:t xml:space="preserve">của hình chữ U ngược, chứ không phải một gradient điểm uốn đơn điệu. Cụ thể, độ cong sâu dần khi chất lượng thể chế suy giảm:</w:t>
       </w:r>
     </w:p>
     <w:p>
@@ -2728,25 +2731,50 @@
         <m:oMath>
           <m:r>
             <m:rPr>
-              <m:nor/>
               <m:sty m:val="p"/>
             </m:rPr>
-            <m:t>TP(Frontier/SIDS)</m:t>
+            <m:t>|</m:t>
+          </m:r>
+          <m:r>
+            <m:t> </m:t>
+          </m:r>
+          <m:sSub>
+            <m:e>
+              <m:r>
+                <m:t>β</m:t>
+              </m:r>
+            </m:e>
+            <m:sub>
+              <m:r>
+                <m:t>2</m:t>
+              </m:r>
+            </m:sub>
+          </m:sSub>
+          <m:d>
+            <m:dPr>
+              <m:begChr m:val="("/>
+              <m:endChr m:val=")"/>
+              <m:sepChr m:val=""/>
+              <m:grow/>
+            </m:dPr>
+            <m:e>
+              <m:r>
+                <m:rPr>
+                  <m:nor/>
+                  <m:sty m:val="p"/>
+                </m:rPr>
+                <m:t>Frontier/SIDS</m:t>
+              </m:r>
+            </m:e>
+          </m:d>
+          <m:r>
+            <m:t> </m:t>
           </m:r>
           <m:r>
             <m:rPr>
               <m:sty m:val="p"/>
             </m:rPr>
-            <m:t>≈</m:t>
-          </m:r>
-          <m:r>
-            <m:t>55</m:t>
-          </m:r>
-          <m:r>
-            <m:rPr>
-              <m:sty m:val="p"/>
-            </m:rPr>
-            <m:t>%</m:t>
+            <m:t>|</m:t>
           </m:r>
           <m:r>
             <m:rPr>
@@ -2756,10 +2784,50 @@
           </m:r>
           <m:r>
             <m:rPr>
-              <m:nor/>
               <m:sty m:val="p"/>
             </m:rPr>
-            <m:t>TP(Upper-middle)</m:t>
+            <m:t>|</m:t>
+          </m:r>
+          <m:r>
+            <m:t> </m:t>
+          </m:r>
+          <m:sSub>
+            <m:e>
+              <m:r>
+                <m:t>β</m:t>
+              </m:r>
+            </m:e>
+            <m:sub>
+              <m:r>
+                <m:t>2</m:t>
+              </m:r>
+            </m:sub>
+          </m:sSub>
+          <m:d>
+            <m:dPr>
+              <m:begChr m:val="("/>
+              <m:endChr m:val=")"/>
+              <m:sepChr m:val=""/>
+              <m:grow/>
+            </m:dPr>
+            <m:e>
+              <m:r>
+                <m:rPr>
+                  <m:nor/>
+                  <m:sty m:val="p"/>
+                </m:rPr>
+                <m:t>Upper-middle</m:t>
+              </m:r>
+            </m:e>
+          </m:d>
+          <m:r>
+            <m:t> </m:t>
+          </m:r>
+          <m:r>
+            <m:rPr>
+              <m:sty m:val="p"/>
+            </m:rPr>
+            <m:t>|</m:t>
           </m:r>
           <m:r>
             <m:rPr>
@@ -2769,25 +2837,50 @@
           </m:r>
           <m:r>
             <m:rPr>
-              <m:nor/>
               <m:sty m:val="p"/>
             </m:rPr>
-            <m:t>TP(Advanced Innovation)</m:t>
+            <m:t>|</m:t>
+          </m:r>
+          <m:r>
+            <m:t> </m:t>
+          </m:r>
+          <m:sSub>
+            <m:e>
+              <m:r>
+                <m:t>β</m:t>
+              </m:r>
+            </m:e>
+            <m:sub>
+              <m:r>
+                <m:t>2</m:t>
+              </m:r>
+            </m:sub>
+          </m:sSub>
+          <m:d>
+            <m:dPr>
+              <m:begChr m:val="("/>
+              <m:endChr m:val=")"/>
+              <m:sepChr m:val=""/>
+              <m:grow/>
+            </m:dPr>
+            <m:e>
+              <m:r>
+                <m:rPr>
+                  <m:nor/>
+                  <m:sty m:val="p"/>
+                </m:rPr>
+                <m:t>Advanced Innovation</m:t>
+              </m:r>
+            </m:e>
+          </m:d>
+          <m:r>
+            <m:t> </m:t>
           </m:r>
           <m:r>
             <m:rPr>
               <m:sty m:val="p"/>
             </m:rPr>
-            <m:t>≈</m:t>
-          </m:r>
-          <m:r>
-            <m:t>28</m:t>
-          </m:r>
-          <m:r>
-            <m:rPr>
-              <m:sty m:val="p"/>
-            </m:rPr>
-            <m:t>%</m:t>
+            <m:t>|</m:t>
           </m:r>
         </m:oMath>
       </m:oMathPara>
@@ -2797,7 +2890,23 @@
         <w:pStyle w:val="FirstParagraph"/>
       </w:pPr>
       <w:r>
-        <w:t xml:space="preserve">Gradient này nhất quán với dự đoán từ lý thuyết thể chế: trong môi trường thể chế mạnh (Nhóm I), doanh nghiệp hoàn vốn chi phí quốc tế hóa ở mức FSTS thấp hơn, tức đạt đỉnh hiệu quả sớm hơn. Tại các nền kinh tế thể chế yếu (Nhóm V–VI), doanh nghiệp cần mức độ quốc tế hóa cao hơn để bù đắp chi phí giao dịch, nên điểm uốn xuất hiện muộn hơn.</w:t>
+        <w:t xml:space="preserve">Khuôn mẫu này nhất quán với dự đoán từ lý thuyết thể chế: trong môi trường thể chế mạnh (Nhóm I), đường cong phẳng và gần tuyến tính nên tổn thất sau đỉnh nhỏ. Tại các nền kinh tế thể chế yếu (Nhóm V–VI), đường cong cong sâu hơn nên hình phạt cho quốc tế hóa quá mức trở nên gay gắt hơn. Điểm uốn theo nhóm là không đồng nhất (khoảng 16–50% FSTS), cụm quanh ~40% và</w:t>
+      </w:r>
+      <w:r>
+        <w:t xml:space="preserve"> </w:t>
+      </w:r>
+      <w:r>
+        <w:rPr>
+          <w:bCs/>
+          <w:b/>
+        </w:rPr>
+        <w:t xml:space="preserve">không</w:t>
+      </w:r>
+      <w:r>
+        <w:t xml:space="preserve"> </w:t>
+      </w:r>
+      <w:r>
+        <w:t xml:space="preserve">dịch chuyển đơn điệu theo chất lượng thể chế.</w:t>
       </w:r>
     </w:p>
     <w:p>
@@ -4216,7 +4325,7 @@
               <w:jc w:val="left"/>
             </w:pPr>
             <w:r>
-              <w:t xml:space="preserve">H4 (Nhà quản trị điều tiết)</w:t>
+              <w:t xml:space="preserve">H4 (kiểm soát quản trị nội sinh)</w:t>
             </w:r>
           </w:p>
         </w:tc>
@@ -4228,7 +4337,7 @@
               <w:jc w:val="left"/>
             </w:pPr>
             <w:r>
-              <w:t xml:space="preserve">Kinh nghiệm/giới tính nhà quản trị</w:t>
+              <w:t xml:space="preserve">Kinh nghiệm/giới tính nhà quản trị nâng mặt bằng (kiểm soát quản trị nội sinh, không điều tiết độ cong)</w:t>
             </w:r>
           </w:p>
         </w:tc>
@@ -4240,7 +4349,7 @@
               <w:jc w:val="left"/>
             </w:pPr>
             <w:r>
-              <w:t xml:space="preserve">Kết quả hỗn hợp — báo cáo trong P7 nhưng không được tổng kết trong chương này do phạm vi</w:t>
+              <w:t xml:space="preserve">Hiệu ứng mức trong P7 (nhà quản trị nữ β=+0,185***); đưa vào như biến kiểm soát quản trị nội sinh nhằm bảo vệ tính nhân quả thuần khiết của tương tác Thể chế × Công nghệ</w:t>
             </w:r>
           </w:p>
         </w:tc>
@@ -6058,23 +6167,7 @@
         <w:t xml:space="preserve">dự đoán</w:t>
       </w:r>
       <w:r>
-        <w:t xml:space="preserve">: điểm uốn</w:t>
-      </w:r>
-      <w:r>
-        <w:t xml:space="preserve"> </w:t>
-      </w:r>
-      <w:r>
-        <w:rPr>
-          <w:bCs/>
-          <w:b/>
-        </w:rPr>
-        <w:t xml:space="preserve">giảm</w:t>
-      </w:r>
-      <w:r>
-        <w:t xml:space="preserve"> </w:t>
-      </w:r>
-      <w:r>
-        <w:t xml:space="preserve">đơn điệu theo chiều từ SIDS/Frontier (~55%) xuống Advanced Innovation (~28%); thể chế càng mạnh thì doanh nghiệp đạt đỉnh hiệu quả ở mức quốc tế hóa càng thấp, qua đó xác nhận giá trị dự đoán của cách phân loại này.</w:t>
+        <w:t xml:space="preserve">: độ cong (concavity / biên độ) của quan hệ I-P sâu dần khi chất lượng thể chế suy giảm, từ gần tuyến tính ở Advanced Innovation đến hình chữ U ngược rõ nét với hình phạt sau đỉnh gay gắt ở SIDS/Frontier, trong khi điểm uốn theo nhóm không đồng nhất và không dịch chuyển đơn điệu; thể chế càng yếu thì hình phạt cho quốc tế hóa quá mức càng gay gắt, qua đó xác nhận giá trị dự đoán của cách phân loại này.</w:t>
       </w:r>
     </w:p>
     <w:p>
@@ -6505,7 +6598,7 @@
         <w:pStyle w:val="BodyText"/>
       </w:pPr>
       <w:r>
-        <w:t xml:space="preserve">Sau cùng, cần kiểm định vai trò của đặc điểm nhà quản trị cấp cao (H4 — kinh nghiệm, giới tính) trong từng bối cảnh ICRV riêng biệt, đặc biệt ở bối cảnh Frontier và SIDS nơi tầng năng lực và thể chế yếu hơn: liệu đặc điểm nhà quản trị có thể bù đắp một phần cho những thiếu hụt đó hay không?</w:t>
+        <w:t xml:space="preserve">Sau cùng, trong luận án này đặc điểm nhà quản trị cấp cao (H4 — kinh nghiệm, học vấn, giới tính) được đưa vào như khối kiểm soát quản trị nội sinh chứ không phải nhân tố điều tiết trọng tâm; một hướng nghiên cứu tương lai là tách riêng và kiểm định khả năng điều tiết theo bối cảnh của các đặc điểm này trong từng chế độ ICRV, đặc biệt ở bối cảnh Frontier và SIDS nơi tầng năng lực và thể chế yếu hơn, để xem liệu chất lượng quản trị có thể bù đắp một phần cho những thiếu hụt đó hay không.</w:t>
       </w:r>
     </w:p>
     <w:p>
@@ -7255,7 +7348,7 @@
         <w:t xml:space="preserve"> </w:t>
       </w:r>
       <w:r>
-        <w:t xml:space="preserve">(family of context-dependent curves), trong đó điểm uốn là một hàm số</w:t>
+        <w:t xml:space="preserve">(family of context-dependent curves), trong đó độ cong (concavity / biên độ) là một hàm số</w:t>
       </w:r>
       <w:r>
         <w:t xml:space="preserve"> </w:t>
@@ -7265,13 +7358,13 @@
           <w:bCs/>
           <w:b/>
         </w:rPr>
-        <w:t xml:space="preserve">giảm dần</w:t>
-      </w:r>
-      <w:r>
-        <w:t xml:space="preserve"> </w:t>
-      </w:r>
-      <w:r>
-        <w:t xml:space="preserve">theo chất lượng thể chế ICRV: thể chế càng mạnh thì điểm uốn càng thấp (cần mức FSTS thấp hơn để đạt đỉnh hiệu quả).</w:t>
+        <w:t xml:space="preserve">tăng dần</w:t>
+      </w:r>
+      <w:r>
+        <w:t xml:space="preserve"> </w:t>
+      </w:r>
+      <w:r>
+        <w:t xml:space="preserve">theo mức độ suy giảm của chất lượng thể chế ICRV: thể chế càng yếu thì hình chữ U ngược càng cong sâu và hình phạt sau đỉnh càng gay gắt, trong khi điểm uốn theo nhóm không đồng nhất và không dịch chuyển đơn điệu.</w:t>
       </w:r>
     </w:p>
     <w:bookmarkEnd w:id="73"/>

--- a/dist/luan_an/04_05_chapters_results_discussion_vi.docx
+++ b/dist/luan_an/04_05_chapters_results_discussion_vi.docx
@@ -1316,7 +1316,7 @@
         <w:pStyle w:val="BodyText"/>
       </w:pPr>
       <w:r>
-        <w:t xml:space="preserve">Kết quả này mang ý nghĩa lý thuyết quan trọng: trong bối cảnh Advanced Innovation (Nhóm I), nơi cơ sở hạ tầng số đã phát triển đầy đủ, DAI phát huy vai trò điều tiết đáng kể trong quá trình quốc tế hóa. Kết quả P7 (45 nền kinh tế) sau đó xác nhận DAI có hiệu ứng nâng mặt bằng phổ quát (β=+0,155***) cùng cơ chế</w:t>
+        <w:t xml:space="preserve">Kết quả này mang ý nghĩa lý thuyết quan trọng: trong bối cảnh Advanced Innovation (Nhóm I), nơi cơ sở hạ tầng số đã phát triển đầy đủ, DAI phát huy vai trò điều tiết đáng kể trong quá trình quốc tế hóa. Kết quả P7 (45 nền kinh tế) sau đó xác nhận DAI có hiệu ứng nâng mặt bằng phổ quát (β=+0,172***) cùng cơ chế</w:t>
       </w:r>
       <w:r>
         <w:t xml:space="preserve"> </w:t>
@@ -2427,7 +2427,7 @@
           <m:t>=</m:t>
         </m:r>
         <m:r>
-          <m:t>38.342</m:t>
+          <m:t>36.772</m:t>
         </m:r>
       </m:oMath>
       <w:r>
@@ -2466,7 +2466,7 @@
           <m:t>,</m:t>
         </m:r>
         <m:r>
-          <m:t>677</m:t>
+          <m:t>671</m:t>
         </m:r>
       </m:oMath>
       <w:r>
@@ -2496,7 +2496,7 @@
             <m:t>=</m:t>
           </m:r>
           <m:r>
-            <m:t>40</m:t>
+            <m:t>39</m:t>
           </m:r>
           <m:r>
             <m:rPr>
@@ -2505,7 +2505,7 @@
             <m:t>,</m:t>
           </m:r>
           <m:r>
-            <m:t>0</m:t>
+            <m:t>5</m:t>
           </m:r>
           <m:r>
             <m:rPr>
@@ -2572,7 +2572,7 @@
         <w:pStyle w:val="FirstParagraph"/>
       </w:pPr>
       <w:r>
-        <w:t xml:space="preserve">Điểm uốn dao động nhất quán trong dải 33,8–40,0% FSTS qua M2–M9, và được xác nhận lại trong mô hình điều tiết ba chiều M11 (</w:t>
+        <w:t xml:space="preserve">Điểm uốn dao động nhất quán trong dải 34,1–39,5% FSTS qua M2–M9, và được xác nhận lại trong mô hình điều tiết ba chiều M11 (</w:t>
       </w:r>
       <m:oMath>
         <m:r>
@@ -3126,7 +3126,7 @@
           <m:t>,</m:t>
         </m:r>
         <m:r>
-          <m:t>155</m:t>
+          <m:t>172</m:t>
         </m:r>
       </m:oMath>
       <w:r>
@@ -3156,7 +3156,7 @@
         </m:r>
       </m:oMath>
       <w:r>
-        <w:t xml:space="preserve">, lợi thế năng suất khoảng 17%). Cả hai tương tác điều tiết đều có ý nghĩa:</w:t>
+        <w:t xml:space="preserve">, lợi thế năng suất khoảng 19%). Cả hai tương tác điều tiết đều có ý nghĩa:</w:t>
       </w:r>
       <w:r>
         <w:t xml:space="preserve"> </w:t>
@@ -3224,7 +3224,7 @@
           <m:t>,</m:t>
         </m:r>
         <m:r>
-          <m:t>614</m:t>
+          <m:t>588</m:t>
         </m:r>
       </m:oMath>
       <w:r>
@@ -3331,7 +3331,7 @@
           <m:t>,</m:t>
         </m:r>
         <m:r>
-          <m:t>766</m:t>
+          <m:t>726</m:t>
         </m:r>
       </m:oMath>
       <w:r>
@@ -4293,7 +4293,7 @@
               <w:jc w:val="left"/>
             </w:pPr>
             <w:r>
-              <w:t xml:space="preserve">Xác nhận: DAI có level effect phổ quát (β=+0,155***) và cả hai curvature interactions có ý nghĩa trong P7 (45 nền kinh tế); DAI×ICRV p=.049 —</w:t>
+              <w:t xml:space="preserve">Xác nhận: DAI có level effect phổ quát (β=+0,172***) và cả hai curvature interactions có ý nghĩa trong P7 (45 nền kinh tế); DAI×ICRV p=.049 —</w:t>
             </w:r>
             <w:r>
               <w:t xml:space="preserve"> </w:t>
@@ -4349,7 +4349,7 @@
               <w:jc w:val="left"/>
             </w:pPr>
             <w:r>
-              <w:t xml:space="preserve">Hiệu ứng mức trong P7 (nhà quản trị nữ β=+0,185***); đưa vào như biến kiểm soát quản trị nội sinh nhằm bảo vệ tính nhân quả thuần khiết của tương tác Thể chế × Công nghệ</w:t>
+              <w:t xml:space="preserve">Hiệu ứng mức trong P7 (nhà quản trị nữ β=+0,202***); đưa vào như biến kiểm soát quản trị nội sinh nhằm bảo vệ tính nhân quả thuần khiết của tương tác Thể chế × Công nghệ</w:t>
             </w:r>
           </w:p>
         </w:tc>
@@ -5136,7 +5136,7 @@
           <m:t>,</m:t>
         </m:r>
         <m:r>
-          <m:t>155</m:t>
+          <m:t>172</m:t>
         </m:r>
       </m:oMath>
       <w:r>
@@ -7094,14 +7094,14 @@
       </w:r>
       <m:oMath>
         <m:r>
-          <m:t>38.342</m:t>
-        </m:r>
-      </m:oMath>
-      <w:r>
-        <w:t xml:space="preserve"> </w:t>
-      </w:r>
-      <w:r>
-        <w:t xml:space="preserve">(M3–M5 với controls), TP = 36,4–40,0% (M11 đầy đủ: TP = 25,7%,</w:t>
+          <m:t>36.772</m:t>
+        </m:r>
+      </m:oMath>
+      <w:r>
+        <w:t xml:space="preserve"> </w:t>
+      </w:r>
+      <w:r>
+        <w:t xml:space="preserve">(M3–M5 với controls), TP = 34,1–39,5% (M11 đầy đủ: TP = 25,7%,</w:t>
       </w:r>
       <w:r>
         <w:t xml:space="preserve"> </w:t>

--- a/dist/luan_an/04_05_chapters_results_discussion_vi.docx
+++ b/dist/luan_an/04_05_chapters_results_discussion_vi.docx
@@ -32,7 +32,7 @@
         <w:pStyle w:val="FirstParagraph"/>
       </w:pPr>
       <w:r>
-        <w:t xml:space="preserve">Chương 4 trình bày toàn bộ kết quả thực nghiệm của luận án theo một mạch logic: đi từ bằng chứng tổng hợp ở cấp vĩ mô đến bằng chứng của từng quốc gia cụ thể, và sau cùng là kiểm định trên toàn mẫu đa quốc gia. Cấu trúc trình bày gồm sáu phần chính, tương ứng với sáu nhóm phân tích của luận án: (i) kết quả phân tích tổng hợp ba tầng (P6); (ii) bối cảnh thể chế tiên tiến dựa trên đổi mới tại Singapore (P4); (iii) bối cảnh thể chế trung bình cao tại Trung Quốc (P5); (iv) bối cảnh chuyển đổi bậc thấp đến trung tại Việt Nam (P3); (v) kiểm định toàn mẫu châu Á đa bối cảnh (P7); và (vi) trường hợp biên là các nền kinh tế đảo nhỏ đang phát triển ở Thái Bình Dương (P8). Tất cả con số thống kê đều được trích từ các bản thảo đang chuẩn bị (Đỗ &amp; Phan, 2026, bản thảo đang chuẩn bị) và không được phép tự ý điều chỉnh.</w:t>
+        <w:t xml:space="preserve">Chương 4 trình bày toàn bộ kết quả thực nghiệm của luận án theo một mạch logic: đi từ bằng chứng tổng hợp ở cấp vĩ mô đến bằng chứng của từng quốc gia cụ thể, và sau cùng là kiểm định trên toàn mẫu đa quốc gia. Cấu trúc trình bày gồm sáu phần chính, tương ứng với sáu nhóm phân tích của luận án: (i) kết quả phân tích tổng hợp ba tầng (phân tích tổng hợp); (ii) bối cảnh thể chế tiên tiến dựa trên đổi mới tại Singapore (Singapore); (iii) bối cảnh thể chế trung bình cao tại Trung Quốc (Trung Quốc); (iv) bối cảnh chuyển đổi bậc thấp đến trung tại Việt Nam (Việt Nam); (v) kiểm định toàn mẫu châu Á đa bối cảnh (phân tích đa quốc gia 45 nền kinh tế); và (vi) trường hợp biên là các nền kinh tế đảo nhỏ đang phát triển ở Thái Bình Dương (SIDS). Tất cả con số thống kê đều được trích từ các bản thảo đang chuẩn bị (Đỗ &amp; Phan, 2026, bản thảo đang chuẩn bị) và không được phép tự ý điều chỉnh.</w:t>
       </w:r>
     </w:p>
     <w:p>
@@ -43,13 +43,13 @@
       </w:r>
     </w:p>
     <w:bookmarkEnd w:id="20"/>
-    <w:bookmarkStart w:id="25" w:name="Xe0084a7c2f7e752cafc4091ca0758f37f91bfa0"/>
+    <w:bookmarkStart w:id="25" w:name="X9bb57b0609fea0ddde9257310db550f867d6069"/>
     <w:p>
       <w:pPr>
         <w:pStyle w:val="Heading2"/>
       </w:pPr>
       <w:r>
-        <w:t xml:space="preserve">4.1 Kết quả tổng hợp định lượng — Meta-analysis ba tầng (P6)</w:t>
+        <w:t xml:space="preserve">4.1 Kết quả tổng hợp định lượng — Meta-analysis ba tầng (phân tích tổng hợp)</w:t>
       </w:r>
     </w:p>
     <w:bookmarkStart w:id="21" w:name="chỉ-số-hiệu-ứng-tổng-hợp"/>
@@ -140,7 +140,7 @@
         <w:pStyle w:val="BodyText"/>
       </w:pPr>
       <w:r>
-        <w:t xml:space="preserve">Một điểm đáng lưu ý là kết quả P6 hoàn toàn nhất quán với mức tham chiếu từ phân tích tổng hợp đã công bố tại hội nghị ICBEF 2024 của Đỗ và Phan (2024), với</w:t>
+        <w:t xml:space="preserve">Một điểm đáng lưu ý là kết quả phân tích tổng hợp hoàn toàn nhất quán với mức tham chiếu từ phân tích tổng hợp đã công bố tại hội nghị ICBEF 2024 của Đỗ và Phan (2024), với</w:t>
       </w:r>
       <w:r>
         <w:t xml:space="preserve"> </w:t>
@@ -1063,13 +1063,13 @@
     </w:p>
     <w:bookmarkEnd w:id="24"/>
     <w:bookmarkEnd w:id="25"/>
-    <w:bookmarkStart w:id="29" w:name="Xae571c1410747d630a72c4d12985bac375822ae"/>
+    <w:bookmarkStart w:id="29" w:name="Xb124998e2d79929aa6018013056e405cd1ddcd5"/>
     <w:p>
       <w:pPr>
         <w:pStyle w:val="Heading2"/>
       </w:pPr>
       <w:r>
-        <w:t xml:space="preserve">4.2 Kết quả bối cảnh thể chế tiên tiến — Đổi mới: Singapore (P4)</w:t>
+        <w:t xml:space="preserve">4.2 Kết quả bối cảnh thể chế tiên tiến — Đổi mới: Singapore (Singapore)</w:t>
       </w:r>
     </w:p>
     <w:bookmarkStart w:id="26" w:name="xác-nhận-quan-hệ-phi-tuyến-chữ-u-ngược"/>
@@ -1316,7 +1316,7 @@
         <w:pStyle w:val="BodyText"/>
       </w:pPr>
       <w:r>
-        <w:t xml:space="preserve">Kết quả này mang ý nghĩa lý thuyết quan trọng: trong bối cảnh Advanced Innovation (Nhóm I), nơi cơ sở hạ tầng số đã phát triển đầy đủ, DAI phát huy vai trò điều tiết đáng kể trong quá trình quốc tế hóa. Kết quả P7 (45 nền kinh tế) sau đó xác nhận DAI có hiệu ứng nâng mặt bằng phổ quát (β=+0,172***) cùng cơ chế</w:t>
+        <w:t xml:space="preserve">Kết quả này mang ý nghĩa lý thuyết quan trọng: trong bối cảnh Advanced Innovation (Nhóm I), nơi cơ sở hạ tầng số đã phát triển đầy đủ, DAI phát huy vai trò điều tiết đáng kể trong quá trình quốc tế hóa. Kết quả phân tích đa quốc gia (45 nền kinh tế) sau đó xác nhận DAI có hiệu ứng nâng mặt bằng phổ quát (β=+0,172***) cùng cơ chế</w:t>
       </w:r>
       <w:r>
         <w:t xml:space="preserve"> </w:t>
@@ -1416,13 +1416,13 @@
     </w:p>
     <w:bookmarkEnd w:id="28"/>
     <w:bookmarkEnd w:id="29"/>
-    <w:bookmarkStart w:id="33" w:name="Xabe361c2d5961cf19ce7ab2bd5d9bc6d758140a"/>
+    <w:bookmarkStart w:id="33" w:name="X6edb9ae80b7d847640f4e694254852942ad5dcb"/>
     <w:p>
       <w:pPr>
         <w:pStyle w:val="Heading2"/>
       </w:pPr>
       <w:r>
-        <w:t xml:space="preserve">4.3 Kết quả bối cảnh thể chế trung bình cao: Trung Quốc, 2012–2024 (P5)</w:t>
+        <w:t xml:space="preserve">4.3 Kết quả bối cảnh thể chế trung bình cao: Trung Quốc, 2012–2024 (Trung Quốc)</w:t>
       </w:r>
     </w:p>
     <w:bookmarkStart w:id="30" w:name="xác-nhận-quan-hệ-phi-tuyến-và-điểm-uốn"/>
@@ -1749,7 +1749,7 @@
         </m:r>
       </m:oMath>
       <w:r>
-        <w:t xml:space="preserve">), cho thấy chỉ số năng lực công nghệ không phát huy vai trò điều tiết đáng kể ở bối cảnh Trung Quốc theo mô hình P5. DAI cũng không cho thấy điều tiết có ý nghĩa trong bối cảnh này. Kết quả điều tiết bằng không tại Trung Quốc có thể phản ánh thực tế rằng năng lực công nghệ đã được phân phối tương đối đồng đều hơn trong mẫu doanh nghiệp xuất khẩu Trung Quốc, làm giảm phương sai đến mức không đủ để phát hiện hiệu ứng điều tiết.</w:t>
+        <w:t xml:space="preserve">), cho thấy chỉ số năng lực công nghệ không phát huy vai trò điều tiết đáng kể ở bối cảnh Trung Quốc theo mô hình phân tích Trung Quốc. DAI cũng không cho thấy điều tiết có ý nghĩa trong bối cảnh này. Kết quả điều tiết bằng không tại Trung Quốc có thể phản ánh thực tế rằng năng lực công nghệ đã được phân phối tương đối đồng đều hơn trong mẫu doanh nghiệp xuất khẩu Trung Quốc, làm giảm phương sai đến mức không đủ để phát hiện hiệu ứng điều tiết.</w:t>
       </w:r>
     </w:p>
     <w:p>
@@ -1761,13 +1761,13 @@
     </w:p>
     <w:bookmarkEnd w:id="32"/>
     <w:bookmarkEnd w:id="33"/>
-    <w:bookmarkStart w:id="38" w:name="Xdbd5cc67084304ba85b73781c0cb0c00b74055b"/>
+    <w:bookmarkStart w:id="38" w:name="Xa8b3817fbe17e1bec5f1d1210b343ecd4aad824"/>
     <w:p>
       <w:pPr>
         <w:pStyle w:val="Heading2"/>
       </w:pPr>
       <w:r>
-        <w:t xml:space="preserve">4.4 Kết quả bối cảnh chuyển đổi bậc thấp—trung: Việt Nam (P3)</w:t>
+        <w:t xml:space="preserve">4.4 Kết quả bối cảnh chuyển đổi bậc thấp—trung: Việt Nam (Việt Nam)</w:t>
       </w:r>
     </w:p>
     <w:bookmarkStart w:id="34" w:name="Xfa9060265c18c079d3fb45cfff0778bcd89c27e"/>
@@ -2351,13 +2351,13 @@
     </w:p>
     <w:bookmarkEnd w:id="37"/>
     <w:bookmarkEnd w:id="38"/>
-    <w:bookmarkStart w:id="42" w:name="X561afa853383c674354c1acb167a55cae3a018f"/>
+    <w:bookmarkStart w:id="42" w:name="X051a113dc725f2c8c1c34c73c5178640a3cd634"/>
     <w:p>
       <w:pPr>
         <w:pStyle w:val="Heading2"/>
       </w:pPr>
       <w:r>
-        <w:t xml:space="preserve">4.5 Kết quả kiểm định toàn mẫu đa bối cảnh châu Á (P7)</w:t>
+        <w:t xml:space="preserve">4.5 Kết quả kiểm định toàn mẫu đa bối cảnh châu Á (phân tích đa quốc gia 45 nền kinh tế)</w:t>
       </w:r>
     </w:p>
     <w:bookmarkStart w:id="39" w:name="mẫu-và-mô-hình-chính"/>
@@ -2374,7 +2374,7 @@
         <w:pStyle w:val="FirstParagraph"/>
       </w:pPr>
       <w:r>
-        <w:t xml:space="preserve">Phân tích P7 là kiểm định quy mô lớn nhất của luận án, kết hợp tất cả các bối cảnh ICRV trong khu vực châu Á và Thái Bình Dương với</w:t>
+        <w:t xml:space="preserve">Phân tích phân tích đa quốc gia là kiểm định quy mô lớn nhất của luận án, kết hợp tất cả các bối cảnh ICRV trong khu vực châu Á và Thái Bình Dương với</w:t>
       </w:r>
       <w:r>
         <w:t xml:space="preserve"> </w:t>
@@ -2685,7 +2685,7 @@
         <w:pStyle w:val="FirstParagraph"/>
       </w:pPr>
       <w:r>
-        <w:t xml:space="preserve">Kết quả quan trọng nhất của P7 là xác nhận vai trò điều tiết của</w:t>
+        <w:t xml:space="preserve">Kết quả quan trọng nhất của phân tích đa quốc gia là xác nhận vai trò điều tiết của</w:t>
       </w:r>
       <w:r>
         <w:t xml:space="preserve"> </w:t>
@@ -2937,7 +2937,7 @@
         <w:t xml:space="preserve"> </w:t>
       </w:r>
       <w:r>
-        <w:t xml:space="preserve">về ICRV có ý nghĩa thống kê cao, nhất quán với kết quả phân tích tổng hợp trong P6 (</w:t>
+        <w:t xml:space="preserve">về ICRV có ý nghĩa thống kê cao, nhất quán với kết quả phân tích tổng hợp trong phân tích tổng hợp (</w:t>
       </w:r>
       <m:oMath>
         <m:sSub>
@@ -3056,7 +3056,7 @@
         <w:t xml:space="preserve">xác nhận một phần</w:t>
       </w:r>
       <w:r>
-        <w:t xml:space="preserve">: TCI là yếu tố nâng mặt bằng năng suất phổ quát, còn vai trò uốn đường cong lại đặc thù theo bối cảnh (chỉ xuất hiện tại P3 Việt Nam).</w:t>
+        <w:t xml:space="preserve">: TCI là yếu tố nâng mặt bằng năng suất phổ quát, còn vai trò uốn đường cong lại đặc thù theo bối cảnh (chỉ xuất hiện tại phân tích Việt Nam).</w:t>
       </w:r>
     </w:p>
     <w:p>
@@ -3392,7 +3392,7 @@
         <w:pStyle w:val="FirstParagraph"/>
       </w:pPr>
       <w:r>
-        <w:t xml:space="preserve">Kết quả P7 vẽ nên một bức tranh tổng thể quan trọng: DAI là hiệu ứng phổ quát trên toàn mẫu, nhưng</w:t>
+        <w:t xml:space="preserve">Kết quả phân tích đa quốc gia vẽ nên một bức tranh tổng thể quan trọng: DAI là hiệu ứng phổ quát trên toàn mẫu, nhưng</w:t>
       </w:r>
       <w:r>
         <w:t xml:space="preserve"> </w:t>
@@ -3420,13 +3420,13 @@
     </w:p>
     <w:bookmarkEnd w:id="41"/>
     <w:bookmarkEnd w:id="42"/>
-    <w:bookmarkStart w:id="46" w:name="X42f69945b56833cca239d45dc5864a7be6f74d7"/>
+    <w:bookmarkStart w:id="46" w:name="X9a320625732781af5e62d3803f9cebc6028ac8f"/>
     <w:p>
       <w:pPr>
         <w:pStyle w:val="Heading2"/>
       </w:pPr>
       <w:r>
-        <w:t xml:space="preserve">4.6 Kết quả trường hợp biên SIDS — Các nền kinh tế đảo nhỏ đang phát triển (P8)</w:t>
+        <w:t xml:space="preserve">4.6 Kết quả trường hợp biên SIDS — Các nền kinh tế đảo nhỏ đang phát triển (SIDS)</w:t>
       </w:r>
     </w:p>
     <w:bookmarkStart w:id="43" w:name="đặc-điểm-mẫu-sids"/>
@@ -3443,7 +3443,7 @@
         <w:pStyle w:val="FirstParagraph"/>
       </w:pPr>
       <w:r>
-        <w:t xml:space="preserve">Phân tích P8 tập trung vào chín quốc gia SIDS Thái Bình Dương (Pacific Small Island Developing States — Nhóm VI) với tổng</w:t>
+        <w:t xml:space="preserve">Phân tích phân tích SIDS Thái Bình Dương tập trung vào chín quốc gia SIDS Thái Bình Dương (Pacific Small Island Developing States — Nhóm VI) với tổng</w:t>
       </w:r>
       <w:r>
         <w:t xml:space="preserve"> </w:t>
@@ -4102,7 +4102,7 @@
         <w:t xml:space="preserve">Thiếu hỗ trợ thể chế và năng lực xuất khẩu</w:t>
       </w:r>
       <w:r>
-        <w:t xml:space="preserve">: môi trường thể chế yếu (thể hiện qua kết quả DAI bằng không trong P7), việc thiếu hỗ trợ chính sách xuất khẩu, cùng năng lực tổ chức hạn chế khiến việc quản lý hoạt động quốc tế hóa vượt quá khả năng của phần lớn doanh nghiệp SIDS.</w:t>
+        <w:t xml:space="preserve">: môi trường thể chế yếu (thể hiện qua kết quả DAI bằng không trong phân tích đa quốc gia), việc thiếu hỗ trợ chính sách xuất khẩu, cùng năng lực tổ chức hạn chế khiến việc quản lý hoạt động quốc tế hóa vượt quá khả năng của phần lớn doanh nghiệp SIDS.</w:t>
       </w:r>
     </w:p>
     <w:p>
@@ -4217,7 +4217,7 @@
               <w:jc w:val="left"/>
             </w:pPr>
             <w:r>
-              <w:t xml:space="preserve">Xác nhận tại Singapore, Trung Quốc, Việt Nam, và toàn mẫu P7 (ngoại trừ SIDS)</w:t>
+              <w:t xml:space="preserve">Xác nhận tại Singapore, Trung Quốc, Việt Nam, và toàn mẫu đa quốc gia (ngoại trừ SIDS)</w:t>
             </w:r>
           </w:p>
         </w:tc>
@@ -4255,7 +4255,7 @@
               <w:jc w:val="left"/>
             </w:pPr>
             <w:r>
-              <w:t xml:space="preserve">Xác nhận một phần: TCI nâng mặt bằng năng suất tại tất cả bối cảnh; uốn đường cong xác nhận tại Việt Nam nhưng NS tại toàn mẫu P7 (45 nền kinh tế)</w:t>
+              <w:t xml:space="preserve">Xác nhận một phần: TCI nâng mặt bằng năng suất tại tất cả bối cảnh; uốn đường cong xác nhận tại Việt Nam nhưng NS tại toàn mẫu đa quốc gia (45 nền kinh tế)</w:t>
             </w:r>
           </w:p>
         </w:tc>
@@ -4293,7 +4293,7 @@
               <w:jc w:val="left"/>
             </w:pPr>
             <w:r>
-              <w:t xml:space="preserve">Xác nhận: DAI có level effect phổ quát (β=+0,172***) và cả hai curvature interactions có ý nghĩa trong P7 (45 nền kinh tế); DAI×ICRV p=.049 —</w:t>
+              <w:t xml:space="preserve">Xác nhận: DAI có level effect phổ quát (β=+0,172***) và cả hai curvature interactions có ý nghĩa trong phân tích đa quốc gia (45 nền kinh tế); DAI×ICRV p=.049 —</w:t>
             </w:r>
             <w:r>
               <w:t xml:space="preserve"> </w:t>
@@ -4349,7 +4349,7 @@
               <w:jc w:val="left"/>
             </w:pPr>
             <w:r>
-              <w:t xml:space="preserve">Hiệu ứng mức trong P7 (nhà quản trị nữ β=+0,202***); đưa vào như biến kiểm soát quản trị nội sinh nhằm bảo vệ tính nhân quả thuần khiết của tương tác Thể chế × Công nghệ</w:t>
+              <w:t xml:space="preserve">Hiệu ứng mức trong phân tích đa quốc gia (nhà quản trị nữ β=+0,202***); đưa vào như biến kiểm soát quản trị nội sinh nhằm bảo vệ tính nhân quả thuần khiết của tương tác Thể chế × Công nghệ</w:t>
             </w:r>
           </w:p>
         </w:tc>
@@ -4492,7 +4492,7 @@
               </m:r>
             </m:oMath>
             <w:r>
-              <w:t xml:space="preserve">) từ P6 MARA và gradient ICRV từ P7</w:t>
+              <w:t xml:space="preserve">) từ phân tích tổng hợp MARA và gradient ICRV từ phân tích đa quốc gia</w:t>
             </w:r>
           </w:p>
         </w:tc>
@@ -4815,7 +4815,7 @@
         <w:t xml:space="preserve">gradient ICRV</w:t>
       </w:r>
       <w:r>
-        <w:t xml:space="preserve">: cùng một mức độ quốc tế hóa (FSTS) mang lại hiệu quả rất khác nhau tùy thuộc vào chế độ thể chế nơi doanh nghiệp hoạt động. Bằng chứng từ hai nguồn độc lập, gồm phân tích tổng hợp (P6,</w:t>
+        <w:t xml:space="preserve">: cùng một mức độ quốc tế hóa (FSTS) mang lại hiệu quả rất khác nhau tùy thuộc vào chế độ thể chế nơi doanh nghiệp hoạt động. Bằng chứng từ hai nguồn độc lập, gồm phân tích tổng hợp (phân tích tổng hợp,</w:t>
       </w:r>
       <w:r>
         <w:t xml:space="preserve"> </w:t>
@@ -4902,7 +4902,7 @@
         </m:r>
       </m:oMath>
       <w:r>
-        <w:t xml:space="preserve">) và phân tích dữ liệu sơ cấp toàn mẫu (P7,</w:t>
+        <w:t xml:space="preserve">) và phân tích dữ liệu sơ cấp toàn mẫu (phân tích đa quốc gia,</w:t>
       </w:r>
       <w:r>
         <w:t xml:space="preserve"> </w:t>
@@ -4962,7 +4962,7 @@
         <w:t xml:space="preserve">cả một chế độ thể chế</w:t>
       </w:r>
       <w:r>
-        <w:t xml:space="preserve">, được vận hành hóa thành sáu chế độ con ICRV. Lý thuyết thể chế của North (1990) và Khanna và Palepu (2010) dự đoán rằng thể chế định hình chi phí giao dịch và cấu trúc khuyến khích; gradient ICRV chính là biểu hiện thực nghiệm của cơ chế này ở quy mô 45 nền kinh tế châu Á và Thái Bình Dương (P7).</w:t>
+        <w:t xml:space="preserve">, được vận hành hóa thành sáu chế độ con ICRV. Lý thuyết thể chế của North (1990) và Khanna và Palepu (2010) dự đoán rằng thể chế định hình chi phí giao dịch và cấu trúc khuyến khích; gradient ICRV chính là biểu hiện thực nghiệm của cơ chế này ở quy mô 45 nền kinh tế châu Á và Thái Bình Dương (phân tích đa quốc gia 45 nền kinh tế).</w:t>
       </w:r>
     </w:p>
     <w:p>
@@ -5030,7 +5030,7 @@
         <w:t xml:space="preserve"> </w:t>
       </w:r>
       <w:r>
-        <w:t xml:space="preserve">tại tất cả các mẫu (Việt Nam P3, Trung Quốc P5, toàn mẫu P7: tăng khoảng 41% năng suất trên mỗi đơn vị độ lệch chuẩn). TCI chỉ</w:t>
+        <w:t xml:space="preserve">tại tất cả các mẫu (Việt Nam phân tích Việt Nam, Trung Quốc phân tích Trung Quốc, toàn mẫu đa quốc gia: tăng khoảng 41% năng suất trên mỗi đơn vị độ lệch chuẩn). TCI chỉ</w:t>
       </w:r>
       <w:r>
         <w:t xml:space="preserve"> </w:t>
@@ -5046,7 +5046,7 @@
         <w:t xml:space="preserve"> </w:t>
       </w:r>
       <w:r>
-        <w:t xml:space="preserve">ở một bối cảnh quốc gia cụ thể (P3 Việt Nam); trên toàn mẫu P7 (45 nền kinh tế đa dạng thể chế), tương tác FSTS×TCI không có ý nghĩa. H2 được</w:t>
+        <w:t xml:space="preserve">ở một bối cảnh quốc gia cụ thể (phân tích Việt Nam); trên toàn mẫu đa quốc gia (45 nền kinh tế đa dạng thể chế), tương tác FSTS×TCI không có ý nghĩa. H2 được</w:t>
       </w:r>
       <w:r>
         <w:t xml:space="preserve"> </w:t>
@@ -5101,7 +5101,7 @@
         <w:pStyle w:val="FirstParagraph"/>
       </w:pPr>
       <w:r>
-        <w:t xml:space="preserve">Kết quả về chỉ số chấp nhận số (Digital Adoption Index — DAI) phức tạp và nhiều sắc thái hơn so với TCI. Trên toàn mẫu P7, DAI có hiệu ứng nâng mặt bằng dương (</w:t>
+        <w:t xml:space="preserve">Kết quả về chỉ số chấp nhận số (Digital Adoption Index — DAI) phức tạp và nhiều sắc thái hơn so với TCI. Trên toàn mẫu đa quốc gia, DAI có hiệu ứng nâng mặt bằng dương (</w:t>
       </w:r>
       <m:oMath>
         <m:acc>
@@ -5241,7 +5241,7 @@
         </m:r>
       </m:oMath>
       <w:r>
-        <w:t xml:space="preserve">) xác nhận DAI mạnh hơn ở bối cảnh thể chế yếu hơn, ngụ ý rằng DAI bù đắp cho thiếu hụt thể chế chứ không khuếch đại lợi thế thể chế sẵn có. Tại Singapore (P4, DAI Tier-1+2), DAI phát huy rõ dưới dạng hiệu ứng khuếch đại (</w:t>
+        <w:t xml:space="preserve">) xác nhận DAI mạnh hơn ở bối cảnh thể chế yếu hơn, ngụ ý rằng DAI bù đắp cho thiếu hụt thể chế chứ không khuếch đại lợi thế thể chế sẵn có. Tại Singapore (phân tích Singapore, DAI Tier-1+2), DAI phát huy rõ dưới dạng hiệu ứng khuếch đại (</w:t>
       </w:r>
       <m:oMath>
         <m:acc>
@@ -5319,7 +5319,7 @@
         </m:r>
       </m:oMath>
       <w:r>
-        <w:t xml:space="preserve">). Tại Việt Nam (P3, chỉ Tier-1, ước lượng bằng biến công cụ), kết quả DAI bằng không phản ánh hạn chế đo lường và sai lệch chọn mẫu hơn là một sự bác bỏ H3.</w:t>
+        <w:t xml:space="preserve">). Tại Việt Nam (phân tích Việt Nam, chỉ Tier-1, ước lượng bằng biến công cụ), kết quả DAI bằng không phản ánh hạn chế đo lường và sai lệch chọn mẫu hơn là một sự bác bỏ H3.</w:t>
       </w:r>
     </w:p>
     <w:p>
@@ -5408,7 +5408,7 @@
         <w:pStyle w:val="BodyText"/>
       </w:pPr>
       <w:r>
-        <w:t xml:space="preserve">Kết quả DAI bằng không tại Việt Nam (P3) phản ánh hạn chế đo lường (chỉ Tier-1, kèm sai lệch chọn mẫu trong ước lượng biến công cụ) hơn là một sự bác bỏ H3. Khi DAI được đo bằng Tier-1+2 như tại Singapore, hiệu ứng điều tiết xuất hiện rõ ràng hơn. Tất cả thước đo DAI trong luận án đều là</w:t>
+        <w:t xml:space="preserve">Kết quả DAI bằng không tại Việt Nam (Việt Nam) phản ánh hạn chế đo lường (chỉ Tier-1, kèm sai lệch chọn mẫu trong ước lượng biến công cụ) hơn là một sự bác bỏ H3. Khi DAI được đo bằng Tier-1+2 như tại Singapore, hiệu ứng điều tiết xuất hiện rõ ràng hơn. Tất cả thước đo DAI trong luận án đều là</w:t>
       </w:r>
       <w:r>
         <w:t xml:space="preserve"> </w:t>
@@ -5588,7 +5588,7 @@
         <w:t xml:space="preserve"> </w:t>
       </w:r>
       <w:r>
-        <w:t xml:space="preserve">(P6) nhất quán hoàn toàn với</w:t>
+        <w:t xml:space="preserve">(phân tích tổng hợp) nhất quán hoàn toàn với</w:t>
       </w:r>
       <w:r>
         <w:t xml:space="preserve"> </w:t>
@@ -5620,7 +5620,7 @@
         <w:t xml:space="preserve"> </w:t>
       </w:r>
       <w:r>
-        <w:t xml:space="preserve">từ phân tích tổng hợp tham chiếu đã công bố tại hội nghị ICBEF 2024 (Đỗ &amp; Phan, 2024). Sự hội tụ này đáng chú ý vì P6 mở rộng tập nghiên cứu lên</w:t>
+        <w:t xml:space="preserve">từ phân tích tổng hợp tham chiếu đã công bố tại hội nghị ICBEF 2024 (Đỗ &amp; Phan, 2024). Sự hội tụ này đáng chú ý vì phân tích tổng hợp mở rộng tập nghiên cứu lên</w:t>
       </w:r>
       <w:r>
         <w:t xml:space="preserve"> </w:t>
@@ -5671,7 +5671,7 @@
         <w:pStyle w:val="BodyText"/>
       </w:pPr>
       <w:r>
-        <w:t xml:space="preserve">Tuy nhiên, đóng góp của P6 so với mức tham chiếu không nằm ở giá trị</w:t>
+        <w:t xml:space="preserve">Tuy nhiên, đóng góp của phân tích tổng hợp so với mức tham chiếu không nằm ở giá trị</w:t>
       </w:r>
       <w:r>
         <w:t xml:space="preserve"> </w:t>
@@ -6464,7 +6464,7 @@
         <w:pStyle w:val="FirstParagraph"/>
       </w:pPr>
       <w:r>
-        <w:t xml:space="preserve">Hạn chế quan trọng nhất của luận án liên quan đến đo lường DAI. Dữ liệu WBES chỉ cung cấp một số lượng hạng mục hạn chế để xây dựng chỉ số DAI, và các hạng mục này lại thay đổi qua từng thế hệ lược đồ WBES (PICS3, Standardized, BREADY/BEE). Tại Việt Nam (P3), chỉ có Tier-1 DAI (website, thư điện tử, bán hàng trực tuyến) được sử dụng do hạn chế của các làn sóng 2009 và 2015, trong khi Tier-2 (thanh toán điện tử, nhà cung cấp điện tử) chỉ có từ 2023. Điều này dẫn đến khả năng đo lường không đầy đủ, đặc biệt là không nắm bắt được chiều sâu năng lực số ở bối cảnh ICRV thấp.</w:t>
+        <w:t xml:space="preserve">Hạn chế quan trọng nhất của luận án liên quan đến đo lường DAI. Dữ liệu WBES chỉ cung cấp một số lượng hạng mục hạn chế để xây dựng chỉ số DAI, và các hạng mục này lại thay đổi qua từng thế hệ lược đồ WBES (PICS3, Standardized, BREADY/BEE). Tại Việt Nam (Việt Nam), chỉ có Tier-1 DAI (website, thư điện tử, bán hàng trực tuyến) được sử dụng do hạn chế của các làn sóng 2009 và 2015, trong khi Tier-2 (thanh toán điện tử, nhà cung cấp điện tử) chỉ có từ 2023. Điều này dẫn đến khả năng đo lường không đầy đủ, đặc biệt là không nắm bắt được chiều sâu năng lực số ở bối cảnh ICRV thấp.</w:t>
       </w:r>
     </w:p>
     <w:p>
@@ -6718,13 +6718,10 @@
           <w:bCs/>
           <w:b/>
         </w:rPr>
-        <w:t xml:space="preserve">P3</w:t>
-      </w:r>
-      <w:r>
-        <w:t xml:space="preserve"> </w:t>
-      </w:r>
-      <w:r>
-        <w:t xml:space="preserve">(JABS under review, Đỗ &amp; Phan, 2026): phân tích Việt Nam (Lower-mid Transition), xác nhận chữ U ngược với TP = 39,3–46,2%, trong đó TCI là yếu tố điều tiết dương có ý nghĩa.</w:t>
+        <w:t xml:space="preserve">phân tích Việt Nam</w:t>
+      </w:r>
+      <w:r>
+        <w:t xml:space="preserve">: phân tích Việt Nam (Lower-mid Transition), xác nhận chữ U ngược với TP = 39,3–46,2%, trong đó TCI là yếu tố điều tiết dương có ý nghĩa.</w:t>
       </w:r>
     </w:p>
     <w:p>
@@ -6739,13 +6736,10 @@
           <w:bCs/>
           <w:b/>
         </w:rPr>
-        <w:t xml:space="preserve">P4</w:t>
-      </w:r>
-      <w:r>
-        <w:t xml:space="preserve"> </w:t>
-      </w:r>
-      <w:r>
-        <w:t xml:space="preserve">(MIR under review, Đỗ &amp; Phan, 2026): phân tích Singapore (Advanced Innovation), xác nhận inverted-U với TP ≈ 82% (rộng CI), DAI khuếch đại tại mức FSTS cao.</w:t>
+        <w:t xml:space="preserve">phân tích Singapore</w:t>
+      </w:r>
+      <w:r>
+        <w:t xml:space="preserve">: phân tích Singapore (Advanced Innovation), xác nhận inverted-U với TP ≈ 82% (rộng CI), DAI khuếch đại tại mức FSTS cao.</w:t>
       </w:r>
     </w:p>
     <w:p>
@@ -6760,13 +6754,10 @@
           <w:bCs/>
           <w:b/>
         </w:rPr>
-        <w:t xml:space="preserve">P5</w:t>
-      </w:r>
-      <w:r>
-        <w:t xml:space="preserve"> </w:t>
-      </w:r>
-      <w:r>
-        <w:t xml:space="preserve">(IJOEM under review, Đỗ &amp; Phan, 2026): phân tích Trung Quốc 2012–2024 (Upper-middle), xác nhận inverted-U ổn định theo thời gian (TP ≈ 48,78%, Paternoster</w:t>
+        <w:t xml:space="preserve">phân tích Trung Quốc</w:t>
+      </w:r>
+      <w:r>
+        <w:t xml:space="preserve">: phân tích Trung Quốc 2012–2024 (Upper-middle), xác nhận inverted-U ổn định theo thời gian (TP ≈ 48,78%, Paternoster</w:t>
       </w:r>
       <w:r>
         <w:t xml:space="preserve"> </w:t>
@@ -6836,13 +6827,10 @@
           <w:bCs/>
           <w:b/>
         </w:rPr>
-        <w:t xml:space="preserve">P6</w:t>
-      </w:r>
-      <w:r>
-        <w:t xml:space="preserve"> </w:t>
-      </w:r>
-      <w:r>
-        <w:t xml:space="preserve">(IBR under review, Đỗ &amp; Phan, 2026): meta-analysis ba tầng mở rộng</w:t>
+        <w:t xml:space="preserve">phân tích tổng hợp</w:t>
+      </w:r>
+      <w:r>
+        <w:t xml:space="preserve">: meta-analysis ba tầng mở rộng</w:t>
       </w:r>
       <w:r>
         <w:t xml:space="preserve"> </w:t>
@@ -7058,13 +7046,10 @@
           <w:bCs/>
           <w:b/>
         </w:rPr>
-        <w:t xml:space="preserve">P7</w:t>
-      </w:r>
-      <w:r>
-        <w:t xml:space="preserve"> </w:t>
-      </w:r>
-      <w:r>
-        <w:t xml:space="preserve">(JIBS under revision, Đỗ &amp; Phan, 2026): kiểm định toàn mẫu châu Á và Thái Bình Dương</w:t>
+        <w:t xml:space="preserve">phân tích đa quốc gia</w:t>
+      </w:r>
+      <w:r>
+        <w:t xml:space="preserve">: kiểm định toàn mẫu châu Á và Thái Bình Dương</w:t>
       </w:r>
       <w:r>
         <w:t xml:space="preserve"> </w:t>
@@ -7181,13 +7166,10 @@
           <w:bCs/>
           <w:b/>
         </w:rPr>
-        <w:t xml:space="preserve">P8</w:t>
-      </w:r>
-      <w:r>
-        <w:t xml:space="preserve"> </w:t>
-      </w:r>
-      <w:r>
-        <w:t xml:space="preserve">(World Development under revision, Đỗ &amp; Phan, 2026): phân tích SIDS Thái Bình Dương,</w:t>
+        <w:t xml:space="preserve">phân tích SIDS Thái Bình Dương</w:t>
+      </w:r>
+      <w:r>
+        <w:t xml:space="preserve">: phân tích SIDS Thái Bình Dương,</w:t>
       </w:r>
       <w:r>
         <w:t xml:space="preserve"> </w:t>
@@ -7332,7 +7314,7 @@
         <w:pStyle w:val="FirstParagraph"/>
       </w:pPr>
       <w:r>
-        <w:t xml:space="preserve">Bằng chứng từ 238 nghiên cứu (P6) và 82.302 doanh nghiệp tại 45 nền kinh tế châu Á và Thái Bình Dương (P7) đều dẫn đến kết luận này. Quan hệ giữa quốc tế hóa và hiệu quả hoạt động không phải một đường cong phổ quát, mà là một</w:t>
+        <w:t xml:space="preserve">Bằng chứng từ 238 nghiên cứu (phân tích tổng hợp) và 82.302 doanh nghiệp tại 45 nền kinh tế châu Á và Thái Bình Dương (phân tích đa quốc gia 45 nền kinh tế) đều dẫn đến kết luận này. Quan hệ giữa quốc tế hóa và hiệu quả hoạt động không phải một đường cong phổ quát, mà là một</w:t>
       </w:r>
       <w:r>
         <w:t xml:space="preserve"> </w:t>
@@ -8235,7 +8217,7 @@
           <w:iCs/>
           <w:i/>
         </w:rPr>
-        <w:t xml:space="preserve">Ghi chú về trích dẫn: Các nghiên cứu P3–P8 được trích dẫn trong luận án dưới dạng</w:t>
+        <w:t xml:space="preserve">Ghi chú về trích dẫn: Các nghiên cứu phân tích Việt Nam–phân tích SIDS Thái Bình Dương được trích dẫn trong luận án dưới dạng</w:t>
       </w:r>
       <w:r>
         <w:rPr>

--- a/dist/luan_an/04_05_chapters_results_discussion_vi.docx
+++ b/dist/luan_an/04_05_chapters_results_discussion_vi.docx
@@ -1316,22 +1316,7 @@
         <w:pStyle w:val="BodyText"/>
       </w:pPr>
       <w:r>
-        <w:t xml:space="preserve">Kết quả này mang ý nghĩa lý thuyết quan trọng: trong bối cảnh Advanced Innovation (Nhóm I), nơi cơ sở hạ tầng số đã phát triển đầy đủ, DAI phát huy vai trò điều tiết đáng kể trong quá trình quốc tế hóa. Kết quả phân tích đa quốc gia (45 nền kinh tế) sau đó xác nhận DAI có hiệu ứng nâng mặt bằng phổ quát (β=+0,172***) cùng cơ chế</w:t>
-      </w:r>
-      <w:r>
-        <w:t xml:space="preserve"> </w:t>
-      </w:r>
-      <w:r>
-        <w:t xml:space="preserve">“</w:t>
-      </w:r>
-      <w:r>
-        <w:t xml:space="preserve">lá chắn số</w:t>
-      </w:r>
-      <w:r>
-        <w:t xml:space="preserve">”</w:t>
-      </w:r>
-      <w:r>
-        <w:t xml:space="preserve">: DAI×ICRV p=.049, mạnh nhất tại các bối cảnh thể chế yếu (Frontier/SIDS) chứ không riêng nhóm Advanced.</w:t>
+        <w:t xml:space="preserve">Kết quả này mang ý nghĩa lý thuyết quan trọng: trong bối cảnh Advanced Innovation (Nhóm I), nơi cơ sở hạ tầng số đã phát triển đầy đủ, DAI phát huy vai trò điều tiết đáng kể trong quá trình quốc tế hóa. Kết quả phân tích đa quốc gia (45 nền kinh tế) sau đó xác nhận DAI có hiệu ứng nâng mặt bằng phổ quát (β=+0,172***) cùng cơ chế thay thế số cho thể chế: DAI×ICRV p=.049, mạnh nhất tại các bối cảnh thể chế yếu (Frontier/SIDS) chứ không riêng nhóm Advanced.</w:t>
       </w:r>
     </w:p>
     <w:bookmarkEnd w:id="27"/>
@@ -5382,25 +5367,7 @@
         </m:r>
       </m:oMath>
       <w:r>
-        <w:t xml:space="preserve">) cho thấy DAI mạnh hơn ở thể chế yếu, tức</w:t>
-      </w:r>
-      <w:r>
-        <w:t xml:space="preserve"> </w:t>
-      </w:r>
-      <w:r>
-        <w:t xml:space="preserve">“</w:t>
-      </w:r>
-      <w:r>
-        <w:t xml:space="preserve">lá chắn số</w:t>
-      </w:r>
-      <w:r>
-        <w:t xml:space="preserve">”</w:t>
-      </w:r>
-      <w:r>
-        <w:t xml:space="preserve"> </w:t>
-      </w:r>
-      <w:r>
-        <w:t xml:space="preserve">bù đắp cho thiếu hụt thể chế, trái với quan niệm truyền thống cho rằng DAI chỉ khuếch đại lợi thế sẵn có. Đây là điểm phân biệt quan trọng giữa TCI (năng lực nền tảng phổ quát) và DAI (nguồn lực tình huống với cơ chế phụ thuộc bối cảnh) trong đóng góp lý thuyết của luận án.</w:t>
+        <w:t xml:space="preserve">) cho thấy DAI mạnh hơn ở thể chế yếu, tức năng lực số bù đắp cho thiếu hụt thể chế, trái với quan niệm truyền thống cho rằng DAI chỉ khuếch đại lợi thế sẵn có. Đây là điểm phân biệt quan trọng giữa TCI (năng lực nền tảng phổ quát) và DAI (nguồn lực tình huống với cơ chế phụ thuộc bối cảnh) trong đóng góp lý thuyết của luận án.</w:t>
       </w:r>
     </w:p>
     <w:p>
@@ -5982,25 +5949,7 @@
         <w:t xml:space="preserve"> </w:t>
       </w:r>
       <w:r>
-        <w:t xml:space="preserve">ở các nền kinh tế thể chế yếu hơn (Frontier, SIDS) chứ không phải ở nhóm Advanced; đây chính là</w:t>
-      </w:r>
-      <w:r>
-        <w:t xml:space="preserve"> </w:t>
-      </w:r>
-      <w:r>
-        <w:t xml:space="preserve">“</w:t>
-      </w:r>
-      <w:r>
-        <w:t xml:space="preserve">lá chắn số</w:t>
-      </w:r>
-      <w:r>
-        <w:t xml:space="preserve">”</w:t>
-      </w:r>
-      <w:r>
-        <w:t xml:space="preserve"> </w:t>
-      </w:r>
-      <w:r>
-        <w:t xml:space="preserve">bù đắp cho thiếu hụt thể chế.</w:t>
+        <w:t xml:space="preserve">ở các nền kinh tế thể chế yếu hơn (Frontier, SIDS) chứ không phải ở nhóm Advanced; đây chính là năng lực số bù đắp cho thiếu hụt thể chế.</w:t>
       </w:r>
     </w:p>
     <w:p>

--- a/dist/luan_an/04_05_chapters_results_discussion_vi.docx
+++ b/dist/luan_an/04_05_chapters_results_discussion_vi.docx
@@ -2324,7 +2324,51 @@
         <w:t xml:space="preserve"> </w:t>
       </w:r>
       <w:r>
-        <w:t xml:space="preserve">(chỉ gồm Tier-1 DAI do giới hạn đo lường WBES trong các làn sóng này) cho kết quả yếu dương nhưng không có ý nghĩa thống kê. Kết quả này không nhất thiết bác bỏ H3 mà có thể phản ánh hạn chế về đo lường: Tier-1 DAI chỉ nắm bắt mức độ chấp nhận số bề mặt (website, thư điện tử, bán hàng trực tuyến) chứ không đo được chiều sâu năng lực số. Với dữ liệu WBES Việt Nam chỉ cung cấp Tier-1, độ phân giải đo lường không đủ để phát hiện hiệu ứng điều tiết tinh tế hơn.</w:t>
+        <w:t xml:space="preserve">(chỉ gồm Tier-1 DAI do giới hạn đo lường WBES trong các làn sóng này) cho kết quả yếu dương nhưng không có ý nghĩa thống kê. Cách diễn giải chặt chẽ hơn không dừng lại ở</w:t>
+      </w:r>
+      <w:r>
+        <w:t xml:space="preserve"> </w:t>
+      </w:r>
+      <w:r>
+        <w:t xml:space="preserve">“</w:t>
+      </w:r>
+      <w:r>
+        <w:t xml:space="preserve">thiếu dữ liệu</w:t>
+      </w:r>
+      <w:r>
+        <w:t xml:space="preserve">”</w:t>
+      </w:r>
+      <w:r>
+        <w:t xml:space="preserve">: tại một thị trường chuyển đổi như Việt Nam, số hóa Tier-1 (website, thư điện tử, bán hàng trực tuyến) đã phổ cập đến mức trở thành một</w:t>
+      </w:r>
+      <w:r>
+        <w:t xml:space="preserve"> </w:t>
+      </w:r>
+      <w:r>
+        <w:rPr>
+          <w:bCs/>
+          <w:b/>
+        </w:rPr>
+        <w:t xml:space="preserve">yếu tố vệ sinh</w:t>
+      </w:r>
+      <w:r>
+        <w:t xml:space="preserve"> </w:t>
+      </w:r>
+      <w:r>
+        <w:t xml:space="preserve">(hygiene factor) bão hòa, ít phương sai giữa các doanh nghiệp nên về bản chất không đủ sức điều tiết đường cong I-P, chứ không đơn thuần là độ phân giải đo lường kém. Đặt cạnh hiệu ứng khuếch đại có ý nghĩa khi doanh nghiệp có Tier-1+2 (phân tích Singapore), kết quả null tại Việt Nam không mâu thuẫn mà củng cố một mệnh đề lý thuyết duy nhất: DAI là nguồn lực phụ thuộc bối cảnh đòi hỏi một</w:t>
+      </w:r>
+      <w:r>
+        <w:t xml:space="preserve"> </w:t>
+      </w:r>
+      <w:r>
+        <w:rPr>
+          <w:bCs/>
+          <w:b/>
+        </w:rPr>
+        <w:t xml:space="preserve">ngưỡng độ sâu</w:t>
+      </w:r>
+      <w:r>
+        <w:t xml:space="preserve">, tức sự chuyển dịch từ số hóa thông tin sang tích hợp số vào quy trình, mới định hình lại được quan hệ I-P. Theo cách đọc này, kết quả null là một phát hiện về ngưỡng bão hòa chứ không phải một khiếm khuyết cần bào chữa.</w:t>
       </w:r>
     </w:p>
     <w:p>
@@ -4723,7 +4767,7 @@
     </w:p>
     <w:bookmarkEnd w:id="47"/>
     <w:bookmarkEnd w:id="48"/>
-    <w:bookmarkStart w:id="78" w:name="Xc1ed2bcff80d0fb5b704d4f6dbdf97fdea0e1d7"/>
+    <w:bookmarkStart w:id="79" w:name="Xc1ed2bcff80d0fb5b704d4f6dbdf97fdea0e1d7"/>
     <w:p>
       <w:pPr>
         <w:pStyle w:val="Heading1"/>
@@ -6128,7 +6172,7 @@
     </w:p>
     <w:bookmarkEnd w:id="61"/>
     <w:bookmarkEnd w:id="62"/>
-    <w:bookmarkStart w:id="66" w:name="hàm-ý-chính-sách-và-quản-trị"/>
+    <w:bookmarkStart w:id="67" w:name="hàm-ý-chính-sách-và-quản-trị"/>
     <w:p>
       <w:pPr>
         <w:pStyle w:val="Heading2"/>
@@ -6381,6 +6425,134 @@
         <w:t xml:space="preserve">bằng cách đảm bảo rằng các can thiệp chính sách xây dựng năng lực trước khi thúc đẩy mở rộng thị trường.</w:t>
       </w:r>
     </w:p>
+    <w:bookmarkEnd w:id="65"/>
+    <w:bookmarkStart w:id="66" w:name="Xd9f79b771f19c38acebf5b6d7aaae1ba7c808d8"/>
+    <w:p>
+      <w:pPr>
+        <w:pStyle w:val="Heading3"/>
+      </w:pPr>
+      <w:r>
+        <w:t xml:space="preserve">5.4.4 Hàm ý chính sách đặc thù cho Đồng bằng sông Cửu Long</w:t>
+      </w:r>
+    </w:p>
+    <w:p>
+      <w:pPr>
+        <w:pStyle w:val="FirstParagraph"/>
+      </w:pPr>
+      <w:r>
+        <w:t xml:space="preserve">Kết quả phân tích Việt Nam (ICRV Nhóm IV) có hàm ý trực tiếp cho Đồng bằng sông Cửu Long, khu vực chiếm hơn 50% sản lượng gạo và khoảng 65% kim ngạch xuất khẩu thủy sản của cả nước, nơi cấu trúc ngành buộc tỷ trọng xuất khẩu thường vượt 50-70% tổng doanh thu trong khi điểm uốn tối ưu chỉ vào khoảng 39-46% FSTS. Nhiều doanh nghiệp do đó đang ở phía bên phải điểm uốn, gánh chi phí phối hợp quốc tế mà năng suất không tăng tương ứng. Vì không có thị trường nội địa đủ lớn để thay thế, giải pháp không phải giảm xuất khẩu mà là</w:t>
+      </w:r>
+      <w:r>
+        <w:t xml:space="preserve"> </w:t>
+      </w:r>
+      <w:r>
+        <w:rPr>
+          <w:bCs/>
+          <w:b/>
+        </w:rPr>
+        <w:t xml:space="preserve">kéo dài đỉnh của đường cong chữ U</w:t>
+      </w:r>
+      <w:r>
+        <w:t xml:space="preserve">, mở rộng vùng cường độ xuất khẩu còn sinh lợi bằng cách nâng năng lực.</w:t>
+      </w:r>
+    </w:p>
+    <w:p>
+      <w:pPr>
+        <w:pStyle w:val="BodyText"/>
+      </w:pPr>
+      <w:r>
+        <w:t xml:space="preserve">Điều then chốt là dịch các khái niệm trừu tượng TCI và DAI thành lộ trình công nghệ cụ thể cho ngành nông – thủy sản. Với một nhà máy chế biến cá tra hay tôm, nâng TCI cụ thể là</w:t>
+      </w:r>
+      <w:r>
+        <w:t xml:space="preserve"> </w:t>
+      </w:r>
+      <w:r>
+        <w:rPr>
+          <w:bCs/>
+          <w:b/>
+        </w:rPr>
+        <w:t xml:space="preserve">đạt các chứng nhận chất lượng quốc tế khắt khe như ASC và BAP cho thủy sản, hoặc GlobalGAP và SRP cho gạo</w:t>
+      </w:r>
+      <w:r>
+        <w:t xml:space="preserve">; các chứng nhận này vừa giúp vượt qua rào cản kỹ thuật (TBT/SPS) tại EU, Hoa Kỳ và Nhật Bản, vừa biến chi phí tuân thủ thành rào cản gia nhập đối với đối thủ năng lực thấp hơn, qua đó đẩy điểm uốn về phía cường độ cao hơn. Về số hóa, vì Tier-1 đã bão hòa thành yếu tố vệ sinh, hàm ý không phải</w:t>
+      </w:r>
+      <w:r>
+        <w:t xml:space="preserve"> </w:t>
+      </w:r>
+      <w:r>
+        <w:t xml:space="preserve">“</w:t>
+      </w:r>
+      <w:r>
+        <w:t xml:space="preserve">chuyển đổi số</w:t>
+      </w:r>
+      <w:r>
+        <w:t xml:space="preserve">”</w:t>
+      </w:r>
+      <w:r>
+        <w:t xml:space="preserve"> </w:t>
+      </w:r>
+      <w:r>
+        <w:t xml:space="preserve">chung chung mà là vượt</w:t>
+      </w:r>
+      <w:r>
+        <w:t xml:space="preserve"> </w:t>
+      </w:r>
+      <w:r>
+        <w:rPr>
+          <w:bCs/>
+          <w:b/>
+        </w:rPr>
+        <w:t xml:space="preserve">ngưỡng độ sâu</w:t>
+      </w:r>
+      <w:r>
+        <w:t xml:space="preserve"> </w:t>
+      </w:r>
+      <w:r>
+        <w:t xml:space="preserve">lên Tier-2: cụ thể là</w:t>
+      </w:r>
+      <w:r>
+        <w:t xml:space="preserve"> </w:t>
+      </w:r>
+      <w:r>
+        <w:rPr>
+          <w:bCs/>
+          <w:b/>
+        </w:rPr>
+        <w:t xml:space="preserve">hệ thống truy xuất nguồn gốc trên nền blockchain</w:t>
+      </w:r>
+      <w:r>
+        <w:t xml:space="preserve"> </w:t>
+      </w:r>
+      <w:r>
+        <w:t xml:space="preserve">và</w:t>
+      </w:r>
+      <w:r>
+        <w:t xml:space="preserve"> </w:t>
+      </w:r>
+      <w:r>
+        <w:rPr>
+          <w:bCs/>
+          <w:b/>
+        </w:rPr>
+        <w:t xml:space="preserve">phần mềm ERP kết nối trực tiếp nhà máy với hộ nông dân</w:t>
+      </w:r>
+      <w:r>
+        <w:t xml:space="preserve">, kèm thanh toán điện tử xuyên chuỗi. Đây chính là cơ chế</w:t>
+      </w:r>
+      <w:r>
+        <w:t xml:space="preserve"> </w:t>
+      </w:r>
+      <w:r>
+        <w:rPr>
+          <w:bCs/>
+          <w:b/>
+        </w:rPr>
+        <w:t xml:space="preserve">thay thế số cho thể chế</w:t>
+      </w:r>
+      <w:r>
+        <w:t xml:space="preserve">: các công cụ này hạ chi phí giao dịch bị đội lên do khoảng trống thể chế địa phương, đồng thời đáp ứng yêu cầu minh bạch nguồn gốc ngày càng ngặt nghèo của nhà nhập khẩu.</w:t>
+      </w:r>
+    </w:p>
     <w:p>
       <w:r>
         <w:pict>
@@ -6388,9 +6560,9 @@
         </w:pict>
       </w:r>
     </w:p>
-    <w:bookmarkEnd w:id="65"/>
     <w:bookmarkEnd w:id="66"/>
-    <w:bookmarkStart w:id="71" w:name="hạn-chế-và-hướng-nghiên-cứu-tương-lai"/>
+    <w:bookmarkEnd w:id="67"/>
+    <w:bookmarkStart w:id="72" w:name="hạn-chế-và-hướng-nghiên-cứu-tương-lai"/>
     <w:p>
       <w:pPr>
         <w:pStyle w:val="Heading2"/>
@@ -6399,7 +6571,7 @@
         <w:t xml:space="preserve">5.5 Hạn chế và hướng nghiên cứu tương lai</w:t>
       </w:r>
     </w:p>
-    <w:bookmarkStart w:id="67" w:name="hạn-chế-về-đo-lường-dai"/>
+    <w:bookmarkStart w:id="68" w:name="hạn-chế-về-đo-lường-dai"/>
     <w:p>
       <w:pPr>
         <w:pStyle w:val="Heading3"/>
@@ -6413,7 +6585,22 @@
         <w:pStyle w:val="FirstParagraph"/>
       </w:pPr>
       <w:r>
-        <w:t xml:space="preserve">Hạn chế quan trọng nhất của luận án liên quan đến đo lường DAI. Dữ liệu WBES chỉ cung cấp một số lượng hạng mục hạn chế để xây dựng chỉ số DAI, và các hạng mục này lại thay đổi qua từng thế hệ lược đồ WBES (PICS3, Standardized, BREADY/BEE). Tại Việt Nam (Việt Nam), chỉ có Tier-1 DAI (website, thư điện tử, bán hàng trực tuyến) được sử dụng do hạn chế của các làn sóng 2009 và 2015, trong khi Tier-2 (thanh toán điện tử, nhà cung cấp điện tử) chỉ có từ 2023. Điều này dẫn đến khả năng đo lường không đầy đủ, đặc biệt là không nắm bắt được chiều sâu năng lực số ở bối cảnh ICRV thấp.</w:t>
+        <w:t xml:space="preserve">Hạn chế quan trọng nhất của luận án liên quan đến đo lường DAI. Dữ liệu WBES chỉ cung cấp một số lượng hạng mục hạn chế để xây dựng chỉ số DAI, và các hạng mục này lại thay đổi qua từng thế hệ lược đồ WBES (PICS3, Standardized, BREADY/BEE). Tại Việt Nam (Việt Nam), chỉ có Tier-1 DAI (website, thư điện tử, bán hàng trực tuyến) được sử dụng do hạn chế của các làn sóng 2009 và 2015, trong khi Tier-2 (thanh toán điện tử, nhà cung cấp điện tử) chỉ có từ 2023. Điều này dẫn đến khả năng đo lường không đầy đủ, đặc biệt là không nắm bắt được chiều sâu năng lực số ở bối cảnh ICRV thấp. Tuy nhiên, cần phân biệt giới hạn đo lường thuần túy với một phát hiện lý thuyết bị che lấp dưới hình thức giới hạn đo lường: thay vì xem Tier-1 là</w:t>
+      </w:r>
+      <w:r>
+        <w:t xml:space="preserve"> </w:t>
+      </w:r>
+      <w:r>
+        <w:t xml:space="preserve">“</w:t>
+      </w:r>
+      <w:r>
+        <w:t xml:space="preserve">dữ liệu kém</w:t>
+      </w:r>
+      <w:r>
+        <w:t xml:space="preserve">”</w:t>
+      </w:r>
+      <w:r>
+        <w:t xml:space="preserve">, cách đọc chặt chẽ hơn là coi nó như một rào cản tối thiểu đã bị bão hòa, một yếu tố vệ sinh ít phương sai. Theo đó, kết quả null tại Việt Nam (chỉ Tier-1) đặt cạnh hiệu ứng khuếch đại tại Singapore (Tier-1+2) cùng xác nhận rằng DAI là nguồn lực phụ thuộc bối cảnh đòi hỏi một ngưỡng độ sâu, biến một điểm yếu phương pháp thành một đóng góp lý thuyết.</w:t>
       </w:r>
     </w:p>
     <w:p>
@@ -6456,8 +6643,8 @@
         <w:t xml:space="preserve">của việc cập nhật và tái cấu hình năng lực số theo thời gian. Như vậy, các phát hiện về DAI trong luận án phản ánh mức độ chấp nhận số tại một thời điểm chứ không phải năng lực số động theo nghĩa của lý thuyết năng lực động (Teece et al., 1997).</w:t>
       </w:r>
     </w:p>
-    <w:bookmarkEnd w:id="67"/>
-    <w:bookmarkStart w:id="68" w:name="X002467586fd1e54cc3eb9ac5af0bc380c6dff27"/>
+    <w:bookmarkEnd w:id="68"/>
+    <w:bookmarkStart w:id="69" w:name="X002467586fd1e54cc3eb9ac5af0bc380c6dff27"/>
     <w:p>
       <w:pPr>
         <w:pStyle w:val="Heading3"/>
@@ -6482,8 +6669,8 @@
         <w:t xml:space="preserve">Trong các nghiên cứu tương lai, phương pháp Heckman hai bước (hoặc mô hình hiệu ứng can thiệp) có thể khắc phục phần nào hạn chế này bằng cách mô hình hóa quá trình lựa chọn tham gia xuất khẩu như giai đoạn thứ nhất, trước khi ước lượng hiệu quả ở giai đoạn thứ hai.</w:t>
       </w:r>
     </w:p>
-    <w:bookmarkEnd w:id="68"/>
-    <w:bookmarkStart w:id="69" w:name="hạn-chế-về-nhân-quả"/>
+    <w:bookmarkEnd w:id="69"/>
+    <w:bookmarkStart w:id="70" w:name="hạn-chế-về-nhân-quả"/>
     <w:p>
       <w:pPr>
         <w:pStyle w:val="Heading3"/>
@@ -6500,8 +6687,8 @@
         <w:t xml:space="preserve">Thiết kế cắt ngang (hoặc dữ liệu bảng gộp, nhưng WBES không phải là dữ liệu bảng thực sự theo cùng doanh nghiệp qua thời gian) giới hạn khả năng suy luận nhân quả. Quan hệ giữa quốc tế hóa và hiệu quả hoạt động có thể chịu ảnh hưởng của quan hệ nhân quả ngược: doanh nghiệp hiệu quả hơn thường có nhiều nguồn lực hơn để quốc tế hóa, tạo ra chiều nhân quả ngược lại. Hiệu ứng cố định quốc gia và hiệu ứng cố định năm giúp kiểm soát một phần, song không giải quyết trọn vẹn vấn đề nội sinh.</w:t>
       </w:r>
     </w:p>
-    <w:bookmarkEnd w:id="69"/>
-    <w:bookmarkStart w:id="70" w:name="hướng-nghiên-cứu-tương-lai"/>
+    <w:bookmarkEnd w:id="70"/>
+    <w:bookmarkStart w:id="71" w:name="hướng-nghiên-cứu-tương-lai"/>
     <w:p>
       <w:pPr>
         <w:pStyle w:val="Heading3"/>
@@ -6557,9 +6744,9 @@
         </w:pict>
       </w:r>
     </w:p>
-    <w:bookmarkEnd w:id="70"/>
     <w:bookmarkEnd w:id="71"/>
-    <w:bookmarkStart w:id="76" w:name="kết-luận-chương-và-luận-án"/>
+    <w:bookmarkEnd w:id="72"/>
+    <w:bookmarkStart w:id="77" w:name="kết-luận-chương-và-luận-án"/>
     <w:p>
       <w:pPr>
         <w:pStyle w:val="Heading2"/>
@@ -6568,7 +6755,7 @@
         <w:t xml:space="preserve">5.6 Kết luận chương và luận án</w:t>
       </w:r>
     </w:p>
-    <w:bookmarkStart w:id="72" w:name="tổng-kết-tám-nghiên-cứu"/>
+    <w:bookmarkStart w:id="73" w:name="tổng-kết-tám-nghiên-cứu"/>
     <w:p>
       <w:pPr>
         <w:pStyle w:val="Heading3"/>
@@ -7214,8 +7401,8 @@
         <w:t xml:space="preserve">, FIP xác nhận — quan hệ âm đơn điệu không có turning point.</w:t>
       </w:r>
     </w:p>
-    <w:bookmarkEnd w:id="72"/>
-    <w:bookmarkStart w:id="73" w:name="phát-hiện-trung-tâm"/>
+    <w:bookmarkEnd w:id="73"/>
+    <w:bookmarkStart w:id="74" w:name="phát-hiện-trung-tâm"/>
     <w:p>
       <w:pPr>
         <w:pStyle w:val="Heading3"/>
@@ -7298,8 +7485,8 @@
         <w:t xml:space="preserve">theo mức độ suy giảm của chất lượng thể chế ICRV: thể chế càng yếu thì hình chữ U ngược càng cong sâu và hình phạt sau đỉnh càng gay gắt, trong khi điểm uốn theo nhóm không đồng nhất và không dịch chuyển đơn điệu.</w:t>
       </w:r>
     </w:p>
-    <w:bookmarkEnd w:id="73"/>
-    <w:bookmarkStart w:id="74" w:name="ý-nghĩa-đối-với-lý-thuyết-và-thực-tiễn"/>
+    <w:bookmarkEnd w:id="74"/>
+    <w:bookmarkStart w:id="75" w:name="ý-nghĩa-đối-với-lý-thuyết-và-thực-tiễn"/>
     <w:p>
       <w:pPr>
         <w:pStyle w:val="Heading3"/>
@@ -7324,8 +7511,8 @@
         <w:t xml:space="preserve">Về thực tiễn, luận án cung cấp cơ sở để nhà hoạch định chính sách và nhà quản trị doanh nghiệp ở từng bối cảnh ICRV cụ thể hiệu chỉnh chiến lược quốc tế hóa cho phù hợp. Bài học từ Singapore hay Nhật Bản không nên được áp dụng máy móc vào bối cảnh Việt Nam hay SIDS; thay vào đó, cần nhìn nhận sự phụ thuộc bối cảnh như một nguyên lý căn bản trong hoạch định chiến lược quốc tế hóa.</w:t>
       </w:r>
     </w:p>
-    <w:bookmarkEnd w:id="74"/>
-    <w:bookmarkStart w:id="75" w:name="lời-kết"/>
+    <w:bookmarkEnd w:id="75"/>
+    <w:bookmarkStart w:id="76" w:name="lời-kết"/>
     <w:p>
       <w:pPr>
         <w:pStyle w:val="Heading3"/>
@@ -7362,9 +7549,9 @@
         </w:pict>
       </w:r>
     </w:p>
-    <w:bookmarkEnd w:id="75"/>
     <w:bookmarkEnd w:id="76"/>
-    <w:bookmarkStart w:id="77" w:name="X9c0fa5a95aa65503927cbe8b57752b2cbfc3017"/>
+    <w:bookmarkEnd w:id="77"/>
+    <w:bookmarkStart w:id="78" w:name="X9c0fa5a95aa65503927cbe8b57752b2cbfc3017"/>
     <w:p>
       <w:pPr>
         <w:pStyle w:val="Heading2"/>
@@ -8211,8 +8398,8 @@
         <w:t xml:space="preserve">theo quy định về trích dẫn tài liệu chưa công bố của Trường Kinh tế, Đại học Cần Thơ. Các nghiên cứu P1 và P2 được trích dẫn theo thông tin công bố chính thức (Đỗ &amp; Phan, 2024, ICBEF).</w:t>
       </w:r>
     </w:p>
-    <w:bookmarkEnd w:id="77"/>
     <w:bookmarkEnd w:id="78"/>
+    <w:bookmarkEnd w:id="79"/>
     <w:sectPr>
       <w:pgSz w:h="16838" w:w="11906"/>
       <w:pgMar w:bottom="1134" w:left="1701" w:right="1134" w:top="1134"/>

--- a/dist/luan_an/04_05_chapters_results_discussion_vi.docx
+++ b/dist/luan_an/04_05_chapters_results_discussion_vi.docx
@@ -266,7 +266,7 @@
           <m:t>=</m:t>
         </m:r>
         <m:r>
-          <m:t>62</m:t>
+          <m:t>87</m:t>
         </m:r>
         <m:r>
           <m:rPr>
@@ -275,7 +275,7 @@
           <m:t>,</m:t>
         </m:r>
         <m:r>
-          <m:t>4</m:t>
+          <m:t>8</m:t>
         </m:r>
         <m:r>
           <m:rPr>
@@ -317,7 +317,7 @@
       </w:r>
       <m:oMath>
         <m:r>
-          <m:t>54</m:t>
+          <m:t>76</m:t>
         </m:r>
         <m:r>
           <m:rPr>
@@ -368,16 +368,16 @@
       </w:r>
       <m:oMath>
         <m:r>
+          <m:t>11</m:t>
+        </m:r>
+        <m:r>
+          <m:rPr>
+            <m:sty m:val="p"/>
+          </m:rPr>
+          <m:t>,</m:t>
+        </m:r>
+        <m:r>
           <m:t>8</m:t>
-        </m:r>
-        <m:r>
-          <m:rPr>
-            <m:sty m:val="p"/>
-          </m:rPr>
-          <m:t>,</m:t>
-        </m:r>
-        <m:r>
-          <m:t>4</m:t>
         </m:r>
         <m:r>
           <m:rPr>
@@ -5721,7 +5721,7 @@
           <m:t>=</m:t>
         </m:r>
         <m:r>
-          <m:t>62</m:t>
+          <m:t>87</m:t>
         </m:r>
         <m:r>
           <m:rPr>
@@ -5730,7 +5730,7 @@
           <m:t>,</m:t>
         </m:r>
         <m:r>
-          <m:t>4</m:t>
+          <m:t>8</m:t>
         </m:r>
         <m:r>
           <m:rPr>
@@ -5743,7 +5743,7 @@
         <w:t xml:space="preserve"> </w:t>
       </w:r>
       <w:r>
-        <w:t xml:space="preserve">thành 54,1% ở tầng 2 và 8,4% ở tầng 3 là thông tin mới mà phân tích tổng hợp đơn tầng không thể cung cấp. Phát hiện này làm thay đổi hiểu biết về nguồn gốc của dị biệt trong tài liệu nghiên cứu: vấn đề chủ yếu là</w:t>
+        <w:t xml:space="preserve">thành 76,1% ở tầng 2 và 11,8% ở tầng 3 là thông tin mới mà phân tích tổng hợp đơn tầng không thể cung cấp. Phát hiện này làm thay đổi hiểu biết về nguồn gốc của dị biệt trong tài liệu nghiên cứu: vấn đề chủ yếu là</w:t>
       </w:r>
       <w:r>
         <w:t xml:space="preserve"> </w:t>
@@ -7040,7 +7040,7 @@
           <m:t>=</m:t>
         </m:r>
         <m:r>
-          <m:t>62</m:t>
+          <m:t>87</m:t>
         </m:r>
         <m:r>
           <m:rPr>
@@ -7049,7 +7049,7 @@
           <m:t>,</m:t>
         </m:r>
         <m:r>
-          <m:t>4</m:t>
+          <m:t>8</m:t>
         </m:r>
         <m:r>
           <m:rPr>
@@ -7062,7 +7062,7 @@
         <w:t xml:space="preserve"> </w:t>
       </w:r>
       <w:r>
-        <w:t xml:space="preserve">(54,1% tầng 2 + 8,4% tầng 3), ICRV moderation</w:t>
+        <w:t xml:space="preserve">(76,1% tầng 2 + 11,8% tầng 3), ICRV moderation</w:t>
       </w:r>
       <w:r>
         <w:t xml:space="preserve"> </w:t>
